--- a/Drafts/The Cithara Sanctorum (Theologos) first complete draft.docx
+++ b/Drafts/The Cithara Sanctorum (Theologos) first complete draft.docx
@@ -101,87 +101,41 @@
       <w:pPr>
         <w:rPr>
           <w:rFonts w:ascii="Times New Roman" w:hAnsi="Times New Roman" w:cs="Times New Roman"/>
-        </w:rPr>
-      </w:pPr>
-      <w:r>
-        <w:rPr>
-          <w:rFonts w:ascii="Times New Roman" w:hAnsi="Times New Roman" w:cs="Times New Roman"/>
           <w:b/>
           <w:bCs/>
         </w:rPr>
-        <w:t>Draft v0.1</w:t>
-      </w:r>
-      <w:r>
-        <w:rPr>
-          <w:rFonts w:ascii="Times New Roman" w:hAnsi="Times New Roman" w:cs="Times New Roman"/>
-        </w:rPr>
-        <w:t> — Full draft, §§1 – 7 </w:t>
-      </w:r>
-      <w:r>
-        <w:rPr>
-          <w:rFonts w:ascii="Times New Roman" w:hAnsi="Times New Roman" w:cs="Times New Roman"/>
-          <w:b/>
-          <w:bCs/>
-        </w:rPr>
-        <w:t>Author:</w:t>
-      </w:r>
-      <w:r>
-        <w:rPr>
-          <w:rFonts w:ascii="Times New Roman" w:hAnsi="Times New Roman" w:cs="Times New Roman"/>
-        </w:rPr>
-        <w:t> Michal Valčo </w:t>
-      </w:r>
-      <w:r>
-        <w:rPr>
-          <w:rFonts w:ascii="Times New Roman" w:hAnsi="Times New Roman" w:cs="Times New Roman"/>
-          <w:b/>
-          <w:bCs/>
-        </w:rPr>
-        <w:t>Target:</w:t>
-      </w:r>
-      <w:r>
-        <w:rPr>
-          <w:rFonts w:ascii="Times New Roman" w:hAnsi="Times New Roman" w:cs="Times New Roman"/>
-        </w:rPr>
-        <w:t> </w:t>
-      </w:r>
-      <w:proofErr w:type="spellStart"/>
-      <w:r>
-        <w:rPr>
-          <w:rFonts w:ascii="Times New Roman" w:hAnsi="Times New Roman" w:cs="Times New Roman"/>
-          <w:i/>
-          <w:iCs/>
-        </w:rPr>
-        <w:t>Theologos</w:t>
-      </w:r>
-      <w:proofErr w:type="spellEnd"/>
-      <w:r>
-        <w:rPr>
-          <w:rFonts w:ascii="Times New Roman" w:hAnsi="Times New Roman" w:cs="Times New Roman"/>
-          <w:i/>
-          <w:iCs/>
-        </w:rPr>
-        <w:t>: Theological Revue</w:t>
-      </w:r>
-      <w:r>
-        <w:rPr>
-          <w:rFonts w:ascii="Times New Roman" w:hAnsi="Times New Roman" w:cs="Times New Roman"/>
-        </w:rPr>
-        <w:t> </w:t>
-      </w:r>
-      <w:r>
-        <w:rPr>
-          <w:rFonts w:ascii="Times New Roman" w:hAnsi="Times New Roman" w:cs="Times New Roman"/>
-          <w:b/>
-          <w:bCs/>
-        </w:rPr>
-        <w:t>Funder:</w:t>
-      </w:r>
-      <w:r>
-        <w:rPr>
-          <w:rFonts w:ascii="Times New Roman" w:hAnsi="Times New Roman" w:cs="Times New Roman"/>
-        </w:rPr>
-        <w:t> APVV-24-0484 (TEPALIT)</w:t>
+      </w:pPr>
+      <w:r>
+        <w:rPr>
+          <w:rFonts w:ascii="Times New Roman" w:hAnsi="Times New Roman" w:cs="Times New Roman"/>
+        </w:rPr>
+        <w:t xml:space="preserve">Michal </w:t>
+      </w:r>
+      <w:proofErr w:type="gramStart"/>
+      <w:r>
+        <w:rPr>
+          <w:rFonts w:ascii="Times New Roman" w:hAnsi="Times New Roman" w:cs="Times New Roman"/>
+        </w:rPr>
+        <w:t>Valčo </w:t>
+      </w:r>
+      <w:r>
+        <w:rPr>
+          <w:rFonts w:ascii="Times New Roman" w:hAnsi="Times New Roman" w:cs="Times New Roman"/>
+        </w:rPr>
+        <w:t xml:space="preserve"> </w:t>
+      </w:r>
+      <w:r>
+        <w:rPr>
+          <w:rFonts w:ascii="Times New Roman" w:hAnsi="Times New Roman" w:cs="Times New Roman"/>
+        </w:rPr>
+        <w:t>APVV</w:t>
+      </w:r>
+      <w:proofErr w:type="gramEnd"/>
+      <w:r>
+        <w:rPr>
+          <w:rFonts w:ascii="Times New Roman" w:hAnsi="Times New Roman" w:cs="Times New Roman"/>
+        </w:rPr>
+        <w:t>-24-0484 (TEPALIT)</w:t>
       </w:r>
       <w:hyperlink r:id="rId5" w:anchor="fn1" w:history="1">
         <w:r>
@@ -200,49 +154,15 @@
         </w:rPr>
         <w:t> </w:t>
       </w:r>
-      <w:r>
-        <w:rPr>
-          <w:rFonts w:ascii="Times New Roman" w:hAnsi="Times New Roman" w:cs="Times New Roman"/>
-          <w:b/>
-          <w:bCs/>
-        </w:rPr>
-        <w:t>Language:</w:t>
-      </w:r>
-      <w:r>
-        <w:rPr>
-          <w:rFonts w:ascii="Times New Roman" w:hAnsi="Times New Roman" w:cs="Times New Roman"/>
-        </w:rPr>
-        <w:t> British English </w:t>
-      </w:r>
-      <w:r>
-        <w:rPr>
-          <w:rFonts w:ascii="Times New Roman" w:hAnsi="Times New Roman" w:cs="Times New Roman"/>
-          <w:b/>
-          <w:bCs/>
-        </w:rPr>
-        <w:t>Date:</w:t>
-      </w:r>
-      <w:r>
-        <w:rPr>
-          <w:rFonts w:ascii="Times New Roman" w:hAnsi="Times New Roman" w:cs="Times New Roman"/>
-        </w:rPr>
-        <w:t> 2026-05-08</w:t>
-      </w:r>
     </w:p>
     <w:p>
       <w:pPr>
         <w:rPr>
           <w:rFonts w:ascii="Times New Roman" w:hAnsi="Times New Roman" w:cs="Times New Roman"/>
+          <w:b/>
+          <w:bCs/>
         </w:rPr>
       </w:pPr>
-      <w:r>
-        <w:rPr>
-          <w:rFonts w:ascii="Times New Roman" w:hAnsi="Times New Roman" w:cs="Times New Roman"/>
-        </w:rPr>
-        <w:pict w14:anchorId="29F38C98">
-          <v:rect id="_x0000_i1061" style="width:0;height:3pt" o:hralign="center" o:hrstd="t" o:hr="t" fillcolor="#a0a0a0" stroked="f"/>
-        </w:pict>
-      </w:r>
     </w:p>
     <w:p>
       <w:pPr>
@@ -846,7 +766,7 @@
           <w:rFonts w:ascii="Times New Roman" w:hAnsi="Times New Roman" w:cs="Times New Roman"/>
         </w:rPr>
         <w:pict w14:anchorId="7F657915">
-          <v:rect id="_x0000_i1062" style="width:0;height:3pt" o:hralign="center" o:hrstd="t" o:hr="t" fillcolor="#a0a0a0" stroked="f"/>
+          <v:rect id="_x0000_i1026" style="width:0;height:3pt" o:hralign="center" o:hrstd="t" o:hr="t" fillcolor="#a0a0a0" stroked="f"/>
         </w:pict>
       </w:r>
     </w:p>
@@ -1055,29 +975,35 @@
         <w:rPr>
           <w:rFonts w:ascii="Times New Roman" w:hAnsi="Times New Roman" w:cs="Times New Roman"/>
         </w:rPr>
+        <w:t>Sekelská</w:t>
+      </w:r>
+      <w:proofErr w:type="spellEnd"/>
+      <w:r>
+        <w:rPr>
+          <w:rFonts w:ascii="Times New Roman" w:hAnsi="Times New Roman" w:cs="Times New Roman"/>
+        </w:rPr>
+        <w:t xml:space="preserve"> has quantified the older Czech repertoire absorbed into the </w:t>
+      </w:r>
+      <w:r>
+        <w:rPr>
+          <w:rFonts w:ascii="Times New Roman" w:hAnsi="Times New Roman" w:cs="Times New Roman"/>
+          <w:i/>
+          <w:iCs/>
+        </w:rPr>
+        <w:t>Cithara Sanctorum</w:t>
+      </w:r>
+      <w:r>
+        <w:rPr>
+          <w:rFonts w:ascii="Times New Roman" w:hAnsi="Times New Roman" w:cs="Times New Roman"/>
+        </w:rPr>
+        <w:t xml:space="preserve"> and </w:t>
+      </w:r>
+      <w:r>
+        <w:rPr>
+          <w:rFonts w:ascii="Times New Roman" w:hAnsi="Times New Roman" w:cs="Times New Roman"/>
+        </w:rPr>
         <w:lastRenderedPageBreak/>
-        <w:t>Sekelská</w:t>
-      </w:r>
-      <w:proofErr w:type="spellEnd"/>
-      <w:r>
-        <w:rPr>
-          <w:rFonts w:ascii="Times New Roman" w:hAnsi="Times New Roman" w:cs="Times New Roman"/>
-        </w:rPr>
-        <w:t xml:space="preserve"> has quantified the older Czech repertoire absorbed into the </w:t>
-      </w:r>
-      <w:r>
-        <w:rPr>
-          <w:rFonts w:ascii="Times New Roman" w:hAnsi="Times New Roman" w:cs="Times New Roman"/>
-          <w:i/>
-          <w:iCs/>
-        </w:rPr>
-        <w:t>Cithara Sanctorum</w:t>
-      </w:r>
-      <w:r>
-        <w:rPr>
-          <w:rFonts w:ascii="Times New Roman" w:hAnsi="Times New Roman" w:cs="Times New Roman"/>
-        </w:rPr>
-        <w:t xml:space="preserve"> and shown that approximately half of it is </w:t>
+        <w:t xml:space="preserve">shown that approximately half of it is </w:t>
       </w:r>
       <w:proofErr w:type="spellStart"/>
       <w:r>
@@ -2978,7 +2904,7 @@
           <w:rFonts w:ascii="Times New Roman" w:hAnsi="Times New Roman" w:cs="Times New Roman"/>
         </w:rPr>
         <w:pict w14:anchorId="72E320F9">
-          <v:rect id="_x0000_i1063" style="width:0;height:3pt" o:hralign="center" o:hrstd="t" o:hr="t" fillcolor="#a0a0a0" stroked="f"/>
+          <v:rect id="_x0000_i1027" style="width:0;height:3pt" o:hralign="center" o:hrstd="t" o:hr="t" fillcolor="#a0a0a0" stroked="f"/>
         </w:pict>
       </w:r>
     </w:p>
@@ -7573,7 +7499,7 @@
           <w:rFonts w:ascii="Times New Roman" w:hAnsi="Times New Roman" w:cs="Times New Roman"/>
         </w:rPr>
         <w:pict w14:anchorId="0E74E486">
-          <v:rect id="_x0000_i1064" style="width:0;height:3pt" o:hralign="center" o:hrstd="t" o:hr="t" fillcolor="#a0a0a0" stroked="f"/>
+          <v:rect id="_x0000_i1028" style="width:0;height:3pt" o:hralign="center" o:hrstd="t" o:hr="t" fillcolor="#a0a0a0" stroked="f"/>
         </w:pict>
       </w:r>
     </w:p>
@@ -9879,7 +9805,7 @@
           <w:rFonts w:ascii="Times New Roman" w:hAnsi="Times New Roman" w:cs="Times New Roman"/>
         </w:rPr>
         <w:pict w14:anchorId="356FAA18">
-          <v:rect id="_x0000_i1065" style="width:0;height:3pt" o:hralign="center" o:hrstd="t" o:hr="t" fillcolor="#a0a0a0" stroked="f"/>
+          <v:rect id="_x0000_i1029" style="width:0;height:3pt" o:hralign="center" o:hrstd="t" o:hr="t" fillcolor="#a0a0a0" stroked="f"/>
         </w:pict>
       </w:r>
     </w:p>
@@ -9927,7 +9853,7 @@
           <w:rFonts w:ascii="Times New Roman" w:hAnsi="Times New Roman" w:cs="Times New Roman"/>
         </w:rPr>
         <w:pict w14:anchorId="17DD2427">
-          <v:rect id="_x0000_i1066" style="width:0;height:3pt" o:hralign="center" o:hrstd="t" o:hr="t" fillcolor="#a0a0a0" stroked="f"/>
+          <v:rect id="_x0000_i1030" style="width:0;height:3pt" o:hralign="center" o:hrstd="t" o:hr="t" fillcolor="#a0a0a0" stroked="f"/>
         </w:pict>
       </w:r>
     </w:p>
@@ -18328,6 +18254,7 @@
   <w:style w:type="character" w:default="1" w:styleId="DefaultParagraphFont">
     <w:name w:val="Default Paragraph Font"/>
     <w:uiPriority w:val="1"/>
+    <w:semiHidden/>
     <w:unhideWhenUsed/>
   </w:style>
   <w:style w:type="table" w:default="1" w:styleId="TableNormal">

--- a/Drafts/The Cithara Sanctorum (Theologos) first complete draft.docx
+++ b/Drafts/The Cithara Sanctorum (Theologos) first complete draft.docx
@@ -4,6 +4,8 @@
   <w:body>
     <w:p>
       <w:pPr>
+        <w:spacing w:after="0" w:line="276" w:lineRule="auto"/>
+        <w:jc w:val="center"/>
         <w:rPr>
           <w:rFonts w:ascii="Times New Roman" w:hAnsi="Times New Roman" w:cs="Times New Roman"/>
           <w:b/>
@@ -99,73 +101,17 @@
     </w:p>
     <w:p>
       <w:pPr>
-        <w:rPr>
-          <w:rFonts w:ascii="Times New Roman" w:hAnsi="Times New Roman" w:cs="Times New Roman"/>
-          <w:b/>
-          <w:bCs/>
-        </w:rPr>
-      </w:pPr>
-      <w:r>
-        <w:rPr>
-          <w:rFonts w:ascii="Times New Roman" w:hAnsi="Times New Roman" w:cs="Times New Roman"/>
-        </w:rPr>
-        <w:t xml:space="preserve">Michal </w:t>
-      </w:r>
-      <w:proofErr w:type="gramStart"/>
-      <w:r>
-        <w:rPr>
-          <w:rFonts w:ascii="Times New Roman" w:hAnsi="Times New Roman" w:cs="Times New Roman"/>
-        </w:rPr>
-        <w:t>Valčo </w:t>
-      </w:r>
-      <w:r>
-        <w:rPr>
-          <w:rFonts w:ascii="Times New Roman" w:hAnsi="Times New Roman" w:cs="Times New Roman"/>
-        </w:rPr>
-        <w:t xml:space="preserve"> </w:t>
-      </w:r>
-      <w:r>
-        <w:rPr>
-          <w:rFonts w:ascii="Times New Roman" w:hAnsi="Times New Roman" w:cs="Times New Roman"/>
-        </w:rPr>
-        <w:t>APVV</w:t>
-      </w:r>
-      <w:proofErr w:type="gramEnd"/>
-      <w:r>
-        <w:rPr>
-          <w:rFonts w:ascii="Times New Roman" w:hAnsi="Times New Roman" w:cs="Times New Roman"/>
-        </w:rPr>
-        <w:t>-24-0484 (TEPALIT)</w:t>
-      </w:r>
-      <w:hyperlink r:id="rId5" w:anchor="fn1" w:history="1">
-        <w:r>
-          <w:rPr>
-            <w:rStyle w:val="Hyperlink"/>
-            <w:rFonts w:ascii="Times New Roman" w:hAnsi="Times New Roman" w:cs="Times New Roman"/>
-            <w:color w:val="auto"/>
-            <w:vertAlign w:val="superscript"/>
-          </w:rPr>
-          <w:t>[1]</w:t>
-        </w:r>
-      </w:hyperlink>
-      <w:r>
-        <w:rPr>
-          <w:rFonts w:ascii="Times New Roman" w:hAnsi="Times New Roman" w:cs="Times New Roman"/>
-        </w:rPr>
-        <w:t> </w:t>
-      </w:r>
-    </w:p>
-    <w:p>
-      <w:pPr>
-        <w:rPr>
-          <w:rFonts w:ascii="Times New Roman" w:hAnsi="Times New Roman" w:cs="Times New Roman"/>
-          <w:b/>
-          <w:bCs/>
+        <w:spacing w:after="0" w:line="276" w:lineRule="auto"/>
+        <w:jc w:val="center"/>
+        <w:rPr>
+          <w:rFonts w:ascii="Times New Roman" w:hAnsi="Times New Roman" w:cs="Times New Roman"/>
         </w:rPr>
       </w:pPr>
     </w:p>
     <w:p>
       <w:pPr>
+        <w:spacing w:after="0" w:line="276" w:lineRule="auto"/>
+        <w:jc w:val="center"/>
         <w:rPr>
           <w:rFonts w:ascii="Times New Roman" w:hAnsi="Times New Roman" w:cs="Times New Roman"/>
           <w:b/>
@@ -175,588 +121,616 @@
       <w:r>
         <w:rPr>
           <w:rFonts w:ascii="Times New Roman" w:hAnsi="Times New Roman" w:cs="Times New Roman"/>
-          <w:b/>
-          <w:bCs/>
-        </w:rPr>
-        <w:t>Abstract</w:t>
+        </w:rPr>
+        <w:t>Michal Valčo</w:t>
       </w:r>
     </w:p>
     <w:p>
       <w:pPr>
-        <w:rPr>
-          <w:rFonts w:ascii="Times New Roman" w:hAnsi="Times New Roman" w:cs="Times New Roman"/>
+        <w:spacing w:after="0" w:line="276" w:lineRule="auto"/>
+        <w:rPr>
+          <w:rFonts w:ascii="Times New Roman" w:hAnsi="Times New Roman" w:cs="Times New Roman"/>
+          <w:b/>
+          <w:bCs/>
         </w:rPr>
       </w:pPr>
-      <w:r>
-        <w:rPr>
-          <w:rFonts w:ascii="Times New Roman" w:hAnsi="Times New Roman" w:cs="Times New Roman"/>
-          <w:i/>
-          <w:iCs/>
-        </w:rPr>
-        <w:t>Recent scholarship on the Slovak Lutheran</w:t>
-      </w:r>
-      <w:r>
-        <w:rPr>
-          <w:rFonts w:ascii="Times New Roman" w:hAnsi="Times New Roman" w:cs="Times New Roman"/>
-        </w:rPr>
-        <w:t> Cithara Sanctorum </w:t>
-      </w:r>
-      <w:r>
-        <w:rPr>
-          <w:rFonts w:ascii="Times New Roman" w:hAnsi="Times New Roman" w:cs="Times New Roman"/>
-          <w:i/>
-          <w:iCs/>
-        </w:rPr>
-        <w:t>(1636) refines the standard "</w:t>
-      </w:r>
-      <w:proofErr w:type="spellStart"/>
-      <w:r>
-        <w:rPr>
-          <w:rFonts w:ascii="Times New Roman" w:hAnsi="Times New Roman" w:cs="Times New Roman"/>
-          <w:i/>
-          <w:iCs/>
-        </w:rPr>
-        <w:t>Lutheranisation</w:t>
-      </w:r>
-      <w:proofErr w:type="spellEnd"/>
-      <w:r>
-        <w:rPr>
-          <w:rFonts w:ascii="Times New Roman" w:hAnsi="Times New Roman" w:cs="Times New Roman"/>
-          <w:i/>
-          <w:iCs/>
-        </w:rPr>
-        <w:t xml:space="preserve">" account of </w:t>
-      </w:r>
-      <w:proofErr w:type="spellStart"/>
-      <w:r>
-        <w:rPr>
-          <w:rFonts w:ascii="Times New Roman" w:hAnsi="Times New Roman" w:cs="Times New Roman"/>
-          <w:i/>
-          <w:iCs/>
-        </w:rPr>
-        <w:t>Tranovský's</w:t>
-      </w:r>
-      <w:proofErr w:type="spellEnd"/>
-      <w:r>
-        <w:rPr>
-          <w:rFonts w:ascii="Times New Roman" w:hAnsi="Times New Roman" w:cs="Times New Roman"/>
-          <w:i/>
-          <w:iCs/>
-        </w:rPr>
-        <w:t xml:space="preserve"> hymnal by quantifying the source mix and mapping his differential editorial strategy. This paper offers a complementary finding at smaller scale. The Bratislava </w:t>
-      </w:r>
-      <w:proofErr w:type="spellStart"/>
-      <w:r>
-        <w:rPr>
-          <w:rFonts w:ascii="Times New Roman" w:hAnsi="Times New Roman" w:cs="Times New Roman"/>
-          <w:i/>
-          <w:iCs/>
-        </w:rPr>
-        <w:t>Lyceal</w:t>
-      </w:r>
-      <w:proofErr w:type="spellEnd"/>
-      <w:r>
-        <w:rPr>
-          <w:rFonts w:ascii="Times New Roman" w:hAnsi="Times New Roman" w:cs="Times New Roman"/>
-          <w:i/>
-          <w:iCs/>
-        </w:rPr>
-        <w:t xml:space="preserve"> Library exemplar of</w:t>
-      </w:r>
-      <w:r>
-        <w:rPr>
-          <w:rFonts w:ascii="Times New Roman" w:hAnsi="Times New Roman" w:cs="Times New Roman"/>
-        </w:rPr>
-        <w:t xml:space="preserve"> Agenda </w:t>
-      </w:r>
-      <w:proofErr w:type="spellStart"/>
-      <w:r>
-        <w:rPr>
-          <w:rFonts w:ascii="Times New Roman" w:hAnsi="Times New Roman" w:cs="Times New Roman"/>
-        </w:rPr>
-        <w:t>Česká</w:t>
-      </w:r>
-      <w:proofErr w:type="spellEnd"/>
-      <w:r>
-        <w:rPr>
-          <w:rFonts w:ascii="Times New Roman" w:hAnsi="Times New Roman" w:cs="Times New Roman"/>
-        </w:rPr>
-        <w:t> </w:t>
-      </w:r>
-      <w:r>
-        <w:rPr>
-          <w:rFonts w:ascii="Times New Roman" w:hAnsi="Times New Roman" w:cs="Times New Roman"/>
-          <w:i/>
-          <w:iCs/>
-        </w:rPr>
-        <w:t>1581 +</w:t>
-      </w:r>
-      <w:r>
-        <w:rPr>
-          <w:rFonts w:ascii="Times New Roman" w:hAnsi="Times New Roman" w:cs="Times New Roman"/>
-        </w:rPr>
-        <w:t> </w:t>
-      </w:r>
-      <w:proofErr w:type="spellStart"/>
-      <w:r>
-        <w:rPr>
-          <w:rFonts w:ascii="Times New Roman" w:hAnsi="Times New Roman" w:cs="Times New Roman"/>
-        </w:rPr>
-        <w:t>Bystrická</w:t>
-      </w:r>
-      <w:proofErr w:type="spellEnd"/>
-      <w:r>
-        <w:rPr>
-          <w:rFonts w:ascii="Times New Roman" w:hAnsi="Times New Roman" w:cs="Times New Roman"/>
-        </w:rPr>
-        <w:t xml:space="preserve"> agenda </w:t>
-      </w:r>
-      <w:r>
-        <w:rPr>
-          <w:rFonts w:ascii="Times New Roman" w:hAnsi="Times New Roman" w:cs="Times New Roman"/>
-          <w:i/>
-          <w:iCs/>
-        </w:rPr>
-        <w:t>1585 — preserved bound together in a single physical codex and edited critically for the first time by Peter Benka in 2024 — exhibits a confessional stratification within the Lutheran orbit itself. The printed Czech</w:t>
-      </w:r>
-      <w:r>
-        <w:rPr>
-          <w:rFonts w:ascii="Times New Roman" w:hAnsi="Times New Roman" w:cs="Times New Roman"/>
-        </w:rPr>
-        <w:t xml:space="preserve"> Agenda </w:t>
-      </w:r>
-      <w:proofErr w:type="spellStart"/>
-      <w:r>
-        <w:rPr>
-          <w:rFonts w:ascii="Times New Roman" w:hAnsi="Times New Roman" w:cs="Times New Roman"/>
-        </w:rPr>
-        <w:t>Česká</w:t>
-      </w:r>
-      <w:proofErr w:type="spellEnd"/>
-      <w:r>
-        <w:rPr>
-          <w:rFonts w:ascii="Times New Roman" w:hAnsi="Times New Roman" w:cs="Times New Roman"/>
-        </w:rPr>
-        <w:t> </w:t>
-      </w:r>
-      <w:r>
-        <w:rPr>
-          <w:rFonts w:ascii="Times New Roman" w:hAnsi="Times New Roman" w:cs="Times New Roman"/>
-          <w:i/>
-          <w:iCs/>
-        </w:rPr>
-        <w:t>uses a moderate Eucharistic register — "</w:t>
-      </w:r>
-      <w:proofErr w:type="spellStart"/>
-      <w:r>
-        <w:rPr>
-          <w:rFonts w:ascii="Times New Roman" w:hAnsi="Times New Roman" w:cs="Times New Roman"/>
-          <w:i/>
-          <w:iCs/>
-        </w:rPr>
-        <w:t>tělo</w:t>
-      </w:r>
-      <w:proofErr w:type="spellEnd"/>
-      <w:r>
-        <w:rPr>
-          <w:rFonts w:ascii="Times New Roman" w:hAnsi="Times New Roman" w:cs="Times New Roman"/>
-          <w:i/>
-          <w:iCs/>
-        </w:rPr>
-        <w:t xml:space="preserve"> a </w:t>
-      </w:r>
-      <w:proofErr w:type="spellStart"/>
-      <w:r>
-        <w:rPr>
-          <w:rFonts w:ascii="Times New Roman" w:hAnsi="Times New Roman" w:cs="Times New Roman"/>
-          <w:i/>
-          <w:iCs/>
-        </w:rPr>
-        <w:t>krev</w:t>
-      </w:r>
-      <w:proofErr w:type="spellEnd"/>
-      <w:r>
-        <w:rPr>
-          <w:rFonts w:ascii="Times New Roman" w:hAnsi="Times New Roman" w:cs="Times New Roman"/>
-          <w:i/>
-          <w:iCs/>
-        </w:rPr>
-        <w:t>" without the qualifying "</w:t>
-      </w:r>
-      <w:proofErr w:type="spellStart"/>
-      <w:r>
-        <w:rPr>
-          <w:rFonts w:ascii="Times New Roman" w:hAnsi="Times New Roman" w:cs="Times New Roman"/>
-          <w:i/>
-          <w:iCs/>
-        </w:rPr>
-        <w:t>pravý</w:t>
-      </w:r>
-      <w:proofErr w:type="spellEnd"/>
-      <w:r>
-        <w:rPr>
-          <w:rFonts w:ascii="Times New Roman" w:hAnsi="Times New Roman" w:cs="Times New Roman"/>
-          <w:i/>
-          <w:iCs/>
-        </w:rPr>
-        <w:t>" or "</w:t>
-      </w:r>
-      <w:proofErr w:type="spellStart"/>
-      <w:r>
-        <w:rPr>
-          <w:rFonts w:ascii="Times New Roman" w:hAnsi="Times New Roman" w:cs="Times New Roman"/>
-          <w:i/>
-          <w:iCs/>
-        </w:rPr>
-        <w:t>substanciálny</w:t>
-      </w:r>
-      <w:proofErr w:type="spellEnd"/>
-      <w:r>
-        <w:rPr>
-          <w:rFonts w:ascii="Times New Roman" w:hAnsi="Times New Roman" w:cs="Times New Roman"/>
-          <w:i/>
-          <w:iCs/>
-        </w:rPr>
-        <w:t xml:space="preserve">" adjectives that </w:t>
-      </w:r>
-      <w:proofErr w:type="spellStart"/>
-      <w:r>
-        <w:rPr>
-          <w:rFonts w:ascii="Times New Roman" w:hAnsi="Times New Roman" w:cs="Times New Roman"/>
-          <w:i/>
-          <w:iCs/>
-        </w:rPr>
-        <w:t>characterised</w:t>
-      </w:r>
-      <w:proofErr w:type="spellEnd"/>
-      <w:r>
-        <w:rPr>
-          <w:rFonts w:ascii="Times New Roman" w:hAnsi="Times New Roman" w:cs="Times New Roman"/>
-          <w:i/>
-          <w:iCs/>
-        </w:rPr>
-        <w:t xml:space="preserve"> polemically sharpened Lutheran discourse, and grounds worthy reception in faith in the words of institution. The manuscript Slovak supplement, written four years later, sharpens the same theology with explicit Lutheran</w:t>
-      </w:r>
-      <w:r>
-        <w:rPr>
-          <w:rFonts w:ascii="Times New Roman" w:hAnsi="Times New Roman" w:cs="Times New Roman"/>
-        </w:rPr>
-        <w:t> </w:t>
-      </w:r>
-      <w:proofErr w:type="spellStart"/>
-      <w:r>
-        <w:rPr>
-          <w:rFonts w:ascii="Times New Roman" w:hAnsi="Times New Roman" w:cs="Times New Roman"/>
-        </w:rPr>
-        <w:t>manducatio</w:t>
-      </w:r>
-      <w:proofErr w:type="spellEnd"/>
-      <w:r>
-        <w:rPr>
-          <w:rFonts w:ascii="Times New Roman" w:hAnsi="Times New Roman" w:cs="Times New Roman"/>
-        </w:rPr>
-        <w:t xml:space="preserve"> </w:t>
-      </w:r>
-      <w:proofErr w:type="spellStart"/>
-      <w:r>
-        <w:rPr>
-          <w:rFonts w:ascii="Times New Roman" w:hAnsi="Times New Roman" w:cs="Times New Roman"/>
-        </w:rPr>
-        <w:t>impiorum</w:t>
-      </w:r>
-      <w:proofErr w:type="spellEnd"/>
-      <w:r>
-        <w:rPr>
-          <w:rFonts w:ascii="Times New Roman" w:hAnsi="Times New Roman" w:cs="Times New Roman"/>
-        </w:rPr>
-        <w:t xml:space="preserve">*: the unworthy receive the body and blood "ne k </w:t>
-      </w:r>
-      <w:proofErr w:type="spellStart"/>
-      <w:r>
-        <w:rPr>
-          <w:rFonts w:ascii="Times New Roman" w:hAnsi="Times New Roman" w:cs="Times New Roman"/>
-        </w:rPr>
-        <w:t>spasenij</w:t>
-      </w:r>
-      <w:proofErr w:type="spellEnd"/>
-      <w:r>
-        <w:rPr>
-          <w:rFonts w:ascii="Times New Roman" w:hAnsi="Times New Roman" w:cs="Times New Roman"/>
-        </w:rPr>
-        <w:t xml:space="preserve">, ale k </w:t>
-      </w:r>
-      <w:proofErr w:type="spellStart"/>
-      <w:r>
-        <w:rPr>
-          <w:rFonts w:ascii="Times New Roman" w:hAnsi="Times New Roman" w:cs="Times New Roman"/>
-        </w:rPr>
-        <w:t>zatraczenij</w:t>
-      </w:r>
-      <w:proofErr w:type="spellEnd"/>
-      <w:r>
-        <w:rPr>
-          <w:rFonts w:ascii="Times New Roman" w:hAnsi="Times New Roman" w:cs="Times New Roman"/>
-        </w:rPr>
-        <w:t xml:space="preserve"> </w:t>
-      </w:r>
-      <w:proofErr w:type="spellStart"/>
-      <w:r>
-        <w:rPr>
-          <w:rFonts w:ascii="Times New Roman" w:hAnsi="Times New Roman" w:cs="Times New Roman"/>
-        </w:rPr>
-        <w:t>wěčnemu</w:t>
-      </w:r>
-      <w:proofErr w:type="spellEnd"/>
-      <w:r>
-        <w:rPr>
-          <w:rFonts w:ascii="Times New Roman" w:hAnsi="Times New Roman" w:cs="Times New Roman"/>
-        </w:rPr>
-        <w:t xml:space="preserve">". The intensification operates not at the cross-confessional boundary but within the Lutheran orbit itself, from a moderate Czech printed register with </w:t>
-      </w:r>
-      <w:proofErr w:type="spellStart"/>
-      <w:r>
-        <w:rPr>
-          <w:rFonts w:ascii="Times New Roman" w:hAnsi="Times New Roman" w:cs="Times New Roman"/>
-        </w:rPr>
-        <w:t>Utraquist</w:t>
-      </w:r>
-      <w:proofErr w:type="spellEnd"/>
-      <w:r>
-        <w:rPr>
-          <w:rFonts w:ascii="Times New Roman" w:hAnsi="Times New Roman" w:cs="Times New Roman"/>
-        </w:rPr>
-        <w:t xml:space="preserve"> liturgical residue towards a sharper Upper-Hungarian Lutheran manuscript register. The implication for the </w:t>
-      </w:r>
-      <w:proofErr w:type="spellStart"/>
-      <w:r>
-        <w:rPr>
-          <w:rFonts w:ascii="Times New Roman" w:hAnsi="Times New Roman" w:cs="Times New Roman"/>
-        </w:rPr>
-        <w:t>Lutheranisation</w:t>
-      </w:r>
-      <w:proofErr w:type="spellEnd"/>
-      <w:r>
-        <w:rPr>
-          <w:rFonts w:ascii="Times New Roman" w:hAnsi="Times New Roman" w:cs="Times New Roman"/>
-        </w:rPr>
-        <w:t xml:space="preserve"> thesis is that confessional sharpening is a phenomenon of register shift, observable at the granularity of a single physical codex, not exclusively a phenomenon of cross-confessional </w:t>
-      </w:r>
-      <w:proofErr w:type="gramStart"/>
-      <w:r>
-        <w:rPr>
-          <w:rFonts w:ascii="Times New Roman" w:hAnsi="Times New Roman" w:cs="Times New Roman"/>
-        </w:rPr>
-        <w:t>transfer.*</w:t>
-      </w:r>
-      <w:proofErr w:type="gramEnd"/>
     </w:p>
     <w:p>
       <w:pPr>
-        <w:rPr>
-          <w:rFonts w:ascii="Times New Roman" w:hAnsi="Times New Roman" w:cs="Times New Roman"/>
-        </w:rPr>
-      </w:pPr>
-      <w:r>
+        <w:spacing w:after="0" w:line="276" w:lineRule="auto"/>
         <w:rPr>
           <w:rFonts w:ascii="Times New Roman" w:hAnsi="Times New Roman" w:cs="Times New Roman"/>
           <w:b/>
           <w:bCs/>
         </w:rPr>
-        <w:t>Keywords:</w:t>
-      </w:r>
-      <w:r>
-        <w:rPr>
-          <w:rFonts w:ascii="Times New Roman" w:hAnsi="Times New Roman" w:cs="Times New Roman"/>
-        </w:rPr>
-        <w:t> </w:t>
-      </w:r>
-      <w:r>
-        <w:rPr>
-          <w:rFonts w:ascii="Times New Roman" w:hAnsi="Times New Roman" w:cs="Times New Roman"/>
-          <w:i/>
-          <w:iCs/>
-        </w:rPr>
-        <w:t>Cithara Sanctorum</w:t>
-      </w:r>
-      <w:r>
-        <w:rPr>
-          <w:rFonts w:ascii="Times New Roman" w:hAnsi="Times New Roman" w:cs="Times New Roman"/>
-        </w:rPr>
-        <w:t xml:space="preserve">, </w:t>
-      </w:r>
-      <w:proofErr w:type="spellStart"/>
-      <w:r>
-        <w:rPr>
-          <w:rFonts w:ascii="Times New Roman" w:hAnsi="Times New Roman" w:cs="Times New Roman"/>
-        </w:rPr>
-        <w:t>Tranovský</w:t>
-      </w:r>
-      <w:proofErr w:type="spellEnd"/>
-      <w:r>
-        <w:rPr>
-          <w:rFonts w:ascii="Times New Roman" w:hAnsi="Times New Roman" w:cs="Times New Roman"/>
-        </w:rPr>
-        <w:t>, </w:t>
-      </w:r>
-      <w:r>
-        <w:rPr>
-          <w:rFonts w:ascii="Times New Roman" w:hAnsi="Times New Roman" w:cs="Times New Roman"/>
-          <w:i/>
-          <w:iCs/>
-        </w:rPr>
-        <w:t xml:space="preserve">Agenda </w:t>
-      </w:r>
-      <w:proofErr w:type="spellStart"/>
-      <w:r>
-        <w:rPr>
-          <w:rFonts w:ascii="Times New Roman" w:hAnsi="Times New Roman" w:cs="Times New Roman"/>
-          <w:i/>
-          <w:iCs/>
-        </w:rPr>
-        <w:t>Česká</w:t>
-      </w:r>
-      <w:proofErr w:type="spellEnd"/>
-      <w:r>
-        <w:rPr>
-          <w:rFonts w:ascii="Times New Roman" w:hAnsi="Times New Roman" w:cs="Times New Roman"/>
-        </w:rPr>
-        <w:t xml:space="preserve">, </w:t>
-      </w:r>
-      <w:proofErr w:type="spellStart"/>
-      <w:r>
-        <w:rPr>
-          <w:rFonts w:ascii="Times New Roman" w:hAnsi="Times New Roman" w:cs="Times New Roman"/>
-        </w:rPr>
-        <w:t>Bystrická</w:t>
-      </w:r>
-      <w:proofErr w:type="spellEnd"/>
-      <w:r>
-        <w:rPr>
-          <w:rFonts w:ascii="Times New Roman" w:hAnsi="Times New Roman" w:cs="Times New Roman"/>
-        </w:rPr>
-        <w:t xml:space="preserve"> agenda, </w:t>
-      </w:r>
-      <w:proofErr w:type="spellStart"/>
-      <w:r>
-        <w:rPr>
-          <w:rFonts w:ascii="Times New Roman" w:hAnsi="Times New Roman" w:cs="Times New Roman"/>
-        </w:rPr>
-        <w:t>Banská</w:t>
-      </w:r>
-      <w:proofErr w:type="spellEnd"/>
-      <w:r>
-        <w:rPr>
-          <w:rFonts w:ascii="Times New Roman" w:hAnsi="Times New Roman" w:cs="Times New Roman"/>
-        </w:rPr>
-        <w:t xml:space="preserve"> </w:t>
-      </w:r>
-      <w:proofErr w:type="spellStart"/>
-      <w:r>
-        <w:rPr>
-          <w:rFonts w:ascii="Times New Roman" w:hAnsi="Times New Roman" w:cs="Times New Roman"/>
-        </w:rPr>
-        <w:t>Bystrica</w:t>
-      </w:r>
-      <w:proofErr w:type="spellEnd"/>
-      <w:r>
-        <w:rPr>
-          <w:rFonts w:ascii="Times New Roman" w:hAnsi="Times New Roman" w:cs="Times New Roman"/>
-        </w:rPr>
-        <w:t>, </w:t>
-      </w:r>
-      <w:proofErr w:type="spellStart"/>
-      <w:r>
-        <w:rPr>
-          <w:rFonts w:ascii="Times New Roman" w:hAnsi="Times New Roman" w:cs="Times New Roman"/>
-          <w:i/>
-          <w:iCs/>
-        </w:rPr>
-        <w:t>manducatio</w:t>
-      </w:r>
-      <w:proofErr w:type="spellEnd"/>
-      <w:r>
-        <w:rPr>
-          <w:rFonts w:ascii="Times New Roman" w:hAnsi="Times New Roman" w:cs="Times New Roman"/>
-          <w:i/>
-          <w:iCs/>
-        </w:rPr>
-        <w:t xml:space="preserve"> </w:t>
-      </w:r>
-      <w:proofErr w:type="spellStart"/>
-      <w:r>
-        <w:rPr>
-          <w:rFonts w:ascii="Times New Roman" w:hAnsi="Times New Roman" w:cs="Times New Roman"/>
-          <w:i/>
-          <w:iCs/>
-        </w:rPr>
-        <w:t>impiorum</w:t>
-      </w:r>
-      <w:proofErr w:type="spellEnd"/>
-      <w:r>
-        <w:rPr>
-          <w:rFonts w:ascii="Times New Roman" w:hAnsi="Times New Roman" w:cs="Times New Roman"/>
-        </w:rPr>
-        <w:t>, </w:t>
-      </w:r>
-      <w:r>
-        <w:rPr>
-          <w:rFonts w:ascii="Times New Roman" w:hAnsi="Times New Roman" w:cs="Times New Roman"/>
-          <w:i/>
-          <w:iCs/>
-        </w:rPr>
-        <w:t xml:space="preserve">lex </w:t>
-      </w:r>
-      <w:proofErr w:type="spellStart"/>
-      <w:r>
-        <w:rPr>
-          <w:rFonts w:ascii="Times New Roman" w:hAnsi="Times New Roman" w:cs="Times New Roman"/>
-          <w:i/>
-          <w:iCs/>
-        </w:rPr>
-        <w:t>orandi</w:t>
-      </w:r>
-      <w:proofErr w:type="spellEnd"/>
-      <w:r>
-        <w:rPr>
-          <w:rFonts w:ascii="Times New Roman" w:hAnsi="Times New Roman" w:cs="Times New Roman"/>
-          <w:i/>
-          <w:iCs/>
-        </w:rPr>
-        <w:t xml:space="preserve"> lex </w:t>
-      </w:r>
-      <w:proofErr w:type="spellStart"/>
-      <w:r>
-        <w:rPr>
-          <w:rFonts w:ascii="Times New Roman" w:hAnsi="Times New Roman" w:cs="Times New Roman"/>
-          <w:i/>
-          <w:iCs/>
-        </w:rPr>
-        <w:t>credendi</w:t>
-      </w:r>
-      <w:proofErr w:type="spellEnd"/>
-      <w:r>
-        <w:rPr>
-          <w:rFonts w:ascii="Times New Roman" w:hAnsi="Times New Roman" w:cs="Times New Roman"/>
-        </w:rPr>
-        <w:t xml:space="preserve">, Reformation hymnology, intra-codex stratification, </w:t>
-      </w:r>
-      <w:proofErr w:type="spellStart"/>
-      <w:r>
-        <w:rPr>
-          <w:rFonts w:ascii="Times New Roman" w:hAnsi="Times New Roman" w:cs="Times New Roman"/>
-        </w:rPr>
-        <w:t>confessionalisation</w:t>
-      </w:r>
-      <w:proofErr w:type="spellEnd"/>
-      <w:r>
-        <w:rPr>
-          <w:rFonts w:ascii="Times New Roman" w:hAnsi="Times New Roman" w:cs="Times New Roman"/>
-        </w:rPr>
-        <w:t>.</w:t>
+      </w:pPr>
+      <w:r>
+        <w:rPr>
+          <w:rFonts w:ascii="Times New Roman" w:hAnsi="Times New Roman" w:cs="Times New Roman"/>
+          <w:b/>
+          <w:bCs/>
+        </w:rPr>
+        <w:t>Abstract</w:t>
       </w:r>
     </w:p>
     <w:p>
       <w:pPr>
+        <w:spacing w:after="0" w:line="276" w:lineRule="auto"/>
+        <w:rPr>
+          <w:rFonts w:ascii="Times New Roman" w:hAnsi="Times New Roman" w:cs="Times New Roman"/>
+        </w:rPr>
+      </w:pPr>
+      <w:r>
+        <w:rPr>
+          <w:rFonts w:ascii="Times New Roman" w:hAnsi="Times New Roman" w:cs="Times New Roman"/>
+          <w:i/>
+          <w:iCs/>
+        </w:rPr>
+        <w:t>Recent scholarship on the Slovak Lutheran</w:t>
+      </w:r>
+      <w:r>
+        <w:rPr>
+          <w:rFonts w:ascii="Times New Roman" w:hAnsi="Times New Roman" w:cs="Times New Roman"/>
+        </w:rPr>
+        <w:t> Cithara Sanctorum </w:t>
+      </w:r>
+      <w:r>
+        <w:rPr>
+          <w:rFonts w:ascii="Times New Roman" w:hAnsi="Times New Roman" w:cs="Times New Roman"/>
+          <w:i/>
+          <w:iCs/>
+        </w:rPr>
+        <w:t>(1636) refines the standard "</w:t>
+      </w:r>
+      <w:proofErr w:type="spellStart"/>
+      <w:r>
+        <w:rPr>
+          <w:rFonts w:ascii="Times New Roman" w:hAnsi="Times New Roman" w:cs="Times New Roman"/>
+          <w:i/>
+          <w:iCs/>
+        </w:rPr>
+        <w:t>Lutheranisation</w:t>
+      </w:r>
+      <w:proofErr w:type="spellEnd"/>
+      <w:r>
+        <w:rPr>
+          <w:rFonts w:ascii="Times New Roman" w:hAnsi="Times New Roman" w:cs="Times New Roman"/>
+          <w:i/>
+          <w:iCs/>
+        </w:rPr>
+        <w:t xml:space="preserve">" account of </w:t>
+      </w:r>
+      <w:proofErr w:type="spellStart"/>
+      <w:r>
+        <w:rPr>
+          <w:rFonts w:ascii="Times New Roman" w:hAnsi="Times New Roman" w:cs="Times New Roman"/>
+          <w:i/>
+          <w:iCs/>
+        </w:rPr>
+        <w:t>Tranovský's</w:t>
+      </w:r>
+      <w:proofErr w:type="spellEnd"/>
+      <w:r>
+        <w:rPr>
+          <w:rFonts w:ascii="Times New Roman" w:hAnsi="Times New Roman" w:cs="Times New Roman"/>
+          <w:i/>
+          <w:iCs/>
+        </w:rPr>
+        <w:t xml:space="preserve"> hymnal by quantifying the source mix and mapping his differential editorial strategy. This paper offers a complementary finding at smaller scale. The Bratislava </w:t>
+      </w:r>
+      <w:proofErr w:type="spellStart"/>
+      <w:r>
+        <w:rPr>
+          <w:rFonts w:ascii="Times New Roman" w:hAnsi="Times New Roman" w:cs="Times New Roman"/>
+          <w:i/>
+          <w:iCs/>
+        </w:rPr>
+        <w:t>Lyceal</w:t>
+      </w:r>
+      <w:proofErr w:type="spellEnd"/>
+      <w:r>
+        <w:rPr>
+          <w:rFonts w:ascii="Times New Roman" w:hAnsi="Times New Roman" w:cs="Times New Roman"/>
+          <w:i/>
+          <w:iCs/>
+        </w:rPr>
+        <w:t xml:space="preserve"> Library exemplar of</w:t>
+      </w:r>
+      <w:r>
+        <w:rPr>
+          <w:rFonts w:ascii="Times New Roman" w:hAnsi="Times New Roman" w:cs="Times New Roman"/>
+        </w:rPr>
+        <w:t xml:space="preserve"> Agenda </w:t>
+      </w:r>
+      <w:proofErr w:type="spellStart"/>
+      <w:r>
+        <w:rPr>
+          <w:rFonts w:ascii="Times New Roman" w:hAnsi="Times New Roman" w:cs="Times New Roman"/>
+        </w:rPr>
+        <w:t>Česká</w:t>
+      </w:r>
+      <w:proofErr w:type="spellEnd"/>
+      <w:r>
+        <w:rPr>
+          <w:rFonts w:ascii="Times New Roman" w:hAnsi="Times New Roman" w:cs="Times New Roman"/>
+        </w:rPr>
+        <w:t> </w:t>
+      </w:r>
+      <w:r>
+        <w:rPr>
+          <w:rFonts w:ascii="Times New Roman" w:hAnsi="Times New Roman" w:cs="Times New Roman"/>
+          <w:i/>
+          <w:iCs/>
+        </w:rPr>
+        <w:t>1581 +</w:t>
+      </w:r>
+      <w:r>
+        <w:rPr>
+          <w:rFonts w:ascii="Times New Roman" w:hAnsi="Times New Roman" w:cs="Times New Roman"/>
+        </w:rPr>
+        <w:t> </w:t>
+      </w:r>
+      <w:proofErr w:type="spellStart"/>
+      <w:r>
+        <w:rPr>
+          <w:rFonts w:ascii="Times New Roman" w:hAnsi="Times New Roman" w:cs="Times New Roman"/>
+        </w:rPr>
+        <w:t>Bystrická</w:t>
+      </w:r>
+      <w:proofErr w:type="spellEnd"/>
+      <w:r>
+        <w:rPr>
+          <w:rFonts w:ascii="Times New Roman" w:hAnsi="Times New Roman" w:cs="Times New Roman"/>
+        </w:rPr>
+        <w:t xml:space="preserve"> agenda </w:t>
+      </w:r>
+      <w:r>
+        <w:rPr>
+          <w:rFonts w:ascii="Times New Roman" w:hAnsi="Times New Roman" w:cs="Times New Roman"/>
+          <w:i/>
+          <w:iCs/>
+        </w:rPr>
+        <w:t>1585 — preserved bound together in a single physical codex and edited critically for the first time by Peter Benka in 2024 — exhibits a confessional stratification within the Lutheran orbit itself. The printed Czech</w:t>
+      </w:r>
+      <w:r>
+        <w:rPr>
+          <w:rFonts w:ascii="Times New Roman" w:hAnsi="Times New Roman" w:cs="Times New Roman"/>
+        </w:rPr>
+        <w:t xml:space="preserve"> Agenda </w:t>
+      </w:r>
+      <w:proofErr w:type="spellStart"/>
+      <w:r>
+        <w:rPr>
+          <w:rFonts w:ascii="Times New Roman" w:hAnsi="Times New Roman" w:cs="Times New Roman"/>
+        </w:rPr>
+        <w:t>Česká</w:t>
+      </w:r>
+      <w:proofErr w:type="spellEnd"/>
+      <w:r>
+        <w:rPr>
+          <w:rFonts w:ascii="Times New Roman" w:hAnsi="Times New Roman" w:cs="Times New Roman"/>
+        </w:rPr>
+        <w:t> </w:t>
+      </w:r>
+      <w:r>
+        <w:rPr>
+          <w:rFonts w:ascii="Times New Roman" w:hAnsi="Times New Roman" w:cs="Times New Roman"/>
+          <w:i/>
+          <w:iCs/>
+        </w:rPr>
+        <w:t>uses a moderate Eucharistic register — "</w:t>
+      </w:r>
+      <w:proofErr w:type="spellStart"/>
+      <w:r>
+        <w:rPr>
+          <w:rFonts w:ascii="Times New Roman" w:hAnsi="Times New Roman" w:cs="Times New Roman"/>
+          <w:i/>
+          <w:iCs/>
+        </w:rPr>
+        <w:t>tělo</w:t>
+      </w:r>
+      <w:proofErr w:type="spellEnd"/>
+      <w:r>
+        <w:rPr>
+          <w:rFonts w:ascii="Times New Roman" w:hAnsi="Times New Roman" w:cs="Times New Roman"/>
+          <w:i/>
+          <w:iCs/>
+        </w:rPr>
+        <w:t xml:space="preserve"> a </w:t>
+      </w:r>
+      <w:proofErr w:type="spellStart"/>
+      <w:r>
+        <w:rPr>
+          <w:rFonts w:ascii="Times New Roman" w:hAnsi="Times New Roman" w:cs="Times New Roman"/>
+          <w:i/>
+          <w:iCs/>
+        </w:rPr>
+        <w:t>krev</w:t>
+      </w:r>
+      <w:proofErr w:type="spellEnd"/>
+      <w:r>
+        <w:rPr>
+          <w:rFonts w:ascii="Times New Roman" w:hAnsi="Times New Roman" w:cs="Times New Roman"/>
+          <w:i/>
+          <w:iCs/>
+        </w:rPr>
+        <w:t>" without the qualifying "</w:t>
+      </w:r>
+      <w:proofErr w:type="spellStart"/>
+      <w:r>
+        <w:rPr>
+          <w:rFonts w:ascii="Times New Roman" w:hAnsi="Times New Roman" w:cs="Times New Roman"/>
+          <w:i/>
+          <w:iCs/>
+        </w:rPr>
+        <w:t>pravý</w:t>
+      </w:r>
+      <w:proofErr w:type="spellEnd"/>
+      <w:r>
+        <w:rPr>
+          <w:rFonts w:ascii="Times New Roman" w:hAnsi="Times New Roman" w:cs="Times New Roman"/>
+          <w:i/>
+          <w:iCs/>
+        </w:rPr>
+        <w:t>" or "</w:t>
+      </w:r>
+      <w:proofErr w:type="spellStart"/>
+      <w:r>
+        <w:rPr>
+          <w:rFonts w:ascii="Times New Roman" w:hAnsi="Times New Roman" w:cs="Times New Roman"/>
+          <w:i/>
+          <w:iCs/>
+        </w:rPr>
+        <w:t>substanciálny</w:t>
+      </w:r>
+      <w:proofErr w:type="spellEnd"/>
+      <w:r>
+        <w:rPr>
+          <w:rFonts w:ascii="Times New Roman" w:hAnsi="Times New Roman" w:cs="Times New Roman"/>
+          <w:i/>
+          <w:iCs/>
+        </w:rPr>
+        <w:t xml:space="preserve">" adjectives that </w:t>
+      </w:r>
+      <w:proofErr w:type="spellStart"/>
+      <w:r>
+        <w:rPr>
+          <w:rFonts w:ascii="Times New Roman" w:hAnsi="Times New Roman" w:cs="Times New Roman"/>
+          <w:i/>
+          <w:iCs/>
+        </w:rPr>
+        <w:t>characterised</w:t>
+      </w:r>
+      <w:proofErr w:type="spellEnd"/>
+      <w:r>
+        <w:rPr>
+          <w:rFonts w:ascii="Times New Roman" w:hAnsi="Times New Roman" w:cs="Times New Roman"/>
+          <w:i/>
+          <w:iCs/>
+        </w:rPr>
+        <w:t xml:space="preserve"> polemically sharpened Lutheran discourse, and grounds worthy reception in faith in the words of institution. The manuscript Slovak supplement, written four years later, sharpens the same theology with explicit Lutheran</w:t>
+      </w:r>
+      <w:r>
+        <w:rPr>
+          <w:rFonts w:ascii="Times New Roman" w:hAnsi="Times New Roman" w:cs="Times New Roman"/>
+        </w:rPr>
+        <w:t> </w:t>
+      </w:r>
+      <w:proofErr w:type="spellStart"/>
+      <w:r>
+        <w:rPr>
+          <w:rFonts w:ascii="Times New Roman" w:hAnsi="Times New Roman" w:cs="Times New Roman"/>
+        </w:rPr>
+        <w:t>manducatio</w:t>
+      </w:r>
+      <w:proofErr w:type="spellEnd"/>
+      <w:r>
+        <w:rPr>
+          <w:rFonts w:ascii="Times New Roman" w:hAnsi="Times New Roman" w:cs="Times New Roman"/>
+        </w:rPr>
+        <w:t xml:space="preserve"> </w:t>
+      </w:r>
+      <w:proofErr w:type="spellStart"/>
+      <w:r>
+        <w:rPr>
+          <w:rFonts w:ascii="Times New Roman" w:hAnsi="Times New Roman" w:cs="Times New Roman"/>
+        </w:rPr>
+        <w:t>impiorum</w:t>
+      </w:r>
+      <w:proofErr w:type="spellEnd"/>
+      <w:r>
+        <w:rPr>
+          <w:rFonts w:ascii="Times New Roman" w:hAnsi="Times New Roman" w:cs="Times New Roman"/>
+        </w:rPr>
+        <w:t xml:space="preserve">*: the unworthy receive the body and blood "ne k </w:t>
+      </w:r>
+      <w:proofErr w:type="spellStart"/>
+      <w:r>
+        <w:rPr>
+          <w:rFonts w:ascii="Times New Roman" w:hAnsi="Times New Roman" w:cs="Times New Roman"/>
+        </w:rPr>
+        <w:t>spasenij</w:t>
+      </w:r>
+      <w:proofErr w:type="spellEnd"/>
+      <w:r>
+        <w:rPr>
+          <w:rFonts w:ascii="Times New Roman" w:hAnsi="Times New Roman" w:cs="Times New Roman"/>
+        </w:rPr>
+        <w:t xml:space="preserve">, ale k </w:t>
+      </w:r>
+      <w:proofErr w:type="spellStart"/>
+      <w:r>
+        <w:rPr>
+          <w:rFonts w:ascii="Times New Roman" w:hAnsi="Times New Roman" w:cs="Times New Roman"/>
+        </w:rPr>
+        <w:t>zatraczenij</w:t>
+      </w:r>
+      <w:proofErr w:type="spellEnd"/>
+      <w:r>
+        <w:rPr>
+          <w:rFonts w:ascii="Times New Roman" w:hAnsi="Times New Roman" w:cs="Times New Roman"/>
+        </w:rPr>
+        <w:t xml:space="preserve"> </w:t>
+      </w:r>
+      <w:proofErr w:type="spellStart"/>
+      <w:r>
+        <w:rPr>
+          <w:rFonts w:ascii="Times New Roman" w:hAnsi="Times New Roman" w:cs="Times New Roman"/>
+        </w:rPr>
+        <w:t>wěčnemu</w:t>
+      </w:r>
+      <w:proofErr w:type="spellEnd"/>
+      <w:r>
+        <w:rPr>
+          <w:rFonts w:ascii="Times New Roman" w:hAnsi="Times New Roman" w:cs="Times New Roman"/>
+        </w:rPr>
+        <w:t xml:space="preserve">". The intensification operates not at the cross-confessional boundary but within the Lutheran orbit itself, from a moderate Czech printed register with </w:t>
+      </w:r>
+      <w:proofErr w:type="spellStart"/>
+      <w:r>
+        <w:rPr>
+          <w:rFonts w:ascii="Times New Roman" w:hAnsi="Times New Roman" w:cs="Times New Roman"/>
+        </w:rPr>
+        <w:t>Utraquist</w:t>
+      </w:r>
+      <w:proofErr w:type="spellEnd"/>
+      <w:r>
+        <w:rPr>
+          <w:rFonts w:ascii="Times New Roman" w:hAnsi="Times New Roman" w:cs="Times New Roman"/>
+        </w:rPr>
+        <w:t xml:space="preserve"> liturgical residue towards a sharper Upper-Hungarian Lutheran manuscript register. The implication for the </w:t>
+      </w:r>
+      <w:proofErr w:type="spellStart"/>
+      <w:r>
+        <w:rPr>
+          <w:rFonts w:ascii="Times New Roman" w:hAnsi="Times New Roman" w:cs="Times New Roman"/>
+        </w:rPr>
+        <w:t>Lutheranisation</w:t>
+      </w:r>
+      <w:proofErr w:type="spellEnd"/>
+      <w:r>
+        <w:rPr>
+          <w:rFonts w:ascii="Times New Roman" w:hAnsi="Times New Roman" w:cs="Times New Roman"/>
+        </w:rPr>
+        <w:t xml:space="preserve"> thesis is that confessional sharpening is a phenomenon of register shift, observable at the granularity of a single physical codex, not exclusively a phenomenon of cross-confessional transfer.</w:t>
+      </w:r>
+      <w:r>
+        <w:rPr>
+          <w:rStyle w:val="FootnoteReference"/>
+          <w:rFonts w:ascii="Times New Roman" w:hAnsi="Times New Roman" w:cs="Times New Roman"/>
+        </w:rPr>
+        <w:footnoteReference w:id="1"/>
+      </w:r>
+    </w:p>
+    <w:p>
+      <w:pPr>
+        <w:spacing w:after="0" w:line="276" w:lineRule="auto"/>
+        <w:rPr>
+          <w:rFonts w:ascii="Times New Roman" w:hAnsi="Times New Roman" w:cs="Times New Roman"/>
+        </w:rPr>
+      </w:pPr>
+      <w:r>
+        <w:rPr>
+          <w:rFonts w:ascii="Times New Roman" w:hAnsi="Times New Roman" w:cs="Times New Roman"/>
+          <w:b/>
+          <w:bCs/>
+        </w:rPr>
+        <w:t>Keywords:</w:t>
+      </w:r>
+      <w:r>
+        <w:rPr>
+          <w:rFonts w:ascii="Times New Roman" w:hAnsi="Times New Roman" w:cs="Times New Roman"/>
+        </w:rPr>
+        <w:t> </w:t>
+      </w:r>
+      <w:r>
+        <w:rPr>
+          <w:rFonts w:ascii="Times New Roman" w:hAnsi="Times New Roman" w:cs="Times New Roman"/>
+          <w:i/>
+          <w:iCs/>
+        </w:rPr>
+        <w:t>Cithara Sanctorum</w:t>
+      </w:r>
+      <w:r>
+        <w:rPr>
+          <w:rFonts w:ascii="Times New Roman" w:hAnsi="Times New Roman" w:cs="Times New Roman"/>
+        </w:rPr>
+        <w:t xml:space="preserve">, </w:t>
+      </w:r>
+      <w:proofErr w:type="spellStart"/>
+      <w:r>
+        <w:rPr>
+          <w:rFonts w:ascii="Times New Roman" w:hAnsi="Times New Roman" w:cs="Times New Roman"/>
+        </w:rPr>
+        <w:t>Tranovský</w:t>
+      </w:r>
+      <w:proofErr w:type="spellEnd"/>
+      <w:r>
+        <w:rPr>
+          <w:rFonts w:ascii="Times New Roman" w:hAnsi="Times New Roman" w:cs="Times New Roman"/>
+        </w:rPr>
+        <w:t>, </w:t>
+      </w:r>
+      <w:r>
+        <w:rPr>
+          <w:rFonts w:ascii="Times New Roman" w:hAnsi="Times New Roman" w:cs="Times New Roman"/>
+          <w:i/>
+          <w:iCs/>
+        </w:rPr>
+        <w:t xml:space="preserve">Agenda </w:t>
+      </w:r>
+      <w:proofErr w:type="spellStart"/>
+      <w:r>
+        <w:rPr>
+          <w:rFonts w:ascii="Times New Roman" w:hAnsi="Times New Roman" w:cs="Times New Roman"/>
+          <w:i/>
+          <w:iCs/>
+        </w:rPr>
+        <w:t>Česká</w:t>
+      </w:r>
+      <w:proofErr w:type="spellEnd"/>
+      <w:r>
+        <w:rPr>
+          <w:rFonts w:ascii="Times New Roman" w:hAnsi="Times New Roman" w:cs="Times New Roman"/>
+        </w:rPr>
+        <w:t xml:space="preserve">, </w:t>
+      </w:r>
+      <w:proofErr w:type="spellStart"/>
+      <w:r>
+        <w:rPr>
+          <w:rFonts w:ascii="Times New Roman" w:hAnsi="Times New Roman" w:cs="Times New Roman"/>
+        </w:rPr>
+        <w:t>Bystrická</w:t>
+      </w:r>
+      <w:proofErr w:type="spellEnd"/>
+      <w:r>
+        <w:rPr>
+          <w:rFonts w:ascii="Times New Roman" w:hAnsi="Times New Roman" w:cs="Times New Roman"/>
+        </w:rPr>
+        <w:t xml:space="preserve"> agenda, </w:t>
+      </w:r>
+      <w:proofErr w:type="spellStart"/>
+      <w:r>
+        <w:rPr>
+          <w:rFonts w:ascii="Times New Roman" w:hAnsi="Times New Roman" w:cs="Times New Roman"/>
+        </w:rPr>
+        <w:t>Banská</w:t>
+      </w:r>
+      <w:proofErr w:type="spellEnd"/>
+      <w:r>
+        <w:rPr>
+          <w:rFonts w:ascii="Times New Roman" w:hAnsi="Times New Roman" w:cs="Times New Roman"/>
+        </w:rPr>
+        <w:t xml:space="preserve"> </w:t>
+      </w:r>
+      <w:proofErr w:type="spellStart"/>
+      <w:r>
+        <w:rPr>
+          <w:rFonts w:ascii="Times New Roman" w:hAnsi="Times New Roman" w:cs="Times New Roman"/>
+        </w:rPr>
+        <w:t>Bystrica</w:t>
+      </w:r>
+      <w:proofErr w:type="spellEnd"/>
+      <w:r>
+        <w:rPr>
+          <w:rFonts w:ascii="Times New Roman" w:hAnsi="Times New Roman" w:cs="Times New Roman"/>
+        </w:rPr>
+        <w:t>, </w:t>
+      </w:r>
+      <w:proofErr w:type="spellStart"/>
+      <w:r>
+        <w:rPr>
+          <w:rFonts w:ascii="Times New Roman" w:hAnsi="Times New Roman" w:cs="Times New Roman"/>
+          <w:i/>
+          <w:iCs/>
+        </w:rPr>
+        <w:t>manducatio</w:t>
+      </w:r>
+      <w:proofErr w:type="spellEnd"/>
+      <w:r>
+        <w:rPr>
+          <w:rFonts w:ascii="Times New Roman" w:hAnsi="Times New Roman" w:cs="Times New Roman"/>
+          <w:i/>
+          <w:iCs/>
+        </w:rPr>
+        <w:t xml:space="preserve"> </w:t>
+      </w:r>
+      <w:proofErr w:type="spellStart"/>
+      <w:r>
+        <w:rPr>
+          <w:rFonts w:ascii="Times New Roman" w:hAnsi="Times New Roman" w:cs="Times New Roman"/>
+          <w:i/>
+          <w:iCs/>
+        </w:rPr>
+        <w:t>impiorum</w:t>
+      </w:r>
+      <w:proofErr w:type="spellEnd"/>
+      <w:r>
+        <w:rPr>
+          <w:rFonts w:ascii="Times New Roman" w:hAnsi="Times New Roman" w:cs="Times New Roman"/>
+        </w:rPr>
+        <w:t>, </w:t>
+      </w:r>
+      <w:r>
+        <w:rPr>
+          <w:rFonts w:ascii="Times New Roman" w:hAnsi="Times New Roman" w:cs="Times New Roman"/>
+          <w:i/>
+          <w:iCs/>
+        </w:rPr>
+        <w:t xml:space="preserve">lex </w:t>
+      </w:r>
+      <w:proofErr w:type="spellStart"/>
+      <w:r>
+        <w:rPr>
+          <w:rFonts w:ascii="Times New Roman" w:hAnsi="Times New Roman" w:cs="Times New Roman"/>
+          <w:i/>
+          <w:iCs/>
+        </w:rPr>
+        <w:t>orandi</w:t>
+      </w:r>
+      <w:proofErr w:type="spellEnd"/>
+      <w:r>
+        <w:rPr>
+          <w:rFonts w:ascii="Times New Roman" w:hAnsi="Times New Roman" w:cs="Times New Roman"/>
+          <w:i/>
+          <w:iCs/>
+        </w:rPr>
+        <w:t xml:space="preserve"> lex </w:t>
+      </w:r>
+      <w:proofErr w:type="spellStart"/>
+      <w:r>
+        <w:rPr>
+          <w:rFonts w:ascii="Times New Roman" w:hAnsi="Times New Roman" w:cs="Times New Roman"/>
+          <w:i/>
+          <w:iCs/>
+        </w:rPr>
+        <w:t>credendi</w:t>
+      </w:r>
+      <w:proofErr w:type="spellEnd"/>
+      <w:r>
+        <w:rPr>
+          <w:rFonts w:ascii="Times New Roman" w:hAnsi="Times New Roman" w:cs="Times New Roman"/>
+        </w:rPr>
+        <w:t xml:space="preserve">, Reformation hymnology, intra-codex stratification, </w:t>
+      </w:r>
+      <w:proofErr w:type="spellStart"/>
+      <w:r>
+        <w:rPr>
+          <w:rFonts w:ascii="Times New Roman" w:hAnsi="Times New Roman" w:cs="Times New Roman"/>
+        </w:rPr>
+        <w:t>confessionalisation</w:t>
+      </w:r>
+      <w:proofErr w:type="spellEnd"/>
+      <w:r>
+        <w:rPr>
+          <w:rFonts w:ascii="Times New Roman" w:hAnsi="Times New Roman" w:cs="Times New Roman"/>
+        </w:rPr>
+        <w:t>.</w:t>
+      </w:r>
+    </w:p>
+    <w:p>
+      <w:pPr>
+        <w:spacing w:after="0" w:line="276" w:lineRule="auto"/>
         <w:rPr>
           <w:rFonts w:ascii="Times New Roman" w:hAnsi="Times New Roman" w:cs="Times New Roman"/>
         </w:rPr>
@@ -772,6 +746,7 @@
     </w:p>
     <w:p>
       <w:pPr>
+        <w:spacing w:after="0" w:line="276" w:lineRule="auto"/>
         <w:rPr>
           <w:rFonts w:ascii="Times New Roman" w:hAnsi="Times New Roman" w:cs="Times New Roman"/>
           <w:b/>
@@ -789,6 +764,7 @@
     </w:p>
     <w:p>
       <w:pPr>
+        <w:spacing w:after="0" w:line="276" w:lineRule="auto"/>
         <w:rPr>
           <w:rFonts w:ascii="Times New Roman" w:hAnsi="Times New Roman" w:cs="Times New Roman"/>
         </w:rPr>
@@ -855,7 +831,7 @@
         </w:rPr>
         <w:t xml:space="preserve"> performed on the materials he absorbed.</w:t>
       </w:r>
-      <w:hyperlink r:id="rId6" w:anchor="fn2" w:history="1">
+      <w:hyperlink r:id="rId8" w:anchor="fn2" w:history="1">
         <w:r>
           <w:rPr>
             <w:rStyle w:val="Hyperlink"/>
@@ -996,28 +972,28 @@
         <w:rPr>
           <w:rFonts w:ascii="Times New Roman" w:hAnsi="Times New Roman" w:cs="Times New Roman"/>
         </w:rPr>
-        <w:t xml:space="preserve"> and </w:t>
+        <w:t xml:space="preserve"> and shown that approximately half of it is </w:t>
+      </w:r>
+      <w:proofErr w:type="spellStart"/>
+      <w:r>
+        <w:rPr>
+          <w:rFonts w:ascii="Times New Roman" w:hAnsi="Times New Roman" w:cs="Times New Roman"/>
+        </w:rPr>
+        <w:t>Utraquist</w:t>
+      </w:r>
+      <w:proofErr w:type="spellEnd"/>
+      <w:r>
+        <w:rPr>
+          <w:rFonts w:ascii="Times New Roman" w:hAnsi="Times New Roman" w:cs="Times New Roman"/>
+        </w:rPr>
+        <w:t xml:space="preserve"> in origin, a far larger proportion than the </w:t>
       </w:r>
       <w:r>
         <w:rPr>
           <w:rFonts w:ascii="Times New Roman" w:hAnsi="Times New Roman" w:cs="Times New Roman"/>
         </w:rPr>
         <w:lastRenderedPageBreak/>
-        <w:t xml:space="preserve">shown that approximately half of it is </w:t>
-      </w:r>
-      <w:proofErr w:type="spellStart"/>
-      <w:r>
-        <w:rPr>
-          <w:rFonts w:ascii="Times New Roman" w:hAnsi="Times New Roman" w:cs="Times New Roman"/>
-        </w:rPr>
-        <w:t>Utraquist</w:t>
-      </w:r>
-      <w:proofErr w:type="spellEnd"/>
-      <w:r>
-        <w:rPr>
-          <w:rFonts w:ascii="Times New Roman" w:hAnsi="Times New Roman" w:cs="Times New Roman"/>
-        </w:rPr>
-        <w:t xml:space="preserve"> in origin, a far larger proportion than the older hymnological tradition — which tended to assume Brethren primacy — had </w:t>
+        <w:t xml:space="preserve">older hymnological tradition — which tended to assume Brethren primacy — had </w:t>
       </w:r>
       <w:proofErr w:type="spellStart"/>
       <w:r>
@@ -1033,7 +1009,7 @@
         </w:rPr>
         <w:t>.</w:t>
       </w:r>
-      <w:hyperlink r:id="rId7" w:anchor="fn3" w:history="1">
+      <w:hyperlink r:id="rId9" w:anchor="fn3" w:history="1">
         <w:r>
           <w:rPr>
             <w:rStyle w:val="Hyperlink"/>
@@ -1064,7 +1040,7 @@
         </w:rPr>
         <w:t xml:space="preserve"> differential editorial strategy: he was hands-off in confessionally neutral rubrics (the doxologies, the morning and evening hymns, the catechetical settings), and heavily interventionist in the Eucharistic, Marian, and ecclesiological sections, where the cross-confessional source material carried theological weight that an Augsburg-Lutheran compiler had to handle with care.</w:t>
       </w:r>
-      <w:hyperlink r:id="rId8" w:anchor="fn4" w:history="1">
+      <w:hyperlink r:id="rId10" w:anchor="fn4" w:history="1">
         <w:r>
           <w:rPr>
             <w:rStyle w:val="Hyperlink"/>
@@ -1163,7 +1139,7 @@
         </w:rPr>
         <w:t> series, has for the first time given scholars a fully edited witness to the liturgical environment in which the Slovak Lutheran reception of Czech-Reformation worship took place.</w:t>
       </w:r>
-      <w:hyperlink r:id="rId9" w:anchor="fn5" w:history="1">
+      <w:hyperlink r:id="rId11" w:anchor="fn5" w:history="1">
         <w:r>
           <w:rPr>
             <w:rStyle w:val="Hyperlink"/>
@@ -1177,6 +1153,7 @@
     </w:p>
     <w:p>
       <w:pPr>
+        <w:spacing w:after="0" w:line="276" w:lineRule="auto"/>
         <w:rPr>
           <w:rFonts w:ascii="Times New Roman" w:hAnsi="Times New Roman" w:cs="Times New Roman"/>
         </w:rPr>
@@ -1288,6 +1265,7 @@
     </w:p>
     <w:p>
       <w:pPr>
+        <w:spacing w:after="0" w:line="276" w:lineRule="auto"/>
         <w:rPr>
           <w:rFonts w:ascii="Times New Roman" w:hAnsi="Times New Roman" w:cs="Times New Roman"/>
         </w:rPr>
@@ -1654,7 +1632,7 @@
         </w:rPr>
         <w:t>" (not for salvation, but for eternal damnation).</w:t>
       </w:r>
-      <w:hyperlink r:id="rId10" w:anchor="fn6" w:history="1">
+      <w:hyperlink r:id="rId12" w:anchor="fn6" w:history="1">
         <w:r>
           <w:rPr>
             <w:rStyle w:val="Hyperlink"/>
@@ -1668,6 +1646,7 @@
     </w:p>
     <w:p>
       <w:pPr>
+        <w:spacing w:after="0" w:line="276" w:lineRule="auto"/>
         <w:rPr>
           <w:rFonts w:ascii="Times New Roman" w:hAnsi="Times New Roman" w:cs="Times New Roman"/>
         </w:rPr>
@@ -1676,62 +1655,68 @@
         <w:rPr>
           <w:rFonts w:ascii="Times New Roman" w:hAnsi="Times New Roman" w:cs="Times New Roman"/>
         </w:rPr>
+        <w:t>The intensification operates not at the cross-confessional boundary — both witnesses are Lutheran-aligned, the </w:t>
+      </w:r>
+      <w:proofErr w:type="gramStart"/>
+      <w:r>
+        <w:rPr>
+          <w:rFonts w:ascii="Times New Roman" w:hAnsi="Times New Roman" w:cs="Times New Roman"/>
+          <w:i/>
+          <w:iCs/>
+        </w:rPr>
+        <w:t>Agenda</w:t>
+      </w:r>
+      <w:proofErr w:type="gramEnd"/>
+      <w:r>
+        <w:rPr>
+          <w:rFonts w:ascii="Times New Roman" w:hAnsi="Times New Roman" w:cs="Times New Roman"/>
+          <w:i/>
+          <w:iCs/>
+        </w:rPr>
+        <w:t xml:space="preserve"> </w:t>
+      </w:r>
+      <w:proofErr w:type="spellStart"/>
+      <w:r>
+        <w:rPr>
+          <w:rFonts w:ascii="Times New Roman" w:hAnsi="Times New Roman" w:cs="Times New Roman"/>
+          <w:i/>
+          <w:iCs/>
+        </w:rPr>
+        <w:t>Česká</w:t>
+      </w:r>
+      <w:r>
+        <w:rPr>
+          <w:rFonts w:ascii="Times New Roman" w:hAnsi="Times New Roman" w:cs="Times New Roman"/>
+        </w:rPr>
+        <w:t>'s</w:t>
+      </w:r>
+      <w:proofErr w:type="spellEnd"/>
+      <w:r>
+        <w:rPr>
+          <w:rFonts w:ascii="Times New Roman" w:hAnsi="Times New Roman" w:cs="Times New Roman"/>
+        </w:rPr>
+        <w:t xml:space="preserve"> preface declares Augsburg Confession alignment explicitly — but within the Lutheran orbit itself. From a moderate Czech printed register, with traces of </w:t>
+      </w:r>
+      <w:proofErr w:type="spellStart"/>
+      <w:r>
+        <w:rPr>
+          <w:rFonts w:ascii="Times New Roman" w:hAnsi="Times New Roman" w:cs="Times New Roman"/>
+        </w:rPr>
+        <w:t>Utraquist</w:t>
+      </w:r>
+      <w:proofErr w:type="spellEnd"/>
+      <w:r>
+        <w:rPr>
+          <w:rFonts w:ascii="Times New Roman" w:hAnsi="Times New Roman" w:cs="Times New Roman"/>
+        </w:rPr>
+        <w:t xml:space="preserve"> liturgical residue carried over into the Czech translation of the source </w:t>
+      </w:r>
+      <w:r>
+        <w:rPr>
+          <w:rFonts w:ascii="Times New Roman" w:hAnsi="Times New Roman" w:cs="Times New Roman"/>
+        </w:rPr>
         <w:lastRenderedPageBreak/>
-        <w:t>The intensification operates not at the cross-confessional boundary — both witnesses are Lutheran-aligned, the </w:t>
-      </w:r>
-      <w:proofErr w:type="gramStart"/>
-      <w:r>
-        <w:rPr>
-          <w:rFonts w:ascii="Times New Roman" w:hAnsi="Times New Roman" w:cs="Times New Roman"/>
-          <w:i/>
-          <w:iCs/>
-        </w:rPr>
-        <w:t>Agenda</w:t>
-      </w:r>
-      <w:proofErr w:type="gramEnd"/>
-      <w:r>
-        <w:rPr>
-          <w:rFonts w:ascii="Times New Roman" w:hAnsi="Times New Roman" w:cs="Times New Roman"/>
-          <w:i/>
-          <w:iCs/>
-        </w:rPr>
-        <w:t xml:space="preserve"> </w:t>
-      </w:r>
-      <w:proofErr w:type="spellStart"/>
-      <w:r>
-        <w:rPr>
-          <w:rFonts w:ascii="Times New Roman" w:hAnsi="Times New Roman" w:cs="Times New Roman"/>
-          <w:i/>
-          <w:iCs/>
-        </w:rPr>
-        <w:t>Česká</w:t>
-      </w:r>
-      <w:r>
-        <w:rPr>
-          <w:rFonts w:ascii="Times New Roman" w:hAnsi="Times New Roman" w:cs="Times New Roman"/>
-        </w:rPr>
-        <w:t>'s</w:t>
-      </w:r>
-      <w:proofErr w:type="spellEnd"/>
-      <w:r>
-        <w:rPr>
-          <w:rFonts w:ascii="Times New Roman" w:hAnsi="Times New Roman" w:cs="Times New Roman"/>
-        </w:rPr>
-        <w:t xml:space="preserve"> preface declares Augsburg Confession alignment explicitly — but within the Lutheran orbit itself. From a moderate Czech printed register, with traces of </w:t>
-      </w:r>
-      <w:proofErr w:type="spellStart"/>
-      <w:r>
-        <w:rPr>
-          <w:rFonts w:ascii="Times New Roman" w:hAnsi="Times New Roman" w:cs="Times New Roman"/>
-        </w:rPr>
-        <w:t>Utraquist</w:t>
-      </w:r>
-      <w:proofErr w:type="spellEnd"/>
-      <w:r>
-        <w:rPr>
-          <w:rFonts w:ascii="Times New Roman" w:hAnsi="Times New Roman" w:cs="Times New Roman"/>
-        </w:rPr>
-        <w:t xml:space="preserve"> liturgical residue carried over into the Czech translation of the source German agendas, to a sharper Upper-Hungarian Lutheran manuscript register four years later. From a printed text intended for broad Czech-language pastoral use to a hand-written supplement intended for local use in the </w:t>
+        <w:t xml:space="preserve">German agendas, to a sharper Upper-Hungarian Lutheran manuscript register four years later. From a printed text intended for broad Czech-language pastoral use to a hand-written supplement intended for local use in the </w:t>
       </w:r>
       <w:proofErr w:type="spellStart"/>
       <w:r>
@@ -1764,6 +1749,7 @@
     </w:p>
     <w:p>
       <w:pPr>
+        <w:spacing w:after="0" w:line="276" w:lineRule="auto"/>
         <w:rPr>
           <w:rFonts w:ascii="Times New Roman" w:hAnsi="Times New Roman" w:cs="Times New Roman"/>
         </w:rPr>
@@ -1913,6 +1899,7 @@
     </w:p>
     <w:p>
       <w:pPr>
+        <w:spacing w:after="0" w:line="276" w:lineRule="auto"/>
         <w:rPr>
           <w:rFonts w:ascii="Times New Roman" w:hAnsi="Times New Roman" w:cs="Times New Roman"/>
         </w:rPr>
@@ -2036,6 +2023,7 @@
     </w:p>
     <w:p>
       <w:pPr>
+        <w:spacing w:after="0" w:line="276" w:lineRule="auto"/>
         <w:rPr>
           <w:rFonts w:ascii="Times New Roman" w:hAnsi="Times New Roman" w:cs="Times New Roman"/>
           <w:b/>
@@ -2053,6 +2041,7 @@
     </w:p>
     <w:p>
       <w:pPr>
+        <w:spacing w:after="0" w:line="276" w:lineRule="auto"/>
         <w:rPr>
           <w:rFonts w:ascii="Times New Roman" w:hAnsi="Times New Roman" w:cs="Times New Roman"/>
         </w:rPr>
@@ -2223,14 +2212,7 @@
         <w:rPr>
           <w:rFonts w:ascii="Times New Roman" w:hAnsi="Times New Roman" w:cs="Times New Roman"/>
         </w:rPr>
-        <w:t xml:space="preserve"> them as belonging to a single liturgical use. The print itself is a translation into Czech of liturgical orders compiled from German </w:t>
-      </w:r>
-      <w:r>
-        <w:rPr>
-          <w:rFonts w:ascii="Times New Roman" w:hAnsi="Times New Roman" w:cs="Times New Roman"/>
-        </w:rPr>
-        <w:lastRenderedPageBreak/>
-        <w:t xml:space="preserve">Lutheran agendas — primarily Wittenberg, Brandenburg, and Württemberg — assembled for the use of clergy who had been ordained in Wittenberg but who served Czech-speaking populations in territories that had passed through the religious experience of the Hussite revolution and its long </w:t>
+        <w:t xml:space="preserve"> them as belonging to a single liturgical use. The print itself is a translation into Czech of liturgical orders compiled from German Lutheran agendas — primarily Wittenberg, Brandenburg, and Württemberg — assembled for the use of clergy who had been ordained in Wittenberg but who served Czech-speaking populations in territories that had passed through the religious experience of the Hussite revolution and its long </w:t>
       </w:r>
       <w:proofErr w:type="spellStart"/>
       <w:r>
@@ -2246,7 +2228,7 @@
         </w:rPr>
         <w:t xml:space="preserve"> aftermath.</w:t>
       </w:r>
-      <w:hyperlink r:id="rId11" w:anchor="fn7" w:history="1">
+      <w:hyperlink r:id="rId13" w:anchor="fn7" w:history="1">
         <w:r>
           <w:rPr>
             <w:rStyle w:val="Hyperlink"/>
@@ -2327,7 +2309,14 @@
         <w:rPr>
           <w:rFonts w:ascii="Times New Roman" w:hAnsi="Times New Roman" w:cs="Times New Roman"/>
         </w:rPr>
-        <w:t xml:space="preserve">) explicitly; it claims doctrinal unity ("not even the smallest article", in Benka's reading of the preface) among the clergy whose pastoral practice it was to </w:t>
+        <w:t xml:space="preserve">) explicitly; it claims doctrinal unity ("not even the smallest article", in Benka's reading of the preface) among the clergy whose pastoral practice </w:t>
+      </w:r>
+      <w:r>
+        <w:rPr>
+          <w:rFonts w:ascii="Times New Roman" w:hAnsi="Times New Roman" w:cs="Times New Roman"/>
+        </w:rPr>
+        <w:lastRenderedPageBreak/>
+        <w:t xml:space="preserve">it was to </w:t>
       </w:r>
       <w:proofErr w:type="spellStart"/>
       <w:r>
@@ -2343,7 +2332,7 @@
         </w:rPr>
         <w:t>, while acknowledging that ceremonial diversity was the practical problem the agenda sought to resolve.</w:t>
       </w:r>
-      <w:hyperlink r:id="rId12" w:anchor="fn8" w:history="1">
+      <w:hyperlink r:id="rId14" w:anchor="fn8" w:history="1">
         <w:r>
           <w:rPr>
             <w:rStyle w:val="Hyperlink"/>
@@ -2377,6 +2366,7 @@
     </w:p>
     <w:p>
       <w:pPr>
+        <w:spacing w:after="0" w:line="276" w:lineRule="auto"/>
         <w:rPr>
           <w:rFonts w:ascii="Times New Roman" w:hAnsi="Times New Roman" w:cs="Times New Roman"/>
         </w:rPr>
@@ -2411,7 +2401,7 @@
         </w:rPr>
         <w:t> is something else. It is a supplement, not a substitute. Its scribe — anonymous, but evidently working within the same Lutheran liturgical-pastoral world as the printed agenda's compilers — assumes the printed agenda and writes alongside it, supplying material for confession and Eucharistic preparation, marriage, and funerals.</w:t>
       </w:r>
-      <w:hyperlink r:id="rId13" w:anchor="fn9" w:history="1">
+      <w:hyperlink r:id="rId15" w:anchor="fn9" w:history="1">
         <w:r>
           <w:rPr>
             <w:rStyle w:val="Hyperlink"/>
@@ -2462,7 +2452,7 @@
         </w:rPr>
         <w:t> was being explicitly listed as a marker for the identification of hidden Calvinists within otherwise Lutheran-aligned clergy.</w:t>
       </w:r>
-      <w:hyperlink r:id="rId14" w:anchor="fn10" w:history="1">
+      <w:hyperlink r:id="rId16" w:anchor="fn10" w:history="1">
         <w:r>
           <w:rPr>
             <w:rStyle w:val="Hyperlink"/>
@@ -2482,6 +2472,7 @@
     </w:p>
     <w:p>
       <w:pPr>
+        <w:spacing w:after="0" w:line="276" w:lineRule="auto"/>
         <w:rPr>
           <w:rFonts w:ascii="Times New Roman" w:hAnsi="Times New Roman" w:cs="Times New Roman"/>
         </w:rPr>
@@ -2523,6 +2514,7 @@
     </w:p>
     <w:p>
       <w:pPr>
+        <w:spacing w:after="0" w:line="276" w:lineRule="auto"/>
         <w:rPr>
           <w:rFonts w:ascii="Times New Roman" w:hAnsi="Times New Roman" w:cs="Times New Roman"/>
         </w:rPr>
@@ -2671,14 +2663,7 @@
         <w:rPr>
           <w:rFonts w:ascii="Times New Roman" w:hAnsi="Times New Roman" w:cs="Times New Roman"/>
         </w:rPr>
-        <w:t xml:space="preserve">) had embraced the Lutheran Reformation in stages from the 1520s onwards, in a process whose pace and form was conditioned by the towns' privileged legal status, their German-speaking patriciate, and their wealth from copper and silver extraction. By the late 1550s the towns were under </w:t>
-      </w:r>
-      <w:r>
-        <w:rPr>
-          <w:rFonts w:ascii="Times New Roman" w:hAnsi="Times New Roman" w:cs="Times New Roman"/>
-        </w:rPr>
-        <w:lastRenderedPageBreak/>
-        <w:t>direct royal pressure to give an account of their religious practice; in 1559 they composed the </w:t>
+        <w:t>) had embraced the Lutheran Reformation in stages from the 1520s onwards, in a process whose pace and form was conditioned by the towns' privileged legal status, their German-speaking patriciate, and their wealth from copper and silver extraction. By the late 1550s the towns were under direct royal pressure to give an account of their religious practice; in 1559 they composed the </w:t>
       </w:r>
       <w:proofErr w:type="spellStart"/>
       <w:r>
@@ -2714,7 +2699,7 @@
         </w:rPr>
         <w:t>, the seven-towns confession, modelled on the Pentapolitana (1549) of the five eastern royal cities and aligned with the Augsburg Confession.</w:t>
       </w:r>
-      <w:hyperlink r:id="rId15" w:anchor="fn11" w:history="1">
+      <w:hyperlink r:id="rId17" w:anchor="fn11" w:history="1">
         <w:r>
           <w:rPr>
             <w:rStyle w:val="Hyperlink"/>
@@ -2811,7 +2796,14 @@
         <w:rPr>
           <w:rFonts w:ascii="Times New Roman" w:hAnsi="Times New Roman" w:cs="Times New Roman"/>
         </w:rPr>
-        <w:t>, the restoration of Catholic worship, with anabaptists and "</w:t>
+        <w:t xml:space="preserve">, the restoration of Catholic worship, with anabaptists and </w:t>
+      </w:r>
+      <w:r>
+        <w:rPr>
+          <w:rFonts w:ascii="Times New Roman" w:hAnsi="Times New Roman" w:cs="Times New Roman"/>
+        </w:rPr>
+        <w:lastRenderedPageBreak/>
+        <w:t>"</w:t>
       </w:r>
       <w:proofErr w:type="spellStart"/>
       <w:r>
@@ -2827,7 +2819,7 @@
         </w:rPr>
         <w:t>" explicitly named as heretics to be expelled and Lutheran clergy left to defend their orthodoxy under sustained pressure.</w:t>
       </w:r>
-      <w:hyperlink r:id="rId16" w:anchor="fn12" w:history="1">
+      <w:hyperlink r:id="rId18" w:anchor="fn12" w:history="1">
         <w:r>
           <w:rPr>
             <w:rStyle w:val="Hyperlink"/>
@@ -2868,7 +2860,7 @@
         </w:rPr>
         <w:t>'s own treatment of the relationship between confession and Eucharist link private confession to worthy reception of the Lord's Supper, which in this disciplinary atmosphere served the double confessional function of distinguishing Lutheran practice from both Catholic obligatory confession and Reformed elimination of private confession.</w:t>
       </w:r>
-      <w:hyperlink r:id="rId17" w:anchor="fn13" w:history="1">
+      <w:hyperlink r:id="rId19" w:anchor="fn13" w:history="1">
         <w:r>
           <w:rPr>
             <w:rStyle w:val="Hyperlink"/>
@@ -2882,6 +2874,7 @@
     </w:p>
     <w:p>
       <w:pPr>
+        <w:spacing w:after="0" w:line="276" w:lineRule="auto"/>
         <w:rPr>
           <w:rFonts w:ascii="Times New Roman" w:hAnsi="Times New Roman" w:cs="Times New Roman"/>
         </w:rPr>
@@ -2895,6 +2888,7 @@
     </w:p>
     <w:p>
       <w:pPr>
+        <w:spacing w:after="0" w:line="276" w:lineRule="auto"/>
         <w:rPr>
           <w:rFonts w:ascii="Times New Roman" w:hAnsi="Times New Roman" w:cs="Times New Roman"/>
         </w:rPr>
@@ -2910,6 +2904,7 @@
     </w:p>
     <w:p>
       <w:pPr>
+        <w:spacing w:after="0" w:line="276" w:lineRule="auto"/>
         <w:rPr>
           <w:rFonts w:ascii="Times New Roman" w:hAnsi="Times New Roman" w:cs="Times New Roman"/>
           <w:b/>
@@ -2957,6 +2952,7 @@
     </w:p>
     <w:p>
       <w:pPr>
+        <w:spacing w:after="0" w:line="276" w:lineRule="auto"/>
         <w:rPr>
           <w:rFonts w:ascii="Times New Roman" w:hAnsi="Times New Roman" w:cs="Times New Roman"/>
         </w:rPr>
@@ -3159,7 +3155,7 @@
         </w:rPr>
         <w:t>" — "Order of the Great Mass, to be observed when administering the Venerable Sacrament of the Lord's Supper".</w:t>
       </w:r>
-      <w:hyperlink r:id="rId18" w:anchor="fn14" w:history="1">
+      <w:hyperlink r:id="rId20" w:anchor="fn14" w:history="1">
         <w:r>
           <w:rPr>
             <w:rStyle w:val="Hyperlink"/>
@@ -3258,7 +3254,7 @@
         </w:rPr>
         <w:t>, the Thanksgiving, and the Aaronic Benediction.</w:t>
       </w:r>
-      <w:hyperlink r:id="rId19" w:anchor="fn15" w:history="1">
+      <w:hyperlink r:id="rId21" w:anchor="fn15" w:history="1">
         <w:r>
           <w:rPr>
             <w:rStyle w:val="Hyperlink"/>
@@ -3278,6 +3274,7 @@
     </w:p>
     <w:p>
       <w:pPr>
+        <w:spacing w:after="0" w:line="276" w:lineRule="auto"/>
         <w:rPr>
           <w:rFonts w:ascii="Times New Roman" w:hAnsi="Times New Roman" w:cs="Times New Roman"/>
         </w:rPr>
@@ -3287,7 +3284,6 @@
         <w:rPr>
           <w:rFonts w:ascii="Times New Roman" w:hAnsi="Times New Roman" w:cs="Times New Roman"/>
         </w:rPr>
-        <w:lastRenderedPageBreak/>
         <w:t>A first</w:t>
       </w:r>
       <w:proofErr w:type="gramEnd"/>
@@ -3459,7 +3455,7 @@
         </w:rPr>
         <w:t xml:space="preserve"> precedent the terminological doubling would have read as confessional clarity rather than ambiguity.</w:t>
       </w:r>
-      <w:hyperlink r:id="rId20" w:anchor="fn16" w:history="1">
+      <w:hyperlink r:id="rId22" w:anchor="fn16" w:history="1">
         <w:r>
           <w:rPr>
             <w:rStyle w:val="Hyperlink"/>
@@ -3502,11 +3498,19 @@
         <w:rPr>
           <w:rFonts w:ascii="Times New Roman" w:hAnsi="Times New Roman" w:cs="Times New Roman"/>
         </w:rPr>
-        <w:t>" (Venerable Sacrament) — language of high reverence, but reverence whose theological content is left to be specified by the rite's substantive articulations.</w:t>
+        <w:t xml:space="preserve">" (Venerable Sacrament) — language of </w:t>
+      </w:r>
+      <w:r>
+        <w:rPr>
+          <w:rFonts w:ascii="Times New Roman" w:hAnsi="Times New Roman" w:cs="Times New Roman"/>
+        </w:rPr>
+        <w:lastRenderedPageBreak/>
+        <w:t>high reverence, but reverence whose theological content is left to be specified by the rite's substantive articulations.</w:t>
       </w:r>
     </w:p>
     <w:p>
       <w:pPr>
+        <w:spacing w:after="0" w:line="276" w:lineRule="auto"/>
         <w:rPr>
           <w:rFonts w:ascii="Times New Roman" w:hAnsi="Times New Roman" w:cs="Times New Roman"/>
         </w:rPr>
@@ -3612,6 +3616,7 @@
     </w:p>
     <w:p>
       <w:pPr>
+        <w:spacing w:after="0" w:line="276" w:lineRule="auto"/>
         <w:rPr>
           <w:rFonts w:ascii="Times New Roman" w:hAnsi="Times New Roman" w:cs="Times New Roman"/>
         </w:rPr>
@@ -3625,6 +3630,7 @@
     </w:p>
     <w:p>
       <w:pPr>
+        <w:spacing w:after="0" w:line="276" w:lineRule="auto"/>
         <w:rPr>
           <w:rFonts w:ascii="Times New Roman" w:hAnsi="Times New Roman" w:cs="Times New Roman"/>
         </w:rPr>
@@ -4136,6 +4142,7 @@
     </w:p>
     <w:p>
       <w:pPr>
+        <w:spacing w:after="0" w:line="276" w:lineRule="auto"/>
         <w:rPr>
           <w:rFonts w:ascii="Times New Roman" w:hAnsi="Times New Roman" w:cs="Times New Roman"/>
         </w:rPr>
@@ -4146,7 +4153,7 @@
         </w:rPr>
         <w:t>[Take and eat, this is my Body which is given for you — that is, that I have been made man, and whatever I do and suffer, all of it is your inheritance, and is done for your benefit. For certain proof and testimony of this, I give you my Body for food.]</w:t>
       </w:r>
-      <w:hyperlink r:id="rId21" w:anchor="fn17" w:history="1">
+      <w:hyperlink r:id="rId23" w:anchor="fn17" w:history="1">
         <w:r>
           <w:rPr>
             <w:rStyle w:val="Hyperlink"/>
@@ -4160,6 +4167,7 @@
     </w:p>
     <w:p>
       <w:pPr>
+        <w:spacing w:after="0" w:line="276" w:lineRule="auto"/>
         <w:rPr>
           <w:rFonts w:ascii="Times New Roman" w:hAnsi="Times New Roman" w:cs="Times New Roman"/>
         </w:rPr>
@@ -4285,6 +4293,7 @@
     </w:p>
     <w:p>
       <w:pPr>
+        <w:spacing w:after="0" w:line="276" w:lineRule="auto"/>
         <w:rPr>
           <w:rFonts w:ascii="Times New Roman" w:hAnsi="Times New Roman" w:cs="Times New Roman"/>
         </w:rPr>
@@ -4293,7 +4302,6 @@
         <w:rPr>
           <w:rFonts w:ascii="Times New Roman" w:hAnsi="Times New Roman" w:cs="Times New Roman"/>
         </w:rPr>
-        <w:lastRenderedPageBreak/>
         <w:t xml:space="preserve">The rite's definition of worthy reception confirms this register choice. Benka extracts the operative formula at p. 79 of his introductory study, where he is precisely concerned to </w:t>
       </w:r>
       <w:proofErr w:type="spellStart"/>
@@ -4327,6 +4335,7 @@
     </w:p>
     <w:p>
       <w:pPr>
+        <w:spacing w:after="0" w:line="276" w:lineRule="auto"/>
         <w:rPr>
           <w:rFonts w:ascii="Times New Roman" w:hAnsi="Times New Roman" w:cs="Times New Roman"/>
         </w:rPr>
@@ -4676,6 +4685,7 @@
     </w:p>
     <w:p>
       <w:pPr>
+        <w:spacing w:after="0" w:line="276" w:lineRule="auto"/>
         <w:rPr>
           <w:rFonts w:ascii="Times New Roman" w:hAnsi="Times New Roman" w:cs="Times New Roman"/>
         </w:rPr>
@@ -4686,7 +4696,7 @@
         </w:rPr>
         <w:t>[Whoever now eats of this Bread and drinks from the Chalice and firmly believes those words which he hears from Christ and that ordinance which he receives from Christ — he is a worthy guest at the Lord's table.]</w:t>
       </w:r>
-      <w:hyperlink r:id="rId22" w:anchor="fn18" w:history="1">
+      <w:hyperlink r:id="rId24" w:anchor="fn18" w:history="1">
         <w:r>
           <w:rPr>
             <w:rStyle w:val="Hyperlink"/>
@@ -4700,6 +4710,7 @@
     </w:p>
     <w:p>
       <w:pPr>
+        <w:spacing w:after="0" w:line="276" w:lineRule="auto"/>
         <w:rPr>
           <w:rFonts w:ascii="Times New Roman" w:hAnsi="Times New Roman" w:cs="Times New Roman"/>
         </w:rPr>
@@ -4736,11 +4747,19 @@
         <w:rPr>
           <w:rFonts w:ascii="Times New Roman" w:hAnsi="Times New Roman" w:cs="Times New Roman"/>
         </w:rPr>
-        <w:t>, or even broadly Reformed-spiritual-presence view could both "firmly believe the words" — they would simply understand them differently. The rite does not police the boundary between them.</w:t>
+        <w:t xml:space="preserve">, or even broadly Reformed-spiritual-presence view </w:t>
+      </w:r>
+      <w:r>
+        <w:rPr>
+          <w:rFonts w:ascii="Times New Roman" w:hAnsi="Times New Roman" w:cs="Times New Roman"/>
+        </w:rPr>
+        <w:lastRenderedPageBreak/>
+        <w:t>could both "firmly believe the words" — they would simply understand them differently. The rite does not police the boundary between them.</w:t>
       </w:r>
     </w:p>
     <w:p>
       <w:pPr>
+        <w:spacing w:after="0" w:line="276" w:lineRule="auto"/>
         <w:rPr>
           <w:rFonts w:ascii="Times New Roman" w:hAnsi="Times New Roman" w:cs="Times New Roman"/>
         </w:rPr>
@@ -4784,6 +4803,7 @@
     </w:p>
     <w:p>
       <w:pPr>
+        <w:spacing w:after="0" w:line="276" w:lineRule="auto"/>
         <w:rPr>
           <w:rFonts w:ascii="Times New Roman" w:hAnsi="Times New Roman" w:cs="Times New Roman"/>
         </w:rPr>
@@ -5043,6 +5063,7 @@
     </w:p>
     <w:p>
       <w:pPr>
+        <w:spacing w:after="0" w:line="276" w:lineRule="auto"/>
         <w:rPr>
           <w:rFonts w:ascii="Times New Roman" w:hAnsi="Times New Roman" w:cs="Times New Roman"/>
         </w:rPr>
@@ -5087,7 +5108,7 @@
         </w:rPr>
         <w:t>] contain, for example, mentions of body and blood, without qualifiers of the type 'true' or 'substantial'.]</w:t>
       </w:r>
-      <w:hyperlink r:id="rId23" w:anchor="fn19" w:history="1">
+      <w:hyperlink r:id="rId25" w:anchor="fn19" w:history="1">
         <w:r>
           <w:rPr>
             <w:rStyle w:val="Hyperlink"/>
@@ -5101,6 +5122,7 @@
     </w:p>
     <w:p>
       <w:pPr>
+        <w:spacing w:after="0" w:line="276" w:lineRule="auto"/>
         <w:rPr>
           <w:rFonts w:ascii="Times New Roman" w:hAnsi="Times New Roman" w:cs="Times New Roman"/>
         </w:rPr>
@@ -5292,6 +5314,7 @@
     </w:p>
     <w:p>
       <w:pPr>
+        <w:spacing w:after="0" w:line="276" w:lineRule="auto"/>
         <w:rPr>
           <w:rFonts w:ascii="Times New Roman" w:hAnsi="Times New Roman" w:cs="Times New Roman"/>
         </w:rPr>
@@ -5428,7 +5451,7 @@
         </w:rPr>
         <w:t>" — "this most holy Sacrament is given for the special consolation and strengthening of poor and troubled consciences".</w:t>
       </w:r>
-      <w:hyperlink r:id="rId24" w:anchor="fn20" w:history="1">
+      <w:hyperlink r:id="rId26" w:anchor="fn20" w:history="1">
         <w:r>
           <w:rPr>
             <w:rStyle w:val="Hyperlink"/>
@@ -5530,7 +5553,6 @@
         <w:rPr>
           <w:rFonts w:ascii="Times New Roman" w:hAnsi="Times New Roman" w:cs="Times New Roman"/>
         </w:rPr>
-        <w:lastRenderedPageBreak/>
         <w:t>swého</w:t>
       </w:r>
       <w:proofErr w:type="spellEnd"/>
@@ -5736,7 +5758,7 @@
         </w:rPr>
         <w:t>" — "that through your beloved Son you have deigned to establish this venerable Sacrament, in which we eat his Holy Body and drink his Holy Blood".</w:t>
       </w:r>
-      <w:hyperlink r:id="rId25" w:anchor="fn21" w:history="1">
+      <w:hyperlink r:id="rId27" w:anchor="fn21" w:history="1">
         <w:r>
           <w:rPr>
             <w:rStyle w:val="Hyperlink"/>
@@ -5854,6 +5876,7 @@
     </w:p>
     <w:p>
       <w:pPr>
+        <w:spacing w:after="0" w:line="276" w:lineRule="auto"/>
         <w:rPr>
           <w:rFonts w:ascii="Times New Roman" w:hAnsi="Times New Roman" w:cs="Times New Roman"/>
         </w:rPr>
@@ -5963,6 +5986,7 @@
           <w:i/>
           <w:iCs/>
         </w:rPr>
+        <w:lastRenderedPageBreak/>
         <w:t>utraque</w:t>
       </w:r>
       <w:proofErr w:type="spellEnd"/>
@@ -6027,6 +6051,7 @@
     </w:p>
     <w:p>
       <w:pPr>
+        <w:spacing w:after="0" w:line="276" w:lineRule="auto"/>
         <w:rPr>
           <w:rFonts w:ascii="Times New Roman" w:hAnsi="Times New Roman" w:cs="Times New Roman"/>
         </w:rPr>
@@ -6088,6 +6113,7 @@
     </w:p>
     <w:p>
       <w:pPr>
+        <w:spacing w:after="0" w:line="276" w:lineRule="auto"/>
         <w:rPr>
           <w:rFonts w:ascii="Times New Roman" w:hAnsi="Times New Roman" w:cs="Times New Roman"/>
           <w:b/>
@@ -6135,6 +6161,7 @@
     </w:p>
     <w:p>
       <w:pPr>
+        <w:spacing w:after="0" w:line="276" w:lineRule="auto"/>
         <w:rPr>
           <w:rFonts w:ascii="Times New Roman" w:hAnsi="Times New Roman" w:cs="Times New Roman"/>
         </w:rPr>
@@ -6215,7 +6242,7 @@
         </w:rPr>
         <w:t>-influenced moral exhortation (pp. 302 – 340), and funeral hymns (pp. 340 – 368).</w:t>
       </w:r>
-      <w:hyperlink r:id="rId26" w:anchor="fn22" w:history="1">
+      <w:hyperlink r:id="rId28" w:anchor="fn22" w:history="1">
         <w:r>
           <w:rPr>
             <w:rStyle w:val="Hyperlink"/>
@@ -6280,7 +6307,7 @@
         </w:rPr>
         <w:t> was being explicitly listed as a marker for the identification of hidden Calvinists within otherwise Lutheran-aligned clergy.</w:t>
       </w:r>
-      <w:hyperlink r:id="rId27" w:anchor="fn23" w:history="1">
+      <w:hyperlink r:id="rId29" w:anchor="fn23" w:history="1">
         <w:r>
           <w:rPr>
             <w:rStyle w:val="Hyperlink"/>
@@ -6294,6 +6321,7 @@
     </w:p>
     <w:p>
       <w:pPr>
+        <w:spacing w:after="0" w:line="276" w:lineRule="auto"/>
         <w:rPr>
           <w:rFonts w:ascii="Times New Roman" w:hAnsi="Times New Roman" w:cs="Times New Roman"/>
         </w:rPr>
@@ -6302,7 +6330,6 @@
         <w:rPr>
           <w:rFonts w:ascii="Times New Roman" w:hAnsi="Times New Roman" w:cs="Times New Roman"/>
         </w:rPr>
-        <w:lastRenderedPageBreak/>
         <w:t>The Eucharistic-preparation material in the </w:t>
       </w:r>
       <w:proofErr w:type="spellStart"/>
@@ -6461,7 +6488,7 @@
         </w:rPr>
         <w:t> — not for salvation, but for eternal damnation.</w:t>
       </w:r>
-      <w:hyperlink r:id="rId28" w:anchor="fn24" w:history="1">
+      <w:hyperlink r:id="rId30" w:anchor="fn24" w:history="1">
         <w:r>
           <w:rPr>
             <w:rStyle w:val="Hyperlink"/>
@@ -6475,6 +6502,7 @@
     </w:p>
     <w:p>
       <w:pPr>
+        <w:spacing w:after="0" w:line="276" w:lineRule="auto"/>
         <w:rPr>
           <w:rFonts w:ascii="Times New Roman" w:hAnsi="Times New Roman" w:cs="Times New Roman"/>
         </w:rPr>
@@ -6567,7 +6595,7 @@
         </w:rPr>
         <w:t>; what differs is the salvific outcome. The body is not selectively present — present to faith and absent to unbelief — but universally present in the Sacrament's action, with the worthiness of the recipient determining whether that bodily presence is received for life or for judgement. This is precisely the formulation that the Formula of Concord, Solid Declaration, Article VII, makes the boundary marker between Lutheran and Reformed Eucharistic theology. FC SD VII §16 (corresponding to Epitome §7) states the position with maximum precision: "Not only the true believers and the worthy, but also the unworthy and unbelievers, receive the true body and blood of Christ; however, not for life and consolation, but for judgement and condemnation."</w:t>
       </w:r>
-      <w:hyperlink r:id="rId29" w:anchor="fn25" w:history="1">
+      <w:hyperlink r:id="rId31" w:anchor="fn25" w:history="1">
         <w:r>
           <w:rPr>
             <w:rStyle w:val="Hyperlink"/>
@@ -6611,6 +6639,7 @@
     </w:p>
     <w:p>
       <w:pPr>
+        <w:spacing w:after="0" w:line="276" w:lineRule="auto"/>
         <w:rPr>
           <w:rFonts w:ascii="Times New Roman" w:hAnsi="Times New Roman" w:cs="Times New Roman"/>
         </w:rPr>
@@ -6706,6 +6735,7 @@
           <w:i/>
           <w:iCs/>
         </w:rPr>
+        <w:lastRenderedPageBreak/>
         <w:t>smerujú</w:t>
       </w:r>
       <w:proofErr w:type="spellEnd"/>
@@ -6803,7 +6833,7 @@
         </w:rPr>
         <w:t>.</w:t>
       </w:r>
-      <w:hyperlink r:id="rId30" w:anchor="fn26" w:history="1">
+      <w:hyperlink r:id="rId32" w:anchor="fn26" w:history="1">
         <w:r>
           <w:rPr>
             <w:rStyle w:val="Hyperlink"/>
@@ -6899,6 +6929,7 @@
     </w:p>
     <w:p>
       <w:pPr>
+        <w:spacing w:after="0" w:line="276" w:lineRule="auto"/>
         <w:rPr>
           <w:rFonts w:ascii="Times New Roman" w:hAnsi="Times New Roman" w:cs="Times New Roman"/>
         </w:rPr>
@@ -6957,7 +6988,7 @@
         </w:rPr>
         <w:t xml:space="preserve"> used to identify hidden Calvinist sympathies among nominally Lutheran clergy.</w:t>
       </w:r>
-      <w:hyperlink r:id="rId31" w:anchor="fn27" w:history="1">
+      <w:hyperlink r:id="rId33" w:anchor="fn27" w:history="1">
         <w:r>
           <w:rPr>
             <w:rStyle w:val="Hyperlink"/>
@@ -6972,14 +7003,7 @@
         <w:rPr>
           <w:rFonts w:ascii="Times New Roman" w:hAnsi="Times New Roman" w:cs="Times New Roman"/>
         </w:rPr>
-        <w:t xml:space="preserve"> In the Upper-Hungarian mining towns of the same period, this </w:t>
-      </w:r>
-      <w:r>
-        <w:rPr>
-          <w:rFonts w:ascii="Times New Roman" w:hAnsi="Times New Roman" w:cs="Times New Roman"/>
-        </w:rPr>
-        <w:lastRenderedPageBreak/>
-        <w:t xml:space="preserve">disciplinary atmosphere would have been mediated through several channels: the clergy's own continuing connections to Wittenberg and the German territorial churches, the visiting clergy who circulated between the Pentapolitana cities and the mining-town </w:t>
+        <w:t xml:space="preserve"> In the Upper-Hungarian mining towns of the same period, this disciplinary atmosphere would have been mediated through several channels: the clergy's own continuing connections to Wittenberg and the German territorial churches, the visiting clergy who circulated between the Pentapolitana cities and the mining-town </w:t>
       </w:r>
       <w:proofErr w:type="spellStart"/>
       <w:r>
@@ -6995,7 +7019,7 @@
         </w:rPr>
         <w:t>,</w:t>
       </w:r>
-      <w:hyperlink r:id="rId32" w:anchor="fn28" w:history="1">
+      <w:hyperlink r:id="rId34" w:anchor="fn28" w:history="1">
         <w:r>
           <w:rPr>
             <w:rStyle w:val="Hyperlink"/>
@@ -7115,6 +7139,7 @@
     </w:p>
     <w:p>
       <w:pPr>
+        <w:spacing w:after="0" w:line="276" w:lineRule="auto"/>
         <w:rPr>
           <w:rFonts w:ascii="Times New Roman" w:hAnsi="Times New Roman" w:cs="Times New Roman"/>
         </w:rPr>
@@ -7204,6 +7229,7 @@
     </w:p>
     <w:p>
       <w:pPr>
+        <w:spacing w:after="0" w:line="276" w:lineRule="auto"/>
         <w:rPr>
           <w:rFonts w:ascii="Times New Roman" w:hAnsi="Times New Roman" w:cs="Times New Roman"/>
         </w:rPr>
@@ -7272,7 +7298,7 @@
         </w:rPr>
         <w:t>) is foregrounded in the manuscript supplement as the proper preparation for communion: it is to take place the evening before or the early morning of communion, and the link is explicit in the rubrics.</w:t>
       </w:r>
-      <w:hyperlink r:id="rId33" w:anchor="fn29" w:history="1">
+      <w:hyperlink r:id="rId35" w:anchor="fn29" w:history="1">
         <w:r>
           <w:rPr>
             <w:rStyle w:val="Hyperlink"/>
@@ -7287,9 +7313,16 @@
         <w:rPr>
           <w:rFonts w:ascii="Times New Roman" w:hAnsi="Times New Roman" w:cs="Times New Roman"/>
         </w:rPr>
-        <w:t> Benka documents the same linkage in the 1558 mining-town synod and the 1580 regulations.</w:t>
-      </w:r>
-      <w:hyperlink r:id="rId34" w:anchor="fn30" w:history="1">
+        <w:t xml:space="preserve"> Benka documents </w:t>
+      </w:r>
+      <w:r>
+        <w:rPr>
+          <w:rFonts w:ascii="Times New Roman" w:hAnsi="Times New Roman" w:cs="Times New Roman"/>
+        </w:rPr>
+        <w:lastRenderedPageBreak/>
+        <w:t>the same linkage in the 1558 mining-town synod and the 1580 regulations.</w:t>
+      </w:r>
+      <w:hyperlink r:id="rId36" w:anchor="fn30" w:history="1">
         <w:r>
           <w:rPr>
             <w:rStyle w:val="Hyperlink"/>
@@ -7357,6 +7390,7 @@
     </w:p>
     <w:p>
       <w:pPr>
+        <w:spacing w:after="0" w:line="276" w:lineRule="auto"/>
         <w:rPr>
           <w:rFonts w:ascii="Times New Roman" w:hAnsi="Times New Roman" w:cs="Times New Roman"/>
         </w:rPr>
@@ -7427,18 +7461,12 @@
         <w:rPr>
           <w:rFonts w:ascii="Times New Roman" w:hAnsi="Times New Roman" w:cs="Times New Roman"/>
         </w:rPr>
-        <w:t xml:space="preserve"> liturgical memory. The manuscript Slovak supplement </w:t>
-      </w:r>
-      <w:r>
-        <w:rPr>
-          <w:rFonts w:ascii="Times New Roman" w:hAnsi="Times New Roman" w:cs="Times New Roman"/>
-        </w:rPr>
-        <w:lastRenderedPageBreak/>
-        <w:t>operates sharply: the same theology articulated with the polemical specifications that the post-Formula disciplinary atmosphere had begun to require, embedded in a confession-and-Eucharist linkage that polemically marks the rite as Lutheran against both Catholic and Reformed alternatives. The register shift between the two witnesses is not a doctrinal break. It is the same confessional commitment articulating itself with sharper edges as it crosses the boundary from print to manuscript, from Czech to Slovak, from a 1581 register to a 1585 register, from a translation of German agendas to a local supplement composed in the mining-town milieu under intensifying confessional discipline.</w:t>
+        <w:t xml:space="preserve"> liturgical memory. The manuscript Slovak supplement operates sharply: the same theology articulated with the polemical specifications that the post-Formula disciplinary atmosphere had begun to require, embedded in a confession-and-Eucharist linkage that polemically marks the rite as Lutheran against both Catholic and Reformed alternatives. The register shift between the two witnesses is not a doctrinal break. It is the same confessional commitment articulating itself with sharper edges as it crosses the boundary from print to manuscript, from Czech to Slovak, from a 1581 register to a 1585 register, from a translation of German agendas to a local supplement composed in the mining-town milieu under intensifying confessional discipline.</w:t>
       </w:r>
     </w:p>
     <w:p>
       <w:pPr>
+        <w:spacing w:after="0" w:line="276" w:lineRule="auto"/>
         <w:rPr>
           <w:rFonts w:ascii="Times New Roman" w:hAnsi="Times New Roman" w:cs="Times New Roman"/>
         </w:rPr>
@@ -7490,6 +7518,7 @@
     </w:p>
     <w:p>
       <w:pPr>
+        <w:spacing w:after="0" w:line="276" w:lineRule="auto"/>
         <w:rPr>
           <w:rFonts w:ascii="Times New Roman" w:hAnsi="Times New Roman" w:cs="Times New Roman"/>
         </w:rPr>
@@ -7505,6 +7534,7 @@
     </w:p>
     <w:p>
       <w:pPr>
+        <w:spacing w:after="0" w:line="276" w:lineRule="auto"/>
         <w:rPr>
           <w:rFonts w:ascii="Times New Roman" w:hAnsi="Times New Roman" w:cs="Times New Roman"/>
           <w:b/>
@@ -7522,6 +7552,7 @@
     </w:p>
     <w:p>
       <w:pPr>
+        <w:spacing w:after="0" w:line="276" w:lineRule="auto"/>
         <w:rPr>
           <w:rFonts w:ascii="Times New Roman" w:hAnsi="Times New Roman" w:cs="Times New Roman"/>
         </w:rPr>
@@ -7597,6 +7628,7 @@
     </w:p>
     <w:p>
       <w:pPr>
+        <w:spacing w:after="0" w:line="276" w:lineRule="auto"/>
         <w:rPr>
           <w:rFonts w:ascii="Times New Roman" w:hAnsi="Times New Roman" w:cs="Times New Roman"/>
         </w:rPr>
@@ -7677,7 +7709,14 @@
         <w:rPr>
           <w:rFonts w:ascii="Times New Roman" w:hAnsi="Times New Roman" w:cs="Times New Roman"/>
         </w:rPr>
-        <w:t> hold the same Eucharistic doctrine is not to flatten the difference between them. It is to identify what the difference </w:t>
+        <w:t xml:space="preserve"> hold the same Eucharistic doctrine is not to flatten the difference between them. It is to identify what </w:t>
+      </w:r>
+      <w:r>
+        <w:rPr>
+          <w:rFonts w:ascii="Times New Roman" w:hAnsi="Times New Roman" w:cs="Times New Roman"/>
+        </w:rPr>
+        <w:lastRenderedPageBreak/>
+        <w:t>the difference </w:t>
       </w:r>
       <w:r>
         <w:rPr>
@@ -7696,6 +7735,7 @@
     </w:p>
     <w:p>
       <w:pPr>
+        <w:spacing w:after="0" w:line="276" w:lineRule="auto"/>
         <w:rPr>
           <w:rFonts w:ascii="Times New Roman" w:hAnsi="Times New Roman" w:cs="Times New Roman"/>
         </w:rPr>
@@ -7872,14 +7912,7 @@
         <w:rPr>
           <w:rFonts w:ascii="Times New Roman" w:hAnsi="Times New Roman" w:cs="Times New Roman"/>
         </w:rPr>
-        <w:t xml:space="preserve">'s </w:t>
-      </w:r>
-      <w:r>
-        <w:rPr>
-          <w:rFonts w:ascii="Times New Roman" w:hAnsi="Times New Roman" w:cs="Times New Roman"/>
-        </w:rPr>
-        <w:lastRenderedPageBreak/>
-        <w:t>explicit </w:t>
+        <w:t>'s explicit </w:t>
       </w:r>
       <w:proofErr w:type="spellStart"/>
       <w:r>
@@ -7958,6 +7991,7 @@
     </w:p>
     <w:p>
       <w:pPr>
+        <w:spacing w:after="0" w:line="276" w:lineRule="auto"/>
         <w:rPr>
           <w:rFonts w:ascii="Times New Roman" w:hAnsi="Times New Roman" w:cs="Times New Roman"/>
         </w:rPr>
@@ -8062,7 +8096,7 @@
         </w:rPr>
         <w:t>, "let the law of prayer establish the law of belief", attributed to Prosper of Aquitaine — assumes a single voice in liturgy that establishes the corresponding belief.</w:t>
       </w:r>
-      <w:hyperlink r:id="rId35" w:anchor="fn31" w:history="1">
+      <w:hyperlink r:id="rId37" w:anchor="fn31" w:history="1">
         <w:r>
           <w:rPr>
             <w:rStyle w:val="Hyperlink"/>
@@ -8130,6 +8164,7 @@
     </w:p>
     <w:p>
       <w:pPr>
+        <w:spacing w:after="0" w:line="276" w:lineRule="auto"/>
         <w:rPr>
           <w:rFonts w:ascii="Times New Roman" w:hAnsi="Times New Roman" w:cs="Times New Roman"/>
         </w:rPr>
@@ -8154,7 +8189,7 @@
         </w:rPr>
         <w:t>, articulated most influentially by Heinz Schilling and Wolfgang Reinhard, treats confessional consolidation as the work of normative documents — confessions of faith, catechisms, church orders — and of the disciplinary infrastructures that enforced them.</w:t>
       </w:r>
-      <w:hyperlink r:id="rId36" w:anchor="fn32" w:history="1">
+      <w:hyperlink r:id="rId38" w:anchor="fn32" w:history="1">
         <w:r>
           <w:rPr>
             <w:rStyle w:val="Hyperlink"/>
@@ -8250,6 +8285,7 @@
     </w:p>
     <w:p>
       <w:pPr>
+        <w:spacing w:after="0" w:line="276" w:lineRule="auto"/>
         <w:rPr>
           <w:rFonts w:ascii="Times New Roman" w:hAnsi="Times New Roman" w:cs="Times New Roman"/>
         </w:rPr>
@@ -8306,7 +8342,14 @@
         <w:rPr>
           <w:rFonts w:ascii="Times New Roman" w:hAnsi="Times New Roman" w:cs="Times New Roman"/>
         </w:rPr>
-        <w:t xml:space="preserve"> stratification shows, then, is not that Lutheranism between 1581 and 1585 was developing a new doctrine of the Eucharist — it was not — but that the same Lutheran doctrine was being expressed at different registers within a single regional confessional community, with the manuscript supplement intensifying what the printed agenda had left moderate. This is confessional consolidation as register shift. It operates not at the cross-confessional boundary but within the Lutheran orbit itself. It is visible only at the codex level, where the bound co-presence of print and manuscript records the early users' practice of moving between registers. And it is invisible at the level of the period's normative documents — the Formula of Concord, the </w:t>
+        <w:t xml:space="preserve"> stratification shows, then, is not that Lutheranism between 1581 and 1585 was developing a new doctrine of the Eucharist — it was not — but that the same Lutheran doctrine was being expressed at different registers within a single </w:t>
+      </w:r>
+      <w:r>
+        <w:rPr>
+          <w:rFonts w:ascii="Times New Roman" w:hAnsi="Times New Roman" w:cs="Times New Roman"/>
+        </w:rPr>
+        <w:lastRenderedPageBreak/>
+        <w:t xml:space="preserve">regional confessional community, with the manuscript supplement intensifying what the printed agenda had left moderate. This is confessional consolidation as register shift. It operates not at the cross-confessional boundary but within the Lutheran orbit itself. It is visible only at the codex level, where the bound co-presence of print and manuscript records the early users' practice of moving between registers. And it is invisible at the level of the period's normative documents — the Formula of Concord, the </w:t>
       </w:r>
       <w:proofErr w:type="spellStart"/>
       <w:r>
@@ -8355,6 +8398,7 @@
     </w:p>
     <w:p>
       <w:pPr>
+        <w:spacing w:after="0" w:line="276" w:lineRule="auto"/>
         <w:rPr>
           <w:rFonts w:ascii="Times New Roman" w:hAnsi="Times New Roman" w:cs="Times New Roman"/>
           <w:b/>
@@ -8390,6 +8434,7 @@
     </w:p>
     <w:p>
       <w:pPr>
+        <w:spacing w:after="0" w:line="276" w:lineRule="auto"/>
         <w:rPr>
           <w:rFonts w:ascii="Times New Roman" w:hAnsi="Times New Roman" w:cs="Times New Roman"/>
         </w:rPr>
@@ -8423,6 +8468,7 @@
     </w:p>
     <w:p>
       <w:pPr>
+        <w:spacing w:after="0" w:line="276" w:lineRule="auto"/>
         <w:rPr>
           <w:rFonts w:ascii="Times New Roman" w:hAnsi="Times New Roman" w:cs="Times New Roman"/>
         </w:rPr>
@@ -8431,7 +8477,6 @@
         <w:rPr>
           <w:rFonts w:ascii="Times New Roman" w:hAnsi="Times New Roman" w:cs="Times New Roman"/>
         </w:rPr>
-        <w:lastRenderedPageBreak/>
         <w:t xml:space="preserve">A separate but related finding from the broader research </w:t>
       </w:r>
       <w:proofErr w:type="spellStart"/>
@@ -8514,7 +8559,7 @@
         </w:rPr>
         <w:t xml:space="preserve"> in older anglophone reference works as a Calvinist document.</w:t>
       </w:r>
-      <w:hyperlink r:id="rId37" w:anchor="fn33" w:history="1">
+      <w:hyperlink r:id="rId39" w:anchor="fn33" w:history="1">
         <w:r>
           <w:rPr>
             <w:rStyle w:val="Hyperlink"/>
@@ -8669,7 +8714,7 @@
         </w:rPr>
         <w:t> — "spiritually and substantially, by faith and also by mouth" — which explicitly affirms both substantial presence and oral reception (the Lutheran distinctives) and spiritual reception by faith (the Reformed emphasis).</w:t>
       </w:r>
-      <w:hyperlink r:id="rId38" w:anchor="fn34" w:history="1">
+      <w:hyperlink r:id="rId40" w:anchor="fn34" w:history="1">
         <w:r>
           <w:rPr>
             <w:rStyle w:val="Hyperlink"/>
@@ -8717,6 +8762,7 @@
     </w:p>
     <w:p>
       <w:pPr>
+        <w:spacing w:after="0" w:line="276" w:lineRule="auto"/>
         <w:rPr>
           <w:rFonts w:ascii="Times New Roman" w:hAnsi="Times New Roman" w:cs="Times New Roman"/>
         </w:rPr>
@@ -8962,6 +9008,7 @@
     </w:p>
     <w:p>
       <w:pPr>
+        <w:spacing w:after="0" w:line="276" w:lineRule="auto"/>
         <w:rPr>
           <w:rFonts w:ascii="Times New Roman" w:hAnsi="Times New Roman" w:cs="Times New Roman"/>
         </w:rPr>
@@ -9038,11 +9085,19 @@
         <w:rPr>
           <w:rFonts w:ascii="Times New Roman" w:hAnsi="Times New Roman" w:cs="Times New Roman"/>
         </w:rPr>
-        <w:t xml:space="preserve"> inaccurate but conceptually misleading. It misses the very thing that makes the CB an interesting document — its deliberate both/and register, its silence on the post-1577 confessional markers that did not yet exist when it was drafted, and its kinship in register strategy with the moderate Lutheran liturgical documents that would follow it in the same broader regional setting.</w:t>
+        <w:t xml:space="preserve"> inaccurate but conceptually misleading. It misses the very thing that makes the CB an interesting document — its deliberate both/and register, its silence on the </w:t>
+      </w:r>
+      <w:r>
+        <w:rPr>
+          <w:rFonts w:ascii="Times New Roman" w:hAnsi="Times New Roman" w:cs="Times New Roman"/>
+        </w:rPr>
+        <w:lastRenderedPageBreak/>
+        <w:t>post-1577 confessional markers that did not yet exist when it was drafted, and its kinship in register strategy with the moderate Lutheran liturgical documents that would follow it in the same broader regional setting.</w:t>
       </w:r>
     </w:p>
     <w:p>
       <w:pPr>
+        <w:spacing w:after="0" w:line="276" w:lineRule="auto"/>
         <w:rPr>
           <w:rFonts w:ascii="Times New Roman" w:hAnsi="Times New Roman" w:cs="Times New Roman"/>
         </w:rPr>
@@ -9058,6 +9113,7 @@
     </w:p>
     <w:p>
       <w:pPr>
+        <w:spacing w:after="0" w:line="276" w:lineRule="auto"/>
         <w:rPr>
           <w:rFonts w:ascii="Times New Roman" w:hAnsi="Times New Roman" w:cs="Times New Roman"/>
         </w:rPr>
@@ -9116,16 +9172,9 @@
         <w:rPr>
           <w:rFonts w:ascii="Times New Roman" w:hAnsi="Times New Roman" w:cs="Times New Roman"/>
         </w:rPr>
-        <w:t xml:space="preserve"> was hands-off in confessionally neutral rubrics and heavily interventionist in the </w:t>
-      </w:r>
-      <w:r>
-        <w:rPr>
-          <w:rFonts w:ascii="Times New Roman" w:hAnsi="Times New Roman" w:cs="Times New Roman"/>
-        </w:rPr>
-        <w:lastRenderedPageBreak/>
-        <w:t>Eucharistic, Marian, and ecclesiological sections, where the cross-confessional source material carried theological weight that an Augsburg-Lutheran compiler had to handle with care.</w:t>
-      </w:r>
-      <w:hyperlink r:id="rId39" w:anchor="fn35" w:history="1">
+        <w:t xml:space="preserve"> was hands-off in confessionally neutral rubrics and heavily interventionist in the Eucharistic, Marian, and ecclesiological sections, where the cross-confessional source material carried theological weight that an Augsburg-Lutheran compiler had to handle with care.</w:t>
+      </w:r>
+      <w:hyperlink r:id="rId41" w:anchor="fn35" w:history="1">
         <w:r>
           <w:rPr>
             <w:rStyle w:val="Hyperlink"/>
@@ -9225,6 +9274,7 @@
     </w:p>
     <w:p>
       <w:pPr>
+        <w:spacing w:after="0" w:line="276" w:lineRule="auto"/>
         <w:rPr>
           <w:rFonts w:ascii="Times New Roman" w:hAnsi="Times New Roman" w:cs="Times New Roman"/>
         </w:rPr>
@@ -9240,6 +9290,7 @@
     </w:p>
     <w:p>
       <w:pPr>
+        <w:spacing w:after="0" w:line="276" w:lineRule="auto"/>
         <w:rPr>
           <w:rFonts w:ascii="Times New Roman" w:hAnsi="Times New Roman" w:cs="Times New Roman"/>
         </w:rPr>
@@ -9326,7 +9377,7 @@
         </w:rPr>
         <w:t> dataset under the identifier PAIR_006_AC_BA_EUCHARIST.</w:t>
       </w:r>
-      <w:hyperlink r:id="rId40" w:anchor="fn36" w:history="1">
+      <w:hyperlink r:id="rId42" w:anchor="fn36" w:history="1">
         <w:r>
           <w:rPr>
             <w:rStyle w:val="Hyperlink"/>
@@ -9360,6 +9411,7 @@
     </w:p>
     <w:p>
       <w:pPr>
+        <w:spacing w:after="0" w:line="276" w:lineRule="auto"/>
         <w:rPr>
           <w:rFonts w:ascii="Times New Roman" w:hAnsi="Times New Roman" w:cs="Times New Roman"/>
         </w:rPr>
@@ -9515,6 +9567,7 @@
     </w:p>
     <w:p>
       <w:pPr>
+        <w:spacing w:after="0" w:line="276" w:lineRule="auto"/>
         <w:rPr>
           <w:rFonts w:ascii="Times New Roman" w:hAnsi="Times New Roman" w:cs="Times New Roman"/>
           <w:b/>
@@ -9532,6 +9585,7 @@
     </w:p>
     <w:p>
       <w:pPr>
+        <w:spacing w:after="0" w:line="276" w:lineRule="auto"/>
         <w:rPr>
           <w:rFonts w:ascii="Times New Roman" w:hAnsi="Times New Roman" w:cs="Times New Roman"/>
         </w:rPr>
@@ -9602,7 +9656,14 @@
         <w:rPr>
           <w:rFonts w:ascii="Times New Roman" w:hAnsi="Times New Roman" w:cs="Times New Roman"/>
         </w:rPr>
-        <w:t> 1585 preserves, in its bound co-presence of print and manuscript, two registers of the same Lutheran Eucharistic theology. The printed Czech agenda operates moderately, anchored in faith in the words of institution but silent on the polemical distinctives the post-Formula disciplinary atmosphere had begun to require. The manuscript Slovak supplement, written four years later in the mining-town milieu, articulates the same theology with explicit </w:t>
+        <w:t xml:space="preserve"> 1585 preserves, in its bound co-presence of print and manuscript, two registers of the same Lutheran Eucharistic theology. The printed Czech agenda operates moderately, anchored in faith in the words of institution but silent on the polemical distinctives the post-Formula </w:t>
+      </w:r>
+      <w:r>
+        <w:rPr>
+          <w:rFonts w:ascii="Times New Roman" w:hAnsi="Times New Roman" w:cs="Times New Roman"/>
+        </w:rPr>
+        <w:lastRenderedPageBreak/>
+        <w:t>disciplinary atmosphere had begun to require. The manuscript Slovak supplement, written four years later in the mining-town milieu, articulates the same theology with explicit </w:t>
       </w:r>
       <w:proofErr w:type="spellStart"/>
       <w:r>
@@ -9636,18 +9697,12 @@
         <w:rPr>
           <w:rFonts w:ascii="Times New Roman" w:hAnsi="Times New Roman" w:cs="Times New Roman"/>
         </w:rPr>
-        <w:t xml:space="preserve"> and direct identification of the body and blood of the Son of God in worthy and unworthy reception alike. The early users of the codex bound the print </w:t>
-      </w:r>
-      <w:r>
-        <w:rPr>
-          <w:rFonts w:ascii="Times New Roman" w:hAnsi="Times New Roman" w:cs="Times New Roman"/>
-        </w:rPr>
-        <w:lastRenderedPageBreak/>
-        <w:t>and the manuscript together because they served a single liturgical use. Read together, as the binding records their practice of reading them, the two witnesses exhibit a confessional movement that is invisible if either is read alone.</w:t>
+        <w:t> and direct identification of the body and blood of the Son of God in worthy and unworthy reception alike. The early users of the codex bound the print and the manuscript together because they served a single liturgical use. Read together, as the binding records their practice of reading them, the two witnesses exhibit a confessional movement that is invisible if either is read alone.</w:t>
       </w:r>
     </w:p>
     <w:p>
       <w:pPr>
+        <w:spacing w:after="0" w:line="276" w:lineRule="auto"/>
         <w:rPr>
           <w:rFonts w:ascii="Times New Roman" w:hAnsi="Times New Roman" w:cs="Times New Roman"/>
         </w:rPr>
@@ -9731,6 +9786,7 @@
     </w:p>
     <w:p>
       <w:pPr>
+        <w:spacing w:after="0" w:line="276" w:lineRule="auto"/>
         <w:rPr>
           <w:rFonts w:ascii="Times New Roman" w:hAnsi="Times New Roman" w:cs="Times New Roman"/>
         </w:rPr>
@@ -9796,54 +9852,15 @@
     </w:p>
     <w:p>
       <w:pPr>
+        <w:spacing w:after="0" w:line="276" w:lineRule="auto"/>
         <w:rPr>
           <w:rFonts w:ascii="Times New Roman" w:hAnsi="Times New Roman" w:cs="Times New Roman"/>
         </w:rPr>
       </w:pPr>
-      <w:r>
-        <w:rPr>
-          <w:rFonts w:ascii="Times New Roman" w:hAnsi="Times New Roman" w:cs="Times New Roman"/>
-        </w:rPr>
-        <w:pict w14:anchorId="356FAA18">
-          <v:rect id="_x0000_i1029" style="width:0;height:3pt" o:hralign="center" o:hrstd="t" o:hr="t" fillcolor="#a0a0a0" stroked="f"/>
-        </w:pict>
-      </w:r>
     </w:p>
     <w:p>
       <w:pPr>
-        <w:rPr>
-          <w:rFonts w:ascii="Times New Roman" w:hAnsi="Times New Roman" w:cs="Times New Roman"/>
-        </w:rPr>
-      </w:pPr>
-      <w:r>
-        <w:rPr>
-          <w:rFonts w:ascii="Times New Roman" w:hAnsi="Times New Roman" w:cs="Times New Roman"/>
-          <w:i/>
-          <w:iCs/>
-        </w:rPr>
-        <w:t xml:space="preserve">[End of full draft v0.1, §§1–7. Bibliography assembly, </w:t>
-      </w:r>
-      <w:proofErr w:type="gramStart"/>
-      <w:r>
-        <w:rPr>
-          <w:rFonts w:ascii="Times New Roman" w:hAnsi="Times New Roman" w:cs="Times New Roman"/>
-          <w:i/>
-          <w:iCs/>
-        </w:rPr>
-        <w:t>British-English</w:t>
-      </w:r>
-      <w:proofErr w:type="gramEnd"/>
-      <w:r>
-        <w:rPr>
-          <w:rFonts w:ascii="Times New Roman" w:hAnsi="Times New Roman" w:cs="Times New Roman"/>
-          <w:i/>
-          <w:iCs/>
-        </w:rPr>
-        <w:t xml:space="preserve"> check pass, and final read-through to follow.]</w:t>
-      </w:r>
-    </w:p>
-    <w:p>
-      <w:pPr>
+        <w:spacing w:after="0" w:line="276" w:lineRule="auto"/>
         <w:rPr>
           <w:rFonts w:ascii="Times New Roman" w:hAnsi="Times New Roman" w:cs="Times New Roman"/>
         </w:rPr>
@@ -9863,6 +9880,7 @@
           <w:ilvl w:val="0"/>
           <w:numId w:val="1"/>
         </w:numPr>
+        <w:spacing w:after="0" w:line="276" w:lineRule="auto"/>
         <w:rPr>
           <w:rFonts w:ascii="Times New Roman" w:hAnsi="Times New Roman" w:cs="Times New Roman"/>
         </w:rPr>
@@ -9873,7 +9891,7 @@
         </w:rPr>
         <w:t>This work was supported by the Slovak Research and Development Agency under the Contract no. APVV-24-0484. </w:t>
       </w:r>
-      <w:hyperlink r:id="rId41" w:anchor="fnref1" w:history="1">
+      <w:hyperlink r:id="rId43" w:anchor="fnref1" w:history="1">
         <w:r>
           <w:rPr>
             <w:rStyle w:val="Hyperlink"/>
@@ -9898,6 +9916,7 @@
           <w:ilvl w:val="0"/>
           <w:numId w:val="1"/>
         </w:numPr>
+        <w:spacing w:after="0" w:line="276" w:lineRule="auto"/>
         <w:rPr>
           <w:rFonts w:ascii="Times New Roman" w:hAnsi="Times New Roman" w:cs="Times New Roman"/>
         </w:rPr>
@@ -9964,7 +9983,7 @@
         </w:rPr>
         <w:t xml:space="preserve"> editorial filtering from a confessionally heterogeneous Czech-Reformation hymnodic inheritance to a confessionally Lutheran Slovak corpus. The thesis has been refined but not displaced. </w:t>
       </w:r>
-      <w:hyperlink r:id="rId42" w:anchor="fnref2" w:history="1">
+      <w:hyperlink r:id="rId44" w:anchor="fnref2" w:history="1">
         <w:r>
           <w:rPr>
             <w:rStyle w:val="Hyperlink"/>
@@ -9989,6 +10008,7 @@
           <w:ilvl w:val="0"/>
           <w:numId w:val="1"/>
         </w:numPr>
+        <w:spacing w:after="0" w:line="276" w:lineRule="auto"/>
         <w:rPr>
           <w:rFonts w:ascii="Times New Roman" w:hAnsi="Times New Roman" w:cs="Times New Roman"/>
         </w:rPr>
@@ -10103,7 +10123,7 @@
         </w:rPr>
         <w:t>, vol. 10, no. 4 (2021), pp. 5 – 14, here p. 6. </w:t>
       </w:r>
-      <w:hyperlink r:id="rId43" w:anchor="fnref3" w:history="1">
+      <w:hyperlink r:id="rId45" w:anchor="fnref3" w:history="1">
         <w:r>
           <w:rPr>
             <w:rStyle w:val="Hyperlink"/>
@@ -10128,6 +10148,7 @@
           <w:ilvl w:val="0"/>
           <w:numId w:val="1"/>
         </w:numPr>
+        <w:spacing w:after="0" w:line="276" w:lineRule="auto"/>
         <w:rPr>
           <w:rFonts w:ascii="Times New Roman" w:hAnsi="Times New Roman" w:cs="Times New Roman"/>
         </w:rPr>
@@ -10258,7 +10279,7 @@
         </w:rPr>
         <w:t xml:space="preserve"> 2021 (above, n. 3). </w:t>
       </w:r>
-      <w:hyperlink r:id="rId44" w:anchor="fnref4" w:history="1">
+      <w:hyperlink r:id="rId46" w:anchor="fnref4" w:history="1">
         <w:r>
           <w:rPr>
             <w:rStyle w:val="Hyperlink"/>
@@ -10283,6 +10304,7 @@
           <w:ilvl w:val="0"/>
           <w:numId w:val="1"/>
         </w:numPr>
+        <w:spacing w:after="0" w:line="276" w:lineRule="auto"/>
         <w:rPr>
           <w:rFonts w:ascii="Times New Roman" w:hAnsi="Times New Roman" w:cs="Times New Roman"/>
         </w:rPr>
@@ -10292,202 +10314,208 @@
           <w:rFonts w:ascii="Times New Roman" w:hAnsi="Times New Roman" w:cs="Times New Roman"/>
           <w:lang w:val="pt-PT"/>
         </w:rPr>
+        <w:t>BENKA, P. (ed.): </w:t>
+      </w:r>
+      <w:r>
+        <w:rPr>
+          <w:rFonts w:ascii="Times New Roman" w:hAnsi="Times New Roman" w:cs="Times New Roman"/>
+          <w:i/>
+          <w:iCs/>
+          <w:lang w:val="pt-PT"/>
+        </w:rPr>
+        <w:t xml:space="preserve">Agenda </w:t>
+      </w:r>
+      <w:proofErr w:type="spellStart"/>
+      <w:r>
+        <w:rPr>
+          <w:rFonts w:ascii="Times New Roman" w:hAnsi="Times New Roman" w:cs="Times New Roman"/>
+          <w:i/>
+          <w:iCs/>
+          <w:lang w:val="pt-PT"/>
+        </w:rPr>
+        <w:t>Neosoliensia</w:t>
+      </w:r>
+      <w:proofErr w:type="spellEnd"/>
+      <w:r>
+        <w:rPr>
+          <w:rFonts w:ascii="Times New Roman" w:hAnsi="Times New Roman" w:cs="Times New Roman"/>
+          <w:i/>
+          <w:iCs/>
+          <w:lang w:val="pt-PT"/>
+        </w:rPr>
+        <w:t xml:space="preserve">: Agenda </w:t>
+      </w:r>
+      <w:proofErr w:type="spellStart"/>
+      <w:r>
+        <w:rPr>
+          <w:rFonts w:ascii="Times New Roman" w:hAnsi="Times New Roman" w:cs="Times New Roman"/>
+          <w:i/>
+          <w:iCs/>
+          <w:lang w:val="pt-PT"/>
+        </w:rPr>
+        <w:t>Czeská</w:t>
+      </w:r>
+      <w:proofErr w:type="spellEnd"/>
+      <w:r>
+        <w:rPr>
+          <w:rFonts w:ascii="Times New Roman" w:hAnsi="Times New Roman" w:cs="Times New Roman"/>
+          <w:i/>
+          <w:iCs/>
+          <w:lang w:val="pt-PT"/>
+        </w:rPr>
+        <w:t xml:space="preserve"> 1581 a </w:t>
+      </w:r>
+      <w:proofErr w:type="spellStart"/>
+      <w:r>
+        <w:rPr>
+          <w:rFonts w:ascii="Times New Roman" w:hAnsi="Times New Roman" w:cs="Times New Roman"/>
+          <w:i/>
+          <w:iCs/>
+          <w:lang w:val="pt-PT"/>
+        </w:rPr>
+        <w:t>Bystrická</w:t>
+      </w:r>
+      <w:proofErr w:type="spellEnd"/>
+      <w:r>
+        <w:rPr>
+          <w:rFonts w:ascii="Times New Roman" w:hAnsi="Times New Roman" w:cs="Times New Roman"/>
+          <w:i/>
+          <w:iCs/>
+          <w:lang w:val="pt-PT"/>
+        </w:rPr>
+        <w:t xml:space="preserve"> agenda 1585</w:t>
+      </w:r>
+      <w:r>
+        <w:rPr>
+          <w:rFonts w:ascii="Times New Roman" w:hAnsi="Times New Roman" w:cs="Times New Roman"/>
+          <w:lang w:val="pt-PT"/>
+        </w:rPr>
+        <w:t xml:space="preserve">. </w:t>
+      </w:r>
+      <w:proofErr w:type="spellStart"/>
+      <w:r>
+        <w:rPr>
+          <w:rFonts w:ascii="Times New Roman" w:hAnsi="Times New Roman" w:cs="Times New Roman"/>
+          <w:lang w:val="pt-PT"/>
+        </w:rPr>
+        <w:t>Monumenta</w:t>
+      </w:r>
+      <w:proofErr w:type="spellEnd"/>
+      <w:r>
+        <w:rPr>
+          <w:rFonts w:ascii="Times New Roman" w:hAnsi="Times New Roman" w:cs="Times New Roman"/>
+          <w:lang w:val="pt-PT"/>
+        </w:rPr>
+        <w:t xml:space="preserve"> </w:t>
+      </w:r>
+      <w:proofErr w:type="spellStart"/>
+      <w:r>
+        <w:rPr>
+          <w:rFonts w:ascii="Times New Roman" w:hAnsi="Times New Roman" w:cs="Times New Roman"/>
+          <w:lang w:val="pt-PT"/>
+        </w:rPr>
+        <w:t>Linguae</w:t>
+      </w:r>
+      <w:proofErr w:type="spellEnd"/>
+      <w:r>
+        <w:rPr>
+          <w:rFonts w:ascii="Times New Roman" w:hAnsi="Times New Roman" w:cs="Times New Roman"/>
+          <w:lang w:val="pt-PT"/>
+        </w:rPr>
+        <w:t xml:space="preserve"> </w:t>
+      </w:r>
+      <w:proofErr w:type="spellStart"/>
+      <w:r>
+        <w:rPr>
+          <w:rFonts w:ascii="Times New Roman" w:hAnsi="Times New Roman" w:cs="Times New Roman"/>
+          <w:lang w:val="pt-PT"/>
+        </w:rPr>
+        <w:t>Slovacae</w:t>
+      </w:r>
+      <w:proofErr w:type="spellEnd"/>
+      <w:r>
+        <w:rPr>
+          <w:rFonts w:ascii="Times New Roman" w:hAnsi="Times New Roman" w:cs="Times New Roman"/>
+          <w:lang w:val="pt-PT"/>
+        </w:rPr>
+        <w:t xml:space="preserve"> X. Documenta </w:t>
+      </w:r>
+      <w:proofErr w:type="spellStart"/>
+      <w:r>
+        <w:rPr>
+          <w:rFonts w:ascii="Times New Roman" w:hAnsi="Times New Roman" w:cs="Times New Roman"/>
+          <w:lang w:val="pt-PT"/>
+        </w:rPr>
+        <w:t>Theologico-Religionistica</w:t>
+      </w:r>
+      <w:proofErr w:type="spellEnd"/>
+      <w:r>
+        <w:rPr>
+          <w:rFonts w:ascii="Times New Roman" w:hAnsi="Times New Roman" w:cs="Times New Roman"/>
+          <w:lang w:val="pt-PT"/>
+        </w:rPr>
+        <w:t xml:space="preserve">, </w:t>
+      </w:r>
+      <w:proofErr w:type="spellStart"/>
+      <w:r>
+        <w:rPr>
+          <w:rFonts w:ascii="Times New Roman" w:hAnsi="Times New Roman" w:cs="Times New Roman"/>
+          <w:lang w:val="pt-PT"/>
+        </w:rPr>
+        <w:t>Tomus</w:t>
+      </w:r>
+      <w:proofErr w:type="spellEnd"/>
+      <w:r>
+        <w:rPr>
+          <w:rFonts w:ascii="Times New Roman" w:hAnsi="Times New Roman" w:cs="Times New Roman"/>
+          <w:lang w:val="pt-PT"/>
+        </w:rPr>
+        <w:t xml:space="preserve"> 2. Bratislava: </w:t>
+      </w:r>
+      <w:proofErr w:type="spellStart"/>
+      <w:r>
+        <w:rPr>
+          <w:rFonts w:ascii="Times New Roman" w:hAnsi="Times New Roman" w:cs="Times New Roman"/>
+          <w:lang w:val="pt-PT"/>
+        </w:rPr>
+        <w:t>Univerzita</w:t>
+      </w:r>
+      <w:proofErr w:type="spellEnd"/>
+      <w:r>
+        <w:rPr>
+          <w:rFonts w:ascii="Times New Roman" w:hAnsi="Times New Roman" w:cs="Times New Roman"/>
+          <w:lang w:val="pt-PT"/>
+        </w:rPr>
+        <w:t xml:space="preserve"> </w:t>
+      </w:r>
+      <w:proofErr w:type="spellStart"/>
+      <w:r>
+        <w:rPr>
+          <w:rFonts w:ascii="Times New Roman" w:hAnsi="Times New Roman" w:cs="Times New Roman"/>
+          <w:lang w:val="pt-PT"/>
+        </w:rPr>
+        <w:t>Komenského</w:t>
+      </w:r>
+      <w:proofErr w:type="spellEnd"/>
+      <w:r>
+        <w:rPr>
+          <w:rFonts w:ascii="Times New Roman" w:hAnsi="Times New Roman" w:cs="Times New Roman"/>
+          <w:lang w:val="pt-PT"/>
+        </w:rPr>
+        <w:t xml:space="preserve">, 2024, 388 pp. </w:t>
+      </w:r>
+      <w:r>
+        <w:rPr>
+          <w:rFonts w:ascii="Times New Roman" w:hAnsi="Times New Roman" w:cs="Times New Roman"/>
+        </w:rPr>
+        <w:t>ISBN 978-80-223-5971-</w:t>
+      </w:r>
+      <w:r>
+        <w:rPr>
+          <w:rFonts w:ascii="Times New Roman" w:hAnsi="Times New Roman" w:cs="Times New Roman"/>
+        </w:rPr>
         <w:lastRenderedPageBreak/>
-        <w:t>BENKA, P. (ed.): </w:t>
-      </w:r>
-      <w:r>
-        <w:rPr>
-          <w:rFonts w:ascii="Times New Roman" w:hAnsi="Times New Roman" w:cs="Times New Roman"/>
-          <w:i/>
-          <w:iCs/>
-          <w:lang w:val="pt-PT"/>
-        </w:rPr>
-        <w:t xml:space="preserve">Agenda </w:t>
-      </w:r>
-      <w:proofErr w:type="spellStart"/>
-      <w:r>
-        <w:rPr>
-          <w:rFonts w:ascii="Times New Roman" w:hAnsi="Times New Roman" w:cs="Times New Roman"/>
-          <w:i/>
-          <w:iCs/>
-          <w:lang w:val="pt-PT"/>
-        </w:rPr>
-        <w:t>Neosoliensia</w:t>
-      </w:r>
-      <w:proofErr w:type="spellEnd"/>
-      <w:r>
-        <w:rPr>
-          <w:rFonts w:ascii="Times New Roman" w:hAnsi="Times New Roman" w:cs="Times New Roman"/>
-          <w:i/>
-          <w:iCs/>
-          <w:lang w:val="pt-PT"/>
-        </w:rPr>
-        <w:t xml:space="preserve">: Agenda </w:t>
-      </w:r>
-      <w:proofErr w:type="spellStart"/>
-      <w:r>
-        <w:rPr>
-          <w:rFonts w:ascii="Times New Roman" w:hAnsi="Times New Roman" w:cs="Times New Roman"/>
-          <w:i/>
-          <w:iCs/>
-          <w:lang w:val="pt-PT"/>
-        </w:rPr>
-        <w:t>Czeská</w:t>
-      </w:r>
-      <w:proofErr w:type="spellEnd"/>
-      <w:r>
-        <w:rPr>
-          <w:rFonts w:ascii="Times New Roman" w:hAnsi="Times New Roman" w:cs="Times New Roman"/>
-          <w:i/>
-          <w:iCs/>
-          <w:lang w:val="pt-PT"/>
-        </w:rPr>
-        <w:t xml:space="preserve"> 1581 a </w:t>
-      </w:r>
-      <w:proofErr w:type="spellStart"/>
-      <w:r>
-        <w:rPr>
-          <w:rFonts w:ascii="Times New Roman" w:hAnsi="Times New Roman" w:cs="Times New Roman"/>
-          <w:i/>
-          <w:iCs/>
-          <w:lang w:val="pt-PT"/>
-        </w:rPr>
-        <w:t>Bystrická</w:t>
-      </w:r>
-      <w:proofErr w:type="spellEnd"/>
-      <w:r>
-        <w:rPr>
-          <w:rFonts w:ascii="Times New Roman" w:hAnsi="Times New Roman" w:cs="Times New Roman"/>
-          <w:i/>
-          <w:iCs/>
-          <w:lang w:val="pt-PT"/>
-        </w:rPr>
-        <w:t xml:space="preserve"> agenda 1585</w:t>
-      </w:r>
-      <w:r>
-        <w:rPr>
-          <w:rFonts w:ascii="Times New Roman" w:hAnsi="Times New Roman" w:cs="Times New Roman"/>
-          <w:lang w:val="pt-PT"/>
-        </w:rPr>
-        <w:t xml:space="preserve">. </w:t>
-      </w:r>
-      <w:proofErr w:type="spellStart"/>
-      <w:r>
-        <w:rPr>
-          <w:rFonts w:ascii="Times New Roman" w:hAnsi="Times New Roman" w:cs="Times New Roman"/>
-          <w:lang w:val="pt-PT"/>
-        </w:rPr>
-        <w:t>Monumenta</w:t>
-      </w:r>
-      <w:proofErr w:type="spellEnd"/>
-      <w:r>
-        <w:rPr>
-          <w:rFonts w:ascii="Times New Roman" w:hAnsi="Times New Roman" w:cs="Times New Roman"/>
-          <w:lang w:val="pt-PT"/>
-        </w:rPr>
-        <w:t xml:space="preserve"> </w:t>
-      </w:r>
-      <w:proofErr w:type="spellStart"/>
-      <w:r>
-        <w:rPr>
-          <w:rFonts w:ascii="Times New Roman" w:hAnsi="Times New Roman" w:cs="Times New Roman"/>
-          <w:lang w:val="pt-PT"/>
-        </w:rPr>
-        <w:t>Linguae</w:t>
-      </w:r>
-      <w:proofErr w:type="spellEnd"/>
-      <w:r>
-        <w:rPr>
-          <w:rFonts w:ascii="Times New Roman" w:hAnsi="Times New Roman" w:cs="Times New Roman"/>
-          <w:lang w:val="pt-PT"/>
-        </w:rPr>
-        <w:t xml:space="preserve"> </w:t>
-      </w:r>
-      <w:proofErr w:type="spellStart"/>
-      <w:r>
-        <w:rPr>
-          <w:rFonts w:ascii="Times New Roman" w:hAnsi="Times New Roman" w:cs="Times New Roman"/>
-          <w:lang w:val="pt-PT"/>
-        </w:rPr>
-        <w:t>Slovacae</w:t>
-      </w:r>
-      <w:proofErr w:type="spellEnd"/>
-      <w:r>
-        <w:rPr>
-          <w:rFonts w:ascii="Times New Roman" w:hAnsi="Times New Roman" w:cs="Times New Roman"/>
-          <w:lang w:val="pt-PT"/>
-        </w:rPr>
-        <w:t xml:space="preserve"> X. Documenta </w:t>
-      </w:r>
-      <w:proofErr w:type="spellStart"/>
-      <w:r>
-        <w:rPr>
-          <w:rFonts w:ascii="Times New Roman" w:hAnsi="Times New Roman" w:cs="Times New Roman"/>
-          <w:lang w:val="pt-PT"/>
-        </w:rPr>
-        <w:t>Theologico-Religionistica</w:t>
-      </w:r>
-      <w:proofErr w:type="spellEnd"/>
-      <w:r>
-        <w:rPr>
-          <w:rFonts w:ascii="Times New Roman" w:hAnsi="Times New Roman" w:cs="Times New Roman"/>
-          <w:lang w:val="pt-PT"/>
-        </w:rPr>
-        <w:t xml:space="preserve">, </w:t>
-      </w:r>
-      <w:proofErr w:type="spellStart"/>
-      <w:r>
-        <w:rPr>
-          <w:rFonts w:ascii="Times New Roman" w:hAnsi="Times New Roman" w:cs="Times New Roman"/>
-          <w:lang w:val="pt-PT"/>
-        </w:rPr>
-        <w:t>Tomus</w:t>
-      </w:r>
-      <w:proofErr w:type="spellEnd"/>
-      <w:r>
-        <w:rPr>
-          <w:rFonts w:ascii="Times New Roman" w:hAnsi="Times New Roman" w:cs="Times New Roman"/>
-          <w:lang w:val="pt-PT"/>
-        </w:rPr>
-        <w:t xml:space="preserve"> 2. Bratislava: </w:t>
-      </w:r>
-      <w:proofErr w:type="spellStart"/>
-      <w:r>
-        <w:rPr>
-          <w:rFonts w:ascii="Times New Roman" w:hAnsi="Times New Roman" w:cs="Times New Roman"/>
-          <w:lang w:val="pt-PT"/>
-        </w:rPr>
-        <w:t>Univerzita</w:t>
-      </w:r>
-      <w:proofErr w:type="spellEnd"/>
-      <w:r>
-        <w:rPr>
-          <w:rFonts w:ascii="Times New Roman" w:hAnsi="Times New Roman" w:cs="Times New Roman"/>
-          <w:lang w:val="pt-PT"/>
-        </w:rPr>
-        <w:t xml:space="preserve"> </w:t>
-      </w:r>
-      <w:proofErr w:type="spellStart"/>
-      <w:r>
-        <w:rPr>
-          <w:rFonts w:ascii="Times New Roman" w:hAnsi="Times New Roman" w:cs="Times New Roman"/>
-          <w:lang w:val="pt-PT"/>
-        </w:rPr>
-        <w:t>Komenského</w:t>
-      </w:r>
-      <w:proofErr w:type="spellEnd"/>
-      <w:r>
-        <w:rPr>
-          <w:rFonts w:ascii="Times New Roman" w:hAnsi="Times New Roman" w:cs="Times New Roman"/>
-          <w:lang w:val="pt-PT"/>
-        </w:rPr>
-        <w:t xml:space="preserve">, 2024, 388 pp. </w:t>
-      </w:r>
-      <w:r>
-        <w:rPr>
-          <w:rFonts w:ascii="Times New Roman" w:hAnsi="Times New Roman" w:cs="Times New Roman"/>
-        </w:rPr>
-        <w:t xml:space="preserve">ISBN 978-80-223-5971-9 (print); 978-80-223-6072-2 (online). The edition is freely available under a CC BY-SA 4.0 </w:t>
+        <w:t xml:space="preserve">9 (print); 978-80-223-6072-2 (online). The edition is freely available under a CC BY-SA 4.0 </w:t>
       </w:r>
       <w:proofErr w:type="spellStart"/>
       <w:r>
@@ -10503,7 +10531,7 @@
         </w:rPr>
         <w:t>. </w:t>
       </w:r>
-      <w:hyperlink r:id="rId45" w:anchor="fnref5" w:history="1">
+      <w:hyperlink r:id="rId47" w:anchor="fnref5" w:history="1">
         <w:r>
           <w:rPr>
             <w:rStyle w:val="Hyperlink"/>
@@ -10528,6 +10556,7 @@
           <w:ilvl w:val="0"/>
           <w:numId w:val="1"/>
         </w:numPr>
+        <w:spacing w:after="0" w:line="276" w:lineRule="auto"/>
         <w:rPr>
           <w:rFonts w:ascii="Times New Roman" w:hAnsi="Times New Roman" w:cs="Times New Roman"/>
         </w:rPr>
@@ -10733,7 +10762,7 @@
         </w:rPr>
         <w:t>The verbatim quotations from both witnesses, with Benka's analytical observations, will be examined in detail in §§3–4 below. </w:t>
       </w:r>
-      <w:hyperlink r:id="rId46" w:anchor="fnref6" w:history="1">
+      <w:hyperlink r:id="rId48" w:anchor="fnref6" w:history="1">
         <w:r>
           <w:rPr>
             <w:rStyle w:val="Hyperlink"/>
@@ -10758,6 +10787,7 @@
           <w:ilvl w:val="0"/>
           <w:numId w:val="1"/>
         </w:numPr>
+        <w:spacing w:after="0" w:line="276" w:lineRule="auto"/>
         <w:rPr>
           <w:rFonts w:ascii="Times New Roman" w:hAnsi="Times New Roman" w:cs="Times New Roman"/>
         </w:rPr>
@@ -10915,7 +10945,7 @@
         </w:rPr>
         <w:t>, 2024, pp. 10 – 90 (Benka's historical introduction); the editorial reconstruction of the codex is described in detail at pp. 104 – 106. </w:t>
       </w:r>
-      <w:hyperlink r:id="rId47" w:anchor="fnref7" w:history="1">
+      <w:hyperlink r:id="rId49" w:anchor="fnref7" w:history="1">
         <w:r>
           <w:rPr>
             <w:rStyle w:val="Hyperlink"/>
@@ -10940,6 +10970,7 @@
           <w:ilvl w:val="0"/>
           <w:numId w:val="1"/>
         </w:numPr>
+        <w:spacing w:after="0" w:line="276" w:lineRule="auto"/>
         <w:rPr>
           <w:rFonts w:ascii="Times New Roman" w:hAnsi="Times New Roman" w:cs="Times New Roman"/>
         </w:rPr>
@@ -11179,7 +11210,7 @@
         </w:rPr>
         <w:t>" (p. 15 of the introductory study). </w:t>
       </w:r>
-      <w:hyperlink r:id="rId48" w:anchor="fnref8" w:history="1">
+      <w:hyperlink r:id="rId50" w:anchor="fnref8" w:history="1">
         <w:r>
           <w:rPr>
             <w:rStyle w:val="Hyperlink"/>
@@ -11204,6 +11235,7 @@
           <w:ilvl w:val="0"/>
           <w:numId w:val="1"/>
         </w:numPr>
+        <w:spacing w:after="0" w:line="276" w:lineRule="auto"/>
         <w:rPr>
           <w:rFonts w:ascii="Times New Roman" w:hAnsi="Times New Roman" w:cs="Times New Roman"/>
         </w:rPr>
@@ -11352,7 +11384,7 @@
         </w:rPr>
         <w:t xml:space="preserve"> at p. 105. </w:t>
       </w:r>
-      <w:hyperlink r:id="rId49" w:anchor="fnref9" w:history="1">
+      <w:hyperlink r:id="rId51" w:anchor="fnref9" w:history="1">
         <w:r>
           <w:rPr>
             <w:rStyle w:val="Hyperlink"/>
@@ -11377,6 +11409,7 @@
           <w:ilvl w:val="0"/>
           <w:numId w:val="1"/>
         </w:numPr>
+        <w:spacing w:after="0" w:line="276" w:lineRule="auto"/>
         <w:rPr>
           <w:rFonts w:ascii="Times New Roman" w:hAnsi="Times New Roman" w:cs="Times New Roman"/>
         </w:rPr>
@@ -11505,7 +11538,7 @@
         </w:rPr>
         <w:t> appeared as a suspicion marker. </w:t>
       </w:r>
-      <w:hyperlink r:id="rId50" w:anchor="fnref10" w:history="1">
+      <w:hyperlink r:id="rId52" w:anchor="fnref10" w:history="1">
         <w:r>
           <w:rPr>
             <w:rStyle w:val="Hyperlink"/>
@@ -11530,6 +11563,7 @@
           <w:ilvl w:val="0"/>
           <w:numId w:val="1"/>
         </w:numPr>
+        <w:spacing w:after="0" w:line="276" w:lineRule="auto"/>
         <w:rPr>
           <w:rFonts w:ascii="Times New Roman" w:hAnsi="Times New Roman" w:cs="Times New Roman"/>
         </w:rPr>
@@ -12327,7 +12361,7 @@
         </w:rPr>
         <w:t>, 2013. </w:t>
       </w:r>
-      <w:hyperlink r:id="rId51" w:anchor="fnref11" w:history="1">
+      <w:hyperlink r:id="rId53" w:anchor="fnref11" w:history="1">
         <w:r>
           <w:rPr>
             <w:rStyle w:val="Hyperlink"/>
@@ -12352,6 +12386,7 @@
           <w:ilvl w:val="0"/>
           <w:numId w:val="1"/>
         </w:numPr>
+        <w:spacing w:after="0" w:line="276" w:lineRule="auto"/>
         <w:rPr>
           <w:rFonts w:ascii="Times New Roman" w:hAnsi="Times New Roman" w:cs="Times New Roman"/>
         </w:rPr>
@@ -12480,280 +12515,286 @@
           <w:iCs/>
           <w:lang w:val="de-DE"/>
         </w:rPr>
+        <w:t>súčasnosti</w:t>
+      </w:r>
+      <w:proofErr w:type="spellEnd"/>
+      <w:r>
+        <w:rPr>
+          <w:rFonts w:ascii="Times New Roman" w:hAnsi="Times New Roman" w:cs="Times New Roman"/>
+          <w:i/>
+          <w:iCs/>
+          <w:lang w:val="de-DE"/>
+        </w:rPr>
+        <w:t xml:space="preserve"> </w:t>
+      </w:r>
+      <w:proofErr w:type="spellStart"/>
+      <w:r>
+        <w:rPr>
+          <w:rFonts w:ascii="Times New Roman" w:hAnsi="Times New Roman" w:cs="Times New Roman"/>
+          <w:i/>
+          <w:iCs/>
+          <w:lang w:val="de-DE"/>
+        </w:rPr>
+        <w:t>protestantizmu</w:t>
+      </w:r>
+      <w:proofErr w:type="spellEnd"/>
+      <w:r>
+        <w:rPr>
+          <w:rFonts w:ascii="Times New Roman" w:hAnsi="Times New Roman" w:cs="Times New Roman"/>
+          <w:i/>
+          <w:iCs/>
+          <w:lang w:val="de-DE"/>
+        </w:rPr>
+        <w:t xml:space="preserve"> v </w:t>
+      </w:r>
+      <w:proofErr w:type="spellStart"/>
+      <w:r>
+        <w:rPr>
+          <w:rFonts w:ascii="Times New Roman" w:hAnsi="Times New Roman" w:cs="Times New Roman"/>
+          <w:i/>
+          <w:iCs/>
+          <w:lang w:val="de-DE"/>
+        </w:rPr>
+        <w:t>strednej</w:t>
+      </w:r>
+      <w:proofErr w:type="spellEnd"/>
+      <w:r>
+        <w:rPr>
+          <w:rFonts w:ascii="Times New Roman" w:hAnsi="Times New Roman" w:cs="Times New Roman"/>
+          <w:i/>
+          <w:iCs/>
+          <w:lang w:val="de-DE"/>
+        </w:rPr>
+        <w:t xml:space="preserve"> </w:t>
+      </w:r>
+      <w:proofErr w:type="spellStart"/>
+      <w:r>
+        <w:rPr>
+          <w:rFonts w:ascii="Times New Roman" w:hAnsi="Times New Roman" w:cs="Times New Roman"/>
+          <w:i/>
+          <w:iCs/>
+          <w:lang w:val="de-DE"/>
+        </w:rPr>
+        <w:t>Európe</w:t>
+      </w:r>
+      <w:proofErr w:type="spellEnd"/>
+      <w:r>
+        <w:rPr>
+          <w:rFonts w:ascii="Times New Roman" w:hAnsi="Times New Roman" w:cs="Times New Roman"/>
+          <w:i/>
+          <w:iCs/>
+          <w:lang w:val="de-DE"/>
+        </w:rPr>
+        <w:t xml:space="preserve"> k </w:t>
+      </w:r>
+      <w:proofErr w:type="spellStart"/>
+      <w:r>
+        <w:rPr>
+          <w:rFonts w:ascii="Times New Roman" w:hAnsi="Times New Roman" w:cs="Times New Roman"/>
+          <w:i/>
+          <w:iCs/>
+          <w:lang w:val="de-DE"/>
+        </w:rPr>
+        <w:t>osemdesiatym</w:t>
+      </w:r>
+      <w:proofErr w:type="spellEnd"/>
+      <w:r>
+        <w:rPr>
+          <w:rFonts w:ascii="Times New Roman" w:hAnsi="Times New Roman" w:cs="Times New Roman"/>
+          <w:i/>
+          <w:iCs/>
+          <w:lang w:val="de-DE"/>
+        </w:rPr>
+        <w:t xml:space="preserve"> </w:t>
+      </w:r>
+      <w:proofErr w:type="spellStart"/>
+      <w:r>
+        <w:rPr>
+          <w:rFonts w:ascii="Times New Roman" w:hAnsi="Times New Roman" w:cs="Times New Roman"/>
+          <w:i/>
+          <w:iCs/>
+          <w:lang w:val="de-DE"/>
+        </w:rPr>
+        <w:t>narodeninám</w:t>
+      </w:r>
+      <w:proofErr w:type="spellEnd"/>
+      <w:r>
+        <w:rPr>
+          <w:rFonts w:ascii="Times New Roman" w:hAnsi="Times New Roman" w:cs="Times New Roman"/>
+          <w:i/>
+          <w:iCs/>
+          <w:lang w:val="de-DE"/>
+        </w:rPr>
+        <w:t xml:space="preserve"> </w:t>
+      </w:r>
+      <w:proofErr w:type="spellStart"/>
+      <w:r>
+        <w:rPr>
+          <w:rFonts w:ascii="Times New Roman" w:hAnsi="Times New Roman" w:cs="Times New Roman"/>
+          <w:i/>
+          <w:iCs/>
+          <w:lang w:val="de-DE"/>
+        </w:rPr>
+        <w:t>biskupa</w:t>
+      </w:r>
+      <w:proofErr w:type="spellEnd"/>
+      <w:r>
+        <w:rPr>
+          <w:rFonts w:ascii="Times New Roman" w:hAnsi="Times New Roman" w:cs="Times New Roman"/>
+          <w:i/>
+          <w:iCs/>
+          <w:lang w:val="de-DE"/>
+        </w:rPr>
+        <w:t xml:space="preserve"> </w:t>
+      </w:r>
+      <w:proofErr w:type="spellStart"/>
+      <w:r>
+        <w:rPr>
+          <w:rFonts w:ascii="Times New Roman" w:hAnsi="Times New Roman" w:cs="Times New Roman"/>
+          <w:i/>
+          <w:iCs/>
+          <w:lang w:val="de-DE"/>
+        </w:rPr>
+        <w:t>Jána</w:t>
+      </w:r>
+      <w:proofErr w:type="spellEnd"/>
+      <w:r>
+        <w:rPr>
+          <w:rFonts w:ascii="Times New Roman" w:hAnsi="Times New Roman" w:cs="Times New Roman"/>
+          <w:i/>
+          <w:iCs/>
+          <w:lang w:val="de-DE"/>
+        </w:rPr>
+        <w:t xml:space="preserve"> </w:t>
+      </w:r>
+      <w:proofErr w:type="spellStart"/>
+      <w:r>
+        <w:rPr>
+          <w:rFonts w:ascii="Times New Roman" w:hAnsi="Times New Roman" w:cs="Times New Roman"/>
+          <w:i/>
+          <w:iCs/>
+          <w:lang w:val="de-DE"/>
+        </w:rPr>
+        <w:t>Midriaka</w:t>
+      </w:r>
+      <w:proofErr w:type="spellEnd"/>
+      <w:r>
+        <w:rPr>
+          <w:rFonts w:ascii="Times New Roman" w:hAnsi="Times New Roman" w:cs="Times New Roman"/>
+          <w:lang w:val="de-DE"/>
+        </w:rPr>
+        <w:t xml:space="preserve">. </w:t>
+      </w:r>
+      <w:r>
+        <w:rPr>
+          <w:rFonts w:ascii="Times New Roman" w:hAnsi="Times New Roman" w:cs="Times New Roman"/>
+        </w:rPr>
+        <w:t xml:space="preserve">Acta </w:t>
+      </w:r>
+      <w:proofErr w:type="spellStart"/>
+      <w:r>
+        <w:rPr>
+          <w:rFonts w:ascii="Times New Roman" w:hAnsi="Times New Roman" w:cs="Times New Roman"/>
+        </w:rPr>
+        <w:t>Collegii</w:t>
+      </w:r>
+      <w:proofErr w:type="spellEnd"/>
+      <w:r>
+        <w:rPr>
+          <w:rFonts w:ascii="Times New Roman" w:hAnsi="Times New Roman" w:cs="Times New Roman"/>
+        </w:rPr>
+        <w:t xml:space="preserve"> </w:t>
+      </w:r>
+      <w:proofErr w:type="spellStart"/>
+      <w:r>
+        <w:rPr>
+          <w:rFonts w:ascii="Times New Roman" w:hAnsi="Times New Roman" w:cs="Times New Roman"/>
+        </w:rPr>
+        <w:t>Evangelici</w:t>
+      </w:r>
+      <w:proofErr w:type="spellEnd"/>
+      <w:r>
+        <w:rPr>
+          <w:rFonts w:ascii="Times New Roman" w:hAnsi="Times New Roman" w:cs="Times New Roman"/>
+        </w:rPr>
+        <w:t xml:space="preserve"> </w:t>
+      </w:r>
+      <w:proofErr w:type="spellStart"/>
+      <w:r>
+        <w:rPr>
+          <w:rFonts w:ascii="Times New Roman" w:hAnsi="Times New Roman" w:cs="Times New Roman"/>
+        </w:rPr>
+        <w:t>Prešoviensis</w:t>
+      </w:r>
+      <w:proofErr w:type="spellEnd"/>
+      <w:r>
+        <w:rPr>
+          <w:rFonts w:ascii="Times New Roman" w:hAnsi="Times New Roman" w:cs="Times New Roman"/>
+        </w:rPr>
+        <w:t xml:space="preserve"> X. </w:t>
+      </w:r>
+      <w:proofErr w:type="spellStart"/>
+      <w:r>
+        <w:rPr>
+          <w:rFonts w:ascii="Times New Roman" w:hAnsi="Times New Roman" w:cs="Times New Roman"/>
+        </w:rPr>
+        <w:t>Prešov</w:t>
+      </w:r>
+      <w:proofErr w:type="spellEnd"/>
+      <w:r>
+        <w:rPr>
+          <w:rFonts w:ascii="Times New Roman" w:hAnsi="Times New Roman" w:cs="Times New Roman"/>
+        </w:rPr>
+        <w:t xml:space="preserve">: </w:t>
+      </w:r>
+      <w:proofErr w:type="spellStart"/>
+      <w:r>
+        <w:rPr>
+          <w:rFonts w:ascii="Times New Roman" w:hAnsi="Times New Roman" w:cs="Times New Roman"/>
+        </w:rPr>
+        <w:t>Prešovská</w:t>
+      </w:r>
+      <w:proofErr w:type="spellEnd"/>
+      <w:r>
+        <w:rPr>
+          <w:rFonts w:ascii="Times New Roman" w:hAnsi="Times New Roman" w:cs="Times New Roman"/>
+        </w:rPr>
+        <w:t xml:space="preserve"> </w:t>
+      </w:r>
+      <w:proofErr w:type="spellStart"/>
+      <w:r>
+        <w:rPr>
+          <w:rFonts w:ascii="Times New Roman" w:hAnsi="Times New Roman" w:cs="Times New Roman"/>
+        </w:rPr>
+        <w:t>univerzita</w:t>
+      </w:r>
+      <w:proofErr w:type="spellEnd"/>
+      <w:r>
+        <w:rPr>
+          <w:rFonts w:ascii="Times New Roman" w:hAnsi="Times New Roman" w:cs="Times New Roman"/>
+        </w:rPr>
+        <w:t>, 2009, pp. 73 – 85, here pp. 73 – 76. This corrects an older protestant-historiographical reading that took the 1548 diet's measures as constituting a </w:t>
+      </w:r>
+      <w:r>
+        <w:rPr>
+          <w:rFonts w:ascii="Times New Roman" w:hAnsi="Times New Roman" w:cs="Times New Roman"/>
+          <w:i/>
+          <w:iCs/>
+        </w:rPr>
+        <w:t>de facto</w:t>
+      </w:r>
+      <w:r>
+        <w:rPr>
+          <w:rFonts w:ascii="Times New Roman" w:hAnsi="Times New Roman" w:cs="Times New Roman"/>
+        </w:rPr>
+        <w:t xml:space="preserve"> toleration of the Augsburg Confession; Csepregi shows that the diet aimed </w:t>
+      </w:r>
+      <w:r>
+        <w:rPr>
+          <w:rFonts w:ascii="Times New Roman" w:hAnsi="Times New Roman" w:cs="Times New Roman"/>
+        </w:rPr>
         <w:lastRenderedPageBreak/>
-        <w:t>súčasnosti</w:t>
-      </w:r>
-      <w:proofErr w:type="spellEnd"/>
-      <w:r>
-        <w:rPr>
-          <w:rFonts w:ascii="Times New Roman" w:hAnsi="Times New Roman" w:cs="Times New Roman"/>
-          <w:i/>
-          <w:iCs/>
-          <w:lang w:val="de-DE"/>
-        </w:rPr>
-        <w:t xml:space="preserve"> </w:t>
-      </w:r>
-      <w:proofErr w:type="spellStart"/>
-      <w:r>
-        <w:rPr>
-          <w:rFonts w:ascii="Times New Roman" w:hAnsi="Times New Roman" w:cs="Times New Roman"/>
-          <w:i/>
-          <w:iCs/>
-          <w:lang w:val="de-DE"/>
-        </w:rPr>
-        <w:t>protestantizmu</w:t>
-      </w:r>
-      <w:proofErr w:type="spellEnd"/>
-      <w:r>
-        <w:rPr>
-          <w:rFonts w:ascii="Times New Roman" w:hAnsi="Times New Roman" w:cs="Times New Roman"/>
-          <w:i/>
-          <w:iCs/>
-          <w:lang w:val="de-DE"/>
-        </w:rPr>
-        <w:t xml:space="preserve"> v </w:t>
-      </w:r>
-      <w:proofErr w:type="spellStart"/>
-      <w:r>
-        <w:rPr>
-          <w:rFonts w:ascii="Times New Roman" w:hAnsi="Times New Roman" w:cs="Times New Roman"/>
-          <w:i/>
-          <w:iCs/>
-          <w:lang w:val="de-DE"/>
-        </w:rPr>
-        <w:t>strednej</w:t>
-      </w:r>
-      <w:proofErr w:type="spellEnd"/>
-      <w:r>
-        <w:rPr>
-          <w:rFonts w:ascii="Times New Roman" w:hAnsi="Times New Roman" w:cs="Times New Roman"/>
-          <w:i/>
-          <w:iCs/>
-          <w:lang w:val="de-DE"/>
-        </w:rPr>
-        <w:t xml:space="preserve"> </w:t>
-      </w:r>
-      <w:proofErr w:type="spellStart"/>
-      <w:r>
-        <w:rPr>
-          <w:rFonts w:ascii="Times New Roman" w:hAnsi="Times New Roman" w:cs="Times New Roman"/>
-          <w:i/>
-          <w:iCs/>
-          <w:lang w:val="de-DE"/>
-        </w:rPr>
-        <w:t>Európe</w:t>
-      </w:r>
-      <w:proofErr w:type="spellEnd"/>
-      <w:r>
-        <w:rPr>
-          <w:rFonts w:ascii="Times New Roman" w:hAnsi="Times New Roman" w:cs="Times New Roman"/>
-          <w:i/>
-          <w:iCs/>
-          <w:lang w:val="de-DE"/>
-        </w:rPr>
-        <w:t xml:space="preserve"> k </w:t>
-      </w:r>
-      <w:proofErr w:type="spellStart"/>
-      <w:r>
-        <w:rPr>
-          <w:rFonts w:ascii="Times New Roman" w:hAnsi="Times New Roman" w:cs="Times New Roman"/>
-          <w:i/>
-          <w:iCs/>
-          <w:lang w:val="de-DE"/>
-        </w:rPr>
-        <w:t>osemdesiatym</w:t>
-      </w:r>
-      <w:proofErr w:type="spellEnd"/>
-      <w:r>
-        <w:rPr>
-          <w:rFonts w:ascii="Times New Roman" w:hAnsi="Times New Roman" w:cs="Times New Roman"/>
-          <w:i/>
-          <w:iCs/>
-          <w:lang w:val="de-DE"/>
-        </w:rPr>
-        <w:t xml:space="preserve"> </w:t>
-      </w:r>
-      <w:proofErr w:type="spellStart"/>
-      <w:r>
-        <w:rPr>
-          <w:rFonts w:ascii="Times New Roman" w:hAnsi="Times New Roman" w:cs="Times New Roman"/>
-          <w:i/>
-          <w:iCs/>
-          <w:lang w:val="de-DE"/>
-        </w:rPr>
-        <w:t>narodeninám</w:t>
-      </w:r>
-      <w:proofErr w:type="spellEnd"/>
-      <w:r>
-        <w:rPr>
-          <w:rFonts w:ascii="Times New Roman" w:hAnsi="Times New Roman" w:cs="Times New Roman"/>
-          <w:i/>
-          <w:iCs/>
-          <w:lang w:val="de-DE"/>
-        </w:rPr>
-        <w:t xml:space="preserve"> </w:t>
-      </w:r>
-      <w:proofErr w:type="spellStart"/>
-      <w:r>
-        <w:rPr>
-          <w:rFonts w:ascii="Times New Roman" w:hAnsi="Times New Roman" w:cs="Times New Roman"/>
-          <w:i/>
-          <w:iCs/>
-          <w:lang w:val="de-DE"/>
-        </w:rPr>
-        <w:t>biskupa</w:t>
-      </w:r>
-      <w:proofErr w:type="spellEnd"/>
-      <w:r>
-        <w:rPr>
-          <w:rFonts w:ascii="Times New Roman" w:hAnsi="Times New Roman" w:cs="Times New Roman"/>
-          <w:i/>
-          <w:iCs/>
-          <w:lang w:val="de-DE"/>
-        </w:rPr>
-        <w:t xml:space="preserve"> </w:t>
-      </w:r>
-      <w:proofErr w:type="spellStart"/>
-      <w:r>
-        <w:rPr>
-          <w:rFonts w:ascii="Times New Roman" w:hAnsi="Times New Roman" w:cs="Times New Roman"/>
-          <w:i/>
-          <w:iCs/>
-          <w:lang w:val="de-DE"/>
-        </w:rPr>
-        <w:t>Jána</w:t>
-      </w:r>
-      <w:proofErr w:type="spellEnd"/>
-      <w:r>
-        <w:rPr>
-          <w:rFonts w:ascii="Times New Roman" w:hAnsi="Times New Roman" w:cs="Times New Roman"/>
-          <w:i/>
-          <w:iCs/>
-          <w:lang w:val="de-DE"/>
-        </w:rPr>
-        <w:t xml:space="preserve"> </w:t>
-      </w:r>
-      <w:proofErr w:type="spellStart"/>
-      <w:r>
-        <w:rPr>
-          <w:rFonts w:ascii="Times New Roman" w:hAnsi="Times New Roman" w:cs="Times New Roman"/>
-          <w:i/>
-          <w:iCs/>
-          <w:lang w:val="de-DE"/>
-        </w:rPr>
-        <w:t>Midriaka</w:t>
-      </w:r>
-      <w:proofErr w:type="spellEnd"/>
-      <w:r>
-        <w:rPr>
-          <w:rFonts w:ascii="Times New Roman" w:hAnsi="Times New Roman" w:cs="Times New Roman"/>
-          <w:lang w:val="de-DE"/>
-        </w:rPr>
-        <w:t xml:space="preserve">. </w:t>
-      </w:r>
-      <w:r>
-        <w:rPr>
-          <w:rFonts w:ascii="Times New Roman" w:hAnsi="Times New Roman" w:cs="Times New Roman"/>
-        </w:rPr>
-        <w:t xml:space="preserve">Acta </w:t>
-      </w:r>
-      <w:proofErr w:type="spellStart"/>
-      <w:r>
-        <w:rPr>
-          <w:rFonts w:ascii="Times New Roman" w:hAnsi="Times New Roman" w:cs="Times New Roman"/>
-        </w:rPr>
-        <w:t>Collegii</w:t>
-      </w:r>
-      <w:proofErr w:type="spellEnd"/>
-      <w:r>
-        <w:rPr>
-          <w:rFonts w:ascii="Times New Roman" w:hAnsi="Times New Roman" w:cs="Times New Roman"/>
-        </w:rPr>
-        <w:t xml:space="preserve"> </w:t>
-      </w:r>
-      <w:proofErr w:type="spellStart"/>
-      <w:r>
-        <w:rPr>
-          <w:rFonts w:ascii="Times New Roman" w:hAnsi="Times New Roman" w:cs="Times New Roman"/>
-        </w:rPr>
-        <w:t>Evangelici</w:t>
-      </w:r>
-      <w:proofErr w:type="spellEnd"/>
-      <w:r>
-        <w:rPr>
-          <w:rFonts w:ascii="Times New Roman" w:hAnsi="Times New Roman" w:cs="Times New Roman"/>
-        </w:rPr>
-        <w:t xml:space="preserve"> </w:t>
-      </w:r>
-      <w:proofErr w:type="spellStart"/>
-      <w:r>
-        <w:rPr>
-          <w:rFonts w:ascii="Times New Roman" w:hAnsi="Times New Roman" w:cs="Times New Roman"/>
-        </w:rPr>
-        <w:t>Prešoviensis</w:t>
-      </w:r>
-      <w:proofErr w:type="spellEnd"/>
-      <w:r>
-        <w:rPr>
-          <w:rFonts w:ascii="Times New Roman" w:hAnsi="Times New Roman" w:cs="Times New Roman"/>
-        </w:rPr>
-        <w:t xml:space="preserve"> X. </w:t>
-      </w:r>
-      <w:proofErr w:type="spellStart"/>
-      <w:r>
-        <w:rPr>
-          <w:rFonts w:ascii="Times New Roman" w:hAnsi="Times New Roman" w:cs="Times New Roman"/>
-        </w:rPr>
-        <w:t>Prešov</w:t>
-      </w:r>
-      <w:proofErr w:type="spellEnd"/>
-      <w:r>
-        <w:rPr>
-          <w:rFonts w:ascii="Times New Roman" w:hAnsi="Times New Roman" w:cs="Times New Roman"/>
-        </w:rPr>
-        <w:t xml:space="preserve">: </w:t>
-      </w:r>
-      <w:proofErr w:type="spellStart"/>
-      <w:r>
-        <w:rPr>
-          <w:rFonts w:ascii="Times New Roman" w:hAnsi="Times New Roman" w:cs="Times New Roman"/>
-        </w:rPr>
-        <w:t>Prešovská</w:t>
-      </w:r>
-      <w:proofErr w:type="spellEnd"/>
-      <w:r>
-        <w:rPr>
-          <w:rFonts w:ascii="Times New Roman" w:hAnsi="Times New Roman" w:cs="Times New Roman"/>
-        </w:rPr>
-        <w:t xml:space="preserve"> </w:t>
-      </w:r>
-      <w:proofErr w:type="spellStart"/>
-      <w:r>
-        <w:rPr>
-          <w:rFonts w:ascii="Times New Roman" w:hAnsi="Times New Roman" w:cs="Times New Roman"/>
-        </w:rPr>
-        <w:t>univerzita</w:t>
-      </w:r>
-      <w:proofErr w:type="spellEnd"/>
-      <w:r>
-        <w:rPr>
-          <w:rFonts w:ascii="Times New Roman" w:hAnsi="Times New Roman" w:cs="Times New Roman"/>
-        </w:rPr>
-        <w:t>, 2009, pp. 73 – 85, here pp. 73 – 76. This corrects an older protestant-historiographical reading that took the 1548 diet's measures as constituting a </w:t>
-      </w:r>
-      <w:r>
-        <w:rPr>
-          <w:rFonts w:ascii="Times New Roman" w:hAnsi="Times New Roman" w:cs="Times New Roman"/>
-          <w:i/>
-          <w:iCs/>
-        </w:rPr>
-        <w:t>de facto</w:t>
-      </w:r>
-      <w:r>
-        <w:rPr>
-          <w:rFonts w:ascii="Times New Roman" w:hAnsi="Times New Roman" w:cs="Times New Roman"/>
-        </w:rPr>
-        <w:t> toleration of the Augsburg Confession; Csepregi shows that the diet aimed at </w:t>
+        <w:t>at </w:t>
       </w:r>
       <w:proofErr w:type="spellStart"/>
       <w:r>
@@ -12789,7 +12830,7 @@
         </w:rPr>
         <w:t> and that the Lutheran population had to defend its orthodoxy under sustained pressure rather than under royal protection. </w:t>
       </w:r>
-      <w:hyperlink r:id="rId52" w:anchor="fnref12" w:history="1">
+      <w:hyperlink r:id="rId54" w:anchor="fnref12" w:history="1">
         <w:r>
           <w:rPr>
             <w:rStyle w:val="Hyperlink"/>
@@ -12814,6 +12855,7 @@
           <w:ilvl w:val="0"/>
           <w:numId w:val="1"/>
         </w:numPr>
+        <w:spacing w:after="0" w:line="276" w:lineRule="auto"/>
         <w:rPr>
           <w:rFonts w:ascii="Times New Roman" w:hAnsi="Times New Roman" w:cs="Times New Roman"/>
         </w:rPr>
@@ -12932,7 +12974,7 @@
         </w:rPr>
         <w:t>). </w:t>
       </w:r>
-      <w:hyperlink r:id="rId53" w:anchor="fnref13" w:history="1">
+      <w:hyperlink r:id="rId55" w:anchor="fnref13" w:history="1">
         <w:r>
           <w:rPr>
             <w:rStyle w:val="Hyperlink"/>
@@ -12957,6 +12999,7 @@
           <w:ilvl w:val="0"/>
           <w:numId w:val="1"/>
         </w:numPr>
+        <w:spacing w:after="0" w:line="276" w:lineRule="auto"/>
         <w:rPr>
           <w:rFonts w:ascii="Times New Roman" w:hAnsi="Times New Roman" w:cs="Times New Roman"/>
         </w:rPr>
@@ -13156,7 +13199,7 @@
         </w:rPr>
         <w:t>, 2024, p. 131. </w:t>
       </w:r>
-      <w:hyperlink r:id="rId54" w:anchor="fnref14" w:history="1">
+      <w:hyperlink r:id="rId56" w:anchor="fnref14" w:history="1">
         <w:r>
           <w:rPr>
             <w:rStyle w:val="Hyperlink"/>
@@ -13181,6 +13224,7 @@
           <w:ilvl w:val="0"/>
           <w:numId w:val="1"/>
         </w:numPr>
+        <w:spacing w:after="0" w:line="276" w:lineRule="auto"/>
         <w:rPr>
           <w:rFonts w:ascii="Times New Roman" w:hAnsi="Times New Roman" w:cs="Times New Roman"/>
         </w:rPr>
@@ -13321,7 +13365,7 @@
         </w:rPr>
         <w:t>The structural homology with the Lutheran Mass-orders of the German lands is discussed in Benka's introductory study at pp. 60 – 70. </w:t>
       </w:r>
-      <w:hyperlink r:id="rId55" w:anchor="fnref15" w:history="1">
+      <w:hyperlink r:id="rId57" w:anchor="fnref15" w:history="1">
         <w:r>
           <w:rPr>
             <w:rStyle w:val="Hyperlink"/>
@@ -13346,6 +13390,7 @@
           <w:ilvl w:val="0"/>
           <w:numId w:val="1"/>
         </w:numPr>
+        <w:spacing w:after="0" w:line="276" w:lineRule="auto"/>
         <w:rPr>
           <w:rFonts w:ascii="Times New Roman" w:hAnsi="Times New Roman" w:cs="Times New Roman"/>
         </w:rPr>
@@ -13579,7 +13624,7 @@
         </w:rPr>
         <w:t>, 2024, pp. 14 – 17. </w:t>
       </w:r>
-      <w:hyperlink r:id="rId56" w:anchor="fnref16" w:history="1">
+      <w:hyperlink r:id="rId58" w:anchor="fnref16" w:history="1">
         <w:r>
           <w:rPr>
             <w:rStyle w:val="Hyperlink"/>
@@ -13604,6 +13649,7 @@
           <w:ilvl w:val="0"/>
           <w:numId w:val="1"/>
         </w:numPr>
+        <w:spacing w:after="0" w:line="276" w:lineRule="auto"/>
         <w:rPr>
           <w:rFonts w:ascii="Times New Roman" w:hAnsi="Times New Roman" w:cs="Times New Roman"/>
         </w:rPr>
@@ -13840,7 +13886,7 @@
         </w:rPr>
         <w:t>" ("For sure proof and testimony of this, I give you my Blood for drink"), p. 143. </w:t>
       </w:r>
-      <w:hyperlink r:id="rId57" w:anchor="fnref17" w:history="1">
+      <w:hyperlink r:id="rId59" w:anchor="fnref17" w:history="1">
         <w:r>
           <w:rPr>
             <w:rStyle w:val="Hyperlink"/>
@@ -13865,6 +13911,7 @@
           <w:ilvl w:val="0"/>
           <w:numId w:val="1"/>
         </w:numPr>
+        <w:spacing w:after="0" w:line="276" w:lineRule="auto"/>
         <w:rPr>
           <w:rFonts w:ascii="Times New Roman" w:hAnsi="Times New Roman" w:cs="Times New Roman"/>
         </w:rPr>
@@ -14023,7 +14070,7 @@
         </w:rPr>
         <w:t> itself; the parallel passage in the rite proper is at p. 143 of the edition. </w:t>
       </w:r>
-      <w:hyperlink r:id="rId58" w:anchor="fnref18" w:history="1">
+      <w:hyperlink r:id="rId60" w:anchor="fnref18" w:history="1">
         <w:r>
           <w:rPr>
             <w:rStyle w:val="Hyperlink"/>
@@ -14048,6 +14095,7 @@
           <w:ilvl w:val="0"/>
           <w:numId w:val="1"/>
         </w:numPr>
+        <w:spacing w:after="0" w:line="276" w:lineRule="auto"/>
         <w:rPr>
           <w:rFonts w:ascii="Times New Roman" w:hAnsi="Times New Roman" w:cs="Times New Roman"/>
         </w:rPr>
@@ -14166,7 +14214,7 @@
         </w:rPr>
         <w:t>, 2024, p. 79. </w:t>
       </w:r>
-      <w:hyperlink r:id="rId59" w:anchor="fnref19" w:history="1">
+      <w:hyperlink r:id="rId61" w:anchor="fnref19" w:history="1">
         <w:r>
           <w:rPr>
             <w:rStyle w:val="Hyperlink"/>
@@ -14191,6 +14239,7 @@
           <w:ilvl w:val="0"/>
           <w:numId w:val="1"/>
         </w:numPr>
+        <w:spacing w:after="0" w:line="276" w:lineRule="auto"/>
         <w:rPr>
           <w:rFonts w:ascii="Times New Roman" w:hAnsi="Times New Roman" w:cs="Times New Roman"/>
         </w:rPr>
@@ -14309,7 +14358,7 @@
         </w:rPr>
         <w:t>, 2024, p. 142. </w:t>
       </w:r>
-      <w:hyperlink r:id="rId60" w:anchor="fnref20" w:history="1">
+      <w:hyperlink r:id="rId62" w:anchor="fnref20" w:history="1">
         <w:r>
           <w:rPr>
             <w:rStyle w:val="Hyperlink"/>
@@ -14334,6 +14383,7 @@
           <w:ilvl w:val="0"/>
           <w:numId w:val="1"/>
         </w:numPr>
+        <w:spacing w:after="0" w:line="276" w:lineRule="auto"/>
         <w:rPr>
           <w:rFonts w:ascii="Times New Roman" w:hAnsi="Times New Roman" w:cs="Times New Roman"/>
         </w:rPr>
@@ -14482,14 +14532,7 @@
         <w:rPr>
           <w:rFonts w:ascii="Times New Roman" w:hAnsi="Times New Roman" w:cs="Times New Roman"/>
         </w:rPr>
-        <w:t xml:space="preserve">" </w:t>
-      </w:r>
-      <w:r>
-        <w:rPr>
-          <w:rFonts w:ascii="Times New Roman" w:hAnsi="Times New Roman" w:cs="Times New Roman"/>
-        </w:rPr>
-        <w:lastRenderedPageBreak/>
-        <w:t>("these salvific gifts</w:t>
+        <w:t>" ("these salvific gifts</w:t>
       </w:r>
       <w:proofErr w:type="gramStart"/>
       <w:r>
@@ -14505,7 +14548,7 @@
         </w:rPr>
         <w:t xml:space="preserve"> even more open in its identification of what has been received. </w:t>
       </w:r>
-      <w:hyperlink r:id="rId61" w:anchor="fnref21" w:history="1">
+      <w:hyperlink r:id="rId63" w:anchor="fnref21" w:history="1">
         <w:r>
           <w:rPr>
             <w:rStyle w:val="Hyperlink"/>
@@ -14530,6 +14573,7 @@
           <w:ilvl w:val="0"/>
           <w:numId w:val="1"/>
         </w:numPr>
+        <w:spacing w:after="0" w:line="276" w:lineRule="auto"/>
         <w:rPr>
           <w:rFonts w:ascii="Times New Roman" w:hAnsi="Times New Roman" w:cs="Times New Roman"/>
         </w:rPr>
@@ -14763,7 +14807,7 @@
         </w:rPr>
         <w:t xml:space="preserve"> 105 of Benka's editorial methodology. </w:t>
       </w:r>
-      <w:hyperlink r:id="rId62" w:anchor="fnref22" w:history="1">
+      <w:hyperlink r:id="rId64" w:anchor="fnref22" w:history="1">
         <w:r>
           <w:rPr>
             <w:rStyle w:val="Hyperlink"/>
@@ -14788,6 +14832,7 @@
           <w:ilvl w:val="0"/>
           <w:numId w:val="1"/>
         </w:numPr>
+        <w:spacing w:after="0" w:line="276" w:lineRule="auto"/>
         <w:rPr>
           <w:rFonts w:ascii="Times New Roman" w:hAnsi="Times New Roman" w:cs="Times New Roman"/>
         </w:rPr>
@@ -14910,7 +14955,14 @@
         <w:rPr>
           <w:rFonts w:ascii="Times New Roman" w:hAnsi="Times New Roman" w:cs="Times New Roman"/>
         </w:rPr>
-        <w:t>Benka discusses Georg Creutzer's handbook, in which the denial of </w:t>
+        <w:t xml:space="preserve">Benka discusses Georg Creutzer's </w:t>
+      </w:r>
+      <w:r>
+        <w:rPr>
+          <w:rFonts w:ascii="Times New Roman" w:hAnsi="Times New Roman" w:cs="Times New Roman"/>
+        </w:rPr>
+        <w:lastRenderedPageBreak/>
+        <w:t>handbook, in which the denial of </w:t>
       </w:r>
       <w:proofErr w:type="spellStart"/>
       <w:r>
@@ -14946,7 +14998,7 @@
         </w:rPr>
         <w:t> was listed among the doctrinal markers for identifying crypto-Calvinist clergy. </w:t>
       </w:r>
-      <w:hyperlink r:id="rId63" w:anchor="fnref23" w:history="1">
+      <w:hyperlink r:id="rId65" w:anchor="fnref23" w:history="1">
         <w:r>
           <w:rPr>
             <w:rStyle w:val="Hyperlink"/>
@@ -14971,6 +15023,7 @@
           <w:ilvl w:val="0"/>
           <w:numId w:val="1"/>
         </w:numPr>
+        <w:spacing w:after="0" w:line="276" w:lineRule="auto"/>
         <w:rPr>
           <w:rFonts w:ascii="Times New Roman" w:hAnsi="Times New Roman" w:cs="Times New Roman"/>
         </w:rPr>
@@ -15089,7 +15142,7 @@
         </w:rPr>
         <w:t>, 2024, pp. 78 – 79. </w:t>
       </w:r>
-      <w:hyperlink r:id="rId64" w:anchor="fnref24" w:history="1">
+      <w:hyperlink r:id="rId66" w:anchor="fnref24" w:history="1">
         <w:r>
           <w:rPr>
             <w:rStyle w:val="Hyperlink"/>
@@ -15114,6 +15167,7 @@
           <w:ilvl w:val="0"/>
           <w:numId w:val="1"/>
         </w:numPr>
+        <w:spacing w:after="0" w:line="276" w:lineRule="auto"/>
         <w:rPr>
           <w:rFonts w:ascii="Times New Roman" w:hAnsi="Times New Roman" w:cs="Times New Roman"/>
         </w:rPr>
@@ -15394,7 +15448,7 @@
         </w:rPr>
         <w:t>" (Triglot ed., p. 990, §16). </w:t>
       </w:r>
-      <w:hyperlink r:id="rId65" w:anchor="fnref25" w:history="1">
+      <w:hyperlink r:id="rId67" w:anchor="fnref25" w:history="1">
         <w:r>
           <w:rPr>
             <w:rStyle w:val="Hyperlink"/>
@@ -15419,6 +15473,7 @@
           <w:ilvl w:val="0"/>
           <w:numId w:val="1"/>
         </w:numPr>
+        <w:spacing w:after="0" w:line="276" w:lineRule="auto"/>
         <w:rPr>
           <w:rFonts w:ascii="Times New Roman" w:hAnsi="Times New Roman" w:cs="Times New Roman"/>
         </w:rPr>
@@ -15537,7 +15592,7 @@
         </w:rPr>
         <w:t>, 2024, pp. 78 – 79. </w:t>
       </w:r>
-      <w:hyperlink r:id="rId66" w:anchor="fnref26" w:history="1">
+      <w:hyperlink r:id="rId68" w:anchor="fnref26" w:history="1">
         <w:r>
           <w:rPr>
             <w:rStyle w:val="Hyperlink"/>
@@ -15562,6 +15617,7 @@
           <w:ilvl w:val="0"/>
           <w:numId w:val="1"/>
         </w:numPr>
+        <w:spacing w:after="0" w:line="276" w:lineRule="auto"/>
         <w:rPr>
           <w:rFonts w:ascii="Times New Roman" w:hAnsi="Times New Roman" w:cs="Times New Roman"/>
         </w:rPr>
@@ -15700,7 +15756,7 @@
         </w:rPr>
         <w:t>. Brill's Companions to the Christian Tradition 11. Leiden: Brill, 2008. </w:t>
       </w:r>
-      <w:hyperlink r:id="rId67" w:anchor="fnref27" w:history="1">
+      <w:hyperlink r:id="rId69" w:anchor="fnref27" w:history="1">
         <w:r>
           <w:rPr>
             <w:rStyle w:val="Hyperlink"/>
@@ -15725,6 +15781,7 @@
           <w:ilvl w:val="0"/>
           <w:numId w:val="1"/>
         </w:numPr>
+        <w:spacing w:after="0" w:line="276" w:lineRule="auto"/>
         <w:rPr>
           <w:rFonts w:ascii="Times New Roman" w:hAnsi="Times New Roman" w:cs="Times New Roman"/>
         </w:rPr>
@@ -16055,7 +16112,7 @@
         </w:rPr>
         <w:t xml:space="preserve"> German preacher Bartolomej Franck — concrete documentary evidence of clerical mobility (and competition for it) between the Pentapolitana and the central mining-town milieu. </w:t>
       </w:r>
-      <w:hyperlink r:id="rId68" w:anchor="fnref28" w:history="1">
+      <w:hyperlink r:id="rId70" w:anchor="fnref28" w:history="1">
         <w:r>
           <w:rPr>
             <w:rStyle w:val="Hyperlink"/>
@@ -16080,6 +16137,7 @@
           <w:ilvl w:val="0"/>
           <w:numId w:val="1"/>
         </w:numPr>
+        <w:spacing w:after="0" w:line="276" w:lineRule="auto"/>
         <w:rPr>
           <w:rFonts w:ascii="Times New Roman" w:hAnsi="Times New Roman" w:cs="Times New Roman"/>
         </w:rPr>
@@ -16198,7 +16256,7 @@
         </w:rPr>
         <w:t>'s confession and Eucharistic-preparation material). </w:t>
       </w:r>
-      <w:hyperlink r:id="rId69" w:anchor="fnref29" w:history="1">
+      <w:hyperlink r:id="rId71" w:anchor="fnref29" w:history="1">
         <w:r>
           <w:rPr>
             <w:rStyle w:val="Hyperlink"/>
@@ -16223,6 +16281,7 @@
           <w:ilvl w:val="0"/>
           <w:numId w:val="1"/>
         </w:numPr>
+        <w:spacing w:after="0" w:line="276" w:lineRule="auto"/>
         <w:rPr>
           <w:rFonts w:ascii="Times New Roman" w:hAnsi="Times New Roman" w:cs="Times New Roman"/>
         </w:rPr>
@@ -16232,7 +16291,6 @@
           <w:rFonts w:ascii="Times New Roman" w:hAnsi="Times New Roman" w:cs="Times New Roman"/>
           <w:lang w:val="pt-PT"/>
         </w:rPr>
-        <w:lastRenderedPageBreak/>
         <w:t>BENKA, P. (ed.): </w:t>
       </w:r>
       <w:r>
@@ -16342,7 +16400,7 @@
         </w:rPr>
         <w:t>, 2024, pp. 73 – 77. </w:t>
       </w:r>
-      <w:hyperlink r:id="rId70" w:anchor="fnref30" w:history="1">
+      <w:hyperlink r:id="rId72" w:anchor="fnref30" w:history="1">
         <w:r>
           <w:rPr>
             <w:rStyle w:val="Hyperlink"/>
@@ -16367,6 +16425,7 @@
           <w:ilvl w:val="0"/>
           <w:numId w:val="1"/>
         </w:numPr>
+        <w:spacing w:after="0" w:line="276" w:lineRule="auto"/>
         <w:rPr>
           <w:rFonts w:ascii="Times New Roman" w:hAnsi="Times New Roman" w:cs="Times New Roman"/>
         </w:rPr>
@@ -16579,7 +16638,7 @@
         </w:rPr>
         <w:t> 51, col. 209. The brief invocation here treats the formula as a methodological orientation rather than a settled hermeneutical principle; the modern history of its uses and abuses in liturgical theology is extensive and is not the topic of the present paper. </w:t>
       </w:r>
-      <w:hyperlink r:id="rId71" w:anchor="fnref31" w:history="1">
+      <w:hyperlink r:id="rId73" w:anchor="fnref31" w:history="1">
         <w:r>
           <w:rPr>
             <w:rStyle w:val="Hyperlink"/>
@@ -16604,6 +16663,7 @@
           <w:ilvl w:val="0"/>
           <w:numId w:val="1"/>
         </w:numPr>
+        <w:spacing w:after="0" w:line="276" w:lineRule="auto"/>
         <w:rPr>
           <w:rFonts w:ascii="Times New Roman" w:hAnsi="Times New Roman" w:cs="Times New Roman"/>
         </w:rPr>
@@ -16750,15 +16810,23 @@
           <w:rFonts w:ascii="Times New Roman" w:hAnsi="Times New Roman" w:cs="Times New Roman"/>
           <w:lang w:val="de-DE"/>
         </w:rPr>
-        <w:t>, vol. 246 (1988), pp. 1 – 45; REINHARD, W.: Zwang zur Konfessionalisierung? Prolegomena zu einer Theorie des konfessionellen Zeitalters. In: </w:t>
-      </w:r>
-      <w:r>
-        <w:rPr>
-          <w:rFonts w:ascii="Times New Roman" w:hAnsi="Times New Roman" w:cs="Times New Roman"/>
-          <w:i/>
-          <w:iCs/>
+        <w:t xml:space="preserve">, vol. 246 (1988), pp. </w:t>
+      </w:r>
+      <w:r>
+        <w:rPr>
+          <w:rFonts w:ascii="Times New Roman" w:hAnsi="Times New Roman" w:cs="Times New Roman"/>
           <w:lang w:val="de-DE"/>
         </w:rPr>
+        <w:lastRenderedPageBreak/>
+        <w:t>1 – 45; REINHARD, W.: Zwang zur Konfessionalisierung? Prolegomena zu einer Theorie des konfessionellen Zeitalters. In: </w:t>
+      </w:r>
+      <w:r>
+        <w:rPr>
+          <w:rFonts w:ascii="Times New Roman" w:hAnsi="Times New Roman" w:cs="Times New Roman"/>
+          <w:i/>
+          <w:iCs/>
+          <w:lang w:val="de-DE"/>
+        </w:rPr>
         <w:t>Zeitschrift für Historische Forschung</w:t>
       </w:r>
       <w:r>
@@ -16788,7 +16856,7 @@
         </w:rPr>
         <w:t xml:space="preserve"> framework into the dimension of intra-confessional liturgical register, observable at the codex level. </w:t>
       </w:r>
-      <w:hyperlink r:id="rId72" w:anchor="fnref32" w:history="1">
+      <w:hyperlink r:id="rId74" w:anchor="fnref32" w:history="1">
         <w:r>
           <w:rPr>
             <w:rStyle w:val="Hyperlink"/>
@@ -16813,6 +16881,7 @@
           <w:ilvl w:val="0"/>
           <w:numId w:val="1"/>
         </w:numPr>
+        <w:spacing w:after="0" w:line="276" w:lineRule="auto"/>
         <w:rPr>
           <w:rFonts w:ascii="Times New Roman" w:hAnsi="Times New Roman" w:cs="Times New Roman"/>
         </w:rPr>
@@ -16875,7 +16944,7 @@
         </w:rPr>
         <w:t>, and its philological refutation through close reading of the CB's Eucharistic article, is reserved for the forthcoming TEPALIT chapter. </w:t>
       </w:r>
-      <w:hyperlink r:id="rId73" w:anchor="fnref33" w:history="1">
+      <w:hyperlink r:id="rId75" w:anchor="fnref33" w:history="1">
         <w:r>
           <w:rPr>
             <w:rStyle w:val="Hyperlink"/>
@@ -16900,6 +16969,7 @@
           <w:ilvl w:val="0"/>
           <w:numId w:val="1"/>
         </w:numPr>
+        <w:spacing w:after="0" w:line="276" w:lineRule="auto"/>
         <w:rPr>
           <w:rFonts w:ascii="Times New Roman" w:hAnsi="Times New Roman" w:cs="Times New Roman"/>
         </w:rPr>
@@ -17278,7 +17348,7 @@
         </w:rPr>
         <w:t>/and irenic register and its philological details are treated in the forthcoming TEPALIT chapter. </w:t>
       </w:r>
-      <w:hyperlink r:id="rId74" w:anchor="fnref34" w:history="1">
+      <w:hyperlink r:id="rId76" w:anchor="fnref34" w:history="1">
         <w:r>
           <w:rPr>
             <w:rStyle w:val="Hyperlink"/>
@@ -17303,6 +17373,7 @@
           <w:ilvl w:val="0"/>
           <w:numId w:val="1"/>
         </w:numPr>
+        <w:spacing w:after="0" w:line="276" w:lineRule="auto"/>
         <w:rPr>
           <w:rFonts w:ascii="Times New Roman" w:hAnsi="Times New Roman" w:cs="Times New Roman"/>
         </w:rPr>
@@ -17445,7 +17516,7 @@
         </w:rPr>
         <w:t xml:space="preserve"> 2023 (above, n. 4). </w:t>
       </w:r>
-      <w:hyperlink r:id="rId75" w:anchor="fnref35" w:history="1">
+      <w:hyperlink r:id="rId77" w:anchor="fnref35" w:history="1">
         <w:r>
           <w:rPr>
             <w:rStyle w:val="Hyperlink"/>
@@ -17470,6 +17541,7 @@
           <w:ilvl w:val="0"/>
           <w:numId w:val="1"/>
         </w:numPr>
+        <w:spacing w:after="0" w:line="276" w:lineRule="auto"/>
         <w:rPr>
           <w:rFonts w:ascii="Times New Roman" w:hAnsi="Times New Roman" w:cs="Times New Roman"/>
         </w:rPr>
@@ -17494,7 +17566,7 @@
         </w:rPr>
         <w:t> (concept DOI: 10.5281/zenodo.20081435). Bratislava, 2026. CC BY 4.0. Record PAIR_006_AC_BA_EUCHARIST carries the trust signature FACTUAL / DOCUMENTED / VERIFIED; the verification dossier is published as part of the dataset. </w:t>
       </w:r>
-      <w:hyperlink r:id="rId76" w:anchor="fnref36" w:history="1">
+      <w:hyperlink r:id="rId78" w:anchor="fnref36" w:history="1">
         <w:r>
           <w:rPr>
             <w:rStyle w:val="Hyperlink"/>
@@ -17515,6 +17587,7 @@
     </w:p>
     <w:p>
       <w:pPr>
+        <w:spacing w:after="0" w:line="276" w:lineRule="auto"/>
         <w:rPr>
           <w:rFonts w:ascii="Times New Roman" w:hAnsi="Times New Roman" w:cs="Times New Roman"/>
         </w:rPr>
@@ -17528,6 +17601,78 @@
     </w:sectPr>
   </w:body>
 </w:document>
+</file>
+
+<file path=word/endnotes.xml><?xml version="1.0" encoding="utf-8"?>
+<w:endnotes xmlns:wpc="http://schemas.microsoft.com/office/word/2010/wordprocessingCanvas" xmlns:cx="http://schemas.microsoft.com/office/drawing/2014/chartex" xmlns:cx1="http://schemas.microsoft.com/office/drawing/2015/9/8/chartex" xmlns:cx2="http://schemas.microsoft.com/office/drawing/2015/10/21/chartex" xmlns:cx3="http://schemas.microsoft.com/office/drawing/2016/5/9/chartex" xmlns:cx4="http://schemas.microsoft.com/office/drawing/2016/5/10/chartex" xmlns:cx5="http://schemas.microsoft.com/office/drawing/2016/5/11/chartex" xmlns:cx6="http://schemas.microsoft.com/office/drawing/2016/5/12/chartex" xmlns:cx7="http://schemas.microsoft.com/office/drawing/2016/5/13/chartex" xmlns:cx8="http://schemas.microsoft.com/office/drawing/2016/5/14/chartex" xmlns:mc="http://schemas.openxmlformats.org/markup-compatibility/2006" xmlns:aink="http://schemas.microsoft.com/office/drawing/2016/ink" xmlns:am3d="http://schemas.microsoft.com/office/drawing/2017/model3d" xmlns:o="urn:schemas-microsoft-com:office:office" xmlns:oel="http://schemas.microsoft.com/office/2019/extlst" xmlns:r="http://schemas.openxmlformats.org/officeDocument/2006/relationships" xmlns:m="http://schemas.openxmlformats.org/officeDocument/2006/math" xmlns:v="urn:schemas-microsoft-com:vml" xmlns:wp14="http://schemas.microsoft.com/office/word/2010/wordprocessingDrawing" xmlns:wp="http://schemas.openxmlformats.org/drawingml/2006/wordprocessingDrawing" xmlns:w10="urn:schemas-microsoft-com:office:word" xmlns:w="http://schemas.openxmlformats.org/wordprocessingml/2006/main" xmlns:w14="http://schemas.microsoft.com/office/word/2010/wordml" xmlns:w15="http://schemas.microsoft.com/office/word/2012/wordml" xmlns:w16cex="http://schemas.microsoft.com/office/word/2018/wordml/cex" xmlns:w16cid="http://schemas.microsoft.com/office/word/2016/wordml/cid" xmlns:w16="http://schemas.microsoft.com/office/word/2018/wordml" xmlns:w16du="http://schemas.microsoft.com/office/word/2023/wordml/word16du" xmlns:w16sdtdh="http://schemas.microsoft.com/office/word/2020/wordml/sdtdatahash" xmlns:w16sdtfl="http://schemas.microsoft.com/office/word/2024/wordml/sdtformatlock" xmlns:w16se="http://schemas.microsoft.com/office/word/2015/wordml/symex" xmlns:wpg="http://schemas.microsoft.com/office/word/2010/wordprocessingGroup" xmlns:wpi="http://schemas.microsoft.com/office/word/2010/wordprocessingInk" xmlns:wne="http://schemas.microsoft.com/office/word/2006/wordml" xmlns:wps="http://schemas.microsoft.com/office/word/2010/wordprocessingShape" mc:Ignorable="w14 w15 w16se w16cid w16 w16cex w16sdtdh w16sdtfl w16du wp14">
+  <w:endnote w:type="separator" w:id="-1">
+    <w:p>
+      <w:pPr>
+        <w:spacing w:after="0" w:line="240" w:lineRule="auto"/>
+      </w:pPr>
+      <w:r>
+        <w:separator/>
+      </w:r>
+    </w:p>
+  </w:endnote>
+  <w:endnote w:type="continuationSeparator" w:id="0">
+    <w:p>
+      <w:pPr>
+        <w:spacing w:after="0" w:line="240" w:lineRule="auto"/>
+      </w:pPr>
+      <w:r>
+        <w:continuationSeparator/>
+      </w:r>
+    </w:p>
+  </w:endnote>
+</w:endnotes>
+</file>
+
+<file path=word/footnotes.xml><?xml version="1.0" encoding="utf-8"?>
+<w:footnotes xmlns:wpc="http://schemas.microsoft.com/office/word/2010/wordprocessingCanvas" xmlns:cx="http://schemas.microsoft.com/office/drawing/2014/chartex" xmlns:cx1="http://schemas.microsoft.com/office/drawing/2015/9/8/chartex" xmlns:cx2="http://schemas.microsoft.com/office/drawing/2015/10/21/chartex" xmlns:cx3="http://schemas.microsoft.com/office/drawing/2016/5/9/chartex" xmlns:cx4="http://schemas.microsoft.com/office/drawing/2016/5/10/chartex" xmlns:cx5="http://schemas.microsoft.com/office/drawing/2016/5/11/chartex" xmlns:cx6="http://schemas.microsoft.com/office/drawing/2016/5/12/chartex" xmlns:cx7="http://schemas.microsoft.com/office/drawing/2016/5/13/chartex" xmlns:cx8="http://schemas.microsoft.com/office/drawing/2016/5/14/chartex" xmlns:mc="http://schemas.openxmlformats.org/markup-compatibility/2006" xmlns:aink="http://schemas.microsoft.com/office/drawing/2016/ink" xmlns:am3d="http://schemas.microsoft.com/office/drawing/2017/model3d" xmlns:o="urn:schemas-microsoft-com:office:office" xmlns:oel="http://schemas.microsoft.com/office/2019/extlst" xmlns:r="http://schemas.openxmlformats.org/officeDocument/2006/relationships" xmlns:m="http://schemas.openxmlformats.org/officeDocument/2006/math" xmlns:v="urn:schemas-microsoft-com:vml" xmlns:wp14="http://schemas.microsoft.com/office/word/2010/wordprocessingDrawing" xmlns:wp="http://schemas.openxmlformats.org/drawingml/2006/wordprocessingDrawing" xmlns:w10="urn:schemas-microsoft-com:office:word" xmlns:w="http://schemas.openxmlformats.org/wordprocessingml/2006/main" xmlns:w14="http://schemas.microsoft.com/office/word/2010/wordml" xmlns:w15="http://schemas.microsoft.com/office/word/2012/wordml" xmlns:w16cex="http://schemas.microsoft.com/office/word/2018/wordml/cex" xmlns:w16cid="http://schemas.microsoft.com/office/word/2016/wordml/cid" xmlns:w16="http://schemas.microsoft.com/office/word/2018/wordml" xmlns:w16du="http://schemas.microsoft.com/office/word/2023/wordml/word16du" xmlns:w16sdtdh="http://schemas.microsoft.com/office/word/2020/wordml/sdtdatahash" xmlns:w16sdtfl="http://schemas.microsoft.com/office/word/2024/wordml/sdtformatlock" xmlns:w16se="http://schemas.microsoft.com/office/word/2015/wordml/symex" xmlns:wpg="http://schemas.microsoft.com/office/word/2010/wordprocessingGroup" xmlns:wpi="http://schemas.microsoft.com/office/word/2010/wordprocessingInk" xmlns:wne="http://schemas.microsoft.com/office/word/2006/wordml" xmlns:wps="http://schemas.microsoft.com/office/word/2010/wordprocessingShape" mc:Ignorable="w14 w15 w16se w16cid w16 w16cex w16sdtdh w16sdtfl w16du wp14">
+  <w:footnote w:type="separator" w:id="-1">
+    <w:p>
+      <w:pPr>
+        <w:spacing w:after="0" w:line="240" w:lineRule="auto"/>
+      </w:pPr>
+      <w:r>
+        <w:separator/>
+      </w:r>
+    </w:p>
+  </w:footnote>
+  <w:footnote w:type="continuationSeparator" w:id="0">
+    <w:p>
+      <w:pPr>
+        <w:spacing w:after="0" w:line="240" w:lineRule="auto"/>
+      </w:pPr>
+      <w:r>
+        <w:continuationSeparator/>
+      </w:r>
+    </w:p>
+  </w:footnote>
+  <w:footnote w:id="1">
+    <w:p>
+      <w:pPr>
+        <w:pStyle w:val="FootnoteText"/>
+      </w:pPr>
+      <w:r>
+        <w:rPr>
+          <w:rStyle w:val="FootnoteReference"/>
+        </w:rPr>
+        <w:footnoteRef/>
+      </w:r>
+      <w:r>
+        <w:t xml:space="preserve"> </w:t>
+      </w:r>
+      <w:r>
+        <w:rPr>
+          <w:rFonts w:ascii="Times New Roman" w:hAnsi="Times New Roman" w:cs="Times New Roman"/>
+        </w:rPr>
+        <w:t>This work was supported by the Slovak Research and Development Agency under the Contract no. APVV-24-0484.</w:t>
+      </w:r>
+    </w:p>
+  </w:footnote>
+</w:footnotes>
 </file>
 
 <file path=word/numbering.xml><?xml version="1.0" encoding="utf-8"?>
@@ -18591,6 +18736,45 @@
       <w:shd w:val="clear" w:color="auto" w:fill="E1DFDD"/>
     </w:rPr>
   </w:style>
+  <w:style w:type="paragraph" w:styleId="FootnoteText">
+    <w:name w:val="footnote text"/>
+    <w:basedOn w:val="Normal"/>
+    <w:link w:val="FootnoteTextChar"/>
+    <w:uiPriority w:val="99"/>
+    <w:semiHidden/>
+    <w:unhideWhenUsed/>
+    <w:rsid w:val="0059797D"/>
+    <w:pPr>
+      <w:spacing w:after="0" w:line="240" w:lineRule="auto"/>
+    </w:pPr>
+    <w:rPr>
+      <w:sz w:val="20"/>
+      <w:szCs w:val="20"/>
+    </w:rPr>
+  </w:style>
+  <w:style w:type="character" w:customStyle="1" w:styleId="FootnoteTextChar">
+    <w:name w:val="Footnote Text Char"/>
+    <w:basedOn w:val="DefaultParagraphFont"/>
+    <w:link w:val="FootnoteText"/>
+    <w:uiPriority w:val="99"/>
+    <w:semiHidden/>
+    <w:rsid w:val="0059797D"/>
+    <w:rPr>
+      <w:sz w:val="20"/>
+      <w:szCs w:val="20"/>
+    </w:rPr>
+  </w:style>
+  <w:style w:type="character" w:styleId="FootnoteReference">
+    <w:name w:val="footnote reference"/>
+    <w:basedOn w:val="DefaultParagraphFont"/>
+    <w:uiPriority w:val="99"/>
+    <w:semiHidden/>
+    <w:unhideWhenUsed/>
+    <w:rsid w:val="0059797D"/>
+    <w:rPr>
+      <w:vertAlign w:val="superscript"/>
+    </w:rPr>
+  </w:style>
 </w:styles>
 </file>
 
@@ -18887,4 +19071,16 @@
     </a:ext>
   </a:extLst>
 </a:theme>
+</file>
+
+<file path=customXml/item1.xml><?xml version="1.0" encoding="utf-8"?>
+<b:Sources xmlns:b="http://schemas.openxmlformats.org/officeDocument/2006/bibliography" xmlns="http://schemas.openxmlformats.org/officeDocument/2006/bibliography" SelectedStyle="\APASixthEditionOfficeOnline.xsl" StyleName="APA" Version="6"/>
+</file>
+
+<file path=customXml/itemProps1.xml><?xml version="1.0" encoding="utf-8"?>
+<ds:datastoreItem xmlns:ds="http://schemas.openxmlformats.org/officeDocument/2006/customXml" ds:itemID="{0BF22BAD-479B-489F-88A0-17246AD3902A}">
+  <ds:schemaRefs>
+    <ds:schemaRef ds:uri="http://schemas.openxmlformats.org/officeDocument/2006/bibliography"/>
+  </ds:schemaRefs>
+</ds:datastoreItem>
 </file>
--- a/Drafts/The Cithara Sanctorum (Theologos) first complete draft.docx
+++ b/Drafts/The Cithara Sanctorum (Theologos) first complete draft.docx
@@ -18,7 +18,7 @@
           <w:b/>
           <w:bCs/>
         </w:rPr>
-        <w:t xml:space="preserve">The Cithara Sanctorum (1636) Bound In: Intra-Codex Confessional Stratification in the Bratislava </w:t>
+        <w:t xml:space="preserve">Intra-Codex Confessional Stratification in the Bratislava </w:t>
       </w:r>
       <w:proofErr w:type="spellStart"/>
       <w:r>
@@ -66,37 +66,79 @@
           <w:b/>
           <w:bCs/>
         </w:rPr>
-        <w:t> 1581 + </w:t>
-      </w:r>
-      <w:proofErr w:type="spellStart"/>
+        <w:t xml:space="preserve"> 1581 </w:t>
+      </w:r>
       <w:r>
         <w:rPr>
           <w:rFonts w:ascii="Times New Roman" w:hAnsi="Times New Roman" w:cs="Times New Roman"/>
           <w:b/>
           <w:bCs/>
-          <w:i/>
-          <w:iCs/>
-        </w:rPr>
-        <w:t>Bystrická</w:t>
-      </w:r>
-      <w:proofErr w:type="spellEnd"/>
+        </w:rPr>
+        <w:t>and</w:t>
+      </w:r>
       <w:r>
         <w:rPr>
           <w:rFonts w:ascii="Times New Roman" w:hAnsi="Times New Roman" w:cs="Times New Roman"/>
           <w:b/>
           <w:bCs/>
-          <w:i/>
-          <w:iCs/>
-        </w:rPr>
-        <w:t xml:space="preserve"> agenda</w:t>
-      </w:r>
+        </w:rPr>
+        <w:t> </w:t>
+      </w:r>
+      <w:proofErr w:type="spellStart"/>
       <w:r>
         <w:rPr>
           <w:rFonts w:ascii="Times New Roman" w:hAnsi="Times New Roman" w:cs="Times New Roman"/>
           <w:b/>
           <w:bCs/>
+          <w:i/>
+          <w:iCs/>
+        </w:rPr>
+        <w:t>Bystrická</w:t>
+      </w:r>
+      <w:proofErr w:type="spellEnd"/>
+      <w:r>
+        <w:rPr>
+          <w:rFonts w:ascii="Times New Roman" w:hAnsi="Times New Roman" w:cs="Times New Roman"/>
+          <w:b/>
+          <w:bCs/>
+          <w:i/>
+          <w:iCs/>
+        </w:rPr>
+        <w:t xml:space="preserve"> agenda</w:t>
+      </w:r>
+      <w:r>
+        <w:rPr>
+          <w:rFonts w:ascii="Times New Roman" w:hAnsi="Times New Roman" w:cs="Times New Roman"/>
+          <w:b/>
+          <w:bCs/>
         </w:rPr>
         <w:t> 1585</w:t>
+      </w:r>
+      <w:r>
+        <w:rPr>
+          <w:rFonts w:ascii="Times New Roman" w:hAnsi="Times New Roman" w:cs="Times New Roman"/>
+          <w:b/>
+          <w:bCs/>
+        </w:rPr>
+        <w:t xml:space="preserve"> as a Template for </w:t>
+      </w:r>
+      <w:r>
+        <w:rPr>
+          <w:rFonts w:ascii="Times New Roman" w:hAnsi="Times New Roman" w:cs="Times New Roman"/>
+          <w:b/>
+          <w:bCs/>
+          <w:i/>
+          <w:iCs/>
+        </w:rPr>
+        <w:t>The Cithara Sanctorum</w:t>
+      </w:r>
+      <w:r>
+        <w:rPr>
+          <w:rFonts w:ascii="Times New Roman" w:hAnsi="Times New Roman" w:cs="Times New Roman"/>
+          <w:b/>
+          <w:bCs/>
+        </w:rPr>
+        <w:t xml:space="preserve"> (1636)</w:t>
       </w:r>
     </w:p>
     <w:p>
@@ -105,6 +147,8 @@
         <w:jc w:val="center"/>
         <w:rPr>
           <w:rFonts w:ascii="Times New Roman" w:hAnsi="Times New Roman" w:cs="Times New Roman"/>
+          <w:b/>
+          <w:bCs/>
         </w:rPr>
       </w:pPr>
     </w:p>
@@ -118,26 +162,306 @@
           <w:bCs/>
         </w:rPr>
       </w:pPr>
-      <w:r>
-        <w:rPr>
-          <w:rFonts w:ascii="Times New Roman" w:hAnsi="Times New Roman" w:cs="Times New Roman"/>
-        </w:rPr>
-        <w:t>Michal Valčo</w:t>
+      <w:proofErr w:type="spellStart"/>
+      <w:r>
+        <w:rPr>
+          <w:rFonts w:ascii="Times New Roman" w:hAnsi="Times New Roman" w:cs="Times New Roman"/>
+          <w:b/>
+          <w:bCs/>
+        </w:rPr>
+        <w:t>Vnútorná</w:t>
+      </w:r>
+      <w:proofErr w:type="spellEnd"/>
+      <w:r>
+        <w:rPr>
+          <w:rFonts w:ascii="Times New Roman" w:hAnsi="Times New Roman" w:cs="Times New Roman"/>
+          <w:b/>
+          <w:bCs/>
+        </w:rPr>
+        <w:t xml:space="preserve"> </w:t>
+      </w:r>
+      <w:proofErr w:type="spellStart"/>
+      <w:r>
+        <w:rPr>
+          <w:rFonts w:ascii="Times New Roman" w:hAnsi="Times New Roman" w:cs="Times New Roman"/>
+          <w:b/>
+          <w:bCs/>
+        </w:rPr>
+        <w:t>konfesionálna</w:t>
+      </w:r>
+      <w:proofErr w:type="spellEnd"/>
+      <w:r>
+        <w:rPr>
+          <w:rFonts w:ascii="Times New Roman" w:hAnsi="Times New Roman" w:cs="Times New Roman"/>
+          <w:b/>
+          <w:bCs/>
+        </w:rPr>
+        <w:t xml:space="preserve"> </w:t>
+      </w:r>
+      <w:proofErr w:type="spellStart"/>
+      <w:r>
+        <w:rPr>
+          <w:rFonts w:ascii="Times New Roman" w:hAnsi="Times New Roman" w:cs="Times New Roman"/>
+          <w:b/>
+          <w:bCs/>
+        </w:rPr>
+        <w:t>stratifikácia</w:t>
+      </w:r>
+      <w:proofErr w:type="spellEnd"/>
+      <w:r>
+        <w:rPr>
+          <w:rFonts w:ascii="Times New Roman" w:hAnsi="Times New Roman" w:cs="Times New Roman"/>
+          <w:b/>
+          <w:bCs/>
+        </w:rPr>
+        <w:t xml:space="preserve"> </w:t>
+      </w:r>
+      <w:proofErr w:type="spellStart"/>
+      <w:r>
+        <w:rPr>
+          <w:rFonts w:ascii="Times New Roman" w:hAnsi="Times New Roman" w:cs="Times New Roman"/>
+          <w:b/>
+          <w:bCs/>
+        </w:rPr>
+        <w:t>kódexu</w:t>
+      </w:r>
+      <w:proofErr w:type="spellEnd"/>
+      <w:r>
+        <w:rPr>
+          <w:rFonts w:ascii="Times New Roman" w:hAnsi="Times New Roman" w:cs="Times New Roman"/>
+          <w:b/>
+          <w:bCs/>
+        </w:rPr>
+        <w:t xml:space="preserve">: </w:t>
+      </w:r>
+      <w:proofErr w:type="spellStart"/>
+      <w:r>
+        <w:rPr>
+          <w:rFonts w:ascii="Times New Roman" w:hAnsi="Times New Roman" w:cs="Times New Roman"/>
+          <w:b/>
+          <w:bCs/>
+        </w:rPr>
+        <w:t>bratislavský</w:t>
+      </w:r>
+      <w:proofErr w:type="spellEnd"/>
+      <w:r>
+        <w:rPr>
+          <w:rFonts w:ascii="Times New Roman" w:hAnsi="Times New Roman" w:cs="Times New Roman"/>
+          <w:b/>
+          <w:bCs/>
+        </w:rPr>
+        <w:t xml:space="preserve"> </w:t>
+      </w:r>
+      <w:proofErr w:type="spellStart"/>
+      <w:r>
+        <w:rPr>
+          <w:rFonts w:ascii="Times New Roman" w:hAnsi="Times New Roman" w:cs="Times New Roman"/>
+          <w:b/>
+          <w:bCs/>
+        </w:rPr>
+        <w:t>lyceálny</w:t>
+      </w:r>
+      <w:proofErr w:type="spellEnd"/>
+      <w:r>
+        <w:rPr>
+          <w:rFonts w:ascii="Times New Roman" w:hAnsi="Times New Roman" w:cs="Times New Roman"/>
+          <w:b/>
+          <w:bCs/>
+        </w:rPr>
+        <w:t xml:space="preserve"> </w:t>
+      </w:r>
+      <w:proofErr w:type="spellStart"/>
+      <w:r>
+        <w:rPr>
+          <w:rFonts w:ascii="Times New Roman" w:hAnsi="Times New Roman" w:cs="Times New Roman"/>
+          <w:b/>
+          <w:bCs/>
+        </w:rPr>
+        <w:t>exemplár</w:t>
+      </w:r>
+      <w:proofErr w:type="spellEnd"/>
+      <w:r>
+        <w:rPr>
+          <w:rFonts w:ascii="Times New Roman" w:hAnsi="Times New Roman" w:cs="Times New Roman"/>
+          <w:b/>
+          <w:bCs/>
+        </w:rPr>
+        <w:t xml:space="preserve"> </w:t>
+      </w:r>
+      <w:proofErr w:type="spellStart"/>
+      <w:r>
+        <w:rPr>
+          <w:rFonts w:ascii="Times New Roman" w:hAnsi="Times New Roman" w:cs="Times New Roman"/>
+          <w:b/>
+          <w:bCs/>
+          <w:i/>
+          <w:iCs/>
+        </w:rPr>
+        <w:t>Agendy</w:t>
+      </w:r>
+      <w:proofErr w:type="spellEnd"/>
+      <w:r>
+        <w:rPr>
+          <w:rFonts w:ascii="Times New Roman" w:hAnsi="Times New Roman" w:cs="Times New Roman"/>
+          <w:b/>
+          <w:bCs/>
+          <w:i/>
+          <w:iCs/>
+        </w:rPr>
+        <w:t xml:space="preserve"> </w:t>
+      </w:r>
+      <w:proofErr w:type="spellStart"/>
+      <w:r>
+        <w:rPr>
+          <w:rFonts w:ascii="Times New Roman" w:hAnsi="Times New Roman" w:cs="Times New Roman"/>
+          <w:b/>
+          <w:bCs/>
+          <w:i/>
+          <w:iCs/>
+        </w:rPr>
+        <w:t>českej</w:t>
+      </w:r>
+      <w:proofErr w:type="spellEnd"/>
+      <w:r>
+        <w:rPr>
+          <w:rFonts w:ascii="Times New Roman" w:hAnsi="Times New Roman" w:cs="Times New Roman"/>
+          <w:b/>
+          <w:bCs/>
+          <w:i/>
+          <w:iCs/>
+        </w:rPr>
+        <w:t xml:space="preserve"> </w:t>
+      </w:r>
+      <w:r>
+        <w:rPr>
+          <w:rFonts w:ascii="Times New Roman" w:hAnsi="Times New Roman" w:cs="Times New Roman"/>
+          <w:b/>
+          <w:bCs/>
+        </w:rPr>
+        <w:t xml:space="preserve">1581 a </w:t>
+      </w:r>
+      <w:proofErr w:type="spellStart"/>
+      <w:r>
+        <w:rPr>
+          <w:rFonts w:ascii="Times New Roman" w:hAnsi="Times New Roman" w:cs="Times New Roman"/>
+          <w:b/>
+          <w:bCs/>
+          <w:i/>
+          <w:iCs/>
+        </w:rPr>
+        <w:t>Bystrickej</w:t>
+      </w:r>
+      <w:proofErr w:type="spellEnd"/>
+      <w:r>
+        <w:rPr>
+          <w:rFonts w:ascii="Times New Roman" w:hAnsi="Times New Roman" w:cs="Times New Roman"/>
+          <w:b/>
+          <w:bCs/>
+          <w:i/>
+          <w:iCs/>
+        </w:rPr>
+        <w:t xml:space="preserve"> </w:t>
+      </w:r>
+      <w:proofErr w:type="spellStart"/>
+      <w:r>
+        <w:rPr>
+          <w:rFonts w:ascii="Times New Roman" w:hAnsi="Times New Roman" w:cs="Times New Roman"/>
+          <w:b/>
+          <w:bCs/>
+          <w:i/>
+          <w:iCs/>
+        </w:rPr>
+        <w:t>agendy</w:t>
+      </w:r>
+      <w:proofErr w:type="spellEnd"/>
+      <w:r>
+        <w:rPr>
+          <w:rFonts w:ascii="Times New Roman" w:hAnsi="Times New Roman" w:cs="Times New Roman"/>
+          <w:b/>
+          <w:bCs/>
+        </w:rPr>
+        <w:t xml:space="preserve"> 1585 </w:t>
+      </w:r>
+      <w:proofErr w:type="spellStart"/>
+      <w:r>
+        <w:rPr>
+          <w:rFonts w:ascii="Times New Roman" w:hAnsi="Times New Roman" w:cs="Times New Roman"/>
+          <w:b/>
+          <w:bCs/>
+        </w:rPr>
+        <w:t>ako</w:t>
+      </w:r>
+      <w:proofErr w:type="spellEnd"/>
+      <w:r>
+        <w:rPr>
+          <w:rFonts w:ascii="Times New Roman" w:hAnsi="Times New Roman" w:cs="Times New Roman"/>
+          <w:b/>
+          <w:bCs/>
+        </w:rPr>
+        <w:t xml:space="preserve"> </w:t>
+      </w:r>
+      <w:proofErr w:type="spellStart"/>
+      <w:r>
+        <w:rPr>
+          <w:rFonts w:ascii="Times New Roman" w:hAnsi="Times New Roman" w:cs="Times New Roman"/>
+          <w:b/>
+          <w:bCs/>
+        </w:rPr>
+        <w:t>predobraz</w:t>
+      </w:r>
+      <w:proofErr w:type="spellEnd"/>
+      <w:r>
+        <w:rPr>
+          <w:rFonts w:ascii="Times New Roman" w:hAnsi="Times New Roman" w:cs="Times New Roman"/>
+          <w:b/>
+          <w:bCs/>
+        </w:rPr>
+        <w:t xml:space="preserve"> </w:t>
+      </w:r>
+      <w:proofErr w:type="spellStart"/>
+      <w:r>
+        <w:rPr>
+          <w:rFonts w:ascii="Times New Roman" w:hAnsi="Times New Roman" w:cs="Times New Roman"/>
+          <w:b/>
+          <w:bCs/>
+          <w:i/>
+          <w:iCs/>
+        </w:rPr>
+        <w:t>Cithary</w:t>
+      </w:r>
+      <w:proofErr w:type="spellEnd"/>
+      <w:r>
+        <w:rPr>
+          <w:rFonts w:ascii="Times New Roman" w:hAnsi="Times New Roman" w:cs="Times New Roman"/>
+          <w:b/>
+          <w:bCs/>
+          <w:i/>
+          <w:iCs/>
+        </w:rPr>
+        <w:t xml:space="preserve"> Sanctorum</w:t>
+      </w:r>
+      <w:r>
+        <w:rPr>
+          <w:rFonts w:ascii="Times New Roman" w:hAnsi="Times New Roman" w:cs="Times New Roman"/>
+          <w:b/>
+          <w:bCs/>
+        </w:rPr>
+        <w:t xml:space="preserve"> (1636)</w:t>
       </w:r>
     </w:p>
     <w:p>
       <w:pPr>
         <w:spacing w:after="0" w:line="276" w:lineRule="auto"/>
-        <w:rPr>
-          <w:rFonts w:ascii="Times New Roman" w:hAnsi="Times New Roman" w:cs="Times New Roman"/>
-          <w:b/>
-          <w:bCs/>
+        <w:jc w:val="center"/>
+        <w:rPr>
+          <w:rFonts w:ascii="Times New Roman" w:hAnsi="Times New Roman" w:cs="Times New Roman"/>
         </w:rPr>
       </w:pPr>
     </w:p>
     <w:p>
       <w:pPr>
         <w:spacing w:after="0" w:line="276" w:lineRule="auto"/>
+        <w:jc w:val="center"/>
         <w:rPr>
           <w:rFonts w:ascii="Times New Roman" w:hAnsi="Times New Roman" w:cs="Times New Roman"/>
           <w:b/>
@@ -147,10 +471,8 @@
       <w:r>
         <w:rPr>
           <w:rFonts w:ascii="Times New Roman" w:hAnsi="Times New Roman" w:cs="Times New Roman"/>
-          <w:b/>
-          <w:bCs/>
-        </w:rPr>
-        <w:t>Abstract</w:t>
+        </w:rPr>
+        <w:t>Michal Valčo</w:t>
       </w:r>
     </w:p>
     <w:p>
@@ -158,574 +480,27 @@
         <w:spacing w:after="0" w:line="276" w:lineRule="auto"/>
         <w:rPr>
           <w:rFonts w:ascii="Times New Roman" w:hAnsi="Times New Roman" w:cs="Times New Roman"/>
+          <w:b/>
+          <w:bCs/>
         </w:rPr>
       </w:pPr>
-      <w:r>
-        <w:rPr>
-          <w:rFonts w:ascii="Times New Roman" w:hAnsi="Times New Roman" w:cs="Times New Roman"/>
-          <w:i/>
-          <w:iCs/>
-        </w:rPr>
-        <w:t>Recent scholarship on the Slovak Lutheran</w:t>
-      </w:r>
-      <w:r>
-        <w:rPr>
-          <w:rFonts w:ascii="Times New Roman" w:hAnsi="Times New Roman" w:cs="Times New Roman"/>
-        </w:rPr>
-        <w:t> Cithara Sanctorum </w:t>
-      </w:r>
-      <w:r>
-        <w:rPr>
-          <w:rFonts w:ascii="Times New Roman" w:hAnsi="Times New Roman" w:cs="Times New Roman"/>
-          <w:i/>
-          <w:iCs/>
-        </w:rPr>
-        <w:t>(1636) refines the standard "</w:t>
-      </w:r>
-      <w:proofErr w:type="spellStart"/>
-      <w:r>
-        <w:rPr>
-          <w:rFonts w:ascii="Times New Roman" w:hAnsi="Times New Roman" w:cs="Times New Roman"/>
-          <w:i/>
-          <w:iCs/>
-        </w:rPr>
-        <w:t>Lutheranisation</w:t>
-      </w:r>
-      <w:proofErr w:type="spellEnd"/>
-      <w:r>
-        <w:rPr>
-          <w:rFonts w:ascii="Times New Roman" w:hAnsi="Times New Roman" w:cs="Times New Roman"/>
-          <w:i/>
-          <w:iCs/>
-        </w:rPr>
-        <w:t xml:space="preserve">" account of </w:t>
-      </w:r>
-      <w:proofErr w:type="spellStart"/>
-      <w:r>
-        <w:rPr>
-          <w:rFonts w:ascii="Times New Roman" w:hAnsi="Times New Roman" w:cs="Times New Roman"/>
-          <w:i/>
-          <w:iCs/>
-        </w:rPr>
-        <w:t>Tranovský's</w:t>
-      </w:r>
-      <w:proofErr w:type="spellEnd"/>
-      <w:r>
-        <w:rPr>
-          <w:rFonts w:ascii="Times New Roman" w:hAnsi="Times New Roman" w:cs="Times New Roman"/>
-          <w:i/>
-          <w:iCs/>
-        </w:rPr>
-        <w:t xml:space="preserve"> hymnal by quantifying the source mix and mapping his differential editorial strategy. This paper offers a complementary finding at smaller scale. The Bratislava </w:t>
-      </w:r>
-      <w:proofErr w:type="spellStart"/>
-      <w:r>
-        <w:rPr>
-          <w:rFonts w:ascii="Times New Roman" w:hAnsi="Times New Roman" w:cs="Times New Roman"/>
-          <w:i/>
-          <w:iCs/>
-        </w:rPr>
-        <w:t>Lyceal</w:t>
-      </w:r>
-      <w:proofErr w:type="spellEnd"/>
-      <w:r>
-        <w:rPr>
-          <w:rFonts w:ascii="Times New Roman" w:hAnsi="Times New Roman" w:cs="Times New Roman"/>
-          <w:i/>
-          <w:iCs/>
-        </w:rPr>
-        <w:t xml:space="preserve"> Library exemplar of</w:t>
-      </w:r>
-      <w:r>
-        <w:rPr>
-          <w:rFonts w:ascii="Times New Roman" w:hAnsi="Times New Roman" w:cs="Times New Roman"/>
-        </w:rPr>
-        <w:t xml:space="preserve"> Agenda </w:t>
-      </w:r>
-      <w:proofErr w:type="spellStart"/>
-      <w:r>
-        <w:rPr>
-          <w:rFonts w:ascii="Times New Roman" w:hAnsi="Times New Roman" w:cs="Times New Roman"/>
-        </w:rPr>
-        <w:t>Česká</w:t>
-      </w:r>
-      <w:proofErr w:type="spellEnd"/>
-      <w:r>
-        <w:rPr>
-          <w:rFonts w:ascii="Times New Roman" w:hAnsi="Times New Roman" w:cs="Times New Roman"/>
-        </w:rPr>
-        <w:t> </w:t>
-      </w:r>
-      <w:r>
-        <w:rPr>
-          <w:rFonts w:ascii="Times New Roman" w:hAnsi="Times New Roman" w:cs="Times New Roman"/>
-          <w:i/>
-          <w:iCs/>
-        </w:rPr>
-        <w:t>1581 +</w:t>
-      </w:r>
-      <w:r>
-        <w:rPr>
-          <w:rFonts w:ascii="Times New Roman" w:hAnsi="Times New Roman" w:cs="Times New Roman"/>
-        </w:rPr>
-        <w:t> </w:t>
-      </w:r>
-      <w:proofErr w:type="spellStart"/>
-      <w:r>
-        <w:rPr>
-          <w:rFonts w:ascii="Times New Roman" w:hAnsi="Times New Roman" w:cs="Times New Roman"/>
-        </w:rPr>
-        <w:t>Bystrická</w:t>
-      </w:r>
-      <w:proofErr w:type="spellEnd"/>
-      <w:r>
-        <w:rPr>
-          <w:rFonts w:ascii="Times New Roman" w:hAnsi="Times New Roman" w:cs="Times New Roman"/>
-        </w:rPr>
-        <w:t xml:space="preserve"> agenda </w:t>
-      </w:r>
-      <w:r>
-        <w:rPr>
-          <w:rFonts w:ascii="Times New Roman" w:hAnsi="Times New Roman" w:cs="Times New Roman"/>
-          <w:i/>
-          <w:iCs/>
-        </w:rPr>
-        <w:t>1585 — preserved bound together in a single physical codex and edited critically for the first time by Peter Benka in 2024 — exhibits a confessional stratification within the Lutheran orbit itself. The printed Czech</w:t>
-      </w:r>
-      <w:r>
-        <w:rPr>
-          <w:rFonts w:ascii="Times New Roman" w:hAnsi="Times New Roman" w:cs="Times New Roman"/>
-        </w:rPr>
-        <w:t xml:space="preserve"> Agenda </w:t>
-      </w:r>
-      <w:proofErr w:type="spellStart"/>
-      <w:r>
-        <w:rPr>
-          <w:rFonts w:ascii="Times New Roman" w:hAnsi="Times New Roman" w:cs="Times New Roman"/>
-        </w:rPr>
-        <w:t>Česká</w:t>
-      </w:r>
-      <w:proofErr w:type="spellEnd"/>
-      <w:r>
-        <w:rPr>
-          <w:rFonts w:ascii="Times New Roman" w:hAnsi="Times New Roman" w:cs="Times New Roman"/>
-        </w:rPr>
-        <w:t> </w:t>
-      </w:r>
-      <w:r>
-        <w:rPr>
-          <w:rFonts w:ascii="Times New Roman" w:hAnsi="Times New Roman" w:cs="Times New Roman"/>
-          <w:i/>
-          <w:iCs/>
-        </w:rPr>
-        <w:t>uses a moderate Eucharistic register — "</w:t>
-      </w:r>
-      <w:proofErr w:type="spellStart"/>
-      <w:r>
-        <w:rPr>
-          <w:rFonts w:ascii="Times New Roman" w:hAnsi="Times New Roman" w:cs="Times New Roman"/>
-          <w:i/>
-          <w:iCs/>
-        </w:rPr>
-        <w:t>tělo</w:t>
-      </w:r>
-      <w:proofErr w:type="spellEnd"/>
-      <w:r>
-        <w:rPr>
-          <w:rFonts w:ascii="Times New Roman" w:hAnsi="Times New Roman" w:cs="Times New Roman"/>
-          <w:i/>
-          <w:iCs/>
-        </w:rPr>
-        <w:t xml:space="preserve"> a </w:t>
-      </w:r>
-      <w:proofErr w:type="spellStart"/>
-      <w:r>
-        <w:rPr>
-          <w:rFonts w:ascii="Times New Roman" w:hAnsi="Times New Roman" w:cs="Times New Roman"/>
-          <w:i/>
-          <w:iCs/>
-        </w:rPr>
-        <w:t>krev</w:t>
-      </w:r>
-      <w:proofErr w:type="spellEnd"/>
-      <w:r>
-        <w:rPr>
-          <w:rFonts w:ascii="Times New Roman" w:hAnsi="Times New Roman" w:cs="Times New Roman"/>
-          <w:i/>
-          <w:iCs/>
-        </w:rPr>
-        <w:t>" without the qualifying "</w:t>
-      </w:r>
-      <w:proofErr w:type="spellStart"/>
-      <w:r>
-        <w:rPr>
-          <w:rFonts w:ascii="Times New Roman" w:hAnsi="Times New Roman" w:cs="Times New Roman"/>
-          <w:i/>
-          <w:iCs/>
-        </w:rPr>
-        <w:t>pravý</w:t>
-      </w:r>
-      <w:proofErr w:type="spellEnd"/>
-      <w:r>
-        <w:rPr>
-          <w:rFonts w:ascii="Times New Roman" w:hAnsi="Times New Roman" w:cs="Times New Roman"/>
-          <w:i/>
-          <w:iCs/>
-        </w:rPr>
-        <w:t>" or "</w:t>
-      </w:r>
-      <w:proofErr w:type="spellStart"/>
-      <w:r>
-        <w:rPr>
-          <w:rFonts w:ascii="Times New Roman" w:hAnsi="Times New Roman" w:cs="Times New Roman"/>
-          <w:i/>
-          <w:iCs/>
-        </w:rPr>
-        <w:t>substanciálny</w:t>
-      </w:r>
-      <w:proofErr w:type="spellEnd"/>
-      <w:r>
-        <w:rPr>
-          <w:rFonts w:ascii="Times New Roman" w:hAnsi="Times New Roman" w:cs="Times New Roman"/>
-          <w:i/>
-          <w:iCs/>
-        </w:rPr>
-        <w:t xml:space="preserve">" adjectives that </w:t>
-      </w:r>
-      <w:proofErr w:type="spellStart"/>
-      <w:r>
-        <w:rPr>
-          <w:rFonts w:ascii="Times New Roman" w:hAnsi="Times New Roman" w:cs="Times New Roman"/>
-          <w:i/>
-          <w:iCs/>
-        </w:rPr>
-        <w:t>characterised</w:t>
-      </w:r>
-      <w:proofErr w:type="spellEnd"/>
-      <w:r>
-        <w:rPr>
-          <w:rFonts w:ascii="Times New Roman" w:hAnsi="Times New Roman" w:cs="Times New Roman"/>
-          <w:i/>
-          <w:iCs/>
-        </w:rPr>
-        <w:t xml:space="preserve"> polemically sharpened Lutheran discourse, and grounds worthy reception in faith in the words of institution. The manuscript Slovak supplement, written four years later, sharpens the same theology with explicit Lutheran</w:t>
-      </w:r>
-      <w:r>
-        <w:rPr>
-          <w:rFonts w:ascii="Times New Roman" w:hAnsi="Times New Roman" w:cs="Times New Roman"/>
-        </w:rPr>
-        <w:t> </w:t>
-      </w:r>
-      <w:proofErr w:type="spellStart"/>
-      <w:r>
-        <w:rPr>
-          <w:rFonts w:ascii="Times New Roman" w:hAnsi="Times New Roman" w:cs="Times New Roman"/>
-        </w:rPr>
-        <w:t>manducatio</w:t>
-      </w:r>
-      <w:proofErr w:type="spellEnd"/>
-      <w:r>
-        <w:rPr>
-          <w:rFonts w:ascii="Times New Roman" w:hAnsi="Times New Roman" w:cs="Times New Roman"/>
-        </w:rPr>
-        <w:t xml:space="preserve"> </w:t>
-      </w:r>
-      <w:proofErr w:type="spellStart"/>
-      <w:r>
-        <w:rPr>
-          <w:rFonts w:ascii="Times New Roman" w:hAnsi="Times New Roman" w:cs="Times New Roman"/>
-        </w:rPr>
-        <w:t>impiorum</w:t>
-      </w:r>
-      <w:proofErr w:type="spellEnd"/>
-      <w:r>
-        <w:rPr>
-          <w:rFonts w:ascii="Times New Roman" w:hAnsi="Times New Roman" w:cs="Times New Roman"/>
-        </w:rPr>
-        <w:t xml:space="preserve">*: the unworthy receive the body and blood "ne k </w:t>
-      </w:r>
-      <w:proofErr w:type="spellStart"/>
-      <w:r>
-        <w:rPr>
-          <w:rFonts w:ascii="Times New Roman" w:hAnsi="Times New Roman" w:cs="Times New Roman"/>
-        </w:rPr>
-        <w:t>spasenij</w:t>
-      </w:r>
-      <w:proofErr w:type="spellEnd"/>
-      <w:r>
-        <w:rPr>
-          <w:rFonts w:ascii="Times New Roman" w:hAnsi="Times New Roman" w:cs="Times New Roman"/>
-        </w:rPr>
-        <w:t xml:space="preserve">, ale k </w:t>
-      </w:r>
-      <w:proofErr w:type="spellStart"/>
-      <w:r>
-        <w:rPr>
-          <w:rFonts w:ascii="Times New Roman" w:hAnsi="Times New Roman" w:cs="Times New Roman"/>
-        </w:rPr>
-        <w:t>zatraczenij</w:t>
-      </w:r>
-      <w:proofErr w:type="spellEnd"/>
-      <w:r>
-        <w:rPr>
-          <w:rFonts w:ascii="Times New Roman" w:hAnsi="Times New Roman" w:cs="Times New Roman"/>
-        </w:rPr>
-        <w:t xml:space="preserve"> </w:t>
-      </w:r>
-      <w:proofErr w:type="spellStart"/>
-      <w:r>
-        <w:rPr>
-          <w:rFonts w:ascii="Times New Roman" w:hAnsi="Times New Roman" w:cs="Times New Roman"/>
-        </w:rPr>
-        <w:t>wěčnemu</w:t>
-      </w:r>
-      <w:proofErr w:type="spellEnd"/>
-      <w:r>
-        <w:rPr>
-          <w:rFonts w:ascii="Times New Roman" w:hAnsi="Times New Roman" w:cs="Times New Roman"/>
-        </w:rPr>
-        <w:t xml:space="preserve">". The intensification operates not at the cross-confessional boundary but within the Lutheran orbit itself, from a moderate Czech printed register with </w:t>
-      </w:r>
-      <w:proofErr w:type="spellStart"/>
-      <w:r>
-        <w:rPr>
-          <w:rFonts w:ascii="Times New Roman" w:hAnsi="Times New Roman" w:cs="Times New Roman"/>
-        </w:rPr>
-        <w:t>Utraquist</w:t>
-      </w:r>
-      <w:proofErr w:type="spellEnd"/>
-      <w:r>
-        <w:rPr>
-          <w:rFonts w:ascii="Times New Roman" w:hAnsi="Times New Roman" w:cs="Times New Roman"/>
-        </w:rPr>
-        <w:t xml:space="preserve"> liturgical residue towards a sharper Upper-Hungarian Lutheran manuscript register. The implication for the </w:t>
-      </w:r>
-      <w:proofErr w:type="spellStart"/>
-      <w:r>
-        <w:rPr>
-          <w:rFonts w:ascii="Times New Roman" w:hAnsi="Times New Roman" w:cs="Times New Roman"/>
-        </w:rPr>
-        <w:t>Lutheranisation</w:t>
-      </w:r>
-      <w:proofErr w:type="spellEnd"/>
-      <w:r>
-        <w:rPr>
-          <w:rFonts w:ascii="Times New Roman" w:hAnsi="Times New Roman" w:cs="Times New Roman"/>
-        </w:rPr>
-        <w:t xml:space="preserve"> thesis is that confessional sharpening is a phenomenon of register shift, observable at the granularity of a single physical codex, not exclusively a phenomenon of cross-confessional transfer.</w:t>
-      </w:r>
-      <w:r>
-        <w:rPr>
-          <w:rStyle w:val="FootnoteReference"/>
-          <w:rFonts w:ascii="Times New Roman" w:hAnsi="Times New Roman" w:cs="Times New Roman"/>
-        </w:rPr>
-        <w:footnoteReference w:id="1"/>
-      </w:r>
     </w:p>
     <w:p>
       <w:pPr>
         <w:spacing w:after="0" w:line="276" w:lineRule="auto"/>
         <w:rPr>
           <w:rFonts w:ascii="Times New Roman" w:hAnsi="Times New Roman" w:cs="Times New Roman"/>
-        </w:rPr>
-      </w:pPr>
-      <w:r>
-        <w:rPr>
-          <w:rFonts w:ascii="Times New Roman" w:hAnsi="Times New Roman" w:cs="Times New Roman"/>
           <w:b/>
           <w:bCs/>
         </w:rPr>
-        <w:t>Keywords:</w:t>
-      </w:r>
-      <w:r>
-        <w:rPr>
-          <w:rFonts w:ascii="Times New Roman" w:hAnsi="Times New Roman" w:cs="Times New Roman"/>
-        </w:rPr>
-        <w:t> </w:t>
-      </w:r>
-      <w:r>
-        <w:rPr>
-          <w:rFonts w:ascii="Times New Roman" w:hAnsi="Times New Roman" w:cs="Times New Roman"/>
-          <w:i/>
-          <w:iCs/>
-        </w:rPr>
-        <w:t>Cithara Sanctorum</w:t>
-      </w:r>
-      <w:r>
-        <w:rPr>
-          <w:rFonts w:ascii="Times New Roman" w:hAnsi="Times New Roman" w:cs="Times New Roman"/>
-        </w:rPr>
-        <w:t xml:space="preserve">, </w:t>
-      </w:r>
-      <w:proofErr w:type="spellStart"/>
-      <w:r>
-        <w:rPr>
-          <w:rFonts w:ascii="Times New Roman" w:hAnsi="Times New Roman" w:cs="Times New Roman"/>
-        </w:rPr>
-        <w:t>Tranovský</w:t>
-      </w:r>
-      <w:proofErr w:type="spellEnd"/>
-      <w:r>
-        <w:rPr>
-          <w:rFonts w:ascii="Times New Roman" w:hAnsi="Times New Roman" w:cs="Times New Roman"/>
-        </w:rPr>
-        <w:t>, </w:t>
-      </w:r>
-      <w:r>
-        <w:rPr>
-          <w:rFonts w:ascii="Times New Roman" w:hAnsi="Times New Roman" w:cs="Times New Roman"/>
-          <w:i/>
-          <w:iCs/>
-        </w:rPr>
-        <w:t xml:space="preserve">Agenda </w:t>
-      </w:r>
-      <w:proofErr w:type="spellStart"/>
-      <w:r>
-        <w:rPr>
-          <w:rFonts w:ascii="Times New Roman" w:hAnsi="Times New Roman" w:cs="Times New Roman"/>
-          <w:i/>
-          <w:iCs/>
-        </w:rPr>
-        <w:t>Česká</w:t>
-      </w:r>
-      <w:proofErr w:type="spellEnd"/>
-      <w:r>
-        <w:rPr>
-          <w:rFonts w:ascii="Times New Roman" w:hAnsi="Times New Roman" w:cs="Times New Roman"/>
-        </w:rPr>
-        <w:t xml:space="preserve">, </w:t>
-      </w:r>
-      <w:proofErr w:type="spellStart"/>
-      <w:r>
-        <w:rPr>
-          <w:rFonts w:ascii="Times New Roman" w:hAnsi="Times New Roman" w:cs="Times New Roman"/>
-        </w:rPr>
-        <w:t>Bystrická</w:t>
-      </w:r>
-      <w:proofErr w:type="spellEnd"/>
-      <w:r>
-        <w:rPr>
-          <w:rFonts w:ascii="Times New Roman" w:hAnsi="Times New Roman" w:cs="Times New Roman"/>
-        </w:rPr>
-        <w:t xml:space="preserve"> agenda, </w:t>
-      </w:r>
-      <w:proofErr w:type="spellStart"/>
-      <w:r>
-        <w:rPr>
-          <w:rFonts w:ascii="Times New Roman" w:hAnsi="Times New Roman" w:cs="Times New Roman"/>
-        </w:rPr>
-        <w:t>Banská</w:t>
-      </w:r>
-      <w:proofErr w:type="spellEnd"/>
-      <w:r>
-        <w:rPr>
-          <w:rFonts w:ascii="Times New Roman" w:hAnsi="Times New Roman" w:cs="Times New Roman"/>
-        </w:rPr>
-        <w:t xml:space="preserve"> </w:t>
-      </w:r>
-      <w:proofErr w:type="spellStart"/>
-      <w:r>
-        <w:rPr>
-          <w:rFonts w:ascii="Times New Roman" w:hAnsi="Times New Roman" w:cs="Times New Roman"/>
-        </w:rPr>
-        <w:t>Bystrica</w:t>
-      </w:r>
-      <w:proofErr w:type="spellEnd"/>
-      <w:r>
-        <w:rPr>
-          <w:rFonts w:ascii="Times New Roman" w:hAnsi="Times New Roman" w:cs="Times New Roman"/>
-        </w:rPr>
-        <w:t>, </w:t>
-      </w:r>
-      <w:proofErr w:type="spellStart"/>
-      <w:r>
-        <w:rPr>
-          <w:rFonts w:ascii="Times New Roman" w:hAnsi="Times New Roman" w:cs="Times New Roman"/>
-          <w:i/>
-          <w:iCs/>
-        </w:rPr>
-        <w:t>manducatio</w:t>
-      </w:r>
-      <w:proofErr w:type="spellEnd"/>
-      <w:r>
-        <w:rPr>
-          <w:rFonts w:ascii="Times New Roman" w:hAnsi="Times New Roman" w:cs="Times New Roman"/>
-          <w:i/>
-          <w:iCs/>
-        </w:rPr>
-        <w:t xml:space="preserve"> </w:t>
-      </w:r>
-      <w:proofErr w:type="spellStart"/>
-      <w:r>
-        <w:rPr>
-          <w:rFonts w:ascii="Times New Roman" w:hAnsi="Times New Roman" w:cs="Times New Roman"/>
-          <w:i/>
-          <w:iCs/>
-        </w:rPr>
-        <w:t>impiorum</w:t>
-      </w:r>
-      <w:proofErr w:type="spellEnd"/>
-      <w:r>
-        <w:rPr>
-          <w:rFonts w:ascii="Times New Roman" w:hAnsi="Times New Roman" w:cs="Times New Roman"/>
-        </w:rPr>
-        <w:t>, </w:t>
-      </w:r>
-      <w:r>
-        <w:rPr>
-          <w:rFonts w:ascii="Times New Roman" w:hAnsi="Times New Roman" w:cs="Times New Roman"/>
-          <w:i/>
-          <w:iCs/>
-        </w:rPr>
-        <w:t xml:space="preserve">lex </w:t>
-      </w:r>
-      <w:proofErr w:type="spellStart"/>
-      <w:r>
-        <w:rPr>
-          <w:rFonts w:ascii="Times New Roman" w:hAnsi="Times New Roman" w:cs="Times New Roman"/>
-          <w:i/>
-          <w:iCs/>
-        </w:rPr>
-        <w:t>orandi</w:t>
-      </w:r>
-      <w:proofErr w:type="spellEnd"/>
-      <w:r>
-        <w:rPr>
-          <w:rFonts w:ascii="Times New Roman" w:hAnsi="Times New Roman" w:cs="Times New Roman"/>
-          <w:i/>
-          <w:iCs/>
-        </w:rPr>
-        <w:t xml:space="preserve"> lex </w:t>
-      </w:r>
-      <w:proofErr w:type="spellStart"/>
-      <w:r>
-        <w:rPr>
-          <w:rFonts w:ascii="Times New Roman" w:hAnsi="Times New Roman" w:cs="Times New Roman"/>
-          <w:i/>
-          <w:iCs/>
-        </w:rPr>
-        <w:t>credendi</w:t>
-      </w:r>
-      <w:proofErr w:type="spellEnd"/>
-      <w:r>
-        <w:rPr>
-          <w:rFonts w:ascii="Times New Roman" w:hAnsi="Times New Roman" w:cs="Times New Roman"/>
-        </w:rPr>
-        <w:t xml:space="preserve">, Reformation hymnology, intra-codex stratification, </w:t>
-      </w:r>
-      <w:proofErr w:type="spellStart"/>
-      <w:r>
-        <w:rPr>
-          <w:rFonts w:ascii="Times New Roman" w:hAnsi="Times New Roman" w:cs="Times New Roman"/>
-        </w:rPr>
-        <w:t>confessionalisation</w:t>
-      </w:r>
-      <w:proofErr w:type="spellEnd"/>
-      <w:r>
-        <w:rPr>
-          <w:rFonts w:ascii="Times New Roman" w:hAnsi="Times New Roman" w:cs="Times New Roman"/>
-        </w:rPr>
-        <w:t>.</w:t>
+      </w:pPr>
+      <w:r>
+        <w:rPr>
+          <w:rFonts w:ascii="Times New Roman" w:hAnsi="Times New Roman" w:cs="Times New Roman"/>
+          <w:b/>
+          <w:bCs/>
+        </w:rPr>
+        <w:t>Abstract</w:t>
       </w:r>
     </w:p>
     <w:p>
@@ -739,9 +514,344 @@
         <w:rPr>
           <w:rFonts w:ascii="Times New Roman" w:hAnsi="Times New Roman" w:cs="Times New Roman"/>
         </w:rPr>
-        <w:pict w14:anchorId="7F657915">
-          <v:rect id="_x0000_i1026" style="width:0;height:3pt" o:hralign="center" o:hrstd="t" o:hr="t" fillcolor="#a0a0a0" stroked="f"/>
-        </w:pict>
+        <w:t xml:space="preserve">Recent scholarship on the Slovak Lutheran Cithara Sanctorum (1636) refines the standard </w:t>
+      </w:r>
+      <w:r>
+        <w:rPr>
+          <w:rFonts w:ascii="Times New Roman" w:hAnsi="Times New Roman" w:cs="Times New Roman"/>
+        </w:rPr>
+        <w:t>“</w:t>
+      </w:r>
+      <w:proofErr w:type="spellStart"/>
+      <w:r>
+        <w:rPr>
+          <w:rFonts w:ascii="Times New Roman" w:hAnsi="Times New Roman" w:cs="Times New Roman"/>
+        </w:rPr>
+        <w:t>Lutheranisation</w:t>
+      </w:r>
+      <w:proofErr w:type="spellEnd"/>
+      <w:r>
+        <w:rPr>
+          <w:rFonts w:ascii="Times New Roman" w:hAnsi="Times New Roman" w:cs="Times New Roman"/>
+        </w:rPr>
+        <w:t>”</w:t>
+      </w:r>
+      <w:r>
+        <w:rPr>
+          <w:rFonts w:ascii="Times New Roman" w:hAnsi="Times New Roman" w:cs="Times New Roman"/>
+        </w:rPr>
+        <w:t xml:space="preserve"> account of </w:t>
+      </w:r>
+      <w:proofErr w:type="spellStart"/>
+      <w:r>
+        <w:rPr>
+          <w:rFonts w:ascii="Times New Roman" w:hAnsi="Times New Roman" w:cs="Times New Roman"/>
+        </w:rPr>
+        <w:t>Tranovský</w:t>
+      </w:r>
+      <w:r>
+        <w:rPr>
+          <w:rFonts w:ascii="Times New Roman" w:hAnsi="Times New Roman" w:cs="Times New Roman"/>
+        </w:rPr>
+        <w:t>’</w:t>
+      </w:r>
+      <w:r>
+        <w:rPr>
+          <w:rFonts w:ascii="Times New Roman" w:hAnsi="Times New Roman" w:cs="Times New Roman"/>
+        </w:rPr>
+        <w:t>s</w:t>
+      </w:r>
+      <w:proofErr w:type="spellEnd"/>
+      <w:r>
+        <w:rPr>
+          <w:rFonts w:ascii="Times New Roman" w:hAnsi="Times New Roman" w:cs="Times New Roman"/>
+        </w:rPr>
+        <w:t xml:space="preserve"> hymnal by quantifying the source mix and mapping his differential editorial strategy. This paper offers a complementary finding at smaller scale. The Bratislava </w:t>
+      </w:r>
+      <w:proofErr w:type="spellStart"/>
+      <w:r>
+        <w:rPr>
+          <w:rFonts w:ascii="Times New Roman" w:hAnsi="Times New Roman" w:cs="Times New Roman"/>
+        </w:rPr>
+        <w:t>Lyceal</w:t>
+      </w:r>
+      <w:proofErr w:type="spellEnd"/>
+      <w:r>
+        <w:rPr>
+          <w:rFonts w:ascii="Times New Roman" w:hAnsi="Times New Roman" w:cs="Times New Roman"/>
+        </w:rPr>
+        <w:t xml:space="preserve"> Library exemplar of Agenda </w:t>
+      </w:r>
+      <w:proofErr w:type="spellStart"/>
+      <w:r>
+        <w:rPr>
+          <w:rFonts w:ascii="Times New Roman" w:hAnsi="Times New Roman" w:cs="Times New Roman"/>
+        </w:rPr>
+        <w:t>Česká</w:t>
+      </w:r>
+      <w:proofErr w:type="spellEnd"/>
+      <w:r>
+        <w:rPr>
+          <w:rFonts w:ascii="Times New Roman" w:hAnsi="Times New Roman" w:cs="Times New Roman"/>
+        </w:rPr>
+        <w:t> 1581 + </w:t>
+      </w:r>
+      <w:proofErr w:type="spellStart"/>
+      <w:r>
+        <w:rPr>
+          <w:rFonts w:ascii="Times New Roman" w:hAnsi="Times New Roman" w:cs="Times New Roman"/>
+        </w:rPr>
+        <w:t>Bystrická</w:t>
+      </w:r>
+      <w:proofErr w:type="spellEnd"/>
+      <w:r>
+        <w:rPr>
+          <w:rFonts w:ascii="Times New Roman" w:hAnsi="Times New Roman" w:cs="Times New Roman"/>
+        </w:rPr>
+        <w:t xml:space="preserve"> agenda 1585 — preserved bound together in a single physical codex and edited critically for the first time by Peter Benka in 2024 — exhibits a confessional stratification within the Lutheran orbit itself. The printed Czech Agenda </w:t>
+      </w:r>
+      <w:proofErr w:type="spellStart"/>
+      <w:r>
+        <w:rPr>
+          <w:rFonts w:ascii="Times New Roman" w:hAnsi="Times New Roman" w:cs="Times New Roman"/>
+        </w:rPr>
+        <w:t>Česká</w:t>
+      </w:r>
+      <w:proofErr w:type="spellEnd"/>
+      <w:r>
+        <w:rPr>
+          <w:rFonts w:ascii="Times New Roman" w:hAnsi="Times New Roman" w:cs="Times New Roman"/>
+        </w:rPr>
+        <w:t xml:space="preserve"> uses a moderate Eucharistic register — </w:t>
+      </w:r>
+      <w:r>
+        <w:rPr>
+          <w:rFonts w:ascii="Times New Roman" w:hAnsi="Times New Roman" w:cs="Times New Roman"/>
+        </w:rPr>
+        <w:t>“</w:t>
+      </w:r>
+      <w:proofErr w:type="spellStart"/>
+      <w:r>
+        <w:rPr>
+          <w:rFonts w:ascii="Times New Roman" w:hAnsi="Times New Roman" w:cs="Times New Roman"/>
+        </w:rPr>
+        <w:t>tělo</w:t>
+      </w:r>
+      <w:proofErr w:type="spellEnd"/>
+      <w:r>
+        <w:rPr>
+          <w:rFonts w:ascii="Times New Roman" w:hAnsi="Times New Roman" w:cs="Times New Roman"/>
+        </w:rPr>
+        <w:t xml:space="preserve"> a </w:t>
+      </w:r>
+      <w:proofErr w:type="spellStart"/>
+      <w:r>
+        <w:rPr>
+          <w:rFonts w:ascii="Times New Roman" w:hAnsi="Times New Roman" w:cs="Times New Roman"/>
+        </w:rPr>
+        <w:t>krev</w:t>
+      </w:r>
+      <w:proofErr w:type="spellEnd"/>
+      <w:r>
+        <w:rPr>
+          <w:rFonts w:ascii="Times New Roman" w:hAnsi="Times New Roman" w:cs="Times New Roman"/>
+        </w:rPr>
+        <w:t>”</w:t>
+      </w:r>
+      <w:r>
+        <w:rPr>
+          <w:rFonts w:ascii="Times New Roman" w:hAnsi="Times New Roman" w:cs="Times New Roman"/>
+        </w:rPr>
+        <w:t xml:space="preserve"> without the qualifying </w:t>
+      </w:r>
+      <w:r>
+        <w:rPr>
+          <w:rFonts w:ascii="Times New Roman" w:hAnsi="Times New Roman" w:cs="Times New Roman"/>
+        </w:rPr>
+        <w:t>“</w:t>
+      </w:r>
+      <w:proofErr w:type="spellStart"/>
+      <w:r>
+        <w:rPr>
+          <w:rFonts w:ascii="Times New Roman" w:hAnsi="Times New Roman" w:cs="Times New Roman"/>
+        </w:rPr>
+        <w:t>pravý</w:t>
+      </w:r>
+      <w:proofErr w:type="spellEnd"/>
+      <w:r>
+        <w:rPr>
+          <w:rFonts w:ascii="Times New Roman" w:hAnsi="Times New Roman" w:cs="Times New Roman"/>
+        </w:rPr>
+        <w:t>”</w:t>
+      </w:r>
+      <w:r>
+        <w:rPr>
+          <w:rFonts w:ascii="Times New Roman" w:hAnsi="Times New Roman" w:cs="Times New Roman"/>
+        </w:rPr>
+        <w:t xml:space="preserve"> or </w:t>
+      </w:r>
+      <w:r>
+        <w:rPr>
+          <w:rFonts w:ascii="Times New Roman" w:hAnsi="Times New Roman" w:cs="Times New Roman"/>
+        </w:rPr>
+        <w:t>“</w:t>
+      </w:r>
+      <w:proofErr w:type="spellStart"/>
+      <w:r>
+        <w:rPr>
+          <w:rFonts w:ascii="Times New Roman" w:hAnsi="Times New Roman" w:cs="Times New Roman"/>
+        </w:rPr>
+        <w:t>substanciálny</w:t>
+      </w:r>
+      <w:proofErr w:type="spellEnd"/>
+      <w:r>
+        <w:rPr>
+          <w:rFonts w:ascii="Times New Roman" w:hAnsi="Times New Roman" w:cs="Times New Roman"/>
+        </w:rPr>
+        <w:t>”</w:t>
+      </w:r>
+      <w:r>
+        <w:rPr>
+          <w:rFonts w:ascii="Times New Roman" w:hAnsi="Times New Roman" w:cs="Times New Roman"/>
+        </w:rPr>
+        <w:t xml:space="preserve"> adjectives that </w:t>
+      </w:r>
+      <w:proofErr w:type="spellStart"/>
+      <w:r>
+        <w:rPr>
+          <w:rFonts w:ascii="Times New Roman" w:hAnsi="Times New Roman" w:cs="Times New Roman"/>
+        </w:rPr>
+        <w:t>characterised</w:t>
+      </w:r>
+      <w:proofErr w:type="spellEnd"/>
+      <w:r>
+        <w:rPr>
+          <w:rFonts w:ascii="Times New Roman" w:hAnsi="Times New Roman" w:cs="Times New Roman"/>
+        </w:rPr>
+        <w:t xml:space="preserve"> polemically sharpened Lutheran discourse, and grounds worthy reception in faith in the words of institution. The manuscript Slovak supplement, written four years later, sharpens the same theology with explicit Lutheran </w:t>
+      </w:r>
+      <w:proofErr w:type="spellStart"/>
+      <w:r>
+        <w:rPr>
+          <w:rFonts w:ascii="Times New Roman" w:hAnsi="Times New Roman" w:cs="Times New Roman"/>
+        </w:rPr>
+        <w:t>manducatio</w:t>
+      </w:r>
+      <w:proofErr w:type="spellEnd"/>
+      <w:r>
+        <w:rPr>
+          <w:rFonts w:ascii="Times New Roman" w:hAnsi="Times New Roman" w:cs="Times New Roman"/>
+        </w:rPr>
+        <w:t xml:space="preserve"> </w:t>
+      </w:r>
+      <w:proofErr w:type="spellStart"/>
+      <w:r>
+        <w:rPr>
+          <w:rFonts w:ascii="Times New Roman" w:hAnsi="Times New Roman" w:cs="Times New Roman"/>
+        </w:rPr>
+        <w:t>impiorum</w:t>
+      </w:r>
+      <w:proofErr w:type="spellEnd"/>
+      <w:r>
+        <w:rPr>
+          <w:rFonts w:ascii="Times New Roman" w:hAnsi="Times New Roman" w:cs="Times New Roman"/>
+        </w:rPr>
+        <w:t xml:space="preserve">: the unworthy receive the body and blood </w:t>
+      </w:r>
+      <w:r>
+        <w:rPr>
+          <w:rFonts w:ascii="Times New Roman" w:hAnsi="Times New Roman" w:cs="Times New Roman"/>
+        </w:rPr>
+        <w:t>“</w:t>
+      </w:r>
+      <w:r>
+        <w:rPr>
+          <w:rFonts w:ascii="Times New Roman" w:hAnsi="Times New Roman" w:cs="Times New Roman"/>
+        </w:rPr>
+        <w:t xml:space="preserve">ne k </w:t>
+      </w:r>
+      <w:proofErr w:type="spellStart"/>
+      <w:r>
+        <w:rPr>
+          <w:rFonts w:ascii="Times New Roman" w:hAnsi="Times New Roman" w:cs="Times New Roman"/>
+        </w:rPr>
+        <w:t>spasenij</w:t>
+      </w:r>
+      <w:proofErr w:type="spellEnd"/>
+      <w:r>
+        <w:rPr>
+          <w:rFonts w:ascii="Times New Roman" w:hAnsi="Times New Roman" w:cs="Times New Roman"/>
+        </w:rPr>
+        <w:t xml:space="preserve">, ale k </w:t>
+      </w:r>
+      <w:proofErr w:type="spellStart"/>
+      <w:r>
+        <w:rPr>
+          <w:rFonts w:ascii="Times New Roman" w:hAnsi="Times New Roman" w:cs="Times New Roman"/>
+        </w:rPr>
+        <w:t>zatraczenij</w:t>
+      </w:r>
+      <w:proofErr w:type="spellEnd"/>
+      <w:r>
+        <w:rPr>
+          <w:rFonts w:ascii="Times New Roman" w:hAnsi="Times New Roman" w:cs="Times New Roman"/>
+        </w:rPr>
+        <w:t xml:space="preserve"> </w:t>
+      </w:r>
+      <w:proofErr w:type="spellStart"/>
+      <w:r>
+        <w:rPr>
+          <w:rFonts w:ascii="Times New Roman" w:hAnsi="Times New Roman" w:cs="Times New Roman"/>
+        </w:rPr>
+        <w:t>wěčnemu</w:t>
+      </w:r>
+      <w:proofErr w:type="spellEnd"/>
+      <w:r>
+        <w:rPr>
+          <w:rFonts w:ascii="Times New Roman" w:hAnsi="Times New Roman" w:cs="Times New Roman"/>
+        </w:rPr>
+        <w:t>”</w:t>
+      </w:r>
+      <w:r>
+        <w:rPr>
+          <w:rFonts w:ascii="Times New Roman" w:hAnsi="Times New Roman" w:cs="Times New Roman"/>
+        </w:rPr>
+        <w:t xml:space="preserve">. The intensification operates not at the cross-confessional boundary but within the Lutheran orbit itself, from a moderate Czech printed register with </w:t>
+      </w:r>
+      <w:proofErr w:type="spellStart"/>
+      <w:r>
+        <w:rPr>
+          <w:rFonts w:ascii="Times New Roman" w:hAnsi="Times New Roman" w:cs="Times New Roman"/>
+        </w:rPr>
+        <w:t>Utraquist</w:t>
+      </w:r>
+      <w:proofErr w:type="spellEnd"/>
+      <w:r>
+        <w:rPr>
+          <w:rFonts w:ascii="Times New Roman" w:hAnsi="Times New Roman" w:cs="Times New Roman"/>
+        </w:rPr>
+        <w:t xml:space="preserve"> liturgical residue towards a sharper Upper-Hungarian Lutheran manuscript register. The implication for the </w:t>
+      </w:r>
+      <w:proofErr w:type="spellStart"/>
+      <w:r>
+        <w:rPr>
+          <w:rFonts w:ascii="Times New Roman" w:hAnsi="Times New Roman" w:cs="Times New Roman"/>
+        </w:rPr>
+        <w:t>Lutheranisation</w:t>
+      </w:r>
+      <w:proofErr w:type="spellEnd"/>
+      <w:r>
+        <w:rPr>
+          <w:rFonts w:ascii="Times New Roman" w:hAnsi="Times New Roman" w:cs="Times New Roman"/>
+        </w:rPr>
+        <w:t xml:space="preserve"> thesis is that confessional sharpening is a phenomenon of register shift, observable at the granularity of a single physical codex, not exclusively a phenomenon of cross-confessional transfer.</w:t>
+      </w:r>
+      <w:r>
+        <w:rPr>
+          <w:rStyle w:val="FootnoteReference"/>
+          <w:rFonts w:ascii="Times New Roman" w:hAnsi="Times New Roman" w:cs="Times New Roman"/>
+        </w:rPr>
+        <w:footnoteReference w:id="1"/>
       </w:r>
     </w:p>
     <w:p>
@@ -753,14 +863,6 @@
           <w:bCs/>
         </w:rPr>
       </w:pPr>
-      <w:r>
-        <w:rPr>
-          <w:rFonts w:ascii="Times New Roman" w:hAnsi="Times New Roman" w:cs="Times New Roman"/>
-          <w:b/>
-          <w:bCs/>
-        </w:rPr>
-        <w:t>Introduction</w:t>
-      </w:r>
     </w:p>
     <w:p>
       <w:pPr>
@@ -772,6 +874,1758 @@
       <w:r>
         <w:rPr>
           <w:rFonts w:ascii="Times New Roman" w:hAnsi="Times New Roman" w:cs="Times New Roman"/>
+          <w:b/>
+          <w:bCs/>
+        </w:rPr>
+        <w:t>Keywords:</w:t>
+      </w:r>
+      <w:r>
+        <w:rPr>
+          <w:rFonts w:ascii="Times New Roman" w:hAnsi="Times New Roman" w:cs="Times New Roman"/>
+        </w:rPr>
+        <w:t> </w:t>
+      </w:r>
+      <w:r>
+        <w:rPr>
+          <w:rFonts w:ascii="Times New Roman" w:hAnsi="Times New Roman" w:cs="Times New Roman"/>
+          <w:i/>
+          <w:iCs/>
+        </w:rPr>
+        <w:t>Cithara Sanctorum</w:t>
+      </w:r>
+      <w:r>
+        <w:rPr>
+          <w:rFonts w:ascii="Times New Roman" w:hAnsi="Times New Roman" w:cs="Times New Roman"/>
+        </w:rPr>
+        <w:t xml:space="preserve">, </w:t>
+      </w:r>
+      <w:proofErr w:type="spellStart"/>
+      <w:r>
+        <w:rPr>
+          <w:rFonts w:ascii="Times New Roman" w:hAnsi="Times New Roman" w:cs="Times New Roman"/>
+        </w:rPr>
+        <w:t>Tranovský</w:t>
+      </w:r>
+      <w:proofErr w:type="spellEnd"/>
+      <w:r>
+        <w:rPr>
+          <w:rFonts w:ascii="Times New Roman" w:hAnsi="Times New Roman" w:cs="Times New Roman"/>
+        </w:rPr>
+        <w:t>, </w:t>
+      </w:r>
+      <w:r>
+        <w:rPr>
+          <w:rFonts w:ascii="Times New Roman" w:hAnsi="Times New Roman" w:cs="Times New Roman"/>
+          <w:i/>
+          <w:iCs/>
+        </w:rPr>
+        <w:t xml:space="preserve">Agenda </w:t>
+      </w:r>
+      <w:proofErr w:type="spellStart"/>
+      <w:r>
+        <w:rPr>
+          <w:rFonts w:ascii="Times New Roman" w:hAnsi="Times New Roman" w:cs="Times New Roman"/>
+          <w:i/>
+          <w:iCs/>
+        </w:rPr>
+        <w:t>Česká</w:t>
+      </w:r>
+      <w:proofErr w:type="spellEnd"/>
+      <w:r>
+        <w:rPr>
+          <w:rFonts w:ascii="Times New Roman" w:hAnsi="Times New Roman" w:cs="Times New Roman"/>
+        </w:rPr>
+        <w:t xml:space="preserve">, </w:t>
+      </w:r>
+      <w:proofErr w:type="spellStart"/>
+      <w:r>
+        <w:rPr>
+          <w:rFonts w:ascii="Times New Roman" w:hAnsi="Times New Roman" w:cs="Times New Roman"/>
+        </w:rPr>
+        <w:t>Bystrická</w:t>
+      </w:r>
+      <w:proofErr w:type="spellEnd"/>
+      <w:r>
+        <w:rPr>
+          <w:rFonts w:ascii="Times New Roman" w:hAnsi="Times New Roman" w:cs="Times New Roman"/>
+        </w:rPr>
+        <w:t xml:space="preserve"> agenda, </w:t>
+      </w:r>
+      <w:proofErr w:type="spellStart"/>
+      <w:r>
+        <w:rPr>
+          <w:rFonts w:ascii="Times New Roman" w:hAnsi="Times New Roman" w:cs="Times New Roman"/>
+        </w:rPr>
+        <w:t>Banská</w:t>
+      </w:r>
+      <w:proofErr w:type="spellEnd"/>
+      <w:r>
+        <w:rPr>
+          <w:rFonts w:ascii="Times New Roman" w:hAnsi="Times New Roman" w:cs="Times New Roman"/>
+        </w:rPr>
+        <w:t xml:space="preserve"> </w:t>
+      </w:r>
+      <w:proofErr w:type="spellStart"/>
+      <w:r>
+        <w:rPr>
+          <w:rFonts w:ascii="Times New Roman" w:hAnsi="Times New Roman" w:cs="Times New Roman"/>
+        </w:rPr>
+        <w:t>Bystrica</w:t>
+      </w:r>
+      <w:proofErr w:type="spellEnd"/>
+      <w:r>
+        <w:rPr>
+          <w:rFonts w:ascii="Times New Roman" w:hAnsi="Times New Roman" w:cs="Times New Roman"/>
+        </w:rPr>
+        <w:t>, </w:t>
+      </w:r>
+      <w:proofErr w:type="spellStart"/>
+      <w:r>
+        <w:rPr>
+          <w:rFonts w:ascii="Times New Roman" w:hAnsi="Times New Roman" w:cs="Times New Roman"/>
+          <w:i/>
+          <w:iCs/>
+        </w:rPr>
+        <w:t>manducatio</w:t>
+      </w:r>
+      <w:proofErr w:type="spellEnd"/>
+      <w:r>
+        <w:rPr>
+          <w:rFonts w:ascii="Times New Roman" w:hAnsi="Times New Roman" w:cs="Times New Roman"/>
+          <w:i/>
+          <w:iCs/>
+        </w:rPr>
+        <w:t xml:space="preserve"> </w:t>
+      </w:r>
+      <w:proofErr w:type="spellStart"/>
+      <w:r>
+        <w:rPr>
+          <w:rFonts w:ascii="Times New Roman" w:hAnsi="Times New Roman" w:cs="Times New Roman"/>
+          <w:i/>
+          <w:iCs/>
+        </w:rPr>
+        <w:t>impiorum</w:t>
+      </w:r>
+      <w:proofErr w:type="spellEnd"/>
+      <w:r>
+        <w:rPr>
+          <w:rFonts w:ascii="Times New Roman" w:hAnsi="Times New Roman" w:cs="Times New Roman"/>
+        </w:rPr>
+        <w:t>, </w:t>
+      </w:r>
+      <w:r>
+        <w:rPr>
+          <w:rFonts w:ascii="Times New Roman" w:hAnsi="Times New Roman" w:cs="Times New Roman"/>
+          <w:i/>
+          <w:iCs/>
+        </w:rPr>
+        <w:t xml:space="preserve">lex </w:t>
+      </w:r>
+      <w:proofErr w:type="spellStart"/>
+      <w:r>
+        <w:rPr>
+          <w:rFonts w:ascii="Times New Roman" w:hAnsi="Times New Roman" w:cs="Times New Roman"/>
+          <w:i/>
+          <w:iCs/>
+        </w:rPr>
+        <w:t>orandi</w:t>
+      </w:r>
+      <w:proofErr w:type="spellEnd"/>
+      <w:r>
+        <w:rPr>
+          <w:rFonts w:ascii="Times New Roman" w:hAnsi="Times New Roman" w:cs="Times New Roman"/>
+          <w:i/>
+          <w:iCs/>
+        </w:rPr>
+        <w:t xml:space="preserve"> lex </w:t>
+      </w:r>
+      <w:proofErr w:type="spellStart"/>
+      <w:r>
+        <w:rPr>
+          <w:rFonts w:ascii="Times New Roman" w:hAnsi="Times New Roman" w:cs="Times New Roman"/>
+          <w:i/>
+          <w:iCs/>
+        </w:rPr>
+        <w:t>credendi</w:t>
+      </w:r>
+      <w:proofErr w:type="spellEnd"/>
+      <w:r>
+        <w:rPr>
+          <w:rFonts w:ascii="Times New Roman" w:hAnsi="Times New Roman" w:cs="Times New Roman"/>
+        </w:rPr>
+        <w:t xml:space="preserve">, Reformation hymnology, intra-codex stratification, </w:t>
+      </w:r>
+      <w:proofErr w:type="spellStart"/>
+      <w:r>
+        <w:rPr>
+          <w:rFonts w:ascii="Times New Roman" w:hAnsi="Times New Roman" w:cs="Times New Roman"/>
+        </w:rPr>
+        <w:t>confessionalisation</w:t>
+      </w:r>
+      <w:proofErr w:type="spellEnd"/>
+      <w:r>
+        <w:rPr>
+          <w:rFonts w:ascii="Times New Roman" w:hAnsi="Times New Roman" w:cs="Times New Roman"/>
+        </w:rPr>
+        <w:t>.</w:t>
+      </w:r>
+    </w:p>
+    <w:p>
+      <w:pPr>
+        <w:spacing w:after="0" w:line="276" w:lineRule="auto"/>
+        <w:rPr>
+          <w:rFonts w:ascii="Times New Roman" w:hAnsi="Times New Roman" w:cs="Times New Roman"/>
+          <w:lang w:val="sk-SK"/>
+        </w:rPr>
+      </w:pPr>
+    </w:p>
+    <w:p>
+      <w:pPr>
+        <w:spacing w:after="0" w:line="276" w:lineRule="auto"/>
+        <w:rPr>
+          <w:rFonts w:ascii="Times New Roman" w:hAnsi="Times New Roman" w:cs="Times New Roman"/>
+          <w:lang w:val="sk-SK"/>
+        </w:rPr>
+      </w:pPr>
+      <w:r>
+        <w:rPr>
+          <w:rFonts w:ascii="Times New Roman" w:hAnsi="Times New Roman" w:cs="Times New Roman"/>
+          <w:b/>
+          <w:bCs/>
+          <w:lang w:val="sk-SK"/>
+        </w:rPr>
+        <w:t>Abstrakt</w:t>
+      </w:r>
+      <w:r>
+        <w:rPr>
+          <w:rFonts w:ascii="Times New Roman" w:hAnsi="Times New Roman" w:cs="Times New Roman"/>
+          <w:lang w:val="sk-SK"/>
+        </w:rPr>
+        <w:t>:</w:t>
+      </w:r>
+    </w:p>
+    <w:p>
+      <w:pPr>
+        <w:spacing w:after="0" w:line="276" w:lineRule="auto"/>
+        <w:rPr>
+          <w:rFonts w:ascii="Times New Roman" w:hAnsi="Times New Roman" w:cs="Times New Roman"/>
+          <w:lang w:val="sk-SK"/>
+        </w:rPr>
+      </w:pPr>
+      <w:r>
+        <w:rPr>
+          <w:rFonts w:ascii="Times New Roman" w:hAnsi="Times New Roman" w:cs="Times New Roman"/>
+          <w:lang w:val="sk-SK"/>
+        </w:rPr>
+        <w:t>Súčasný výskum slovenského luteránskeho spevníka </w:t>
+      </w:r>
+      <w:proofErr w:type="spellStart"/>
+      <w:r>
+        <w:rPr>
+          <w:rFonts w:ascii="Times New Roman" w:hAnsi="Times New Roman" w:cs="Times New Roman"/>
+          <w:i/>
+          <w:iCs/>
+          <w:lang w:val="sk-SK"/>
+        </w:rPr>
+        <w:t>Cithara</w:t>
+      </w:r>
+      <w:proofErr w:type="spellEnd"/>
+      <w:r>
+        <w:rPr>
+          <w:rFonts w:ascii="Times New Roman" w:hAnsi="Times New Roman" w:cs="Times New Roman"/>
+          <w:i/>
+          <w:iCs/>
+          <w:lang w:val="sk-SK"/>
+        </w:rPr>
+        <w:t xml:space="preserve"> </w:t>
+      </w:r>
+      <w:proofErr w:type="spellStart"/>
+      <w:r>
+        <w:rPr>
+          <w:rFonts w:ascii="Times New Roman" w:hAnsi="Times New Roman" w:cs="Times New Roman"/>
+          <w:i/>
+          <w:iCs/>
+          <w:lang w:val="sk-SK"/>
+        </w:rPr>
+        <w:t>Sanctorum</w:t>
+      </w:r>
+      <w:proofErr w:type="spellEnd"/>
+      <w:r>
+        <w:rPr>
+          <w:rFonts w:ascii="Times New Roman" w:hAnsi="Times New Roman" w:cs="Times New Roman"/>
+          <w:lang w:val="sk-SK"/>
+        </w:rPr>
+        <w:t> (1636) spresňuje štandardný „</w:t>
+      </w:r>
+      <w:proofErr w:type="spellStart"/>
+      <w:r>
+        <w:rPr>
+          <w:rFonts w:ascii="Times New Roman" w:hAnsi="Times New Roman" w:cs="Times New Roman"/>
+          <w:lang w:val="sk-SK"/>
+        </w:rPr>
+        <w:t>luteranizačný</w:t>
+      </w:r>
+      <w:proofErr w:type="spellEnd"/>
+      <w:r>
+        <w:rPr>
+          <w:rFonts w:ascii="Times New Roman" w:hAnsi="Times New Roman" w:cs="Times New Roman"/>
+          <w:lang w:val="sk-SK"/>
+        </w:rPr>
+        <w:t>“</w:t>
+      </w:r>
+      <w:r>
+        <w:rPr>
+          <w:rFonts w:ascii="Times New Roman" w:hAnsi="Times New Roman" w:cs="Times New Roman"/>
+          <w:lang w:val="sk-SK"/>
+        </w:rPr>
+        <w:t xml:space="preserve"> výklad </w:t>
+      </w:r>
+      <w:proofErr w:type="spellStart"/>
+      <w:r>
+        <w:rPr>
+          <w:rFonts w:ascii="Times New Roman" w:hAnsi="Times New Roman" w:cs="Times New Roman"/>
+          <w:i/>
+          <w:iCs/>
+          <w:lang w:val="sk-SK"/>
+        </w:rPr>
+        <w:t>Tranovského</w:t>
+      </w:r>
+      <w:proofErr w:type="spellEnd"/>
+      <w:r>
+        <w:rPr>
+          <w:rFonts w:ascii="Times New Roman" w:hAnsi="Times New Roman" w:cs="Times New Roman"/>
+          <w:i/>
+          <w:iCs/>
+          <w:lang w:val="sk-SK"/>
+        </w:rPr>
+        <w:t xml:space="preserve"> kancionála</w:t>
+      </w:r>
+      <w:r>
+        <w:rPr>
+          <w:rFonts w:ascii="Times New Roman" w:hAnsi="Times New Roman" w:cs="Times New Roman"/>
+          <w:lang w:val="sk-SK"/>
+        </w:rPr>
+        <w:t xml:space="preserve"> kvantifikáciou zloženia prameňov a zmapovaním jeho diferencovanej editorskej stratégie. Tento článok prináša komplementárny nález v menšom meradle. Bratislavský lyceálny exemplár </w:t>
+      </w:r>
+      <w:r>
+        <w:rPr>
+          <w:rFonts w:ascii="Times New Roman" w:hAnsi="Times New Roman" w:cs="Times New Roman"/>
+          <w:i/>
+          <w:iCs/>
+          <w:lang w:val="sk-SK"/>
+        </w:rPr>
+        <w:t>Agendy českej</w:t>
+      </w:r>
+      <w:r>
+        <w:rPr>
+          <w:rFonts w:ascii="Times New Roman" w:hAnsi="Times New Roman" w:cs="Times New Roman"/>
+          <w:lang w:val="sk-SK"/>
+        </w:rPr>
+        <w:t> 1581 + </w:t>
+      </w:r>
+      <w:r>
+        <w:rPr>
+          <w:rFonts w:ascii="Times New Roman" w:hAnsi="Times New Roman" w:cs="Times New Roman"/>
+          <w:i/>
+          <w:iCs/>
+          <w:lang w:val="sk-SK"/>
+        </w:rPr>
+        <w:t>Bystrickej agendy</w:t>
+      </w:r>
+      <w:r>
+        <w:rPr>
+          <w:rFonts w:ascii="Times New Roman" w:hAnsi="Times New Roman" w:cs="Times New Roman"/>
+          <w:lang w:val="sk-SK"/>
+        </w:rPr>
+        <w:t> 1585 — uchovaný zviazaný v jedinom fyzickom kódexe a po prvý raz kriticky vydaný Petrom Benkom v roku 2024 — vykazuje konfesionálnu stratifikáciu v rámci samotného luteránskeho horizontu. Tlačená </w:t>
+      </w:r>
+      <w:r>
+        <w:rPr>
+          <w:rFonts w:ascii="Times New Roman" w:hAnsi="Times New Roman" w:cs="Times New Roman"/>
+          <w:i/>
+          <w:iCs/>
+          <w:lang w:val="sk-SK"/>
+        </w:rPr>
+        <w:t>Agenda česká</w:t>
+      </w:r>
+      <w:r>
+        <w:rPr>
+          <w:rFonts w:ascii="Times New Roman" w:hAnsi="Times New Roman" w:cs="Times New Roman"/>
+          <w:lang w:val="sk-SK"/>
+        </w:rPr>
+        <w:t> používa miernejší eucharistický register</w:t>
+      </w:r>
+      <w:r>
+        <w:rPr>
+          <w:rFonts w:ascii="Times New Roman" w:hAnsi="Times New Roman" w:cs="Times New Roman"/>
+          <w:lang w:val="sk-SK"/>
+        </w:rPr>
+        <w:t>:</w:t>
+      </w:r>
+      <w:r>
+        <w:rPr>
+          <w:rFonts w:ascii="Times New Roman" w:hAnsi="Times New Roman" w:cs="Times New Roman"/>
+          <w:lang w:val="sk-SK"/>
+        </w:rPr>
+        <w:t xml:space="preserve"> výraz „</w:t>
+      </w:r>
+      <w:proofErr w:type="spellStart"/>
+      <w:r>
+        <w:rPr>
+          <w:rFonts w:ascii="Times New Roman" w:hAnsi="Times New Roman" w:cs="Times New Roman"/>
+          <w:lang w:val="sk-SK"/>
+        </w:rPr>
+        <w:t>tělo</w:t>
+      </w:r>
+      <w:proofErr w:type="spellEnd"/>
+      <w:r>
+        <w:rPr>
+          <w:rFonts w:ascii="Times New Roman" w:hAnsi="Times New Roman" w:cs="Times New Roman"/>
+          <w:lang w:val="sk-SK"/>
+        </w:rPr>
+        <w:t xml:space="preserve"> a</w:t>
+      </w:r>
+      <w:r>
+        <w:rPr>
+          <w:rFonts w:ascii="Times New Roman" w:hAnsi="Times New Roman" w:cs="Times New Roman"/>
+          <w:lang w:val="sk-SK"/>
+        </w:rPr>
+        <w:t> </w:t>
+      </w:r>
+      <w:proofErr w:type="spellStart"/>
+      <w:r>
+        <w:rPr>
+          <w:rFonts w:ascii="Times New Roman" w:hAnsi="Times New Roman" w:cs="Times New Roman"/>
+          <w:lang w:val="sk-SK"/>
+        </w:rPr>
+        <w:t>krev</w:t>
+      </w:r>
+      <w:proofErr w:type="spellEnd"/>
+      <w:r>
+        <w:rPr>
+          <w:rFonts w:ascii="Times New Roman" w:hAnsi="Times New Roman" w:cs="Times New Roman"/>
+          <w:lang w:val="sk-SK"/>
+        </w:rPr>
+        <w:t>“</w:t>
+      </w:r>
+      <w:r>
+        <w:rPr>
+          <w:rFonts w:ascii="Times New Roman" w:hAnsi="Times New Roman" w:cs="Times New Roman"/>
+          <w:lang w:val="sk-SK"/>
+        </w:rPr>
+        <w:t xml:space="preserve"> bez kvalifikujúcich prívlastkov „pravý</w:t>
+      </w:r>
+      <w:r>
+        <w:rPr>
+          <w:rFonts w:ascii="Times New Roman" w:hAnsi="Times New Roman" w:cs="Times New Roman"/>
+          <w:lang w:val="sk-SK"/>
+        </w:rPr>
+        <w:t>“</w:t>
+      </w:r>
+      <w:r>
+        <w:rPr>
+          <w:rFonts w:ascii="Times New Roman" w:hAnsi="Times New Roman" w:cs="Times New Roman"/>
+          <w:lang w:val="sk-SK"/>
+        </w:rPr>
+        <w:t xml:space="preserve"> či „substanciálny</w:t>
+      </w:r>
+      <w:r>
+        <w:rPr>
+          <w:rFonts w:ascii="Times New Roman" w:hAnsi="Times New Roman" w:cs="Times New Roman"/>
+          <w:lang w:val="sk-SK"/>
+        </w:rPr>
+        <w:t>“</w:t>
+      </w:r>
+      <w:r>
+        <w:rPr>
+          <w:rFonts w:ascii="Times New Roman" w:hAnsi="Times New Roman" w:cs="Times New Roman"/>
+          <w:lang w:val="sk-SK"/>
+        </w:rPr>
+        <w:t xml:space="preserve">, ktoré charakterizovali polemicky vyhrotený luteránsky diskurz, pričom </w:t>
+      </w:r>
+      <w:r>
+        <w:rPr>
+          <w:rFonts w:ascii="Times New Roman" w:hAnsi="Times New Roman" w:cs="Times New Roman"/>
+          <w:lang w:val="sk-SK"/>
+        </w:rPr>
+        <w:lastRenderedPageBreak/>
+        <w:t>hodné prijímanie zakladá na viere v slová ustanovenia. Slovenský rukopisný doplnok, napísaný o štyri roky neskôr, vyostruje tú istú teológiu explicitnou luteránskou </w:t>
+      </w:r>
+      <w:proofErr w:type="spellStart"/>
+      <w:r>
+        <w:rPr>
+          <w:rFonts w:ascii="Times New Roman" w:hAnsi="Times New Roman" w:cs="Times New Roman"/>
+          <w:i/>
+          <w:iCs/>
+          <w:lang w:val="sk-SK"/>
+        </w:rPr>
+        <w:t>manducatio</w:t>
+      </w:r>
+      <w:proofErr w:type="spellEnd"/>
+      <w:r>
+        <w:rPr>
+          <w:rFonts w:ascii="Times New Roman" w:hAnsi="Times New Roman" w:cs="Times New Roman"/>
+          <w:i/>
+          <w:iCs/>
+          <w:lang w:val="sk-SK"/>
+        </w:rPr>
+        <w:t xml:space="preserve"> </w:t>
+      </w:r>
+      <w:proofErr w:type="spellStart"/>
+      <w:r>
+        <w:rPr>
+          <w:rFonts w:ascii="Times New Roman" w:hAnsi="Times New Roman" w:cs="Times New Roman"/>
+          <w:i/>
+          <w:iCs/>
+          <w:lang w:val="sk-SK"/>
+        </w:rPr>
+        <w:t>impiorum</w:t>
+      </w:r>
+      <w:proofErr w:type="spellEnd"/>
+      <w:r>
+        <w:rPr>
+          <w:rFonts w:ascii="Times New Roman" w:hAnsi="Times New Roman" w:cs="Times New Roman"/>
+          <w:lang w:val="sk-SK"/>
+        </w:rPr>
+        <w:t>: nehodní prijímajú telo a krv „</w:t>
+      </w:r>
+      <w:proofErr w:type="spellStart"/>
+      <w:r>
+        <w:rPr>
+          <w:rFonts w:ascii="Times New Roman" w:hAnsi="Times New Roman" w:cs="Times New Roman"/>
+          <w:lang w:val="sk-SK"/>
+        </w:rPr>
+        <w:t>ne</w:t>
+      </w:r>
+      <w:proofErr w:type="spellEnd"/>
+      <w:r>
+        <w:rPr>
+          <w:rFonts w:ascii="Times New Roman" w:hAnsi="Times New Roman" w:cs="Times New Roman"/>
+          <w:lang w:val="sk-SK"/>
+        </w:rPr>
+        <w:t xml:space="preserve"> k </w:t>
+      </w:r>
+      <w:proofErr w:type="spellStart"/>
+      <w:r>
+        <w:rPr>
+          <w:rFonts w:ascii="Times New Roman" w:hAnsi="Times New Roman" w:cs="Times New Roman"/>
+          <w:lang w:val="sk-SK"/>
+        </w:rPr>
+        <w:t>spasenij</w:t>
+      </w:r>
+      <w:proofErr w:type="spellEnd"/>
+      <w:r>
+        <w:rPr>
+          <w:rFonts w:ascii="Times New Roman" w:hAnsi="Times New Roman" w:cs="Times New Roman"/>
+          <w:lang w:val="sk-SK"/>
+        </w:rPr>
+        <w:t xml:space="preserve">, ale k </w:t>
+      </w:r>
+      <w:proofErr w:type="spellStart"/>
+      <w:r>
+        <w:rPr>
+          <w:rFonts w:ascii="Times New Roman" w:hAnsi="Times New Roman" w:cs="Times New Roman"/>
+          <w:lang w:val="sk-SK"/>
+        </w:rPr>
+        <w:t>zatraczenij</w:t>
+      </w:r>
+      <w:proofErr w:type="spellEnd"/>
+      <w:r>
+        <w:rPr>
+          <w:rFonts w:ascii="Times New Roman" w:hAnsi="Times New Roman" w:cs="Times New Roman"/>
+          <w:lang w:val="sk-SK"/>
+        </w:rPr>
+        <w:t xml:space="preserve"> </w:t>
+      </w:r>
+      <w:proofErr w:type="spellStart"/>
+      <w:r>
+        <w:rPr>
+          <w:rFonts w:ascii="Times New Roman" w:hAnsi="Times New Roman" w:cs="Times New Roman"/>
+          <w:lang w:val="sk-SK"/>
+        </w:rPr>
+        <w:t>wěčnemu</w:t>
+      </w:r>
+      <w:proofErr w:type="spellEnd"/>
+      <w:r>
+        <w:rPr>
+          <w:rFonts w:ascii="Times New Roman" w:hAnsi="Times New Roman" w:cs="Times New Roman"/>
+          <w:lang w:val="sk-SK"/>
+        </w:rPr>
+        <w:t>“</w:t>
+      </w:r>
+      <w:r>
+        <w:rPr>
+          <w:rFonts w:ascii="Times New Roman" w:hAnsi="Times New Roman" w:cs="Times New Roman"/>
+          <w:lang w:val="sk-SK"/>
+        </w:rPr>
+        <w:t xml:space="preserve">. Vyostrenie sa neudeje na </w:t>
+      </w:r>
+      <w:proofErr w:type="spellStart"/>
+      <w:r>
+        <w:rPr>
+          <w:rFonts w:ascii="Times New Roman" w:hAnsi="Times New Roman" w:cs="Times New Roman"/>
+          <w:lang w:val="sk-SK"/>
+        </w:rPr>
+        <w:t>medzikonfesionálnej</w:t>
+      </w:r>
+      <w:proofErr w:type="spellEnd"/>
+      <w:r>
+        <w:rPr>
+          <w:rFonts w:ascii="Times New Roman" w:hAnsi="Times New Roman" w:cs="Times New Roman"/>
+          <w:lang w:val="sk-SK"/>
+        </w:rPr>
+        <w:t xml:space="preserve"> hranici, ale vnútri samotného luteránskeho horizontu</w:t>
+      </w:r>
+      <w:r>
+        <w:rPr>
+          <w:rFonts w:ascii="Times New Roman" w:hAnsi="Times New Roman" w:cs="Times New Roman"/>
+          <w:lang w:val="sk-SK"/>
+        </w:rPr>
+        <w:t>. Inak povedané, pozorujeme tu pohyb</w:t>
+      </w:r>
+      <w:r>
+        <w:rPr>
+          <w:rFonts w:ascii="Times New Roman" w:hAnsi="Times New Roman" w:cs="Times New Roman"/>
+          <w:lang w:val="sk-SK"/>
+        </w:rPr>
+        <w:t xml:space="preserve"> od miernejšieho českého tlačeného registra s </w:t>
+      </w:r>
+      <w:proofErr w:type="spellStart"/>
+      <w:r>
+        <w:rPr>
+          <w:rFonts w:ascii="Times New Roman" w:hAnsi="Times New Roman" w:cs="Times New Roman"/>
+          <w:lang w:val="sk-SK"/>
+        </w:rPr>
+        <w:t>utrakvistickým</w:t>
+      </w:r>
+      <w:proofErr w:type="spellEnd"/>
+      <w:r>
+        <w:rPr>
+          <w:rFonts w:ascii="Times New Roman" w:hAnsi="Times New Roman" w:cs="Times New Roman"/>
+          <w:lang w:val="sk-SK"/>
+        </w:rPr>
+        <w:t xml:space="preserve"> liturgickým </w:t>
+      </w:r>
+      <w:r>
+        <w:rPr>
+          <w:rFonts w:ascii="Times New Roman" w:hAnsi="Times New Roman" w:cs="Times New Roman"/>
+          <w:lang w:val="sk-SK"/>
+        </w:rPr>
+        <w:t>pozostatkom</w:t>
+      </w:r>
+      <w:r>
+        <w:rPr>
+          <w:rFonts w:ascii="Times New Roman" w:hAnsi="Times New Roman" w:cs="Times New Roman"/>
+          <w:lang w:val="sk-SK"/>
+        </w:rPr>
+        <w:t xml:space="preserve"> smerom k ostrejšiemu hornouhorskému luteránskemu rukopisnému registru. Pre tézu </w:t>
+      </w:r>
+      <w:proofErr w:type="spellStart"/>
+      <w:r>
+        <w:rPr>
+          <w:rFonts w:ascii="Times New Roman" w:hAnsi="Times New Roman" w:cs="Times New Roman"/>
+          <w:lang w:val="sk-SK"/>
+        </w:rPr>
+        <w:t>luteranizácie</w:t>
+      </w:r>
+      <w:proofErr w:type="spellEnd"/>
+      <w:r>
+        <w:rPr>
+          <w:rFonts w:ascii="Times New Roman" w:hAnsi="Times New Roman" w:cs="Times New Roman"/>
+          <w:lang w:val="sk-SK"/>
+        </w:rPr>
+        <w:t xml:space="preserve"> z toho vyplýva, že konfesionálne vyostrenie je</w:t>
+      </w:r>
+      <w:r>
+        <w:rPr>
+          <w:rFonts w:ascii="Times New Roman" w:hAnsi="Times New Roman" w:cs="Times New Roman"/>
+          <w:lang w:val="sk-SK"/>
+        </w:rPr>
+        <w:t xml:space="preserve"> </w:t>
+      </w:r>
+      <w:r>
+        <w:rPr>
+          <w:rFonts w:ascii="Times New Roman" w:hAnsi="Times New Roman" w:cs="Times New Roman"/>
+          <w:lang w:val="sk-SK"/>
+        </w:rPr>
+        <w:t xml:space="preserve">nielen fenoménom </w:t>
+      </w:r>
+      <w:proofErr w:type="spellStart"/>
+      <w:r>
+        <w:rPr>
+          <w:rFonts w:ascii="Times New Roman" w:hAnsi="Times New Roman" w:cs="Times New Roman"/>
+          <w:lang w:val="sk-SK"/>
+        </w:rPr>
+        <w:t>medzikonfesionálneho</w:t>
+      </w:r>
+      <w:proofErr w:type="spellEnd"/>
+      <w:r>
+        <w:rPr>
+          <w:rFonts w:ascii="Times New Roman" w:hAnsi="Times New Roman" w:cs="Times New Roman"/>
+          <w:lang w:val="sk-SK"/>
+        </w:rPr>
+        <w:t xml:space="preserve"> prenosu</w:t>
+      </w:r>
+      <w:r>
+        <w:rPr>
+          <w:rFonts w:ascii="Times New Roman" w:hAnsi="Times New Roman" w:cs="Times New Roman"/>
+          <w:lang w:val="sk-SK"/>
+        </w:rPr>
+        <w:t>, ale tiež</w:t>
+      </w:r>
+      <w:r>
+        <w:rPr>
+          <w:rFonts w:ascii="Times New Roman" w:hAnsi="Times New Roman" w:cs="Times New Roman"/>
+          <w:lang w:val="sk-SK"/>
+        </w:rPr>
+        <w:t xml:space="preserve"> fenoménom posunu registra pozorovateľným </w:t>
+      </w:r>
+      <w:r>
+        <w:rPr>
+          <w:rFonts w:ascii="Times New Roman" w:hAnsi="Times New Roman" w:cs="Times New Roman"/>
+          <w:lang w:val="sk-SK"/>
+        </w:rPr>
+        <w:t xml:space="preserve">práve </w:t>
+      </w:r>
+      <w:r>
+        <w:rPr>
+          <w:rFonts w:ascii="Times New Roman" w:hAnsi="Times New Roman" w:cs="Times New Roman"/>
+          <w:lang w:val="sk-SK"/>
+        </w:rPr>
+        <w:t xml:space="preserve">na úrovni </w:t>
+      </w:r>
+      <w:r>
+        <w:rPr>
+          <w:rFonts w:ascii="Times New Roman" w:hAnsi="Times New Roman" w:cs="Times New Roman"/>
+          <w:lang w:val="sk-SK"/>
+        </w:rPr>
+        <w:t xml:space="preserve">tohto </w:t>
+      </w:r>
+      <w:r>
+        <w:rPr>
+          <w:rFonts w:ascii="Times New Roman" w:hAnsi="Times New Roman" w:cs="Times New Roman"/>
+          <w:lang w:val="sk-SK"/>
+        </w:rPr>
+        <w:t>jediného fyzického kódexu.</w:t>
+      </w:r>
+    </w:p>
+    <w:p>
+      <w:pPr>
+        <w:spacing w:after="0" w:line="276" w:lineRule="auto"/>
+        <w:rPr>
+          <w:rFonts w:ascii="Times New Roman" w:hAnsi="Times New Roman" w:cs="Times New Roman"/>
+          <w:b/>
+          <w:bCs/>
+          <w:lang w:val="sk-SK"/>
+        </w:rPr>
+      </w:pPr>
+    </w:p>
+    <w:p>
+      <w:pPr>
+        <w:spacing w:after="0" w:line="276" w:lineRule="auto"/>
+        <w:rPr>
+          <w:rFonts w:ascii="Times New Roman" w:hAnsi="Times New Roman" w:cs="Times New Roman"/>
+          <w:lang w:val="sk-SK"/>
+        </w:rPr>
+      </w:pPr>
+      <w:r>
+        <w:rPr>
+          <w:rFonts w:ascii="Times New Roman" w:hAnsi="Times New Roman" w:cs="Times New Roman"/>
+          <w:b/>
+          <w:bCs/>
+          <w:lang w:val="sk-SK"/>
+        </w:rPr>
+        <w:t>Kľúčové slová:</w:t>
+      </w:r>
+      <w:r>
+        <w:rPr>
+          <w:rFonts w:ascii="Times New Roman" w:hAnsi="Times New Roman" w:cs="Times New Roman"/>
+          <w:lang w:val="sk-SK"/>
+        </w:rPr>
+        <w:t> </w:t>
+      </w:r>
+      <w:proofErr w:type="spellStart"/>
+      <w:r>
+        <w:rPr>
+          <w:rFonts w:ascii="Times New Roman" w:hAnsi="Times New Roman" w:cs="Times New Roman"/>
+          <w:i/>
+          <w:iCs/>
+          <w:lang w:val="sk-SK"/>
+        </w:rPr>
+        <w:t>Cithara</w:t>
+      </w:r>
+      <w:proofErr w:type="spellEnd"/>
+      <w:r>
+        <w:rPr>
+          <w:rFonts w:ascii="Times New Roman" w:hAnsi="Times New Roman" w:cs="Times New Roman"/>
+          <w:i/>
+          <w:iCs/>
+          <w:lang w:val="sk-SK"/>
+        </w:rPr>
+        <w:t xml:space="preserve"> </w:t>
+      </w:r>
+      <w:proofErr w:type="spellStart"/>
+      <w:r>
+        <w:rPr>
+          <w:rFonts w:ascii="Times New Roman" w:hAnsi="Times New Roman" w:cs="Times New Roman"/>
+          <w:i/>
+          <w:iCs/>
+          <w:lang w:val="sk-SK"/>
+        </w:rPr>
+        <w:t>Sanctorum</w:t>
+      </w:r>
+      <w:proofErr w:type="spellEnd"/>
+      <w:r>
+        <w:rPr>
+          <w:rFonts w:ascii="Times New Roman" w:hAnsi="Times New Roman" w:cs="Times New Roman"/>
+          <w:lang w:val="sk-SK"/>
+        </w:rPr>
+        <w:t xml:space="preserve">, </w:t>
+      </w:r>
+      <w:proofErr w:type="spellStart"/>
+      <w:r>
+        <w:rPr>
+          <w:rFonts w:ascii="Times New Roman" w:hAnsi="Times New Roman" w:cs="Times New Roman"/>
+          <w:lang w:val="sk-SK"/>
+        </w:rPr>
+        <w:t>Tranovský</w:t>
+      </w:r>
+      <w:proofErr w:type="spellEnd"/>
+      <w:r>
+        <w:rPr>
+          <w:rFonts w:ascii="Times New Roman" w:hAnsi="Times New Roman" w:cs="Times New Roman"/>
+          <w:lang w:val="sk-SK"/>
+        </w:rPr>
+        <w:t>, </w:t>
+      </w:r>
+      <w:r>
+        <w:rPr>
+          <w:rFonts w:ascii="Times New Roman" w:hAnsi="Times New Roman" w:cs="Times New Roman"/>
+          <w:i/>
+          <w:iCs/>
+          <w:lang w:val="sk-SK"/>
+        </w:rPr>
+        <w:t>Agenda česká</w:t>
+      </w:r>
+      <w:r>
+        <w:rPr>
+          <w:rFonts w:ascii="Times New Roman" w:hAnsi="Times New Roman" w:cs="Times New Roman"/>
+          <w:lang w:val="sk-SK"/>
+        </w:rPr>
+        <w:t xml:space="preserve">, </w:t>
+      </w:r>
+      <w:r>
+        <w:rPr>
+          <w:rFonts w:ascii="Times New Roman" w:hAnsi="Times New Roman" w:cs="Times New Roman"/>
+          <w:i/>
+          <w:iCs/>
+          <w:lang w:val="sk-SK"/>
+        </w:rPr>
+        <w:t>Bystrická agenda</w:t>
+      </w:r>
+      <w:r>
+        <w:rPr>
+          <w:rFonts w:ascii="Times New Roman" w:hAnsi="Times New Roman" w:cs="Times New Roman"/>
+          <w:lang w:val="sk-SK"/>
+        </w:rPr>
+        <w:t>, Banská Bystrica, </w:t>
+      </w:r>
+      <w:proofErr w:type="spellStart"/>
+      <w:r>
+        <w:rPr>
+          <w:rFonts w:ascii="Times New Roman" w:hAnsi="Times New Roman" w:cs="Times New Roman"/>
+          <w:i/>
+          <w:iCs/>
+          <w:lang w:val="sk-SK"/>
+        </w:rPr>
+        <w:t>manducatio</w:t>
+      </w:r>
+      <w:proofErr w:type="spellEnd"/>
+      <w:r>
+        <w:rPr>
+          <w:rFonts w:ascii="Times New Roman" w:hAnsi="Times New Roman" w:cs="Times New Roman"/>
+          <w:i/>
+          <w:iCs/>
+          <w:lang w:val="sk-SK"/>
+        </w:rPr>
+        <w:t xml:space="preserve"> </w:t>
+      </w:r>
+      <w:proofErr w:type="spellStart"/>
+      <w:r>
+        <w:rPr>
+          <w:rFonts w:ascii="Times New Roman" w:hAnsi="Times New Roman" w:cs="Times New Roman"/>
+          <w:i/>
+          <w:iCs/>
+          <w:lang w:val="sk-SK"/>
+        </w:rPr>
+        <w:t>impiorum</w:t>
+      </w:r>
+      <w:proofErr w:type="spellEnd"/>
+      <w:r>
+        <w:rPr>
+          <w:rFonts w:ascii="Times New Roman" w:hAnsi="Times New Roman" w:cs="Times New Roman"/>
+          <w:lang w:val="sk-SK"/>
+        </w:rPr>
+        <w:t>, </w:t>
+      </w:r>
+      <w:r>
+        <w:rPr>
+          <w:rFonts w:ascii="Times New Roman" w:hAnsi="Times New Roman" w:cs="Times New Roman"/>
+          <w:i/>
+          <w:iCs/>
+          <w:lang w:val="sk-SK"/>
+        </w:rPr>
+        <w:t xml:space="preserve">lex </w:t>
+      </w:r>
+      <w:proofErr w:type="spellStart"/>
+      <w:r>
+        <w:rPr>
+          <w:rFonts w:ascii="Times New Roman" w:hAnsi="Times New Roman" w:cs="Times New Roman"/>
+          <w:i/>
+          <w:iCs/>
+          <w:lang w:val="sk-SK"/>
+        </w:rPr>
+        <w:t>orandi</w:t>
+      </w:r>
+      <w:proofErr w:type="spellEnd"/>
+      <w:r>
+        <w:rPr>
+          <w:rFonts w:ascii="Times New Roman" w:hAnsi="Times New Roman" w:cs="Times New Roman"/>
+          <w:i/>
+          <w:iCs/>
+          <w:lang w:val="sk-SK"/>
+        </w:rPr>
+        <w:t xml:space="preserve"> lex </w:t>
+      </w:r>
+      <w:proofErr w:type="spellStart"/>
+      <w:r>
+        <w:rPr>
+          <w:rFonts w:ascii="Times New Roman" w:hAnsi="Times New Roman" w:cs="Times New Roman"/>
+          <w:i/>
+          <w:iCs/>
+          <w:lang w:val="sk-SK"/>
+        </w:rPr>
+        <w:t>credendi</w:t>
+      </w:r>
+      <w:proofErr w:type="spellEnd"/>
+      <w:r>
+        <w:rPr>
+          <w:rFonts w:ascii="Times New Roman" w:hAnsi="Times New Roman" w:cs="Times New Roman"/>
+          <w:lang w:val="sk-SK"/>
+        </w:rPr>
+        <w:t xml:space="preserve">, reformačná </w:t>
+      </w:r>
+      <w:proofErr w:type="spellStart"/>
+      <w:r>
+        <w:rPr>
+          <w:rFonts w:ascii="Times New Roman" w:hAnsi="Times New Roman" w:cs="Times New Roman"/>
+          <w:lang w:val="sk-SK"/>
+        </w:rPr>
+        <w:t>hymnológia</w:t>
+      </w:r>
+      <w:proofErr w:type="spellEnd"/>
+      <w:r>
+        <w:rPr>
+          <w:rFonts w:ascii="Times New Roman" w:hAnsi="Times New Roman" w:cs="Times New Roman"/>
+          <w:lang w:val="sk-SK"/>
+        </w:rPr>
+        <w:t xml:space="preserve">, </w:t>
+      </w:r>
+      <w:proofErr w:type="spellStart"/>
+      <w:r>
+        <w:rPr>
+          <w:rFonts w:ascii="Times New Roman" w:hAnsi="Times New Roman" w:cs="Times New Roman"/>
+          <w:lang w:val="sk-SK"/>
+        </w:rPr>
+        <w:t>vnútrokódexová</w:t>
+      </w:r>
+      <w:proofErr w:type="spellEnd"/>
+      <w:r>
+        <w:rPr>
+          <w:rFonts w:ascii="Times New Roman" w:hAnsi="Times New Roman" w:cs="Times New Roman"/>
+          <w:lang w:val="sk-SK"/>
+        </w:rPr>
+        <w:t xml:space="preserve"> stratifikácia, </w:t>
+      </w:r>
+      <w:proofErr w:type="spellStart"/>
+      <w:r>
+        <w:rPr>
+          <w:rFonts w:ascii="Times New Roman" w:hAnsi="Times New Roman" w:cs="Times New Roman"/>
+          <w:lang w:val="sk-SK"/>
+        </w:rPr>
+        <w:t>konfesionalizácia</w:t>
+      </w:r>
+      <w:proofErr w:type="spellEnd"/>
+      <w:r>
+        <w:rPr>
+          <w:rFonts w:ascii="Times New Roman" w:hAnsi="Times New Roman" w:cs="Times New Roman"/>
+          <w:lang w:val="sk-SK"/>
+        </w:rPr>
+        <w:t>.</w:t>
+      </w:r>
+    </w:p>
+    <w:p>
+      <w:pPr>
+        <w:spacing w:after="0" w:line="276" w:lineRule="auto"/>
+        <w:rPr>
+          <w:rFonts w:ascii="Times New Roman" w:hAnsi="Times New Roman" w:cs="Times New Roman"/>
+        </w:rPr>
+      </w:pPr>
+    </w:p>
+    <w:p>
+      <w:pPr>
+        <w:spacing w:after="0" w:line="276" w:lineRule="auto"/>
+        <w:rPr>
+          <w:rFonts w:ascii="Times New Roman" w:hAnsi="Times New Roman" w:cs="Times New Roman"/>
+          <w:b/>
+          <w:bCs/>
+          <w:lang w:val="de-DE"/>
+        </w:rPr>
+      </w:pPr>
+      <w:r>
+        <w:rPr>
+          <w:rFonts w:ascii="Times New Roman" w:hAnsi="Times New Roman" w:cs="Times New Roman"/>
+          <w:b/>
+          <w:bCs/>
+          <w:lang w:val="de-DE"/>
+        </w:rPr>
+        <w:t>Zusammenfassung</w:t>
+      </w:r>
+    </w:p>
+    <w:p>
+      <w:pPr>
+        <w:spacing w:after="0" w:line="276" w:lineRule="auto"/>
+        <w:rPr>
+          <w:rFonts w:ascii="Times New Roman" w:hAnsi="Times New Roman" w:cs="Times New Roman"/>
+          <w:lang w:val="de-DE"/>
+        </w:rPr>
+      </w:pPr>
+      <w:r>
+        <w:rPr>
+          <w:rFonts w:ascii="Times New Roman" w:hAnsi="Times New Roman" w:cs="Times New Roman"/>
+          <w:lang w:val="de-DE"/>
+        </w:rPr>
+        <w:t>Die jüngere Forschung zum slowakisch-lutherischen Gesangbuch </w:t>
+      </w:r>
+      <w:proofErr w:type="spellStart"/>
+      <w:r>
+        <w:rPr>
+          <w:rFonts w:ascii="Times New Roman" w:hAnsi="Times New Roman" w:cs="Times New Roman"/>
+          <w:i/>
+          <w:iCs/>
+          <w:lang w:val="de-DE"/>
+        </w:rPr>
+        <w:t>Cithara</w:t>
+      </w:r>
+      <w:proofErr w:type="spellEnd"/>
+      <w:r>
+        <w:rPr>
+          <w:rFonts w:ascii="Times New Roman" w:hAnsi="Times New Roman" w:cs="Times New Roman"/>
+          <w:i/>
+          <w:iCs/>
+          <w:lang w:val="de-DE"/>
+        </w:rPr>
+        <w:t xml:space="preserve"> Sanctorum</w:t>
+      </w:r>
+      <w:r>
+        <w:rPr>
+          <w:rFonts w:ascii="Times New Roman" w:hAnsi="Times New Roman" w:cs="Times New Roman"/>
+          <w:lang w:val="de-DE"/>
+        </w:rPr>
+        <w:t> (1636) hat das Standardbild der „</w:t>
+      </w:r>
+      <w:proofErr w:type="spellStart"/>
+      <w:r>
+        <w:rPr>
+          <w:rFonts w:ascii="Times New Roman" w:hAnsi="Times New Roman" w:cs="Times New Roman"/>
+          <w:lang w:val="de-DE"/>
+        </w:rPr>
+        <w:t>Lutheranisierung</w:t>
+      </w:r>
+      <w:proofErr w:type="spellEnd"/>
+      <w:r>
+        <w:rPr>
+          <w:rFonts w:ascii="Times New Roman" w:hAnsi="Times New Roman" w:cs="Times New Roman"/>
+          <w:lang w:val="de-DE"/>
+        </w:rPr>
+        <w:t>”</w:t>
+      </w:r>
+      <w:r>
+        <w:rPr>
+          <w:rFonts w:ascii="Times New Roman" w:hAnsi="Times New Roman" w:cs="Times New Roman"/>
+          <w:lang w:val="de-DE"/>
+        </w:rPr>
+        <w:t xml:space="preserve"> — verstanden als die konfessionelle Schärfung, die Tranoscius bei der grenzüberschreitenden Übernahme tschechisch-reformatorischen Liedguts in den slowakisch-lutherischen Gebrauch vollzog — durch zwei wesentliche Differenzierungen verfeinert: durch die Quantifizierung des Quellenmaterials, das zu etwa der Hälfte utraquistischer Provenienz ist, und durch die Kartierung von Tranoscius</w:t>
+      </w:r>
+      <w:r>
+        <w:rPr>
+          <w:rFonts w:ascii="Times New Roman" w:hAnsi="Times New Roman" w:cs="Times New Roman"/>
+          <w:lang w:val="de-DE"/>
+        </w:rPr>
+        <w:t>’</w:t>
+      </w:r>
+      <w:r>
+        <w:rPr>
+          <w:rFonts w:ascii="Times New Roman" w:hAnsi="Times New Roman" w:cs="Times New Roman"/>
+          <w:lang w:val="de-DE"/>
+        </w:rPr>
+        <w:t xml:space="preserve"> differenzierter Bearbeitungsstrategie, die in konfessionell neutralen Rubriken zurückhaltend blieb und in den eucharistisch, mariologisch und ekklesiologisch gewichteten Bereichen entschieden eingriff. Der vorliegende Aufsatz fügt diesem Bild einen komplementären Befund auf kleinerem Maßstab hinzu. Das </w:t>
+      </w:r>
+      <w:proofErr w:type="spellStart"/>
+      <w:r>
+        <w:rPr>
+          <w:rFonts w:ascii="Times New Roman" w:hAnsi="Times New Roman" w:cs="Times New Roman"/>
+          <w:lang w:val="de-DE"/>
+        </w:rPr>
+        <w:t>Bratislavaer</w:t>
+      </w:r>
+      <w:proofErr w:type="spellEnd"/>
+      <w:r>
+        <w:rPr>
+          <w:rFonts w:ascii="Times New Roman" w:hAnsi="Times New Roman" w:cs="Times New Roman"/>
+          <w:lang w:val="de-DE"/>
+        </w:rPr>
+        <w:t xml:space="preserve"> Exemplar der </w:t>
+      </w:r>
+      <w:proofErr w:type="spellStart"/>
+      <w:r>
+        <w:rPr>
+          <w:rFonts w:ascii="Times New Roman" w:hAnsi="Times New Roman" w:cs="Times New Roman"/>
+          <w:lang w:val="de-DE"/>
+        </w:rPr>
+        <w:t>Lyzealbibliothek</w:t>
+      </w:r>
+      <w:proofErr w:type="spellEnd"/>
+      <w:r>
+        <w:rPr>
+          <w:rFonts w:ascii="Times New Roman" w:hAnsi="Times New Roman" w:cs="Times New Roman"/>
+          <w:lang w:val="de-DE"/>
+        </w:rPr>
+        <w:t xml:space="preserve"> der Slowakischen Akademie der Wissenschaften bewahrt die gedruckte Agenda </w:t>
+      </w:r>
+      <w:proofErr w:type="spellStart"/>
+      <w:r>
+        <w:rPr>
+          <w:rFonts w:ascii="Times New Roman" w:hAnsi="Times New Roman" w:cs="Times New Roman"/>
+          <w:lang w:val="de-DE"/>
+        </w:rPr>
+        <w:t>Česká</w:t>
+      </w:r>
+      <w:proofErr w:type="spellEnd"/>
+      <w:r>
+        <w:rPr>
+          <w:rFonts w:ascii="Times New Roman" w:hAnsi="Times New Roman" w:cs="Times New Roman"/>
+          <w:lang w:val="de-DE"/>
+        </w:rPr>
+        <w:t> 1581 zusammen mit der handschriftlichen </w:t>
+      </w:r>
+      <w:proofErr w:type="spellStart"/>
+      <w:r>
+        <w:rPr>
+          <w:rFonts w:ascii="Times New Roman" w:hAnsi="Times New Roman" w:cs="Times New Roman"/>
+          <w:lang w:val="de-DE"/>
+        </w:rPr>
+        <w:t>Bystrická</w:t>
+      </w:r>
+      <w:proofErr w:type="spellEnd"/>
+      <w:r>
+        <w:rPr>
+          <w:rFonts w:ascii="Times New Roman" w:hAnsi="Times New Roman" w:cs="Times New Roman"/>
+          <w:lang w:val="de-DE"/>
+        </w:rPr>
+        <w:t xml:space="preserve"> </w:t>
+      </w:r>
+      <w:proofErr w:type="spellStart"/>
+      <w:r>
+        <w:rPr>
+          <w:rFonts w:ascii="Times New Roman" w:hAnsi="Times New Roman" w:cs="Times New Roman"/>
+          <w:lang w:val="de-DE"/>
+        </w:rPr>
+        <w:t>agenda</w:t>
+      </w:r>
+      <w:proofErr w:type="spellEnd"/>
+      <w:r>
+        <w:rPr>
+          <w:rFonts w:ascii="Times New Roman" w:hAnsi="Times New Roman" w:cs="Times New Roman"/>
+          <w:lang w:val="de-DE"/>
+        </w:rPr>
+        <w:t> 1585 in einem einzigen Kodex, den die zeitgenössischen Benutzer beim Binden bewusst zusammengestellt haben. Peter Benkas kritische Edition von 2024 (</w:t>
+      </w:r>
+      <w:proofErr w:type="spellStart"/>
+      <w:r>
+        <w:rPr>
+          <w:rFonts w:ascii="Times New Roman" w:hAnsi="Times New Roman" w:cs="Times New Roman"/>
+          <w:lang w:val="de-DE"/>
+        </w:rPr>
+        <w:t>Monumenta</w:t>
+      </w:r>
+      <w:proofErr w:type="spellEnd"/>
+      <w:r>
+        <w:rPr>
+          <w:rFonts w:ascii="Times New Roman" w:hAnsi="Times New Roman" w:cs="Times New Roman"/>
+          <w:lang w:val="de-DE"/>
+        </w:rPr>
+        <w:t xml:space="preserve"> Linguae </w:t>
+      </w:r>
+      <w:proofErr w:type="spellStart"/>
+      <w:r>
+        <w:rPr>
+          <w:rFonts w:ascii="Times New Roman" w:hAnsi="Times New Roman" w:cs="Times New Roman"/>
+          <w:lang w:val="de-DE"/>
+        </w:rPr>
+        <w:t>Slovacae</w:t>
+      </w:r>
+      <w:proofErr w:type="spellEnd"/>
+      <w:r>
+        <w:rPr>
+          <w:rFonts w:ascii="Times New Roman" w:hAnsi="Times New Roman" w:cs="Times New Roman"/>
+          <w:lang w:val="de-DE"/>
+        </w:rPr>
+        <w:t xml:space="preserve"> X) hat beide Zeugen erstmals philologisch zugänglich gemacht. Im Vergleich gelesen weisen die beiden Zeugen eine konfessionelle Stratifikation innerhalb des lutherischen Horizonts selbst auf. Der gedruckte tschechische </w:t>
+      </w:r>
+      <w:proofErr w:type="spellStart"/>
+      <w:r>
+        <w:rPr>
+          <w:rFonts w:ascii="Times New Roman" w:hAnsi="Times New Roman" w:cs="Times New Roman"/>
+          <w:lang w:val="de-DE"/>
+        </w:rPr>
+        <w:t>Agendentext</w:t>
+      </w:r>
+      <w:proofErr w:type="spellEnd"/>
+      <w:r>
+        <w:rPr>
+          <w:rFonts w:ascii="Times New Roman" w:hAnsi="Times New Roman" w:cs="Times New Roman"/>
+          <w:lang w:val="de-DE"/>
+        </w:rPr>
+        <w:t xml:space="preserve"> arbeitet in einem mäßigen tschechisch-lutherischen Register: Er bezeichnet die eucharistischen Elemente als „</w:t>
+      </w:r>
+      <w:proofErr w:type="spellStart"/>
+      <w:r>
+        <w:rPr>
+          <w:rFonts w:ascii="Times New Roman" w:hAnsi="Times New Roman" w:cs="Times New Roman"/>
+          <w:lang w:val="de-DE"/>
+        </w:rPr>
+        <w:t>tělo</w:t>
+      </w:r>
+      <w:proofErr w:type="spellEnd"/>
+      <w:r>
+        <w:rPr>
+          <w:rFonts w:ascii="Times New Roman" w:hAnsi="Times New Roman" w:cs="Times New Roman"/>
+          <w:lang w:val="de-DE"/>
+        </w:rPr>
+        <w:t xml:space="preserve"> a </w:t>
+      </w:r>
+      <w:proofErr w:type="spellStart"/>
+      <w:r>
+        <w:rPr>
+          <w:rFonts w:ascii="Times New Roman" w:hAnsi="Times New Roman" w:cs="Times New Roman"/>
+          <w:lang w:val="de-DE"/>
+        </w:rPr>
+        <w:t>krev</w:t>
+      </w:r>
+      <w:proofErr w:type="spellEnd"/>
+      <w:r>
+        <w:rPr>
+          <w:rFonts w:ascii="Times New Roman" w:hAnsi="Times New Roman" w:cs="Times New Roman"/>
+          <w:lang w:val="de-DE"/>
+        </w:rPr>
+        <w:t>”</w:t>
+      </w:r>
+      <w:r>
+        <w:rPr>
+          <w:rFonts w:ascii="Times New Roman" w:hAnsi="Times New Roman" w:cs="Times New Roman"/>
+          <w:lang w:val="de-DE"/>
+        </w:rPr>
+        <w:t xml:space="preserve"> ohne die qualifizierenden Adjektive „</w:t>
+      </w:r>
+      <w:proofErr w:type="spellStart"/>
+      <w:r>
+        <w:rPr>
+          <w:rFonts w:ascii="Times New Roman" w:hAnsi="Times New Roman" w:cs="Times New Roman"/>
+          <w:lang w:val="de-DE"/>
+        </w:rPr>
+        <w:t>pravý</w:t>
+      </w:r>
+      <w:proofErr w:type="spellEnd"/>
+      <w:r>
+        <w:rPr>
+          <w:rFonts w:ascii="Times New Roman" w:hAnsi="Times New Roman" w:cs="Times New Roman"/>
+          <w:lang w:val="de-DE"/>
+        </w:rPr>
+        <w:t>”</w:t>
+      </w:r>
+      <w:r>
+        <w:rPr>
+          <w:rFonts w:ascii="Times New Roman" w:hAnsi="Times New Roman" w:cs="Times New Roman"/>
+          <w:lang w:val="de-DE"/>
+        </w:rPr>
+        <w:t xml:space="preserve"> und „</w:t>
+      </w:r>
+      <w:proofErr w:type="spellStart"/>
+      <w:r>
+        <w:rPr>
+          <w:rFonts w:ascii="Times New Roman" w:hAnsi="Times New Roman" w:cs="Times New Roman"/>
+          <w:lang w:val="de-DE"/>
+        </w:rPr>
+        <w:t>substanciálny</w:t>
+      </w:r>
+      <w:proofErr w:type="spellEnd"/>
+      <w:r>
+        <w:rPr>
+          <w:rFonts w:ascii="Times New Roman" w:hAnsi="Times New Roman" w:cs="Times New Roman"/>
+          <w:lang w:val="de-DE"/>
+        </w:rPr>
+        <w:t>”</w:t>
+      </w:r>
+      <w:r>
+        <w:rPr>
+          <w:rFonts w:ascii="Times New Roman" w:hAnsi="Times New Roman" w:cs="Times New Roman"/>
+          <w:lang w:val="de-DE"/>
+        </w:rPr>
+        <w:t>, die den polemisch zugespitzten lutherischen Diskurs in der Folge der Konkordienformel (1577) kennzeichneten, und gründet das würdige Empfangen im Glauben an die Einsetzungsworte. Das vier Jahre später entstandene slowakische handschriftliche Supplement schärft dieselbe Theologie durch die explizite Aufnahme der lutherischen </w:t>
+      </w:r>
+      <w:proofErr w:type="spellStart"/>
+      <w:r>
+        <w:rPr>
+          <w:rFonts w:ascii="Times New Roman" w:hAnsi="Times New Roman" w:cs="Times New Roman"/>
+          <w:lang w:val="de-DE"/>
+        </w:rPr>
+        <w:t>manducatio</w:t>
+      </w:r>
+      <w:proofErr w:type="spellEnd"/>
+      <w:r>
+        <w:rPr>
+          <w:rFonts w:ascii="Times New Roman" w:hAnsi="Times New Roman" w:cs="Times New Roman"/>
+          <w:lang w:val="de-DE"/>
+        </w:rPr>
+        <w:t xml:space="preserve"> </w:t>
+      </w:r>
+      <w:proofErr w:type="spellStart"/>
+      <w:r>
+        <w:rPr>
+          <w:rFonts w:ascii="Times New Roman" w:hAnsi="Times New Roman" w:cs="Times New Roman"/>
+          <w:lang w:val="de-DE"/>
+        </w:rPr>
+        <w:t>impiorum</w:t>
+      </w:r>
+      <w:proofErr w:type="spellEnd"/>
+      <w:r>
+        <w:rPr>
+          <w:rFonts w:ascii="Times New Roman" w:hAnsi="Times New Roman" w:cs="Times New Roman"/>
+          <w:lang w:val="de-DE"/>
+        </w:rPr>
+        <w:t xml:space="preserve">: Die Unwürdigen empfangen Leib und Blut Christi „ne k </w:t>
+      </w:r>
+      <w:proofErr w:type="spellStart"/>
+      <w:r>
+        <w:rPr>
+          <w:rFonts w:ascii="Times New Roman" w:hAnsi="Times New Roman" w:cs="Times New Roman"/>
+          <w:lang w:val="de-DE"/>
+        </w:rPr>
+        <w:t>spasenij</w:t>
+      </w:r>
+      <w:proofErr w:type="spellEnd"/>
+      <w:r>
+        <w:rPr>
+          <w:rFonts w:ascii="Times New Roman" w:hAnsi="Times New Roman" w:cs="Times New Roman"/>
+          <w:lang w:val="de-DE"/>
+        </w:rPr>
+        <w:t xml:space="preserve">, </w:t>
+      </w:r>
+      <w:proofErr w:type="spellStart"/>
+      <w:r>
+        <w:rPr>
+          <w:rFonts w:ascii="Times New Roman" w:hAnsi="Times New Roman" w:cs="Times New Roman"/>
+          <w:lang w:val="de-DE"/>
+        </w:rPr>
+        <w:t>ale</w:t>
+      </w:r>
+      <w:proofErr w:type="spellEnd"/>
+      <w:r>
+        <w:rPr>
+          <w:rFonts w:ascii="Times New Roman" w:hAnsi="Times New Roman" w:cs="Times New Roman"/>
+          <w:lang w:val="de-DE"/>
+        </w:rPr>
+        <w:t xml:space="preserve"> k </w:t>
+      </w:r>
+      <w:proofErr w:type="spellStart"/>
+      <w:r>
+        <w:rPr>
+          <w:rFonts w:ascii="Times New Roman" w:hAnsi="Times New Roman" w:cs="Times New Roman"/>
+          <w:lang w:val="de-DE"/>
+        </w:rPr>
+        <w:t>zatraczenij</w:t>
+      </w:r>
+      <w:proofErr w:type="spellEnd"/>
+      <w:r>
+        <w:rPr>
+          <w:rFonts w:ascii="Times New Roman" w:hAnsi="Times New Roman" w:cs="Times New Roman"/>
+          <w:lang w:val="de-DE"/>
+        </w:rPr>
+        <w:t xml:space="preserve"> </w:t>
+      </w:r>
+      <w:proofErr w:type="spellStart"/>
+      <w:r>
+        <w:rPr>
+          <w:rFonts w:ascii="Times New Roman" w:hAnsi="Times New Roman" w:cs="Times New Roman"/>
+          <w:lang w:val="de-DE"/>
+        </w:rPr>
+        <w:t>wěčnemu</w:t>
+      </w:r>
+      <w:proofErr w:type="spellEnd"/>
+      <w:r>
+        <w:rPr>
+          <w:rFonts w:ascii="Times New Roman" w:hAnsi="Times New Roman" w:cs="Times New Roman"/>
+          <w:lang w:val="de-DE"/>
+        </w:rPr>
+        <w:t>”</w:t>
+      </w:r>
+      <w:r>
+        <w:rPr>
+          <w:rFonts w:ascii="Times New Roman" w:hAnsi="Times New Roman" w:cs="Times New Roman"/>
+          <w:lang w:val="de-DE"/>
+        </w:rPr>
+        <w:t xml:space="preserve">. Die Verschärfung vollzieht sich nicht an der konfessionsübergreifenden Grenze, sondern innerhalb des lutherischen Horizonts selbst — vom mäßigen tschechischen Druckregister mit utraquistischem liturgischem Residuum hin zu einem schärferen oberungarisch-lutherischen Handschriftenregister. Für die </w:t>
+      </w:r>
+      <w:proofErr w:type="spellStart"/>
+      <w:r>
+        <w:rPr>
+          <w:rFonts w:ascii="Times New Roman" w:hAnsi="Times New Roman" w:cs="Times New Roman"/>
+          <w:lang w:val="de-DE"/>
+        </w:rPr>
+        <w:t>Lutheranisierungsthese</w:t>
+      </w:r>
+      <w:proofErr w:type="spellEnd"/>
+      <w:r>
+        <w:rPr>
+          <w:rFonts w:ascii="Times New Roman" w:hAnsi="Times New Roman" w:cs="Times New Roman"/>
+          <w:lang w:val="de-DE"/>
+        </w:rPr>
+        <w:t xml:space="preserve"> ergibt sich daraus, dass konfessionelle Schärfung ein Phänomen der Registerverschiebung ist, das auf der Ebene eines einzelnen physischen Kodex beobachtbar wird, und nicht ausschließlich ein Phänomen konfessionsübergreifender Übertragung.</w:t>
+      </w:r>
+    </w:p>
+    <w:p>
+      <w:pPr>
+        <w:spacing w:after="0" w:line="276" w:lineRule="auto"/>
+        <w:rPr>
+          <w:rFonts w:ascii="Times New Roman" w:hAnsi="Times New Roman" w:cs="Times New Roman"/>
+          <w:b/>
+          <w:bCs/>
+          <w:lang w:val="de-DE"/>
+        </w:rPr>
+      </w:pPr>
+    </w:p>
+    <w:p>
+      <w:pPr>
+        <w:spacing w:after="0" w:line="276" w:lineRule="auto"/>
+        <w:rPr>
+          <w:rFonts w:ascii="Times New Roman" w:hAnsi="Times New Roman" w:cs="Times New Roman"/>
+          <w:lang w:val="de-DE"/>
+        </w:rPr>
+      </w:pPr>
+      <w:r>
+        <w:rPr>
+          <w:rFonts w:ascii="Times New Roman" w:hAnsi="Times New Roman" w:cs="Times New Roman"/>
+          <w:b/>
+          <w:bCs/>
+          <w:lang w:val="de-DE"/>
+        </w:rPr>
+        <w:t>Schlüsselwörter:</w:t>
+      </w:r>
+      <w:r>
+        <w:rPr>
+          <w:rFonts w:ascii="Times New Roman" w:hAnsi="Times New Roman" w:cs="Times New Roman"/>
+          <w:lang w:val="de-DE"/>
+        </w:rPr>
+        <w:t> </w:t>
+      </w:r>
+      <w:proofErr w:type="spellStart"/>
+      <w:r>
+        <w:rPr>
+          <w:rFonts w:ascii="Times New Roman" w:hAnsi="Times New Roman" w:cs="Times New Roman"/>
+          <w:i/>
+          <w:iCs/>
+          <w:lang w:val="de-DE"/>
+        </w:rPr>
+        <w:t>Cithara</w:t>
+      </w:r>
+      <w:proofErr w:type="spellEnd"/>
+      <w:r>
+        <w:rPr>
+          <w:rFonts w:ascii="Times New Roman" w:hAnsi="Times New Roman" w:cs="Times New Roman"/>
+          <w:i/>
+          <w:iCs/>
+          <w:lang w:val="de-DE"/>
+        </w:rPr>
+        <w:t xml:space="preserve"> Sanctorum</w:t>
+      </w:r>
+      <w:r>
+        <w:rPr>
+          <w:rFonts w:ascii="Times New Roman" w:hAnsi="Times New Roman" w:cs="Times New Roman"/>
+          <w:lang w:val="de-DE"/>
+        </w:rPr>
+        <w:t>, Tranoscius, </w:t>
+      </w:r>
+      <w:r>
+        <w:rPr>
+          <w:rFonts w:ascii="Times New Roman" w:hAnsi="Times New Roman" w:cs="Times New Roman"/>
+          <w:i/>
+          <w:iCs/>
+          <w:lang w:val="de-DE"/>
+        </w:rPr>
+        <w:t xml:space="preserve">Agenda </w:t>
+      </w:r>
+      <w:proofErr w:type="spellStart"/>
+      <w:r>
+        <w:rPr>
+          <w:rFonts w:ascii="Times New Roman" w:hAnsi="Times New Roman" w:cs="Times New Roman"/>
+          <w:i/>
+          <w:iCs/>
+          <w:lang w:val="de-DE"/>
+        </w:rPr>
+        <w:t>Česká</w:t>
+      </w:r>
+      <w:proofErr w:type="spellEnd"/>
+      <w:r>
+        <w:rPr>
+          <w:rFonts w:ascii="Times New Roman" w:hAnsi="Times New Roman" w:cs="Times New Roman"/>
+          <w:lang w:val="de-DE"/>
+        </w:rPr>
+        <w:t xml:space="preserve">, </w:t>
+      </w:r>
+      <w:proofErr w:type="spellStart"/>
+      <w:r>
+        <w:rPr>
+          <w:rFonts w:ascii="Times New Roman" w:hAnsi="Times New Roman" w:cs="Times New Roman"/>
+          <w:i/>
+          <w:iCs/>
+          <w:lang w:val="de-DE"/>
+        </w:rPr>
+        <w:t>Bystrická</w:t>
+      </w:r>
+      <w:proofErr w:type="spellEnd"/>
+      <w:r>
+        <w:rPr>
+          <w:rFonts w:ascii="Times New Roman" w:hAnsi="Times New Roman" w:cs="Times New Roman"/>
+          <w:i/>
+          <w:iCs/>
+          <w:lang w:val="de-DE"/>
+        </w:rPr>
+        <w:t xml:space="preserve"> </w:t>
+      </w:r>
+      <w:proofErr w:type="spellStart"/>
+      <w:r>
+        <w:rPr>
+          <w:rFonts w:ascii="Times New Roman" w:hAnsi="Times New Roman" w:cs="Times New Roman"/>
+          <w:i/>
+          <w:iCs/>
+          <w:lang w:val="de-DE"/>
+        </w:rPr>
+        <w:t>agenda</w:t>
+      </w:r>
+      <w:proofErr w:type="spellEnd"/>
+      <w:r>
+        <w:rPr>
+          <w:rFonts w:ascii="Times New Roman" w:hAnsi="Times New Roman" w:cs="Times New Roman"/>
+          <w:lang w:val="de-DE"/>
+        </w:rPr>
+        <w:t xml:space="preserve">, Banská </w:t>
+      </w:r>
+      <w:proofErr w:type="spellStart"/>
+      <w:r>
+        <w:rPr>
+          <w:rFonts w:ascii="Times New Roman" w:hAnsi="Times New Roman" w:cs="Times New Roman"/>
+          <w:lang w:val="de-DE"/>
+        </w:rPr>
+        <w:t>Bystrica</w:t>
+      </w:r>
+      <w:proofErr w:type="spellEnd"/>
+      <w:r>
+        <w:rPr>
+          <w:rFonts w:ascii="Times New Roman" w:hAnsi="Times New Roman" w:cs="Times New Roman"/>
+          <w:lang w:val="de-DE"/>
+        </w:rPr>
+        <w:t>, </w:t>
+      </w:r>
+      <w:proofErr w:type="spellStart"/>
+      <w:r>
+        <w:rPr>
+          <w:rFonts w:ascii="Times New Roman" w:hAnsi="Times New Roman" w:cs="Times New Roman"/>
+          <w:i/>
+          <w:iCs/>
+          <w:lang w:val="de-DE"/>
+        </w:rPr>
+        <w:t>manducatio</w:t>
+      </w:r>
+      <w:proofErr w:type="spellEnd"/>
+      <w:r>
+        <w:rPr>
+          <w:rFonts w:ascii="Times New Roman" w:hAnsi="Times New Roman" w:cs="Times New Roman"/>
+          <w:i/>
+          <w:iCs/>
+          <w:lang w:val="de-DE"/>
+        </w:rPr>
+        <w:t xml:space="preserve"> </w:t>
+      </w:r>
+      <w:proofErr w:type="spellStart"/>
+      <w:r>
+        <w:rPr>
+          <w:rFonts w:ascii="Times New Roman" w:hAnsi="Times New Roman" w:cs="Times New Roman"/>
+          <w:i/>
+          <w:iCs/>
+          <w:lang w:val="de-DE"/>
+        </w:rPr>
+        <w:t>impiorum</w:t>
+      </w:r>
+      <w:proofErr w:type="spellEnd"/>
+      <w:r>
+        <w:rPr>
+          <w:rFonts w:ascii="Times New Roman" w:hAnsi="Times New Roman" w:cs="Times New Roman"/>
+          <w:lang w:val="de-DE"/>
+        </w:rPr>
+        <w:t>, </w:t>
+      </w:r>
+      <w:proofErr w:type="spellStart"/>
+      <w:r>
+        <w:rPr>
+          <w:rFonts w:ascii="Times New Roman" w:hAnsi="Times New Roman" w:cs="Times New Roman"/>
+          <w:i/>
+          <w:iCs/>
+          <w:lang w:val="de-DE"/>
+        </w:rPr>
+        <w:t>lex</w:t>
+      </w:r>
+      <w:proofErr w:type="spellEnd"/>
+      <w:r>
+        <w:rPr>
+          <w:rFonts w:ascii="Times New Roman" w:hAnsi="Times New Roman" w:cs="Times New Roman"/>
+          <w:i/>
+          <w:iCs/>
+          <w:lang w:val="de-DE"/>
+        </w:rPr>
+        <w:t xml:space="preserve"> </w:t>
+      </w:r>
+      <w:proofErr w:type="spellStart"/>
+      <w:r>
+        <w:rPr>
+          <w:rFonts w:ascii="Times New Roman" w:hAnsi="Times New Roman" w:cs="Times New Roman"/>
+          <w:i/>
+          <w:iCs/>
+          <w:lang w:val="de-DE"/>
+        </w:rPr>
+        <w:t>orandi</w:t>
+      </w:r>
+      <w:proofErr w:type="spellEnd"/>
+      <w:r>
+        <w:rPr>
+          <w:rFonts w:ascii="Times New Roman" w:hAnsi="Times New Roman" w:cs="Times New Roman"/>
+          <w:i/>
+          <w:iCs/>
+          <w:lang w:val="de-DE"/>
+        </w:rPr>
+        <w:t xml:space="preserve"> </w:t>
+      </w:r>
+      <w:proofErr w:type="spellStart"/>
+      <w:r>
+        <w:rPr>
+          <w:rFonts w:ascii="Times New Roman" w:hAnsi="Times New Roman" w:cs="Times New Roman"/>
+          <w:i/>
+          <w:iCs/>
+          <w:lang w:val="de-DE"/>
+        </w:rPr>
+        <w:t>lex</w:t>
+      </w:r>
+      <w:proofErr w:type="spellEnd"/>
+      <w:r>
+        <w:rPr>
+          <w:rFonts w:ascii="Times New Roman" w:hAnsi="Times New Roman" w:cs="Times New Roman"/>
+          <w:i/>
+          <w:iCs/>
+          <w:lang w:val="de-DE"/>
+        </w:rPr>
+        <w:t xml:space="preserve"> </w:t>
+      </w:r>
+      <w:proofErr w:type="spellStart"/>
+      <w:r>
+        <w:rPr>
+          <w:rFonts w:ascii="Times New Roman" w:hAnsi="Times New Roman" w:cs="Times New Roman"/>
+          <w:i/>
+          <w:iCs/>
+          <w:lang w:val="de-DE"/>
+        </w:rPr>
+        <w:t>credendi</w:t>
+      </w:r>
+      <w:proofErr w:type="spellEnd"/>
+      <w:r>
+        <w:rPr>
+          <w:rFonts w:ascii="Times New Roman" w:hAnsi="Times New Roman" w:cs="Times New Roman"/>
+          <w:lang w:val="de-DE"/>
+        </w:rPr>
+        <w:t>, Reformationshymnologie, intra-</w:t>
+      </w:r>
+      <w:proofErr w:type="spellStart"/>
+      <w:r>
+        <w:rPr>
+          <w:rFonts w:ascii="Times New Roman" w:hAnsi="Times New Roman" w:cs="Times New Roman"/>
+          <w:lang w:val="de-DE"/>
+        </w:rPr>
+        <w:t>codiziale</w:t>
+      </w:r>
+      <w:proofErr w:type="spellEnd"/>
+      <w:r>
+        <w:rPr>
+          <w:rFonts w:ascii="Times New Roman" w:hAnsi="Times New Roman" w:cs="Times New Roman"/>
+          <w:lang w:val="de-DE"/>
+        </w:rPr>
+        <w:t xml:space="preserve"> Stratifikation, Konfessionalisierung.</w:t>
+      </w:r>
+    </w:p>
+    <w:p>
+      <w:pPr>
+        <w:spacing w:after="0" w:line="276" w:lineRule="auto"/>
+        <w:rPr>
+          <w:rFonts w:ascii="Times New Roman" w:hAnsi="Times New Roman" w:cs="Times New Roman"/>
+          <w:lang w:val="de-DE"/>
+        </w:rPr>
+      </w:pPr>
+    </w:p>
+    <w:p>
+      <w:pPr>
+        <w:spacing w:after="0" w:line="276" w:lineRule="auto"/>
+        <w:rPr>
+          <w:rFonts w:ascii="Times New Roman" w:hAnsi="Times New Roman" w:cs="Times New Roman"/>
+          <w:lang w:val="de-DE"/>
+        </w:rPr>
+      </w:pPr>
+    </w:p>
+    <w:p>
+      <w:pPr>
+        <w:spacing w:after="0" w:line="276" w:lineRule="auto"/>
+        <w:rPr>
+          <w:rFonts w:ascii="Times New Roman" w:hAnsi="Times New Roman" w:cs="Times New Roman"/>
+          <w:b/>
+          <w:bCs/>
+        </w:rPr>
+      </w:pPr>
+      <w:r>
+        <w:rPr>
+          <w:rFonts w:ascii="Times New Roman" w:hAnsi="Times New Roman" w:cs="Times New Roman"/>
+          <w:b/>
+          <w:bCs/>
+        </w:rPr>
+        <w:t>Introduction</w:t>
+      </w:r>
+    </w:p>
+    <w:p>
+      <w:pPr>
+        <w:spacing w:after="0" w:line="276" w:lineRule="auto"/>
+        <w:rPr>
+          <w:rFonts w:ascii="Times New Roman" w:hAnsi="Times New Roman" w:cs="Times New Roman"/>
+        </w:rPr>
+      </w:pPr>
+      <w:r>
+        <w:rPr>
+          <w:rFonts w:ascii="Times New Roman" w:hAnsi="Times New Roman" w:cs="Times New Roman"/>
         </w:rPr>
         <w:t xml:space="preserve">The standard account of Juraj </w:t>
       </w:r>
@@ -780,7 +2634,19 @@
         <w:rPr>
           <w:rFonts w:ascii="Times New Roman" w:hAnsi="Times New Roman" w:cs="Times New Roman"/>
         </w:rPr>
-        <w:t>Tranovský's</w:t>
+        <w:t>Tranovský</w:t>
+      </w:r>
+      <w:r>
+        <w:rPr>
+          <w:rFonts w:ascii="Times New Roman" w:hAnsi="Times New Roman" w:cs="Times New Roman"/>
+        </w:rPr>
+        <w:t>’</w:t>
+      </w:r>
+      <w:r>
+        <w:rPr>
+          <w:rFonts w:ascii="Times New Roman" w:hAnsi="Times New Roman" w:cs="Times New Roman"/>
+        </w:rPr>
+        <w:t>s</w:t>
       </w:r>
       <w:proofErr w:type="spellEnd"/>
       <w:r>
@@ -815,7 +2681,31 @@
         <w:rPr>
           <w:rFonts w:ascii="Times New Roman" w:hAnsi="Times New Roman" w:cs="Times New Roman"/>
         </w:rPr>
-        <w:t xml:space="preserve">, 1636) — the foundational Slovak Lutheran hymnal of the early modern period and the principal vehicle through which Czech-Reformation hymnody entered Slovak Lutheran worship for the next three centuries — treats it as the receptor of a confessional sharpening that </w:t>
+        <w:t>, 1636)</w:t>
+      </w:r>
+      <w:r>
+        <w:rPr>
+          <w:rFonts w:ascii="Times New Roman" w:hAnsi="Times New Roman" w:cs="Times New Roman"/>
+        </w:rPr>
+        <w:t>,</w:t>
+      </w:r>
+      <w:r>
+        <w:rPr>
+          <w:rFonts w:ascii="Times New Roman" w:hAnsi="Times New Roman" w:cs="Times New Roman"/>
+        </w:rPr>
+        <w:t xml:space="preserve"> the foundational Slovak Lutheran hymnal of the early modern period and the principal vehicle through which Czech-Reformation hymnody entered Slovak Lutheran worship for the next three centuries</w:t>
+      </w:r>
+      <w:r>
+        <w:rPr>
+          <w:rFonts w:ascii="Times New Roman" w:hAnsi="Times New Roman" w:cs="Times New Roman"/>
+        </w:rPr>
+        <w:t>,</w:t>
+      </w:r>
+      <w:r>
+        <w:rPr>
+          <w:rFonts w:ascii="Times New Roman" w:hAnsi="Times New Roman" w:cs="Times New Roman"/>
+        </w:rPr>
+        <w:t xml:space="preserve"> treats it as the receptor of a confessional sharpening that </w:t>
       </w:r>
       <w:proofErr w:type="spellStart"/>
       <w:r>
@@ -923,7 +2813,19 @@
         <w:rPr>
           <w:rFonts w:ascii="Times New Roman" w:hAnsi="Times New Roman" w:cs="Times New Roman"/>
         </w:rPr>
-        <w:t>Tranovský's</w:t>
+        <w:t>Tranovský</w:t>
+      </w:r>
+      <w:r>
+        <w:rPr>
+          <w:rFonts w:ascii="Times New Roman" w:hAnsi="Times New Roman" w:cs="Times New Roman"/>
+        </w:rPr>
+        <w:t>’</w:t>
+      </w:r>
+      <w:r>
+        <w:rPr>
+          <w:rFonts w:ascii="Times New Roman" w:hAnsi="Times New Roman" w:cs="Times New Roman"/>
+        </w:rPr>
+        <w:t>s</w:t>
       </w:r>
       <w:proofErr w:type="spellEnd"/>
       <w:r>
@@ -986,14 +2888,7 @@
         <w:rPr>
           <w:rFonts w:ascii="Times New Roman" w:hAnsi="Times New Roman" w:cs="Times New Roman"/>
         </w:rPr>
-        <w:t xml:space="preserve"> in origin, a far larger proportion than the </w:t>
-      </w:r>
-      <w:r>
-        <w:rPr>
-          <w:rFonts w:ascii="Times New Roman" w:hAnsi="Times New Roman" w:cs="Times New Roman"/>
-        </w:rPr>
-        <w:lastRenderedPageBreak/>
-        <w:t xml:space="preserve">older hymnological tradition — which tended to assume Brethren primacy — had </w:t>
+        <w:t xml:space="preserve"> in origin, a far larger proportion than the older hymnological tradition — which tended to assume Brethren primacy — had </w:t>
       </w:r>
       <w:proofErr w:type="spellStart"/>
       <w:r>
@@ -1031,7 +2926,19 @@
         <w:rPr>
           <w:rFonts w:ascii="Times New Roman" w:hAnsi="Times New Roman" w:cs="Times New Roman"/>
         </w:rPr>
-        <w:t>Tranovský's</w:t>
+        <w:t>Tranovský</w:t>
+      </w:r>
+      <w:r>
+        <w:rPr>
+          <w:rFonts w:ascii="Times New Roman" w:hAnsi="Times New Roman" w:cs="Times New Roman"/>
+        </w:rPr>
+        <w:t>’</w:t>
+      </w:r>
+      <w:r>
+        <w:rPr>
+          <w:rFonts w:ascii="Times New Roman" w:hAnsi="Times New Roman" w:cs="Times New Roman"/>
+        </w:rPr>
+        <w:t>s</w:t>
       </w:r>
       <w:proofErr w:type="spellEnd"/>
       <w:r>
@@ -1055,7 +2962,19 @@
         <w:rPr>
           <w:rFonts w:ascii="Times New Roman" w:hAnsi="Times New Roman" w:cs="Times New Roman"/>
         </w:rPr>
-        <w:t> Peter Benka's critical edition (2024) of the </w:t>
+        <w:t> Peter Benka</w:t>
+      </w:r>
+      <w:r>
+        <w:rPr>
+          <w:rFonts w:ascii="Times New Roman" w:hAnsi="Times New Roman" w:cs="Times New Roman"/>
+        </w:rPr>
+        <w:t>’</w:t>
+      </w:r>
+      <w:r>
+        <w:rPr>
+          <w:rFonts w:ascii="Times New Roman" w:hAnsi="Times New Roman" w:cs="Times New Roman"/>
+        </w:rPr>
+        <w:t>s critical edition (2024) of the </w:t>
       </w:r>
       <w:r>
         <w:rPr>
@@ -1162,14 +3081,38 @@
         <w:rPr>
           <w:rFonts w:ascii="Times New Roman" w:hAnsi="Times New Roman" w:cs="Times New Roman"/>
         </w:rPr>
-        <w:t xml:space="preserve">These three contributions — Vajda's foundational survey, </w:t>
-      </w:r>
-      <w:proofErr w:type="spellStart"/>
-      <w:r>
-        <w:rPr>
-          <w:rFonts w:ascii="Times New Roman" w:hAnsi="Times New Roman" w:cs="Times New Roman"/>
-        </w:rPr>
-        <w:t>Grešová-Sekelská's</w:t>
+        <w:t>These three contributions — Vajda</w:t>
+      </w:r>
+      <w:r>
+        <w:rPr>
+          <w:rFonts w:ascii="Times New Roman" w:hAnsi="Times New Roman" w:cs="Times New Roman"/>
+        </w:rPr>
+        <w:t>’</w:t>
+      </w:r>
+      <w:r>
+        <w:rPr>
+          <w:rFonts w:ascii="Times New Roman" w:hAnsi="Times New Roman" w:cs="Times New Roman"/>
+        </w:rPr>
+        <w:t xml:space="preserve">s foundational survey, </w:t>
+      </w:r>
+      <w:proofErr w:type="spellStart"/>
+      <w:r>
+        <w:rPr>
+          <w:rFonts w:ascii="Times New Roman" w:hAnsi="Times New Roman" w:cs="Times New Roman"/>
+        </w:rPr>
+        <w:t>Grešová-Sekelská</w:t>
+      </w:r>
+      <w:r>
+        <w:rPr>
+          <w:rFonts w:ascii="Times New Roman" w:hAnsi="Times New Roman" w:cs="Times New Roman"/>
+        </w:rPr>
+        <w:t>’</w:t>
+      </w:r>
+      <w:r>
+        <w:rPr>
+          <w:rFonts w:ascii="Times New Roman" w:hAnsi="Times New Roman" w:cs="Times New Roman"/>
+        </w:rPr>
+        <w:t>s</w:t>
       </w:r>
       <w:proofErr w:type="spellEnd"/>
       <w:r>
@@ -1183,14 +3126,38 @@
         <w:rPr>
           <w:rFonts w:ascii="Times New Roman" w:hAnsi="Times New Roman" w:cs="Times New Roman"/>
         </w:rPr>
-        <w:t>Tranovský's</w:t>
-      </w:r>
-      <w:proofErr w:type="spellEnd"/>
-      <w:r>
-        <w:rPr>
-          <w:rFonts w:ascii="Times New Roman" w:hAnsi="Times New Roman" w:cs="Times New Roman"/>
-        </w:rPr>
-        <w:t xml:space="preserve"> editorial differential, and Benka's critical edition of the immediate liturgical context — have each kept the focus on cross-confessional transfer. The interesting confessional movement, on this account, occurs </w:t>
+        <w:t>Tranovský</w:t>
+      </w:r>
+      <w:r>
+        <w:rPr>
+          <w:rFonts w:ascii="Times New Roman" w:hAnsi="Times New Roman" w:cs="Times New Roman"/>
+        </w:rPr>
+        <w:t>’</w:t>
+      </w:r>
+      <w:r>
+        <w:rPr>
+          <w:rFonts w:ascii="Times New Roman" w:hAnsi="Times New Roman" w:cs="Times New Roman"/>
+        </w:rPr>
+        <w:t>s</w:t>
+      </w:r>
+      <w:proofErr w:type="spellEnd"/>
+      <w:r>
+        <w:rPr>
+          <w:rFonts w:ascii="Times New Roman" w:hAnsi="Times New Roman" w:cs="Times New Roman"/>
+        </w:rPr>
+        <w:t xml:space="preserve"> editorial differential, and Benka</w:t>
+      </w:r>
+      <w:r>
+        <w:rPr>
+          <w:rFonts w:ascii="Times New Roman" w:hAnsi="Times New Roman" w:cs="Times New Roman"/>
+        </w:rPr>
+        <w:t>’</w:t>
+      </w:r>
+      <w:r>
+        <w:rPr>
+          <w:rFonts w:ascii="Times New Roman" w:hAnsi="Times New Roman" w:cs="Times New Roman"/>
+        </w:rPr>
+        <w:t xml:space="preserve">s critical edition of the immediate liturgical context — have each kept the focus on cross-confessional transfer. The interesting confessional movement, on this account, occurs </w:t>
       </w:r>
       <w:proofErr w:type="gramStart"/>
       <w:r>
@@ -1346,7 +3313,26 @@
         <w:rPr>
           <w:rFonts w:ascii="Times New Roman" w:hAnsi="Times New Roman" w:cs="Times New Roman"/>
         </w:rPr>
-        <w:t> of 1585, in a single physical codex. Benka's critical edition is the first scholarly work to have published both witnesses together, with full apparatus, in their codicological co-presence as the early users had bound them. Read against each other — and not, as is more usual, in isolation — the two witnesses exhibit a confessional stratification </w:t>
+        <w:t> of 1585, in a single physical codex. Benka</w:t>
+      </w:r>
+      <w:r>
+        <w:rPr>
+          <w:rFonts w:ascii="Times New Roman" w:hAnsi="Times New Roman" w:cs="Times New Roman"/>
+        </w:rPr>
+        <w:t>’</w:t>
+      </w:r>
+      <w:r>
+        <w:rPr>
+          <w:rFonts w:ascii="Times New Roman" w:hAnsi="Times New Roman" w:cs="Times New Roman"/>
+        </w:rPr>
+        <w:t xml:space="preserve">s critical edition is the first scholarly work to have published both witnesses together, with full apparatus, in their codicological co-presence as the early users had bound them. </w:t>
+      </w:r>
+      <w:r>
+        <w:rPr>
+          <w:rFonts w:ascii="Times New Roman" w:hAnsi="Times New Roman" w:cs="Times New Roman"/>
+        </w:rPr>
+        <w:lastRenderedPageBreak/>
+        <w:t>Read against each other — and not, as is more usual, in isolation — the two witnesses exhibit a confessional stratification </w:t>
       </w:r>
       <w:r>
         <w:rPr>
@@ -1384,7 +3370,13 @@
         <w:rPr>
           <w:rFonts w:ascii="Times New Roman" w:hAnsi="Times New Roman" w:cs="Times New Roman"/>
         </w:rPr>
-        <w:t> 1581 operates in a moderate Czech-Lutheran register: it uses identificatory language for the Eucharistic elements ("</w:t>
+        <w:t> 1581 operates in a moderate Czech-Lutheran register: it uses identificatory language for the Eucharistic elements (</w:t>
+      </w:r>
+      <w:r>
+        <w:rPr>
+          <w:rFonts w:ascii="Times New Roman" w:hAnsi="Times New Roman" w:cs="Times New Roman"/>
+        </w:rPr>
+        <w:t>“</w:t>
       </w:r>
       <w:proofErr w:type="spellStart"/>
       <w:r>
@@ -1412,7 +3404,19 @@
         <w:rPr>
           <w:rFonts w:ascii="Times New Roman" w:hAnsi="Times New Roman" w:cs="Times New Roman"/>
         </w:rPr>
-        <w:t>") but without the qualifying adjectives ("</w:t>
+        <w:t>”</w:t>
+      </w:r>
+      <w:r>
+        <w:rPr>
+          <w:rFonts w:ascii="Times New Roman" w:hAnsi="Times New Roman" w:cs="Times New Roman"/>
+        </w:rPr>
+        <w:t>) but without the qualifying adjectives (</w:t>
+      </w:r>
+      <w:r>
+        <w:rPr>
+          <w:rFonts w:ascii="Times New Roman" w:hAnsi="Times New Roman" w:cs="Times New Roman"/>
+        </w:rPr>
+        <w:t>“</w:t>
       </w:r>
       <w:proofErr w:type="spellStart"/>
       <w:r>
@@ -1426,7 +3430,19 @@
         <w:rPr>
           <w:rFonts w:ascii="Times New Roman" w:hAnsi="Times New Roman" w:cs="Times New Roman"/>
         </w:rPr>
-        <w:t>", "</w:t>
+        <w:t>”</w:t>
+      </w:r>
+      <w:r>
+        <w:rPr>
+          <w:rFonts w:ascii="Times New Roman" w:hAnsi="Times New Roman" w:cs="Times New Roman"/>
+        </w:rPr>
+        <w:t xml:space="preserve">, </w:t>
+      </w:r>
+      <w:r>
+        <w:rPr>
+          <w:rFonts w:ascii="Times New Roman" w:hAnsi="Times New Roman" w:cs="Times New Roman"/>
+        </w:rPr>
+        <w:t>“</w:t>
       </w:r>
       <w:proofErr w:type="spellStart"/>
       <w:r>
@@ -1440,7 +3456,13 @@
         <w:rPr>
           <w:rFonts w:ascii="Times New Roman" w:hAnsi="Times New Roman" w:cs="Times New Roman"/>
         </w:rPr>
-        <w:t xml:space="preserve">") that </w:t>
+        <w:t>”</w:t>
+      </w:r>
+      <w:r>
+        <w:rPr>
+          <w:rFonts w:ascii="Times New Roman" w:hAnsi="Times New Roman" w:cs="Times New Roman"/>
+        </w:rPr>
+        <w:t xml:space="preserve">) that </w:t>
       </w:r>
       <w:proofErr w:type="spellStart"/>
       <w:r>
@@ -1488,7 +3510,19 @@
         <w:rPr>
           <w:rFonts w:ascii="Times New Roman" w:hAnsi="Times New Roman" w:cs="Times New Roman"/>
         </w:rPr>
-        <w:t xml:space="preserve"> — the teaching that the unworthy also truly receive Christ's body and blood, to their condemnation, which the Formula of Concord had just made the boundary marker between Lutheran and Reformed Eucharistic theology. The manuscript Slovak supplement, written approximately four years later by an unknown hand for local use in the mining-town environment of </w:t>
+        <w:t> — the teaching that the unworthy also truly receive Christ</w:t>
+      </w:r>
+      <w:r>
+        <w:rPr>
+          <w:rFonts w:ascii="Times New Roman" w:hAnsi="Times New Roman" w:cs="Times New Roman"/>
+        </w:rPr>
+        <w:t>’</w:t>
+      </w:r>
+      <w:r>
+        <w:rPr>
+          <w:rFonts w:ascii="Times New Roman" w:hAnsi="Times New Roman" w:cs="Times New Roman"/>
+        </w:rPr>
+        <w:t xml:space="preserve">s body and blood, to their condemnation, which the Formula of Concord had just made the boundary marker between Lutheran and Reformed Eucharistic theology. The manuscript Slovak supplement, written approximately four years later by an unknown hand for local use in the mining-town environment of </w:t>
       </w:r>
       <w:proofErr w:type="spellStart"/>
       <w:r>
@@ -1574,7 +3608,19 @@
         <w:rPr>
           <w:rFonts w:ascii="Times New Roman" w:hAnsi="Times New Roman" w:cs="Times New Roman"/>
         </w:rPr>
-        <w:t xml:space="preserve"> language: communicants receive the body and blood of the Son of God, the worthy "k </w:t>
+        <w:t xml:space="preserve"> language: communicants receive the body and blood of the Son of God, the worthy </w:t>
+      </w:r>
+      <w:r>
+        <w:rPr>
+          <w:rFonts w:ascii="Times New Roman" w:hAnsi="Times New Roman" w:cs="Times New Roman"/>
+        </w:rPr>
+        <w:t>“</w:t>
+      </w:r>
+      <w:r>
+        <w:rPr>
+          <w:rFonts w:ascii="Times New Roman" w:hAnsi="Times New Roman" w:cs="Times New Roman"/>
+        </w:rPr>
+        <w:t xml:space="preserve">k </w:t>
       </w:r>
       <w:proofErr w:type="spellStart"/>
       <w:r>
@@ -1588,7 +3634,25 @@
         <w:rPr>
           <w:rFonts w:ascii="Times New Roman" w:hAnsi="Times New Roman" w:cs="Times New Roman"/>
         </w:rPr>
-        <w:t xml:space="preserve">" (for salvation), the unworthy "ne k </w:t>
+        <w:t>”</w:t>
+      </w:r>
+      <w:r>
+        <w:rPr>
+          <w:rFonts w:ascii="Times New Roman" w:hAnsi="Times New Roman" w:cs="Times New Roman"/>
+        </w:rPr>
+        <w:t xml:space="preserve"> (for salvation), the unworthy </w:t>
+      </w:r>
+      <w:r>
+        <w:rPr>
+          <w:rFonts w:ascii="Times New Roman" w:hAnsi="Times New Roman" w:cs="Times New Roman"/>
+        </w:rPr>
+        <w:t>“</w:t>
+      </w:r>
+      <w:r>
+        <w:rPr>
+          <w:rFonts w:ascii="Times New Roman" w:hAnsi="Times New Roman" w:cs="Times New Roman"/>
+        </w:rPr>
+        <w:t xml:space="preserve">ne k </w:t>
       </w:r>
       <w:proofErr w:type="spellStart"/>
       <w:r>
@@ -1630,7 +3694,13 @@
         <w:rPr>
           <w:rFonts w:ascii="Times New Roman" w:hAnsi="Times New Roman" w:cs="Times New Roman"/>
         </w:rPr>
-        <w:t>" (not for salvation, but for eternal damnation).</w:t>
+        <w:t>”</w:t>
+      </w:r>
+      <w:r>
+        <w:rPr>
+          <w:rFonts w:ascii="Times New Roman" w:hAnsi="Times New Roman" w:cs="Times New Roman"/>
+        </w:rPr>
+        <w:t xml:space="preserve"> (not for salvation, but for eternal damnation).</w:t>
       </w:r>
       <w:hyperlink r:id="rId12" w:anchor="fn6" w:history="1">
         <w:r>
@@ -1688,7 +3758,13 @@
         <w:rPr>
           <w:rFonts w:ascii="Times New Roman" w:hAnsi="Times New Roman" w:cs="Times New Roman"/>
         </w:rPr>
-        <w:t>'s</w:t>
+        <w:t>’</w:t>
+      </w:r>
+      <w:r>
+        <w:rPr>
+          <w:rFonts w:ascii="Times New Roman" w:hAnsi="Times New Roman" w:cs="Times New Roman"/>
+        </w:rPr>
+        <w:t>s</w:t>
       </w:r>
       <w:proofErr w:type="spellEnd"/>
       <w:r>
@@ -1709,14 +3785,7 @@
         <w:rPr>
           <w:rFonts w:ascii="Times New Roman" w:hAnsi="Times New Roman" w:cs="Times New Roman"/>
         </w:rPr>
-        <w:t xml:space="preserve"> liturgical residue carried over into the Czech translation of the source </w:t>
-      </w:r>
-      <w:r>
-        <w:rPr>
-          <w:rFonts w:ascii="Times New Roman" w:hAnsi="Times New Roman" w:cs="Times New Roman"/>
-        </w:rPr>
-        <w:lastRenderedPageBreak/>
-        <w:t xml:space="preserve">German agendas, to a sharper Upper-Hungarian Lutheran manuscript register four years later. From a printed text intended for broad Czech-language pastoral use to a hand-written supplement intended for local use in the </w:t>
+        <w:t xml:space="preserve"> liturgical residue carried over into the Czech translation of the source German agendas, to a sharper Upper-Hungarian Lutheran manuscript register four years later. From a printed text intended for broad Czech-language pastoral use to a hand-written supplement intended for local use in the </w:t>
       </w:r>
       <w:proofErr w:type="spellStart"/>
       <w:r>
@@ -1807,7 +3876,19 @@
         <w:rPr>
           <w:rFonts w:ascii="Times New Roman" w:hAnsi="Times New Roman" w:cs="Times New Roman"/>
         </w:rPr>
-        <w:t>Tranovský's</w:t>
+        <w:t>Tranovský</w:t>
+      </w:r>
+      <w:r>
+        <w:rPr>
+          <w:rFonts w:ascii="Times New Roman" w:hAnsi="Times New Roman" w:cs="Times New Roman"/>
+        </w:rPr>
+        <w:t>’</w:t>
+      </w:r>
+      <w:r>
+        <w:rPr>
+          <w:rFonts w:ascii="Times New Roman" w:hAnsi="Times New Roman" w:cs="Times New Roman"/>
+        </w:rPr>
+        <w:t>s</w:t>
       </w:r>
       <w:proofErr w:type="spellEnd"/>
       <w:r>
@@ -1828,7 +3909,13 @@
         <w:rPr>
           <w:rFonts w:ascii="Times New Roman" w:hAnsi="Times New Roman" w:cs="Times New Roman"/>
         </w:rPr>
-        <w:t xml:space="preserve">'s editorial </w:t>
+        <w:t>’</w:t>
+      </w:r>
+      <w:r>
+        <w:rPr>
+          <w:rFonts w:ascii="Times New Roman" w:hAnsi="Times New Roman" w:cs="Times New Roman"/>
+        </w:rPr>
+        <w:t xml:space="preserve">s editorial </w:t>
       </w:r>
       <w:proofErr w:type="spellStart"/>
       <w:r>
@@ -1980,7 +4067,38 @@
         <w:rPr>
           <w:rFonts w:ascii="Times New Roman" w:hAnsi="Times New Roman" w:cs="Times New Roman"/>
         </w:rPr>
-        <w:t xml:space="preserve"> respectively, focusing on their Eucharistic articulations and drawing on Benka's verbatim quotations and analytical observations. §5 reads the stratification theologically, locating it within the Formula-of-Concord period's disciplinary expectations of confessional precision. §6 returns to the broader </w:t>
+        <w:t xml:space="preserve"> respectively, focusing on their </w:t>
+      </w:r>
+      <w:r>
+        <w:rPr>
+          <w:rFonts w:ascii="Times New Roman" w:hAnsi="Times New Roman" w:cs="Times New Roman"/>
+        </w:rPr>
+        <w:lastRenderedPageBreak/>
+        <w:t>Eucharistic articulations and drawing on Benka</w:t>
+      </w:r>
+      <w:r>
+        <w:rPr>
+          <w:rFonts w:ascii="Times New Roman" w:hAnsi="Times New Roman" w:cs="Times New Roman"/>
+        </w:rPr>
+        <w:t>’</w:t>
+      </w:r>
+      <w:r>
+        <w:rPr>
+          <w:rFonts w:ascii="Times New Roman" w:hAnsi="Times New Roman" w:cs="Times New Roman"/>
+        </w:rPr>
+        <w:t>s verbatim quotations and analytical observations. §5 reads the stratification theologically, locating it within the Formula-of-Concord period</w:t>
+      </w:r>
+      <w:r>
+        <w:rPr>
+          <w:rFonts w:ascii="Times New Roman" w:hAnsi="Times New Roman" w:cs="Times New Roman"/>
+        </w:rPr>
+        <w:t>’</w:t>
+      </w:r>
+      <w:r>
+        <w:rPr>
+          <w:rFonts w:ascii="Times New Roman" w:hAnsi="Times New Roman" w:cs="Times New Roman"/>
+        </w:rPr>
+        <w:t xml:space="preserve">s disciplinary expectations of confessional precision. §6 returns to the broader </w:t>
       </w:r>
       <w:proofErr w:type="spellStart"/>
       <w:r>
@@ -2309,14 +4427,43 @@
         <w:rPr>
           <w:rFonts w:ascii="Times New Roman" w:hAnsi="Times New Roman" w:cs="Times New Roman"/>
         </w:rPr>
-        <w:t xml:space="preserve">) explicitly; it claims doctrinal unity ("not even the smallest article", in Benka's reading of the preface) among the clergy whose pastoral practice </w:t>
-      </w:r>
-      <w:r>
-        <w:rPr>
-          <w:rFonts w:ascii="Times New Roman" w:hAnsi="Times New Roman" w:cs="Times New Roman"/>
-        </w:rPr>
-        <w:lastRenderedPageBreak/>
-        <w:t xml:space="preserve">it was to </w:t>
+        <w:t>) explicitly; it claims doctrinal unity (</w:t>
+      </w:r>
+      <w:r>
+        <w:rPr>
+          <w:rFonts w:ascii="Times New Roman" w:hAnsi="Times New Roman" w:cs="Times New Roman"/>
+        </w:rPr>
+        <w:t>“</w:t>
+      </w:r>
+      <w:r>
+        <w:rPr>
+          <w:rFonts w:ascii="Times New Roman" w:hAnsi="Times New Roman" w:cs="Times New Roman"/>
+        </w:rPr>
+        <w:t>not even the smallest article</w:t>
+      </w:r>
+      <w:r>
+        <w:rPr>
+          <w:rFonts w:ascii="Times New Roman" w:hAnsi="Times New Roman" w:cs="Times New Roman"/>
+        </w:rPr>
+        <w:t>”</w:t>
+      </w:r>
+      <w:r>
+        <w:rPr>
+          <w:rFonts w:ascii="Times New Roman" w:hAnsi="Times New Roman" w:cs="Times New Roman"/>
+        </w:rPr>
+        <w:t>, in Benka</w:t>
+      </w:r>
+      <w:r>
+        <w:rPr>
+          <w:rFonts w:ascii="Times New Roman" w:hAnsi="Times New Roman" w:cs="Times New Roman"/>
+        </w:rPr>
+        <w:t>’</w:t>
+      </w:r>
+      <w:r>
+        <w:rPr>
+          <w:rFonts w:ascii="Times New Roman" w:hAnsi="Times New Roman" w:cs="Times New Roman"/>
+        </w:rPr>
+        <w:t xml:space="preserve">s reading of the preface) among the clergy whose pastoral practice it was to </w:t>
       </w:r>
       <w:proofErr w:type="spellStart"/>
       <w:r>
@@ -2399,7 +4546,19 @@
         <w:rPr>
           <w:rFonts w:ascii="Times New Roman" w:hAnsi="Times New Roman" w:cs="Times New Roman"/>
         </w:rPr>
-        <w:t> is something else. It is a supplement, not a substitute. Its scribe — anonymous, but evidently working within the same Lutheran liturgical-pastoral world as the printed agenda's compilers — assumes the printed agenda and writes alongside it, supplying material for confession and Eucharistic preparation, marriage, and funerals.</w:t>
+        <w:t> is something else. It is a supplement, not a substitute. Its scribe — anonymous, but evidently working within the same Lutheran liturgical-pastoral world as the printed agenda</w:t>
+      </w:r>
+      <w:r>
+        <w:rPr>
+          <w:rFonts w:ascii="Times New Roman" w:hAnsi="Times New Roman" w:cs="Times New Roman"/>
+        </w:rPr>
+        <w:t>’</w:t>
+      </w:r>
+      <w:r>
+        <w:rPr>
+          <w:rFonts w:ascii="Times New Roman" w:hAnsi="Times New Roman" w:cs="Times New Roman"/>
+        </w:rPr>
+        <w:t>s compilers — assumes the printed agenda and writes alongside it, supplying material for confession and Eucharistic preparation, marriage, and funerals.</w:t>
       </w:r>
       <w:hyperlink r:id="rId15" w:anchor="fn9" w:history="1">
         <w:r>
@@ -2488,6 +4647,7 @@
         <w:rPr>
           <w:rFonts w:ascii="Times New Roman" w:hAnsi="Times New Roman" w:cs="Times New Roman"/>
         </w:rPr>
+        <w:lastRenderedPageBreak/>
         <w:t>scholarship</w:t>
       </w:r>
       <w:proofErr w:type="gramEnd"/>
@@ -2495,7 +4655,43 @@
         <w:rPr>
           <w:rFonts w:ascii="Times New Roman" w:hAnsi="Times New Roman" w:cs="Times New Roman"/>
         </w:rPr>
-        <w:t>, when they had been catalogued separately and consulted for separate purposes — the print's moderate register and the manuscript's sharper register would each have been taken as freestanding documents of their respective confessional moments. Read together, as the binding records the early users' practice of reading them, they become something else: a witness to a confessional movement </w:t>
+        <w:t>, when they had been catalogued separately and consulted for separate purposes — the print</w:t>
+      </w:r>
+      <w:r>
+        <w:rPr>
+          <w:rFonts w:ascii="Times New Roman" w:hAnsi="Times New Roman" w:cs="Times New Roman"/>
+        </w:rPr>
+        <w:t>’</w:t>
+      </w:r>
+      <w:r>
+        <w:rPr>
+          <w:rFonts w:ascii="Times New Roman" w:hAnsi="Times New Roman" w:cs="Times New Roman"/>
+        </w:rPr>
+        <w:t>s moderate register and the manuscript</w:t>
+      </w:r>
+      <w:r>
+        <w:rPr>
+          <w:rFonts w:ascii="Times New Roman" w:hAnsi="Times New Roman" w:cs="Times New Roman"/>
+        </w:rPr>
+        <w:t>’</w:t>
+      </w:r>
+      <w:r>
+        <w:rPr>
+          <w:rFonts w:ascii="Times New Roman" w:hAnsi="Times New Roman" w:cs="Times New Roman"/>
+        </w:rPr>
+        <w:t>s sharper register would each have been taken as freestanding documents of their respective confessional moments. Read together, as the binding records the early users</w:t>
+      </w:r>
+      <w:r>
+        <w:rPr>
+          <w:rFonts w:ascii="Times New Roman" w:hAnsi="Times New Roman" w:cs="Times New Roman"/>
+        </w:rPr>
+        <w:t>’</w:t>
+      </w:r>
+      <w:r>
+        <w:rPr>
+          <w:rFonts w:ascii="Times New Roman" w:hAnsi="Times New Roman" w:cs="Times New Roman"/>
+        </w:rPr>
+        <w:t xml:space="preserve"> practice of reading them, they become something else: a witness to a confessional movement </w:t>
       </w:r>
       <w:r>
         <w:rPr>
@@ -2663,7 +4859,19 @@
         <w:rPr>
           <w:rFonts w:ascii="Times New Roman" w:hAnsi="Times New Roman" w:cs="Times New Roman"/>
         </w:rPr>
-        <w:t>) had embraced the Lutheran Reformation in stages from the 1520s onwards, in a process whose pace and form was conditioned by the towns' privileged legal status, their German-speaking patriciate, and their wealth from copper and silver extraction. By the late 1550s the towns were under direct royal pressure to give an account of their religious practice; in 1559 they composed the </w:t>
+        <w:t>) had embraced the Lutheran Reformation in stages from the 1520s onwards, in a process whose pace and form was conditioned by the towns</w:t>
+      </w:r>
+      <w:r>
+        <w:rPr>
+          <w:rFonts w:ascii="Times New Roman" w:hAnsi="Times New Roman" w:cs="Times New Roman"/>
+        </w:rPr>
+        <w:t>’</w:t>
+      </w:r>
+      <w:r>
+        <w:rPr>
+          <w:rFonts w:ascii="Times New Roman" w:hAnsi="Times New Roman" w:cs="Times New Roman"/>
+        </w:rPr>
+        <w:t xml:space="preserve"> privileged legal status, their German-speaking patriciate, and their wealth from copper and silver extraction. By the late 1550s the towns were under direct royal pressure to give an account of their religious practice; in 1559 they composed the </w:t>
       </w:r>
       <w:proofErr w:type="spellStart"/>
       <w:r>
@@ -2762,7 +4970,31 @@
         <w:rPr>
           <w:rFonts w:ascii="Times New Roman" w:hAnsi="Times New Roman" w:cs="Times New Roman"/>
         </w:rPr>
-        <w:t> was composed, the mining towns' Lutheran identity was institutionally settled, but the confessional disciplinary atmosphere had intensified considerably. The 1548 Pressburg Diet, contrary to a long-standing protestant historiographical assumption, had not tolerated the Augsburg Confession; as Zoltán Csepregi has argued, the diet's measures were aimed at </w:t>
+        <w:t> was composed, the mining towns</w:t>
+      </w:r>
+      <w:r>
+        <w:rPr>
+          <w:rFonts w:ascii="Times New Roman" w:hAnsi="Times New Roman" w:cs="Times New Roman"/>
+        </w:rPr>
+        <w:t>’</w:t>
+      </w:r>
+      <w:r>
+        <w:rPr>
+          <w:rFonts w:ascii="Times New Roman" w:hAnsi="Times New Roman" w:cs="Times New Roman"/>
+        </w:rPr>
+        <w:t xml:space="preserve"> Lutheran identity was institutionally settled, but the confessional disciplinary atmosphere had intensified considerably. The 1548 Pressburg Diet, contrary to a long-standing protestant historiographical assumption, had not tolerated the Augsburg Confession; as Zoltán Csepregi has argued, the diet</w:t>
+      </w:r>
+      <w:r>
+        <w:rPr>
+          <w:rFonts w:ascii="Times New Roman" w:hAnsi="Times New Roman" w:cs="Times New Roman"/>
+        </w:rPr>
+        <w:t>’</w:t>
+      </w:r>
+      <w:r>
+        <w:rPr>
+          <w:rFonts w:ascii="Times New Roman" w:hAnsi="Times New Roman" w:cs="Times New Roman"/>
+        </w:rPr>
+        <w:t>s measures were aimed at </w:t>
       </w:r>
       <w:proofErr w:type="spellStart"/>
       <w:r>
@@ -2802,8 +5034,7 @@
         <w:rPr>
           <w:rFonts w:ascii="Times New Roman" w:hAnsi="Times New Roman" w:cs="Times New Roman"/>
         </w:rPr>
-        <w:lastRenderedPageBreak/>
-        <w:t>"</w:t>
+        <w:t>“</w:t>
       </w:r>
       <w:proofErr w:type="spellStart"/>
       <w:r>
@@ -2817,7 +5048,13 @@
         <w:rPr>
           <w:rFonts w:ascii="Times New Roman" w:hAnsi="Times New Roman" w:cs="Times New Roman"/>
         </w:rPr>
-        <w:t>" explicitly named as heretics to be expelled and Lutheran clergy left to defend their orthodoxy under sustained pressure.</w:t>
+        <w:t>”</w:t>
+      </w:r>
+      <w:r>
+        <w:rPr>
+          <w:rFonts w:ascii="Times New Roman" w:hAnsi="Times New Roman" w:cs="Times New Roman"/>
+        </w:rPr>
+        <w:t xml:space="preserve"> explicitly named as heretics to be expelled and Lutheran clergy left to defend their orthodoxy under sustained pressure.</w:t>
       </w:r>
       <w:hyperlink r:id="rId18" w:anchor="fn12" w:history="1">
         <w:r>
@@ -2834,7 +5071,31 @@
         <w:rPr>
           <w:rFonts w:ascii="Times New Roman" w:hAnsi="Times New Roman" w:cs="Times New Roman"/>
         </w:rPr>
-        <w:t> The 1558 mining-town synod and subsequent agreements pursued ceremonial uniformity while preserving "Christian freedom" in adiaphora. The 1580 regulations and the </w:t>
+        <w:t xml:space="preserve"> The 1558 mining-town synod and subsequent agreements pursued ceremonial uniformity while preserving </w:t>
+      </w:r>
+      <w:r>
+        <w:rPr>
+          <w:rFonts w:ascii="Times New Roman" w:hAnsi="Times New Roman" w:cs="Times New Roman"/>
+        </w:rPr>
+        <w:t>“</w:t>
+      </w:r>
+      <w:r>
+        <w:rPr>
+          <w:rFonts w:ascii="Times New Roman" w:hAnsi="Times New Roman" w:cs="Times New Roman"/>
+        </w:rPr>
+        <w:t>Christian freedom</w:t>
+      </w:r>
+      <w:r>
+        <w:rPr>
+          <w:rFonts w:ascii="Times New Roman" w:hAnsi="Times New Roman" w:cs="Times New Roman"/>
+        </w:rPr>
+        <w:t>”</w:t>
+      </w:r>
+      <w:r>
+        <w:rPr>
+          <w:rFonts w:ascii="Times New Roman" w:hAnsi="Times New Roman" w:cs="Times New Roman"/>
+        </w:rPr>
+        <w:t xml:space="preserve"> in adiaphora. The 1580 regulations and the </w:t>
       </w:r>
       <w:proofErr w:type="spellStart"/>
       <w:r>
@@ -2858,7 +5119,25 @@
         <w:rPr>
           <w:rFonts w:ascii="Times New Roman" w:hAnsi="Times New Roman" w:cs="Times New Roman"/>
         </w:rPr>
-        <w:t>'s own treatment of the relationship between confession and Eucharist link private confession to worthy reception of the Lord's Supper, which in this disciplinary atmosphere served the double confessional function of distinguishing Lutheran practice from both Catholic obligatory confession and Reformed elimination of private confession.</w:t>
+        <w:t>’</w:t>
+      </w:r>
+      <w:r>
+        <w:rPr>
+          <w:rFonts w:ascii="Times New Roman" w:hAnsi="Times New Roman" w:cs="Times New Roman"/>
+        </w:rPr>
+        <w:t>s own treatment of the relationship between confession and Eucharist link private confession to worthy reception of the Lord</w:t>
+      </w:r>
+      <w:r>
+        <w:rPr>
+          <w:rFonts w:ascii="Times New Roman" w:hAnsi="Times New Roman" w:cs="Times New Roman"/>
+        </w:rPr>
+        <w:t>’</w:t>
+      </w:r>
+      <w:r>
+        <w:rPr>
+          <w:rFonts w:ascii="Times New Roman" w:hAnsi="Times New Roman" w:cs="Times New Roman"/>
+        </w:rPr>
+        <w:t>s Supper, which in this disciplinary atmosphere served the double confessional function of distinguishing Lutheran practice from both Catholic obligatory confession and Reformed elimination of private confession.</w:t>
       </w:r>
       <w:hyperlink r:id="rId19" w:anchor="fn13" w:history="1">
         <w:r>
@@ -2883,7 +5162,31 @@
         <w:rPr>
           <w:rFonts w:ascii="Times New Roman" w:hAnsi="Times New Roman" w:cs="Times New Roman"/>
         </w:rPr>
-        <w:t>The codex is therefore not a neutral physical object. It is a witness — and, in Benka's edition, a finally readable witness — to a moment in the consolidation of Lutheran confessional identity in the Upper-Hungarian mining-town milieu, where a Czech-language printed agenda translated from German Lutheran sources met a Slovak-language manuscript supplement composed locally four years later under intensifying disciplinary pressure. The print and the supplement together form a single liturgical use, bound by their early users into a single codex; read against each other, they exhibit a confessional movement that is invisible if either is read alone. The chapters that follow examine that movement in the dimension where it is most clearly visible: the rite of the Lord's Supper.</w:t>
+        <w:t>The codex is therefore not a neutral physical object. It is a witness — and, in Benka</w:t>
+      </w:r>
+      <w:r>
+        <w:rPr>
+          <w:rFonts w:ascii="Times New Roman" w:hAnsi="Times New Roman" w:cs="Times New Roman"/>
+        </w:rPr>
+        <w:t>’</w:t>
+      </w:r>
+      <w:r>
+        <w:rPr>
+          <w:rFonts w:ascii="Times New Roman" w:hAnsi="Times New Roman" w:cs="Times New Roman"/>
+        </w:rPr>
+        <w:t>s edition, a finally readable witness — to a moment in the consolidation of Lutheran confessional identity in the Upper-Hungarian mining-town milieu, where a Czech-language printed agenda translated from German Lutheran sources met a Slovak-language manuscript supplement composed locally four years later under intensifying disciplinary pressure. The print and the supplement together form a single liturgical use, bound by their early users into a single codex; read against each other, they exhibit a confessional movement that is invisible if either is read alone. The chapters that follow examine that movement in the dimension where it is most clearly visible: the rite of the Lord</w:t>
+      </w:r>
+      <w:r>
+        <w:rPr>
+          <w:rFonts w:ascii="Times New Roman" w:hAnsi="Times New Roman" w:cs="Times New Roman"/>
+        </w:rPr>
+        <w:t>’</w:t>
+      </w:r>
+      <w:r>
+        <w:rPr>
+          <w:rFonts w:ascii="Times New Roman" w:hAnsi="Times New Roman" w:cs="Times New Roman"/>
+        </w:rPr>
+        <w:t>s Supper.</w:t>
       </w:r>
     </w:p>
     <w:p>
@@ -2985,7 +5288,25 @@
         <w:rPr>
           <w:rFonts w:ascii="Times New Roman" w:hAnsi="Times New Roman" w:cs="Times New Roman"/>
         </w:rPr>
-        <w:t> occupies pp. 131 – 150 of Benka's edition; it is titled "</w:t>
+        <w:t> occupies pp. 131 – 150 of Benka</w:t>
+      </w:r>
+      <w:r>
+        <w:rPr>
+          <w:rFonts w:ascii="Times New Roman" w:hAnsi="Times New Roman" w:cs="Times New Roman"/>
+        </w:rPr>
+        <w:t>’</w:t>
+      </w:r>
+      <w:r>
+        <w:rPr>
+          <w:rFonts w:ascii="Times New Roman" w:hAnsi="Times New Roman" w:cs="Times New Roman"/>
+        </w:rPr>
+        <w:t xml:space="preserve">s edition; it is titled </w:t>
+      </w:r>
+      <w:r>
+        <w:rPr>
+          <w:rFonts w:ascii="Times New Roman" w:hAnsi="Times New Roman" w:cs="Times New Roman"/>
+        </w:rPr>
+        <w:t>“</w:t>
       </w:r>
       <w:proofErr w:type="spellStart"/>
       <w:r>
@@ -3153,7 +5474,49 @@
         <w:rPr>
           <w:rFonts w:ascii="Times New Roman" w:hAnsi="Times New Roman" w:cs="Times New Roman"/>
         </w:rPr>
-        <w:t>" — "Order of the Great Mass, to be observed when administering the Venerable Sacrament of the Lord's Supper".</w:t>
+        <w:t>”</w:t>
+      </w:r>
+      <w:r>
+        <w:rPr>
+          <w:rFonts w:ascii="Times New Roman" w:hAnsi="Times New Roman" w:cs="Times New Roman"/>
+        </w:rPr>
+        <w:t xml:space="preserve"> — </w:t>
+      </w:r>
+      <w:r>
+        <w:rPr>
+          <w:rFonts w:ascii="Times New Roman" w:hAnsi="Times New Roman" w:cs="Times New Roman"/>
+        </w:rPr>
+        <w:t>“</w:t>
+      </w:r>
+      <w:r>
+        <w:rPr>
+          <w:rFonts w:ascii="Times New Roman" w:hAnsi="Times New Roman" w:cs="Times New Roman"/>
+        </w:rPr>
+        <w:t>Order of the Great Mass, to be observed when administering the Venerable Sacrament of the Lord</w:t>
+      </w:r>
+      <w:r>
+        <w:rPr>
+          <w:rFonts w:ascii="Times New Roman" w:hAnsi="Times New Roman" w:cs="Times New Roman"/>
+        </w:rPr>
+        <w:t>’</w:t>
+      </w:r>
+      <w:r>
+        <w:rPr>
+          <w:rFonts w:ascii="Times New Roman" w:hAnsi="Times New Roman" w:cs="Times New Roman"/>
+        </w:rPr>
+        <w:t>s Supper</w:t>
+      </w:r>
+      <w:r>
+        <w:rPr>
+          <w:rFonts w:ascii="Times New Roman" w:hAnsi="Times New Roman" w:cs="Times New Roman"/>
+        </w:rPr>
+        <w:t>”</w:t>
+      </w:r>
+      <w:r>
+        <w:rPr>
+          <w:rFonts w:ascii="Times New Roman" w:hAnsi="Times New Roman" w:cs="Times New Roman"/>
+        </w:rPr>
+        <w:t>.</w:t>
       </w:r>
       <w:hyperlink r:id="rId20" w:anchor="fn14" w:history="1">
         <w:r>
@@ -3170,7 +5533,19 @@
         <w:rPr>
           <w:rFonts w:ascii="Times New Roman" w:hAnsi="Times New Roman" w:cs="Times New Roman"/>
         </w:rPr>
-        <w:t> The structural inheritance is unmistakably Lutheran: the rite preserves the framework of Luther's </w:t>
+        <w:t> The structural inheritance is unmistakably Lutheran: the rite preserves the framework of Luther</w:t>
+      </w:r>
+      <w:r>
+        <w:rPr>
+          <w:rFonts w:ascii="Times New Roman" w:hAnsi="Times New Roman" w:cs="Times New Roman"/>
+        </w:rPr>
+        <w:t>’</w:t>
+      </w:r>
+      <w:r>
+        <w:rPr>
+          <w:rFonts w:ascii="Times New Roman" w:hAnsi="Times New Roman" w:cs="Times New Roman"/>
+        </w:rPr>
+        <w:t>s </w:t>
       </w:r>
       <w:r>
         <w:rPr>
@@ -3202,7 +5577,16 @@
           <w:i/>
           <w:iCs/>
         </w:rPr>
-        <w:t>Deutsche Messe</w:t>
+        <w:t xml:space="preserve">Deutsche </w:t>
+      </w:r>
+      <w:r>
+        <w:rPr>
+          <w:rFonts w:ascii="Times New Roman" w:hAnsi="Times New Roman" w:cs="Times New Roman"/>
+          <w:i/>
+          <w:iCs/>
+        </w:rPr>
+        <w:lastRenderedPageBreak/>
+        <w:t>Messe</w:t>
       </w:r>
       <w:r>
         <w:rPr>
@@ -3291,7 +5675,13 @@
         <w:rPr>
           <w:rFonts w:ascii="Times New Roman" w:hAnsi="Times New Roman" w:cs="Times New Roman"/>
         </w:rPr>
-        <w:t xml:space="preserve"> marker is terminological. The rite carries two designations of the Eucharistic action that coexist in its title and throughout its rubrics: "</w:t>
+        <w:t xml:space="preserve"> marker is terminological. The rite carries two designations of the Eucharistic action that coexist in its title and throughout its rubrics: </w:t>
+      </w:r>
+      <w:r>
+        <w:rPr>
+          <w:rFonts w:ascii="Times New Roman" w:hAnsi="Times New Roman" w:cs="Times New Roman"/>
+        </w:rPr>
+        <w:t>“</w:t>
       </w:r>
       <w:proofErr w:type="spellStart"/>
       <w:r>
@@ -3305,7 +5695,19 @@
         <w:rPr>
           <w:rFonts w:ascii="Times New Roman" w:hAnsi="Times New Roman" w:cs="Times New Roman"/>
         </w:rPr>
-        <w:t>" (Mass), the traditional Catholic term retained for the liturgical framework, and "</w:t>
+        <w:t>”</w:t>
+      </w:r>
+      <w:r>
+        <w:rPr>
+          <w:rFonts w:ascii="Times New Roman" w:hAnsi="Times New Roman" w:cs="Times New Roman"/>
+        </w:rPr>
+        <w:t xml:space="preserve"> (Mass), the traditional Catholic term retained for the liturgical framework, and </w:t>
+      </w:r>
+      <w:r>
+        <w:rPr>
+          <w:rFonts w:ascii="Times New Roman" w:hAnsi="Times New Roman" w:cs="Times New Roman"/>
+        </w:rPr>
+        <w:t>“</w:t>
       </w:r>
       <w:proofErr w:type="spellStart"/>
       <w:r>
@@ -3333,7 +5735,31 @@
         <w:rPr>
           <w:rFonts w:ascii="Times New Roman" w:hAnsi="Times New Roman" w:cs="Times New Roman"/>
         </w:rPr>
-        <w:t>" (Lord's Supper), the evangelical designation reserved for the sacramental action itself. Two registers coexist. The retention of "</w:t>
+        <w:t>”</w:t>
+      </w:r>
+      <w:r>
+        <w:rPr>
+          <w:rFonts w:ascii="Times New Roman" w:hAnsi="Times New Roman" w:cs="Times New Roman"/>
+        </w:rPr>
+        <w:t xml:space="preserve"> (Lord</w:t>
+      </w:r>
+      <w:r>
+        <w:rPr>
+          <w:rFonts w:ascii="Times New Roman" w:hAnsi="Times New Roman" w:cs="Times New Roman"/>
+        </w:rPr>
+        <w:t>’</w:t>
+      </w:r>
+      <w:r>
+        <w:rPr>
+          <w:rFonts w:ascii="Times New Roman" w:hAnsi="Times New Roman" w:cs="Times New Roman"/>
+        </w:rPr>
+        <w:t xml:space="preserve">s Supper), the evangelical designation reserved for the sacramental action itself. Two registers coexist. The retention of </w:t>
+      </w:r>
+      <w:r>
+        <w:rPr>
+          <w:rFonts w:ascii="Times New Roman" w:hAnsi="Times New Roman" w:cs="Times New Roman"/>
+        </w:rPr>
+        <w:t>“</w:t>
       </w:r>
       <w:proofErr w:type="spellStart"/>
       <w:r>
@@ -3347,7 +5773,19 @@
         <w:rPr>
           <w:rFonts w:ascii="Times New Roman" w:hAnsi="Times New Roman" w:cs="Times New Roman"/>
         </w:rPr>
-        <w:t>" signals liturgical continuity with the late-medieval Czech and Hungarian liturgical inheritance; the specification "</w:t>
+        <w:t>”</w:t>
+      </w:r>
+      <w:r>
+        <w:rPr>
+          <w:rFonts w:ascii="Times New Roman" w:hAnsi="Times New Roman" w:cs="Times New Roman"/>
+        </w:rPr>
+        <w:t xml:space="preserve"> signals liturgical continuity with the late-medieval Czech and Hungarian liturgical inheritance; the specification </w:t>
+      </w:r>
+      <w:r>
+        <w:rPr>
+          <w:rFonts w:ascii="Times New Roman" w:hAnsi="Times New Roman" w:cs="Times New Roman"/>
+        </w:rPr>
+        <w:t>“</w:t>
       </w:r>
       <w:proofErr w:type="spellStart"/>
       <w:r>
@@ -3375,7 +5813,25 @@
         <w:rPr>
           <w:rFonts w:ascii="Times New Roman" w:hAnsi="Times New Roman" w:cs="Times New Roman"/>
         </w:rPr>
-        <w:t>" signals the confessional reinterpretation that empties the Mass of sacrificial content while preserving its ceremonial framework. This is the inheritance of Luther's own </w:t>
+        <w:t>”</w:t>
+      </w:r>
+      <w:r>
+        <w:rPr>
+          <w:rFonts w:ascii="Times New Roman" w:hAnsi="Times New Roman" w:cs="Times New Roman"/>
+        </w:rPr>
+        <w:t xml:space="preserve"> signals the confessional reinterpretation that empties the Mass of sacrificial content while preserving its ceremonial framework. This is the inheritance of Luther</w:t>
+      </w:r>
+      <w:r>
+        <w:rPr>
+          <w:rFonts w:ascii="Times New Roman" w:hAnsi="Times New Roman" w:cs="Times New Roman"/>
+        </w:rPr>
+        <w:t>’</w:t>
+      </w:r>
+      <w:r>
+        <w:rPr>
+          <w:rFonts w:ascii="Times New Roman" w:hAnsi="Times New Roman" w:cs="Times New Roman"/>
+        </w:rPr>
+        <w:t>s own </w:t>
       </w:r>
       <w:r>
         <w:rPr>
@@ -3399,7 +5855,43 @@
         <w:rPr>
           <w:rFonts w:ascii="Times New Roman" w:hAnsi="Times New Roman" w:cs="Times New Roman"/>
         </w:rPr>
-        <w:t>, where the term "Mass" was retained even as the canon's sacrificial language was excised. The </w:t>
+        <w:t xml:space="preserve">, where the term </w:t>
+      </w:r>
+      <w:r>
+        <w:rPr>
+          <w:rFonts w:ascii="Times New Roman" w:hAnsi="Times New Roman" w:cs="Times New Roman"/>
+        </w:rPr>
+        <w:t>“</w:t>
+      </w:r>
+      <w:r>
+        <w:rPr>
+          <w:rFonts w:ascii="Times New Roman" w:hAnsi="Times New Roman" w:cs="Times New Roman"/>
+        </w:rPr>
+        <w:t>Mass</w:t>
+      </w:r>
+      <w:r>
+        <w:rPr>
+          <w:rFonts w:ascii="Times New Roman" w:hAnsi="Times New Roman" w:cs="Times New Roman"/>
+        </w:rPr>
+        <w:t>”</w:t>
+      </w:r>
+      <w:r>
+        <w:rPr>
+          <w:rFonts w:ascii="Times New Roman" w:hAnsi="Times New Roman" w:cs="Times New Roman"/>
+        </w:rPr>
+        <w:t xml:space="preserve"> was retained even as the canon</w:t>
+      </w:r>
+      <w:r>
+        <w:rPr>
+          <w:rFonts w:ascii="Times New Roman" w:hAnsi="Times New Roman" w:cs="Times New Roman"/>
+        </w:rPr>
+        <w:t>’</w:t>
+      </w:r>
+      <w:r>
+        <w:rPr>
+          <w:rFonts w:ascii="Times New Roman" w:hAnsi="Times New Roman" w:cs="Times New Roman"/>
+        </w:rPr>
+        <w:t>s sacrificial language was excised. The </w:t>
       </w:r>
       <w:r>
         <w:rPr>
@@ -3446,7 +5938,13 @@
         <w:rPr>
           <w:rFonts w:ascii="Times New Roman" w:hAnsi="Times New Roman" w:cs="Times New Roman"/>
         </w:rPr>
-        <w:t>'s</w:t>
+        <w:t>’</w:t>
+      </w:r>
+      <w:r>
+        <w:rPr>
+          <w:rFonts w:ascii="Times New Roman" w:hAnsi="Times New Roman" w:cs="Times New Roman"/>
+        </w:rPr>
+        <w:t>s</w:t>
       </w:r>
       <w:proofErr w:type="spellEnd"/>
       <w:r>
@@ -3470,7 +5968,13 @@
         <w:rPr>
           <w:rFonts w:ascii="Times New Roman" w:hAnsi="Times New Roman" w:cs="Times New Roman"/>
         </w:rPr>
-        <w:t> The sacrament is consistently called "</w:t>
+        <w:t xml:space="preserve"> The sacrament is consistently called </w:t>
+      </w:r>
+      <w:r>
+        <w:rPr>
+          <w:rFonts w:ascii="Times New Roman" w:hAnsi="Times New Roman" w:cs="Times New Roman"/>
+        </w:rPr>
+        <w:t>“</w:t>
       </w:r>
       <w:proofErr w:type="spellStart"/>
       <w:r>
@@ -3498,14 +6002,25 @@
         <w:rPr>
           <w:rFonts w:ascii="Times New Roman" w:hAnsi="Times New Roman" w:cs="Times New Roman"/>
         </w:rPr>
-        <w:t xml:space="preserve">" (Venerable Sacrament) — language of </w:t>
-      </w:r>
-      <w:r>
-        <w:rPr>
-          <w:rFonts w:ascii="Times New Roman" w:hAnsi="Times New Roman" w:cs="Times New Roman"/>
-        </w:rPr>
-        <w:lastRenderedPageBreak/>
-        <w:t>high reverence, but reverence whose theological content is left to be specified by the rite's substantive articulations.</w:t>
+        <w:t>”</w:t>
+      </w:r>
+      <w:r>
+        <w:rPr>
+          <w:rFonts w:ascii="Times New Roman" w:hAnsi="Times New Roman" w:cs="Times New Roman"/>
+        </w:rPr>
+        <w:t xml:space="preserve"> (Venerable Sacrament) — language of high reverence, but reverence whose theological content is left to be specified by the rite</w:t>
+      </w:r>
+      <w:r>
+        <w:rPr>
+          <w:rFonts w:ascii="Times New Roman" w:hAnsi="Times New Roman" w:cs="Times New Roman"/>
+        </w:rPr>
+        <w:t>’</w:t>
+      </w:r>
+      <w:r>
+        <w:rPr>
+          <w:rFonts w:ascii="Times New Roman" w:hAnsi="Times New Roman" w:cs="Times New Roman"/>
+        </w:rPr>
+        <w:t>s substantive articulations.</w:t>
       </w:r>
     </w:p>
     <w:p>
@@ -3519,7 +6034,19 @@
         <w:rPr>
           <w:rFonts w:ascii="Times New Roman" w:hAnsi="Times New Roman" w:cs="Times New Roman"/>
         </w:rPr>
-        <w:t>The substantive articulation occurs most fully in the rite's </w:t>
+        <w:t>The substantive articulation occurs most fully in the rite</w:t>
+      </w:r>
+      <w:r>
+        <w:rPr>
+          <w:rFonts w:ascii="Times New Roman" w:hAnsi="Times New Roman" w:cs="Times New Roman"/>
+        </w:rPr>
+        <w:t>’</w:t>
+      </w:r>
+      <w:r>
+        <w:rPr>
+          <w:rFonts w:ascii="Times New Roman" w:hAnsi="Times New Roman" w:cs="Times New Roman"/>
+        </w:rPr>
+        <w:t>s </w:t>
       </w:r>
       <w:proofErr w:type="spellStart"/>
       <w:r>
@@ -3535,7 +6062,19 @@
         <w:rPr>
           <w:rFonts w:ascii="Times New Roman" w:hAnsi="Times New Roman" w:cs="Times New Roman"/>
         </w:rPr>
-        <w:t xml:space="preserve"> — the admonition to communicants placed between the Sanctus and the Words of Institution, at pp. 142 – 144 of Benka's edition. This placement </w:t>
+        <w:t> — the admonition to communicants placed between the Sanctus and the Words of Institution, at pp. 142 – 144 of Benka</w:t>
+      </w:r>
+      <w:r>
+        <w:rPr>
+          <w:rFonts w:ascii="Times New Roman" w:hAnsi="Times New Roman" w:cs="Times New Roman"/>
+        </w:rPr>
+        <w:t>’</w:t>
+      </w:r>
+      <w:r>
+        <w:rPr>
+          <w:rFonts w:ascii="Times New Roman" w:hAnsi="Times New Roman" w:cs="Times New Roman"/>
+        </w:rPr>
+        <w:t xml:space="preserve">s edition. This placement </w:t>
       </w:r>
       <w:proofErr w:type="gramStart"/>
       <w:r>
@@ -3625,7 +6164,19 @@
         <w:rPr>
           <w:rFonts w:ascii="Times New Roman" w:hAnsi="Times New Roman" w:cs="Times New Roman"/>
         </w:rPr>
-        <w:t>The admonition's central Eucharistic gloss reads as follows:</w:t>
+        <w:t>The admonition</w:t>
+      </w:r>
+      <w:r>
+        <w:rPr>
+          <w:rFonts w:ascii="Times New Roman" w:hAnsi="Times New Roman" w:cs="Times New Roman"/>
+        </w:rPr>
+        <w:t>’</w:t>
+      </w:r>
+      <w:r>
+        <w:rPr>
+          <w:rFonts w:ascii="Times New Roman" w:hAnsi="Times New Roman" w:cs="Times New Roman"/>
+        </w:rPr>
+        <w:t>s central Eucharistic gloss reads as follows:</w:t>
       </w:r>
     </w:p>
     <w:p>
@@ -4176,7 +6727,31 @@
         <w:rPr>
           <w:rFonts w:ascii="Times New Roman" w:hAnsi="Times New Roman" w:cs="Times New Roman"/>
         </w:rPr>
-        <w:t>This is theologically decisive. The Words of Institution — "this is my body" — are interpreted not in terms of the </w:t>
+        <w:t xml:space="preserve">This is theologically decisive. The Words of Institution — </w:t>
+      </w:r>
+      <w:r>
+        <w:rPr>
+          <w:rFonts w:ascii="Times New Roman" w:hAnsi="Times New Roman" w:cs="Times New Roman"/>
+        </w:rPr>
+        <w:t>“</w:t>
+      </w:r>
+      <w:r>
+        <w:rPr>
+          <w:rFonts w:ascii="Times New Roman" w:hAnsi="Times New Roman" w:cs="Times New Roman"/>
+        </w:rPr>
+        <w:t>this is my body</w:t>
+      </w:r>
+      <w:r>
+        <w:rPr>
+          <w:rFonts w:ascii="Times New Roman" w:hAnsi="Times New Roman" w:cs="Times New Roman"/>
+        </w:rPr>
+        <w:t>”</w:t>
+      </w:r>
+      <w:r>
+        <w:rPr>
+          <w:rFonts w:ascii="Times New Roman" w:hAnsi="Times New Roman" w:cs="Times New Roman"/>
+        </w:rPr>
+        <w:t xml:space="preserve"> — are interpreted not in terms of the </w:t>
       </w:r>
       <w:r>
         <w:rPr>
@@ -4218,7 +6793,19 @@
         <w:rPr>
           <w:rFonts w:ascii="Times New Roman" w:hAnsi="Times New Roman" w:cs="Times New Roman"/>
         </w:rPr>
-        <w:t xml:space="preserve">: the body is given "k </w:t>
+        <w:t xml:space="preserve">: the body is given </w:t>
+      </w:r>
+      <w:r>
+        <w:rPr>
+          <w:rFonts w:ascii="Times New Roman" w:hAnsi="Times New Roman" w:cs="Times New Roman"/>
+        </w:rPr>
+        <w:t>“</w:t>
+      </w:r>
+      <w:r>
+        <w:rPr>
+          <w:rFonts w:ascii="Times New Roman" w:hAnsi="Times New Roman" w:cs="Times New Roman"/>
+        </w:rPr>
+        <w:t xml:space="preserve">k </w:t>
       </w:r>
       <w:proofErr w:type="spellStart"/>
       <w:r>
@@ -4260,7 +6847,85 @@
         <w:rPr>
           <w:rFonts w:ascii="Times New Roman" w:hAnsi="Times New Roman" w:cs="Times New Roman"/>
         </w:rPr>
-        <w:t xml:space="preserve">" — "for certain proof and testimony". The sacrament is understood as a seal or pledge of the salvific work accomplished in the incarnation and passion. The body given in the Supper is the same body that was "made man" and that "suffered"; the identification is </w:t>
+        <w:t>”</w:t>
+      </w:r>
+      <w:r>
+        <w:rPr>
+          <w:rFonts w:ascii="Times New Roman" w:hAnsi="Times New Roman" w:cs="Times New Roman"/>
+        </w:rPr>
+        <w:t xml:space="preserve"> — </w:t>
+      </w:r>
+      <w:r>
+        <w:rPr>
+          <w:rFonts w:ascii="Times New Roman" w:hAnsi="Times New Roman" w:cs="Times New Roman"/>
+        </w:rPr>
+        <w:t>“</w:t>
+      </w:r>
+      <w:r>
+        <w:rPr>
+          <w:rFonts w:ascii="Times New Roman" w:hAnsi="Times New Roman" w:cs="Times New Roman"/>
+        </w:rPr>
+        <w:t>for certain proof and testimony</w:t>
+      </w:r>
+      <w:r>
+        <w:rPr>
+          <w:rFonts w:ascii="Times New Roman" w:hAnsi="Times New Roman" w:cs="Times New Roman"/>
+        </w:rPr>
+        <w:t>”</w:t>
+      </w:r>
+      <w:r>
+        <w:rPr>
+          <w:rFonts w:ascii="Times New Roman" w:hAnsi="Times New Roman" w:cs="Times New Roman"/>
+        </w:rPr>
+        <w:t xml:space="preserve">. The sacrament is understood as a seal or pledge of the salvific work accomplished in the incarnation and passion. The body given in the Supper is the same body that was </w:t>
+      </w:r>
+      <w:r>
+        <w:rPr>
+          <w:rFonts w:ascii="Times New Roman" w:hAnsi="Times New Roman" w:cs="Times New Roman"/>
+        </w:rPr>
+        <w:t>“</w:t>
+      </w:r>
+      <w:r>
+        <w:rPr>
+          <w:rFonts w:ascii="Times New Roman" w:hAnsi="Times New Roman" w:cs="Times New Roman"/>
+        </w:rPr>
+        <w:t>made man</w:t>
+      </w:r>
+      <w:r>
+        <w:rPr>
+          <w:rFonts w:ascii="Times New Roman" w:hAnsi="Times New Roman" w:cs="Times New Roman"/>
+        </w:rPr>
+        <w:t>”</w:t>
+      </w:r>
+      <w:r>
+        <w:rPr>
+          <w:rFonts w:ascii="Times New Roman" w:hAnsi="Times New Roman" w:cs="Times New Roman"/>
+        </w:rPr>
+        <w:t xml:space="preserve"> and that </w:t>
+      </w:r>
+      <w:r>
+        <w:rPr>
+          <w:rFonts w:ascii="Times New Roman" w:hAnsi="Times New Roman" w:cs="Times New Roman"/>
+        </w:rPr>
+        <w:t>“</w:t>
+      </w:r>
+      <w:r>
+        <w:rPr>
+          <w:rFonts w:ascii="Times New Roman" w:hAnsi="Times New Roman" w:cs="Times New Roman"/>
+        </w:rPr>
+        <w:t>suffered</w:t>
+      </w:r>
+      <w:r>
+        <w:rPr>
+          <w:rFonts w:ascii="Times New Roman" w:hAnsi="Times New Roman" w:cs="Times New Roman"/>
+        </w:rPr>
+        <w:t>”</w:t>
+      </w:r>
+      <w:r>
+        <w:rPr>
+          <w:rFonts w:ascii="Times New Roman" w:hAnsi="Times New Roman" w:cs="Times New Roman"/>
+        </w:rPr>
+        <w:t xml:space="preserve">; the identification is </w:t>
       </w:r>
       <w:proofErr w:type="spellStart"/>
       <w:r>
@@ -4288,7 +6953,38 @@
         <w:rPr>
           <w:rFonts w:ascii="Times New Roman" w:hAnsi="Times New Roman" w:cs="Times New Roman"/>
         </w:rPr>
-        <w:t xml:space="preserve"> Lutheran in its insistence that what is given is the body of the incarnate, crucified Christ. It does not say what the contemporary Formula of Concord (1577) had just made the boundary marker of Lutheran Eucharistic theology against Reformed alternatives: that the body is bodily present "in, with, and under" the bread, that it is received orally as well as spiritually, that the unworthy also receive it to their condemnation.</w:t>
+        <w:t xml:space="preserve"> Lutheran in </w:t>
+      </w:r>
+      <w:r>
+        <w:rPr>
+          <w:rFonts w:ascii="Times New Roman" w:hAnsi="Times New Roman" w:cs="Times New Roman"/>
+        </w:rPr>
+        <w:lastRenderedPageBreak/>
+        <w:t xml:space="preserve">its insistence that what is given is the body of the incarnate, crucified Christ. It does not say what the contemporary Formula of Concord (1577) had just made the boundary marker of Lutheran Eucharistic theology against Reformed alternatives: that the body is bodily present </w:t>
+      </w:r>
+      <w:r>
+        <w:rPr>
+          <w:rFonts w:ascii="Times New Roman" w:hAnsi="Times New Roman" w:cs="Times New Roman"/>
+        </w:rPr>
+        <w:t>“</w:t>
+      </w:r>
+      <w:r>
+        <w:rPr>
+          <w:rFonts w:ascii="Times New Roman" w:hAnsi="Times New Roman" w:cs="Times New Roman"/>
+        </w:rPr>
+        <w:t>in, with, and under</w:t>
+      </w:r>
+      <w:r>
+        <w:rPr>
+          <w:rFonts w:ascii="Times New Roman" w:hAnsi="Times New Roman" w:cs="Times New Roman"/>
+        </w:rPr>
+        <w:t>”</w:t>
+      </w:r>
+      <w:r>
+        <w:rPr>
+          <w:rFonts w:ascii="Times New Roman" w:hAnsi="Times New Roman" w:cs="Times New Roman"/>
+        </w:rPr>
+        <w:t xml:space="preserve"> the bread, that it is received orally as well as spiritually, that the unworthy also receive it to their condemnation.</w:t>
       </w:r>
     </w:p>
     <w:p>
@@ -4302,7 +6998,19 @@
         <w:rPr>
           <w:rFonts w:ascii="Times New Roman" w:hAnsi="Times New Roman" w:cs="Times New Roman"/>
         </w:rPr>
-        <w:t xml:space="preserve">The rite's definition of worthy reception confirms this register choice. Benka extracts the operative formula at p. 79 of his introductory study, where he is precisely concerned to </w:t>
+        <w:t>The rite</w:t>
+      </w:r>
+      <w:r>
+        <w:rPr>
+          <w:rFonts w:ascii="Times New Roman" w:hAnsi="Times New Roman" w:cs="Times New Roman"/>
+        </w:rPr>
+        <w:t>’</w:t>
+      </w:r>
+      <w:r>
+        <w:rPr>
+          <w:rFonts w:ascii="Times New Roman" w:hAnsi="Times New Roman" w:cs="Times New Roman"/>
+        </w:rPr>
+        <w:t xml:space="preserve">s definition of worthy reception confirms this register choice. Benka extracts the operative formula at p. 79 of his introductory study, where he is precisely concerned to </w:t>
       </w:r>
       <w:proofErr w:type="spellStart"/>
       <w:r>
@@ -4330,7 +7038,13 @@
         <w:rPr>
           <w:rFonts w:ascii="Times New Roman" w:hAnsi="Times New Roman" w:cs="Times New Roman"/>
         </w:rPr>
-        <w:t>'s Eucharistic vocabulary:</w:t>
+        <w:t>’</w:t>
+      </w:r>
+      <w:r>
+        <w:rPr>
+          <w:rFonts w:ascii="Times New Roman" w:hAnsi="Times New Roman" w:cs="Times New Roman"/>
+        </w:rPr>
+        <w:t>s Eucharistic vocabulary:</w:t>
       </w:r>
     </w:p>
     <w:p>
@@ -4694,7 +7408,19 @@
         <w:rPr>
           <w:rFonts w:ascii="Times New Roman" w:hAnsi="Times New Roman" w:cs="Times New Roman"/>
         </w:rPr>
-        <w:t>[Whoever now eats of this Bread and drinks from the Chalice and firmly believes those words which he hears from Christ and that ordinance which he receives from Christ — he is a worthy guest at the Lord's table.]</w:t>
+        <w:t>[Whoever now eats of this Bread and drinks from the Chalice and firmly believes those words which he hears from Christ and that ordinance which he receives from Christ — he is a worthy guest at the Lord</w:t>
+      </w:r>
+      <w:r>
+        <w:rPr>
+          <w:rFonts w:ascii="Times New Roman" w:hAnsi="Times New Roman" w:cs="Times New Roman"/>
+        </w:rPr>
+        <w:t>’</w:t>
+      </w:r>
+      <w:r>
+        <w:rPr>
+          <w:rFonts w:ascii="Times New Roman" w:hAnsi="Times New Roman" w:cs="Times New Roman"/>
+        </w:rPr>
+        <w:t>s table.]</w:t>
       </w:r>
       <w:hyperlink r:id="rId24" w:anchor="fn18" w:history="1">
         <w:r>
@@ -4733,7 +7459,19 @@
         <w:rPr>
           <w:rFonts w:ascii="Times New Roman" w:hAnsi="Times New Roman" w:cs="Times New Roman"/>
         </w:rPr>
-        <w:t xml:space="preserve">. Not faith in a specific doctrine about the mode of presence; not faith in the universal scope of the bodily reception across worthy and unworthy alike; not faith that articulates itself through any of the polemical markers that the post-1577 Lutheran territories would shortly come to insist upon. A communicant who held the Formula's full position on real presence and a communicant who held a more moderate, </w:t>
+        <w:t>. Not faith in a specific doctrine about the mode of presence; not faith in the universal scope of the bodily reception across worthy and unworthy alike; not faith that articulates itself through any of the polemical markers that the post-1577 Lutheran territories would shortly come to insist upon. A communicant who held the Formula</w:t>
+      </w:r>
+      <w:r>
+        <w:rPr>
+          <w:rFonts w:ascii="Times New Roman" w:hAnsi="Times New Roman" w:cs="Times New Roman"/>
+        </w:rPr>
+        <w:t>’</w:t>
+      </w:r>
+      <w:r>
+        <w:rPr>
+          <w:rFonts w:ascii="Times New Roman" w:hAnsi="Times New Roman" w:cs="Times New Roman"/>
+        </w:rPr>
+        <w:t xml:space="preserve">s full position on real presence and a communicant who held a more moderate, </w:t>
       </w:r>
       <w:proofErr w:type="spellStart"/>
       <w:r>
@@ -4747,14 +7485,31 @@
         <w:rPr>
           <w:rFonts w:ascii="Times New Roman" w:hAnsi="Times New Roman" w:cs="Times New Roman"/>
         </w:rPr>
-        <w:t xml:space="preserve">, or even broadly Reformed-spiritual-presence view </w:t>
-      </w:r>
-      <w:r>
-        <w:rPr>
-          <w:rFonts w:ascii="Times New Roman" w:hAnsi="Times New Roman" w:cs="Times New Roman"/>
-        </w:rPr>
-        <w:lastRenderedPageBreak/>
-        <w:t>could both "firmly believe the words" — they would simply understand them differently. The rite does not police the boundary between them.</w:t>
+        <w:t xml:space="preserve">, or even broadly Reformed-spiritual-presence view could both </w:t>
+      </w:r>
+      <w:r>
+        <w:rPr>
+          <w:rFonts w:ascii="Times New Roman" w:hAnsi="Times New Roman" w:cs="Times New Roman"/>
+        </w:rPr>
+        <w:t>“</w:t>
+      </w:r>
+      <w:r>
+        <w:rPr>
+          <w:rFonts w:ascii="Times New Roman" w:hAnsi="Times New Roman" w:cs="Times New Roman"/>
+        </w:rPr>
+        <w:t>firmly believe the words</w:t>
+      </w:r>
+      <w:r>
+        <w:rPr>
+          <w:rFonts w:ascii="Times New Roman" w:hAnsi="Times New Roman" w:cs="Times New Roman"/>
+        </w:rPr>
+        <w:t>”</w:t>
+      </w:r>
+      <w:r>
+        <w:rPr>
+          <w:rFonts w:ascii="Times New Roman" w:hAnsi="Times New Roman" w:cs="Times New Roman"/>
+        </w:rPr>
+        <w:t xml:space="preserve"> — they would simply understand them differently. The rite does not police the boundary between them.</w:t>
       </w:r>
     </w:p>
     <w:p>
@@ -4768,7 +7523,19 @@
         <w:rPr>
           <w:rFonts w:ascii="Times New Roman" w:hAnsi="Times New Roman" w:cs="Times New Roman"/>
         </w:rPr>
-        <w:t>This silence is what Benka's own analytical observation captures with precision. Discussing the </w:t>
+        <w:t>This silence is what Benka</w:t>
+      </w:r>
+      <w:r>
+        <w:rPr>
+          <w:rFonts w:ascii="Times New Roman" w:hAnsi="Times New Roman" w:cs="Times New Roman"/>
+        </w:rPr>
+        <w:t>’</w:t>
+      </w:r>
+      <w:r>
+        <w:rPr>
+          <w:rFonts w:ascii="Times New Roman" w:hAnsi="Times New Roman" w:cs="Times New Roman"/>
+        </w:rPr>
+        <w:t>s own analytical observation captures with precision. Discussing the </w:t>
       </w:r>
       <w:r>
         <w:rPr>
@@ -4791,7 +7558,13 @@
         <w:rPr>
           <w:rFonts w:ascii="Times New Roman" w:hAnsi="Times New Roman" w:cs="Times New Roman"/>
         </w:rPr>
-        <w:t>'s</w:t>
+        <w:t>’</w:t>
+      </w:r>
+      <w:r>
+        <w:rPr>
+          <w:rFonts w:ascii="Times New Roman" w:hAnsi="Times New Roman" w:cs="Times New Roman"/>
+        </w:rPr>
+        <w:t>s</w:t>
       </w:r>
       <w:proofErr w:type="spellEnd"/>
       <w:r>
@@ -5004,7 +7777,15 @@
           <w:i/>
           <w:iCs/>
         </w:rPr>
-        <w:t xml:space="preserve"> '</w:t>
+        <w:t xml:space="preserve"> </w:t>
+      </w:r>
+      <w:r>
+        <w:rPr>
+          <w:rFonts w:ascii="Times New Roman" w:hAnsi="Times New Roman" w:cs="Times New Roman"/>
+          <w:i/>
+          <w:iCs/>
+        </w:rPr>
+        <w:t>‘</w:t>
       </w:r>
       <w:proofErr w:type="spellStart"/>
       <w:r>
@@ -5022,7 +7803,15 @@
           <w:i/>
           <w:iCs/>
         </w:rPr>
-        <w:t xml:space="preserve">' </w:t>
+        <w:t>’</w:t>
+      </w:r>
+      <w:r>
+        <w:rPr>
+          <w:rFonts w:ascii="Times New Roman" w:hAnsi="Times New Roman" w:cs="Times New Roman"/>
+          <w:i/>
+          <w:iCs/>
+        </w:rPr>
+        <w:t xml:space="preserve"> </w:t>
       </w:r>
       <w:proofErr w:type="spellStart"/>
       <w:r>
@@ -5040,7 +7829,15 @@
           <w:i/>
           <w:iCs/>
         </w:rPr>
-        <w:t xml:space="preserve"> '</w:t>
+        <w:t xml:space="preserve"> </w:t>
+      </w:r>
+      <w:r>
+        <w:rPr>
+          <w:rFonts w:ascii="Times New Roman" w:hAnsi="Times New Roman" w:cs="Times New Roman"/>
+          <w:i/>
+          <w:iCs/>
+        </w:rPr>
+        <w:t>‘</w:t>
       </w:r>
       <w:proofErr w:type="spellStart"/>
       <w:r>
@@ -5058,7 +7855,15 @@
           <w:i/>
           <w:iCs/>
         </w:rPr>
-        <w:t>'.</w:t>
+        <w:t>’</w:t>
+      </w:r>
+      <w:r>
+        <w:rPr>
+          <w:rFonts w:ascii="Times New Roman" w:hAnsi="Times New Roman" w:cs="Times New Roman"/>
+          <w:i/>
+          <w:iCs/>
+        </w:rPr>
+        <w:t>.</w:t>
       </w:r>
     </w:p>
     <w:p>
@@ -5106,7 +7911,55 @@
         <w:rPr>
           <w:rFonts w:ascii="Times New Roman" w:hAnsi="Times New Roman" w:cs="Times New Roman"/>
         </w:rPr>
-        <w:t>] contain, for example, mentions of body and blood, without qualifiers of the type 'true' or 'substantial'.]</w:t>
+        <w:t xml:space="preserve">] contain, for example, mentions of body and blood, without qualifiers of the type </w:t>
+      </w:r>
+      <w:r>
+        <w:rPr>
+          <w:rFonts w:ascii="Times New Roman" w:hAnsi="Times New Roman" w:cs="Times New Roman"/>
+        </w:rPr>
+        <w:t>‘</w:t>
+      </w:r>
+      <w:r>
+        <w:rPr>
+          <w:rFonts w:ascii="Times New Roman" w:hAnsi="Times New Roman" w:cs="Times New Roman"/>
+        </w:rPr>
+        <w:t>true</w:t>
+      </w:r>
+      <w:r>
+        <w:rPr>
+          <w:rFonts w:ascii="Times New Roman" w:hAnsi="Times New Roman" w:cs="Times New Roman"/>
+        </w:rPr>
+        <w:t>’</w:t>
+      </w:r>
+      <w:r>
+        <w:rPr>
+          <w:rFonts w:ascii="Times New Roman" w:hAnsi="Times New Roman" w:cs="Times New Roman"/>
+        </w:rPr>
+        <w:t xml:space="preserve"> or </w:t>
+      </w:r>
+      <w:r>
+        <w:rPr>
+          <w:rFonts w:ascii="Times New Roman" w:hAnsi="Times New Roman" w:cs="Times New Roman"/>
+        </w:rPr>
+        <w:t>‘</w:t>
+      </w:r>
+      <w:r>
+        <w:rPr>
+          <w:rFonts w:ascii="Times New Roman" w:hAnsi="Times New Roman" w:cs="Times New Roman"/>
+        </w:rPr>
+        <w:t>substantial</w:t>
+      </w:r>
+      <w:r>
+        <w:rPr>
+          <w:rFonts w:ascii="Times New Roman" w:hAnsi="Times New Roman" w:cs="Times New Roman"/>
+        </w:rPr>
+        <w:t>’</w:t>
+      </w:r>
+      <w:r>
+        <w:rPr>
+          <w:rFonts w:ascii="Times New Roman" w:hAnsi="Times New Roman" w:cs="Times New Roman"/>
+        </w:rPr>
+        <w:t>.]</w:t>
       </w:r>
       <w:hyperlink r:id="rId25" w:anchor="fn19" w:history="1">
         <w:r>
@@ -5131,7 +7984,13 @@
         <w:rPr>
           <w:rFonts w:ascii="Times New Roman" w:hAnsi="Times New Roman" w:cs="Times New Roman"/>
         </w:rPr>
-        <w:t>The qualifying adjectives — "</w:t>
+        <w:t xml:space="preserve">The qualifying adjectives — </w:t>
+      </w:r>
+      <w:r>
+        <w:rPr>
+          <w:rFonts w:ascii="Times New Roman" w:hAnsi="Times New Roman" w:cs="Times New Roman"/>
+        </w:rPr>
+        <w:t>“</w:t>
       </w:r>
       <w:proofErr w:type="spellStart"/>
       <w:r>
@@ -5145,7 +8004,19 @@
         <w:rPr>
           <w:rFonts w:ascii="Times New Roman" w:hAnsi="Times New Roman" w:cs="Times New Roman"/>
         </w:rPr>
-        <w:t>" (true), "</w:t>
+        <w:t>”</w:t>
+      </w:r>
+      <w:r>
+        <w:rPr>
+          <w:rFonts w:ascii="Times New Roman" w:hAnsi="Times New Roman" w:cs="Times New Roman"/>
+        </w:rPr>
+        <w:t xml:space="preserve"> (true), </w:t>
+      </w:r>
+      <w:r>
+        <w:rPr>
+          <w:rFonts w:ascii="Times New Roman" w:hAnsi="Times New Roman" w:cs="Times New Roman"/>
+        </w:rPr>
+        <w:t>“</w:t>
       </w:r>
       <w:proofErr w:type="spellStart"/>
       <w:r>
@@ -5159,7 +8030,19 @@
         <w:rPr>
           <w:rFonts w:ascii="Times New Roman" w:hAnsi="Times New Roman" w:cs="Times New Roman"/>
         </w:rPr>
-        <w:t>" (substantial) — are precisely the markers that the polemically sharpened Lutheran discourse of the post-Formula period attached to "</w:t>
+        <w:t>”</w:t>
+      </w:r>
+      <w:r>
+        <w:rPr>
+          <w:rFonts w:ascii="Times New Roman" w:hAnsi="Times New Roman" w:cs="Times New Roman"/>
+        </w:rPr>
+        <w:t xml:space="preserve"> (substantial) — are precisely the markers that the polemically sharpened Lutheran discourse of the post-Formula period attached to </w:t>
+      </w:r>
+      <w:r>
+        <w:rPr>
+          <w:rFonts w:ascii="Times New Roman" w:hAnsi="Times New Roman" w:cs="Times New Roman"/>
+        </w:rPr>
+        <w:t>“</w:t>
       </w:r>
       <w:proofErr w:type="spellStart"/>
       <w:r>
@@ -5173,7 +8056,19 @@
         <w:rPr>
           <w:rFonts w:ascii="Times New Roman" w:hAnsi="Times New Roman" w:cs="Times New Roman"/>
         </w:rPr>
-        <w:t xml:space="preserve"> a Krev" to differentiate the orthodox Lutheran position from the Reformed denial of bodily presence. Their absence from the </w:t>
+        <w:t xml:space="preserve"> a Krev</w:t>
+      </w:r>
+      <w:r>
+        <w:rPr>
+          <w:rFonts w:ascii="Times New Roman" w:hAnsi="Times New Roman" w:cs="Times New Roman"/>
+        </w:rPr>
+        <w:t>”</w:t>
+      </w:r>
+      <w:r>
+        <w:rPr>
+          <w:rFonts w:ascii="Times New Roman" w:hAnsi="Times New Roman" w:cs="Times New Roman"/>
+        </w:rPr>
+        <w:t xml:space="preserve"> to differentiate the orthodox Lutheran position from the Reformed denial of bodily presence. Their absence from the </w:t>
       </w:r>
       <w:proofErr w:type="gramStart"/>
       <w:r>
@@ -5240,7 +8135,13 @@
         <w:rPr>
           <w:rFonts w:ascii="Times New Roman" w:hAnsi="Times New Roman" w:cs="Times New Roman"/>
         </w:rPr>
-        <w:t>'s</w:t>
+        <w:t>’</w:t>
+      </w:r>
+      <w:r>
+        <w:rPr>
+          <w:rFonts w:ascii="Times New Roman" w:hAnsi="Times New Roman" w:cs="Times New Roman"/>
+        </w:rPr>
+        <w:t>s</w:t>
       </w:r>
       <w:proofErr w:type="spellEnd"/>
       <w:r>
@@ -5323,7 +8224,43 @@
         <w:rPr>
           <w:rFonts w:ascii="Times New Roman" w:hAnsi="Times New Roman" w:cs="Times New Roman"/>
         </w:rPr>
-        <w:t xml:space="preserve">Several further confirmations of this register reading can be drawn from the rite's other rubrics, briefly. The pastoral framing of the sacrament's purpose is distinctly Lutheran: "ta </w:t>
+        <w:t>Several further confirmations of this register reading can be drawn from the rite</w:t>
+      </w:r>
+      <w:r>
+        <w:rPr>
+          <w:rFonts w:ascii="Times New Roman" w:hAnsi="Times New Roman" w:cs="Times New Roman"/>
+        </w:rPr>
+        <w:t>’</w:t>
+      </w:r>
+      <w:r>
+        <w:rPr>
+          <w:rFonts w:ascii="Times New Roman" w:hAnsi="Times New Roman" w:cs="Times New Roman"/>
+        </w:rPr>
+        <w:t>s other rubrics, briefly. The pastoral framing of the sacrament</w:t>
+      </w:r>
+      <w:r>
+        <w:rPr>
+          <w:rFonts w:ascii="Times New Roman" w:hAnsi="Times New Roman" w:cs="Times New Roman"/>
+        </w:rPr>
+        <w:t>’</w:t>
+      </w:r>
+      <w:r>
+        <w:rPr>
+          <w:rFonts w:ascii="Times New Roman" w:hAnsi="Times New Roman" w:cs="Times New Roman"/>
+        </w:rPr>
+        <w:t xml:space="preserve">s purpose is distinctly Lutheran: </w:t>
+      </w:r>
+      <w:r>
+        <w:rPr>
+          <w:rFonts w:ascii="Times New Roman" w:hAnsi="Times New Roman" w:cs="Times New Roman"/>
+        </w:rPr>
+        <w:t>“</w:t>
+      </w:r>
+      <w:r>
+        <w:rPr>
+          <w:rFonts w:ascii="Times New Roman" w:hAnsi="Times New Roman" w:cs="Times New Roman"/>
+        </w:rPr>
+        <w:t xml:space="preserve">ta </w:t>
       </w:r>
       <w:proofErr w:type="spellStart"/>
       <w:r>
@@ -5449,7 +8386,37 @@
         <w:rPr>
           <w:rFonts w:ascii="Times New Roman" w:hAnsi="Times New Roman" w:cs="Times New Roman"/>
         </w:rPr>
-        <w:t>" — "this most holy Sacrament is given for the special consolation and strengthening of poor and troubled consciences".</w:t>
+        <w:t>”</w:t>
+      </w:r>
+      <w:r>
+        <w:rPr>
+          <w:rFonts w:ascii="Times New Roman" w:hAnsi="Times New Roman" w:cs="Times New Roman"/>
+        </w:rPr>
+        <w:t xml:space="preserve"> — </w:t>
+      </w:r>
+      <w:r>
+        <w:rPr>
+          <w:rFonts w:ascii="Times New Roman" w:hAnsi="Times New Roman" w:cs="Times New Roman"/>
+        </w:rPr>
+        <w:t>“</w:t>
+      </w:r>
+      <w:r>
+        <w:rPr>
+          <w:rFonts w:ascii="Times New Roman" w:hAnsi="Times New Roman" w:cs="Times New Roman"/>
+        </w:rPr>
+        <w:t>this most holy Sacrament is given for the special consolation and strengthening of poor and troubled consciences</w:t>
+      </w:r>
+      <w:r>
+        <w:rPr>
+          <w:rFonts w:ascii="Times New Roman" w:hAnsi="Times New Roman" w:cs="Times New Roman"/>
+        </w:rPr>
+        <w:t>”</w:t>
+      </w:r>
+      <w:r>
+        <w:rPr>
+          <w:rFonts w:ascii="Times New Roman" w:hAnsi="Times New Roman" w:cs="Times New Roman"/>
+        </w:rPr>
+        <w:t>.</w:t>
       </w:r>
       <w:hyperlink r:id="rId26" w:anchor="fn20" w:history="1">
         <w:r>
@@ -5504,7 +8471,13 @@
         <w:rPr>
           <w:rFonts w:ascii="Times New Roman" w:hAnsi="Times New Roman" w:cs="Times New Roman"/>
         </w:rPr>
-        <w:t xml:space="preserve"> sacramental practice and the disciplinary-communal emphasis of the Unity of Brethren. The longer of the two thanksgiving prayers offered after distribution moves a step further towards presence-language: "</w:t>
+        <w:t xml:space="preserve"> sacramental practice and the disciplinary-communal emphasis of the Unity of Brethren. The longer of the two thanksgiving prayers offered after distribution moves a step further towards presence-language: </w:t>
+      </w:r>
+      <w:r>
+        <w:rPr>
+          <w:rFonts w:ascii="Times New Roman" w:hAnsi="Times New Roman" w:cs="Times New Roman"/>
+        </w:rPr>
+        <w:t>“</w:t>
       </w:r>
       <w:proofErr w:type="spellStart"/>
       <w:r>
@@ -5553,6 +8526,7 @@
         <w:rPr>
           <w:rFonts w:ascii="Times New Roman" w:hAnsi="Times New Roman" w:cs="Times New Roman"/>
         </w:rPr>
+        <w:lastRenderedPageBreak/>
         <w:t>swého</w:t>
       </w:r>
       <w:proofErr w:type="spellEnd"/>
@@ -5756,7 +8730,37 @@
         <w:rPr>
           <w:rFonts w:ascii="Times New Roman" w:hAnsi="Times New Roman" w:cs="Times New Roman"/>
         </w:rPr>
-        <w:t>" — "that through your beloved Son you have deigned to establish this venerable Sacrament, in which we eat his Holy Body and drink his Holy Blood".</w:t>
+        <w:t>”</w:t>
+      </w:r>
+      <w:r>
+        <w:rPr>
+          <w:rFonts w:ascii="Times New Roman" w:hAnsi="Times New Roman" w:cs="Times New Roman"/>
+        </w:rPr>
+        <w:t xml:space="preserve"> — </w:t>
+      </w:r>
+      <w:r>
+        <w:rPr>
+          <w:rFonts w:ascii="Times New Roman" w:hAnsi="Times New Roman" w:cs="Times New Roman"/>
+        </w:rPr>
+        <w:t>“</w:t>
+      </w:r>
+      <w:r>
+        <w:rPr>
+          <w:rFonts w:ascii="Times New Roman" w:hAnsi="Times New Roman" w:cs="Times New Roman"/>
+        </w:rPr>
+        <w:t>that through your beloved Son you have deigned to establish this venerable Sacrament, in which we eat his Holy Body and drink his Holy Blood</w:t>
+      </w:r>
+      <w:r>
+        <w:rPr>
+          <w:rFonts w:ascii="Times New Roman" w:hAnsi="Times New Roman" w:cs="Times New Roman"/>
+        </w:rPr>
+        <w:t>”</w:t>
+      </w:r>
+      <w:r>
+        <w:rPr>
+          <w:rFonts w:ascii="Times New Roman" w:hAnsi="Times New Roman" w:cs="Times New Roman"/>
+        </w:rPr>
+        <w:t>.</w:t>
       </w:r>
       <w:hyperlink r:id="rId27" w:anchor="fn21" w:history="1">
         <w:r>
@@ -5773,7 +8777,19 @@
         <w:rPr>
           <w:rFonts w:ascii="Times New Roman" w:hAnsi="Times New Roman" w:cs="Times New Roman"/>
         </w:rPr>
-        <w:t xml:space="preserve"> This is the most explicit presence-language in the entire rite. Yet attend to the syntax: "w </w:t>
+        <w:t xml:space="preserve"> This is the most explicit presence-language in the entire rite. Yet attend to the syntax: </w:t>
+      </w:r>
+      <w:r>
+        <w:rPr>
+          <w:rFonts w:ascii="Times New Roman" w:hAnsi="Times New Roman" w:cs="Times New Roman"/>
+        </w:rPr>
+        <w:t>“</w:t>
+      </w:r>
+      <w:r>
+        <w:rPr>
+          <w:rFonts w:ascii="Times New Roman" w:hAnsi="Times New Roman" w:cs="Times New Roman"/>
+        </w:rPr>
+        <w:t xml:space="preserve">w </w:t>
       </w:r>
       <w:proofErr w:type="spellStart"/>
       <w:r>
@@ -5843,7 +8859,37 @@
         <w:rPr>
           <w:rFonts w:ascii="Times New Roman" w:hAnsi="Times New Roman" w:cs="Times New Roman"/>
         </w:rPr>
-        <w:t xml:space="preserve">" — "in which [in the Sacrament] we eat his Holy Body". The body and blood </w:t>
+        <w:t>”</w:t>
+      </w:r>
+      <w:r>
+        <w:rPr>
+          <w:rFonts w:ascii="Times New Roman" w:hAnsi="Times New Roman" w:cs="Times New Roman"/>
+        </w:rPr>
+        <w:t xml:space="preserve"> — </w:t>
+      </w:r>
+      <w:r>
+        <w:rPr>
+          <w:rFonts w:ascii="Times New Roman" w:hAnsi="Times New Roman" w:cs="Times New Roman"/>
+        </w:rPr>
+        <w:t>“</w:t>
+      </w:r>
+      <w:r>
+        <w:rPr>
+          <w:rFonts w:ascii="Times New Roman" w:hAnsi="Times New Roman" w:cs="Times New Roman"/>
+        </w:rPr>
+        <w:t>in which [in the Sacrament] we eat his Holy Body</w:t>
+      </w:r>
+      <w:r>
+        <w:rPr>
+          <w:rFonts w:ascii="Times New Roman" w:hAnsi="Times New Roman" w:cs="Times New Roman"/>
+        </w:rPr>
+        <w:t>”</w:t>
+      </w:r>
+      <w:r>
+        <w:rPr>
+          <w:rFonts w:ascii="Times New Roman" w:hAnsi="Times New Roman" w:cs="Times New Roman"/>
+        </w:rPr>
+        <w:t xml:space="preserve">. The body and blood </w:t>
       </w:r>
       <w:proofErr w:type="gramStart"/>
       <w:r>
@@ -5918,7 +8964,13 @@
         <w:rPr>
           <w:rFonts w:ascii="Times New Roman" w:hAnsi="Times New Roman" w:cs="Times New Roman"/>
         </w:rPr>
-        <w:t>'s</w:t>
+        <w:t>’</w:t>
+      </w:r>
+      <w:r>
+        <w:rPr>
+          <w:rFonts w:ascii="Times New Roman" w:hAnsi="Times New Roman" w:cs="Times New Roman"/>
+        </w:rPr>
+        <w:t>s</w:t>
       </w:r>
       <w:proofErr w:type="spellEnd"/>
       <w:r>
@@ -5986,7 +9038,6 @@
           <w:i/>
           <w:iCs/>
         </w:rPr>
-        <w:lastRenderedPageBreak/>
         <w:t>utraque</w:t>
       </w:r>
       <w:proofErr w:type="spellEnd"/>
@@ -6194,7 +9245,19 @@
         <w:rPr>
           <w:rFonts w:ascii="Times New Roman" w:hAnsi="Times New Roman" w:cs="Times New Roman"/>
         </w:rPr>
-        <w:t> occupies pp. 265 – 368 of Benka's edition. It is a supplement, not a substitute. Its scribe — anonymous, but evidently working within the same Lutheran liturgical-pastoral world as the printed </w:t>
+        <w:t> occupies pp. 265 – 368 of Benka</w:t>
+      </w:r>
+      <w:r>
+        <w:rPr>
+          <w:rFonts w:ascii="Times New Roman" w:hAnsi="Times New Roman" w:cs="Times New Roman"/>
+        </w:rPr>
+        <w:t>’</w:t>
+      </w:r>
+      <w:r>
+        <w:rPr>
+          <w:rFonts w:ascii="Times New Roman" w:hAnsi="Times New Roman" w:cs="Times New Roman"/>
+        </w:rPr>
+        <w:t>s edition. It is a supplement, not a substitute. Its scribe — anonymous, but evidently working within the same Lutheran liturgical-pastoral world as the printed </w:t>
       </w:r>
       <w:r>
         <w:rPr>
@@ -6217,7 +9280,13 @@
         <w:rPr>
           <w:rFonts w:ascii="Times New Roman" w:hAnsi="Times New Roman" w:cs="Times New Roman"/>
         </w:rPr>
-        <w:t>'s</w:t>
+        <w:t>’</w:t>
+      </w:r>
+      <w:r>
+        <w:rPr>
+          <w:rFonts w:ascii="Times New Roman" w:hAnsi="Times New Roman" w:cs="Times New Roman"/>
+        </w:rPr>
+        <w:t>s</w:t>
       </w:r>
       <w:proofErr w:type="spellEnd"/>
       <w:r>
@@ -6354,7 +9423,20 @@
         <w:rPr>
           <w:rFonts w:ascii="Times New Roman" w:hAnsi="Times New Roman" w:cs="Times New Roman"/>
         </w:rPr>
-        <w:t>'s opening section is where the register shift is most clearly visible. Benka extracts the operative formulae at pp. 78 – 79 of his introductory study, locating them precisely in the comparative analytical context that asks how the manuscript supplement relates to its printed companion. The communicants, the </w:t>
+        <w:t>’</w:t>
+      </w:r>
+      <w:r>
+        <w:rPr>
+          <w:rFonts w:ascii="Times New Roman" w:hAnsi="Times New Roman" w:cs="Times New Roman"/>
+        </w:rPr>
+        <w:t xml:space="preserve">s opening section is where the register shift is most clearly visible. Benka extracts the operative formulae at pp. 78 – 79 of his introductory study, locating them precisely in the comparative analytical context that asks how the manuscript supplement relates to its printed companion. The communicants, </w:t>
+      </w:r>
+      <w:r>
+        <w:rPr>
+          <w:rFonts w:ascii="Times New Roman" w:hAnsi="Times New Roman" w:cs="Times New Roman"/>
+        </w:rPr>
+        <w:lastRenderedPageBreak/>
+        <w:t>the </w:t>
       </w:r>
       <w:proofErr w:type="spellStart"/>
       <w:r>
@@ -6593,7 +9675,37 @@
         <w:rPr>
           <w:rFonts w:ascii="Times New Roman" w:hAnsi="Times New Roman" w:cs="Times New Roman"/>
         </w:rPr>
-        <w:t>; what differs is the salvific outcome. The body is not selectively present — present to faith and absent to unbelief — but universally present in the Sacrament's action, with the worthiness of the recipient determining whether that bodily presence is received for life or for judgement. This is precisely the formulation that the Formula of Concord, Solid Declaration, Article VII, makes the boundary marker between Lutheran and Reformed Eucharistic theology. FC SD VII §16 (corresponding to Epitome §7) states the position with maximum precision: "Not only the true believers and the worthy, but also the unworthy and unbelievers, receive the true body and blood of Christ; however, not for life and consolation, but for judgement and condemnation."</w:t>
+        <w:t>; what differs is the salvific outcome. The body is not selectively present — present to faith and absent to unbelief — but universally present in the Sacrament</w:t>
+      </w:r>
+      <w:r>
+        <w:rPr>
+          <w:rFonts w:ascii="Times New Roman" w:hAnsi="Times New Roman" w:cs="Times New Roman"/>
+        </w:rPr>
+        <w:t>’</w:t>
+      </w:r>
+      <w:r>
+        <w:rPr>
+          <w:rFonts w:ascii="Times New Roman" w:hAnsi="Times New Roman" w:cs="Times New Roman"/>
+        </w:rPr>
+        <w:t xml:space="preserve">s action, with the worthiness of the recipient determining whether that bodily presence is received for life or for judgement. This is precisely the formulation that the Formula of Concord, Solid Declaration, Article VII, makes the boundary marker between Lutheran and Reformed Eucharistic theology. FC SD VII §16 (corresponding to Epitome §7) states the position with maximum precision: </w:t>
+      </w:r>
+      <w:r>
+        <w:rPr>
+          <w:rFonts w:ascii="Times New Roman" w:hAnsi="Times New Roman" w:cs="Times New Roman"/>
+        </w:rPr>
+        <w:t>“</w:t>
+      </w:r>
+      <w:r>
+        <w:rPr>
+          <w:rFonts w:ascii="Times New Roman" w:hAnsi="Times New Roman" w:cs="Times New Roman"/>
+        </w:rPr>
+        <w:t>Not only the true believers and the worthy, but also the unworthy and unbelievers, receive the true body and blood of Christ; however, not for life and consolation, but for judgement and condemnation.</w:t>
+      </w:r>
+      <w:r>
+        <w:rPr>
+          <w:rFonts w:ascii="Times New Roman" w:hAnsi="Times New Roman" w:cs="Times New Roman"/>
+        </w:rPr>
+        <w:t>”</w:t>
       </w:r>
       <w:hyperlink r:id="rId31" w:anchor="fn25" w:history="1">
         <w:r>
@@ -6634,7 +9746,13 @@
         <w:rPr>
           <w:rFonts w:ascii="Times New Roman" w:hAnsi="Times New Roman" w:cs="Times New Roman"/>
         </w:rPr>
-        <w:t>'s formulation is the same position in different words, in Slovak rather than in Latin, in a manuscript supplement to a Czech printed agenda rather than in a continental confessional document. The position is held; the language register has moved.</w:t>
+        <w:t>’</w:t>
+      </w:r>
+      <w:r>
+        <w:rPr>
+          <w:rFonts w:ascii="Times New Roman" w:hAnsi="Times New Roman" w:cs="Times New Roman"/>
+        </w:rPr>
+        <w:t>s formulation is the same position in different words, in Slovak rather than in Latin, in a manuscript supplement to a Czech printed agenda rather than in a continental confessional document. The position is held; the language register has moved.</w:t>
       </w:r>
     </w:p>
     <w:p>
@@ -6648,7 +9766,19 @@
         <w:rPr>
           <w:rFonts w:ascii="Times New Roman" w:hAnsi="Times New Roman" w:cs="Times New Roman"/>
         </w:rPr>
-        <w:t>Benka's own analytical framing makes the comparative point with characteristic compression. The manuscript </w:t>
+        <w:t>Benka</w:t>
+      </w:r>
+      <w:r>
+        <w:rPr>
+          <w:rFonts w:ascii="Times New Roman" w:hAnsi="Times New Roman" w:cs="Times New Roman"/>
+        </w:rPr>
+        <w:t>’</w:t>
+      </w:r>
+      <w:r>
+        <w:rPr>
+          <w:rFonts w:ascii="Times New Roman" w:hAnsi="Times New Roman" w:cs="Times New Roman"/>
+        </w:rPr>
+        <w:t>s own analytical framing makes the comparative point with characteristic compression. The manuscript </w:t>
       </w:r>
       <w:proofErr w:type="spellStart"/>
       <w:r>
@@ -6672,7 +9802,13 @@
         <w:rPr>
           <w:rFonts w:ascii="Times New Roman" w:hAnsi="Times New Roman" w:cs="Times New Roman"/>
         </w:rPr>
-        <w:t>, he observes, contains "</w:t>
+        <w:t xml:space="preserve">, he observes, contains </w:t>
+      </w:r>
+      <w:r>
+        <w:rPr>
+          <w:rFonts w:ascii="Times New Roman" w:hAnsi="Times New Roman" w:cs="Times New Roman"/>
+        </w:rPr>
+        <w:t>“</w:t>
       </w:r>
       <w:proofErr w:type="spellStart"/>
       <w:r>
@@ -6735,7 +9871,6 @@
           <w:i/>
           <w:iCs/>
         </w:rPr>
-        <w:lastRenderedPageBreak/>
         <w:t>smerujú</w:t>
       </w:r>
       <w:proofErr w:type="spellEnd"/>
@@ -6797,7 +9932,13 @@
         <w:rPr>
           <w:rFonts w:ascii="Times New Roman" w:hAnsi="Times New Roman" w:cs="Times New Roman"/>
         </w:rPr>
-        <w:t>" — formulations that more explicitly point towards Lutheran </w:t>
+        <w:t>”</w:t>
+      </w:r>
+      <w:r>
+        <w:rPr>
+          <w:rFonts w:ascii="Times New Roman" w:hAnsi="Times New Roman" w:cs="Times New Roman"/>
+        </w:rPr>
+        <w:t xml:space="preserve"> — formulations that more explicitly point towards Lutheran </w:t>
       </w:r>
       <w:proofErr w:type="spellStart"/>
       <w:r>
@@ -6848,7 +9989,67 @@
         <w:rPr>
           <w:rFonts w:ascii="Times New Roman" w:hAnsi="Times New Roman" w:cs="Times New Roman"/>
         </w:rPr>
-        <w:t> The comparative adjective is the analytical move. Not "formulations that introduce", or "formulations that depart from the printed Czech original", but "formulations that </w:t>
+        <w:t xml:space="preserve"> The comparative adjective is the analytical move. Not </w:t>
+      </w:r>
+      <w:r>
+        <w:rPr>
+          <w:rFonts w:ascii="Times New Roman" w:hAnsi="Times New Roman" w:cs="Times New Roman"/>
+        </w:rPr>
+        <w:t>“</w:t>
+      </w:r>
+      <w:r>
+        <w:rPr>
+          <w:rFonts w:ascii="Times New Roman" w:hAnsi="Times New Roman" w:cs="Times New Roman"/>
+        </w:rPr>
+        <w:t>formulations that introduce</w:t>
+      </w:r>
+      <w:r>
+        <w:rPr>
+          <w:rFonts w:ascii="Times New Roman" w:hAnsi="Times New Roman" w:cs="Times New Roman"/>
+        </w:rPr>
+        <w:t>”</w:t>
+      </w:r>
+      <w:r>
+        <w:rPr>
+          <w:rFonts w:ascii="Times New Roman" w:hAnsi="Times New Roman" w:cs="Times New Roman"/>
+        </w:rPr>
+        <w:t xml:space="preserve">, or </w:t>
+      </w:r>
+      <w:r>
+        <w:rPr>
+          <w:rFonts w:ascii="Times New Roman" w:hAnsi="Times New Roman" w:cs="Times New Roman"/>
+        </w:rPr>
+        <w:t>“</w:t>
+      </w:r>
+      <w:r>
+        <w:rPr>
+          <w:rFonts w:ascii="Times New Roman" w:hAnsi="Times New Roman" w:cs="Times New Roman"/>
+        </w:rPr>
+        <w:t>formulations that depart from the printed Czech original</w:t>
+      </w:r>
+      <w:r>
+        <w:rPr>
+          <w:rFonts w:ascii="Times New Roman" w:hAnsi="Times New Roman" w:cs="Times New Roman"/>
+        </w:rPr>
+        <w:t>”</w:t>
+      </w:r>
+      <w:r>
+        <w:rPr>
+          <w:rFonts w:ascii="Times New Roman" w:hAnsi="Times New Roman" w:cs="Times New Roman"/>
+        </w:rPr>
+        <w:t xml:space="preserve">, but </w:t>
+      </w:r>
+      <w:r>
+        <w:rPr>
+          <w:rFonts w:ascii="Times New Roman" w:hAnsi="Times New Roman" w:cs="Times New Roman"/>
+        </w:rPr>
+        <w:t>“</w:t>
+      </w:r>
+      <w:r>
+        <w:rPr>
+          <w:rFonts w:ascii="Times New Roman" w:hAnsi="Times New Roman" w:cs="Times New Roman"/>
+        </w:rPr>
+        <w:t>formulations that </w:t>
       </w:r>
       <w:r>
         <w:rPr>
@@ -6862,7 +10063,13 @@
         <w:rPr>
           <w:rFonts w:ascii="Times New Roman" w:hAnsi="Times New Roman" w:cs="Times New Roman"/>
         </w:rPr>
-        <w:t>" the Lutheran distinctive. The same theology is being said, with sharper edges. The implicit position of the </w:t>
+        <w:t>”</w:t>
+      </w:r>
+      <w:r>
+        <w:rPr>
+          <w:rFonts w:ascii="Times New Roman" w:hAnsi="Times New Roman" w:cs="Times New Roman"/>
+        </w:rPr>
+        <w:t xml:space="preserve"> the Lutheran distinctive. The same theology is being said, with sharper edges. The implicit position of the </w:t>
       </w:r>
       <w:proofErr w:type="gramStart"/>
       <w:r>
@@ -6938,7 +10145,19 @@
         <w:rPr>
           <w:rFonts w:ascii="Times New Roman" w:hAnsi="Times New Roman" w:cs="Times New Roman"/>
         </w:rPr>
-        <w:t>The temporal context matters. Four years separate the print (1581) from the manuscript supplement (1585). Those four years lie within a confessional disciplinary moment that the German Lutheran territories had begun to enforce more systematically after the Formula of Concord's promulgation in 1577 and its subsequent territorial reception through the Book of Concord (1580). Within that period, the visitation literature, the polemical handbooks, and the synodal proceedings of the Lutheran lands were all converging on a sharpened set of doctrinal markers by which clergy were to be tested for confessional reliability. </w:t>
+        <w:t>The temporal context matters. Four years separate the print (1581) from the manuscript supplement (1585). Those four years lie within a confessional disciplinary moment that the German Lutheran territories had begun to enforce more systematically after the Formula of Concord</w:t>
+      </w:r>
+      <w:r>
+        <w:rPr>
+          <w:rFonts w:ascii="Times New Roman" w:hAnsi="Times New Roman" w:cs="Times New Roman"/>
+        </w:rPr>
+        <w:t>’</w:t>
+      </w:r>
+      <w:r>
+        <w:rPr>
+          <w:rFonts w:ascii="Times New Roman" w:hAnsi="Times New Roman" w:cs="Times New Roman"/>
+        </w:rPr>
+        <w:t>s promulgation in 1577 and its subsequent territorial reception through the Book of Concord (1580). Within that period, the visitation literature, the polemical handbooks, and the synodal proceedings of the Lutheran lands were all converging on a sharpened set of doctrinal markers by which clergy were to be tested for confessional reliability. </w:t>
       </w:r>
       <w:proofErr w:type="spellStart"/>
       <w:r>
@@ -7003,7 +10222,19 @@
         <w:rPr>
           <w:rFonts w:ascii="Times New Roman" w:hAnsi="Times New Roman" w:cs="Times New Roman"/>
         </w:rPr>
-        <w:t xml:space="preserve"> In the Upper-Hungarian mining towns of the same period, this disciplinary atmosphere would have been mediated through several channels: the clergy's own continuing connections to Wittenberg and the German territorial churches, the visiting clergy who circulated between the Pentapolitana cities and the mining-town </w:t>
+        <w:t> In the Upper-Hungarian mining towns of the same period, this disciplinary atmosphere would have been mediated through several channels: the clergy</w:t>
+      </w:r>
+      <w:r>
+        <w:rPr>
+          <w:rFonts w:ascii="Times New Roman" w:hAnsi="Times New Roman" w:cs="Times New Roman"/>
+        </w:rPr>
+        <w:t>’</w:t>
+      </w:r>
+      <w:r>
+        <w:rPr>
+          <w:rFonts w:ascii="Times New Roman" w:hAnsi="Times New Roman" w:cs="Times New Roman"/>
+        </w:rPr>
+        <w:t xml:space="preserve">s own continuing connections to Wittenberg and the German territorial churches, the visiting clergy who circulated between the Pentapolitana cities and the mining-town </w:t>
       </w:r>
       <w:proofErr w:type="spellStart"/>
       <w:r>
@@ -7034,7 +10265,19 @@
         <w:rPr>
           <w:rFonts w:ascii="Times New Roman" w:hAnsi="Times New Roman" w:cs="Times New Roman"/>
         </w:rPr>
-        <w:t xml:space="preserve"> and the polemical printed material that Benka's introductory study documents reaching the </w:t>
+        <w:t> and the polemical printed material that Benka</w:t>
+      </w:r>
+      <w:r>
+        <w:rPr>
+          <w:rFonts w:ascii="Times New Roman" w:hAnsi="Times New Roman" w:cs="Times New Roman"/>
+        </w:rPr>
+        <w:t>’</w:t>
+      </w:r>
+      <w:r>
+        <w:rPr>
+          <w:rFonts w:ascii="Times New Roman" w:hAnsi="Times New Roman" w:cs="Times New Roman"/>
+        </w:rPr>
+        <w:t xml:space="preserve">s introductory study documents reaching the </w:t>
       </w:r>
       <w:proofErr w:type="spellStart"/>
       <w:r>
@@ -7086,7 +10329,13 @@
         <w:rPr>
           <w:rFonts w:ascii="Times New Roman" w:hAnsi="Times New Roman" w:cs="Times New Roman"/>
         </w:rPr>
-        <w:t>'s explicit </w:t>
+        <w:t>’</w:t>
+      </w:r>
+      <w:r>
+        <w:rPr>
+          <w:rFonts w:ascii="Times New Roman" w:hAnsi="Times New Roman" w:cs="Times New Roman"/>
+        </w:rPr>
+        <w:t>s explicit </w:t>
       </w:r>
       <w:proofErr w:type="spellStart"/>
       <w:r>
@@ -7134,7 +10383,14 @@
         <w:rPr>
           <w:rFonts w:ascii="Times New Roman" w:hAnsi="Times New Roman" w:cs="Times New Roman"/>
         </w:rPr>
-        <w:t xml:space="preserve"> within that atmosphere. The manuscript supplement does what the printed agenda did not: it equips the local clergy with the polemically sharpened formulae that the contemporary Lutheran disciplinary moment had begun to require.</w:t>
+        <w:t xml:space="preserve"> within that atmosphere. The manuscript supplement does </w:t>
+      </w:r>
+      <w:r>
+        <w:rPr>
+          <w:rFonts w:ascii="Times New Roman" w:hAnsi="Times New Roman" w:cs="Times New Roman"/>
+        </w:rPr>
+        <w:lastRenderedPageBreak/>
+        <w:t>what the printed agenda did not: it equips the local clergy with the polemically sharpened formulae that the contemporary Lutheran disciplinary moment had begun to require.</w:t>
       </w:r>
     </w:p>
     <w:p>
@@ -7162,7 +10418,19 @@
         <w:rPr>
           <w:rFonts w:ascii="Times New Roman" w:hAnsi="Times New Roman" w:cs="Times New Roman"/>
         </w:rPr>
-        <w:t xml:space="preserve"> liturgical memory was still living. A manuscript Slovak supplement, written for local use in a single mining-town milieu where the Lutheran identity was institutionally settled and the disciplinary atmosphere intensifying, could afford to be sharper. The codex preserves both registers because the binding records the early users' practice of moving between them: the printed </w:t>
+        <w:t xml:space="preserve"> liturgical memory was still living. A manuscript Slovak supplement, written for local use in a single mining-town milieu where the Lutheran identity was institutionally settled and the disciplinary atmosphere intensifying, could afford to be sharper. The codex preserves both registers because the binding records the early users</w:t>
+      </w:r>
+      <w:r>
+        <w:rPr>
+          <w:rFonts w:ascii="Times New Roman" w:hAnsi="Times New Roman" w:cs="Times New Roman"/>
+        </w:rPr>
+        <w:t>’</w:t>
+      </w:r>
+      <w:r>
+        <w:rPr>
+          <w:rFonts w:ascii="Times New Roman" w:hAnsi="Times New Roman" w:cs="Times New Roman"/>
+        </w:rPr>
+        <w:t xml:space="preserve"> practice of moving between them: the printed </w:t>
       </w:r>
       <w:r>
         <w:rPr>
@@ -7262,7 +10530,13 @@
         <w:rPr>
           <w:rFonts w:ascii="Times New Roman" w:hAnsi="Times New Roman" w:cs="Times New Roman"/>
         </w:rPr>
-        <w:t>'s register is the linkage between confession and Eucharist. Private confession (</w:t>
+        <w:t>’</w:t>
+      </w:r>
+      <w:r>
+        <w:rPr>
+          <w:rFonts w:ascii="Times New Roman" w:hAnsi="Times New Roman" w:cs="Times New Roman"/>
+        </w:rPr>
+        <w:t>s register is the linkage between confession and Eucharist. Private confession (</w:t>
       </w:r>
       <w:proofErr w:type="spellStart"/>
       <w:r>
@@ -7313,14 +10587,7 @@
         <w:rPr>
           <w:rFonts w:ascii="Times New Roman" w:hAnsi="Times New Roman" w:cs="Times New Roman"/>
         </w:rPr>
-        <w:t xml:space="preserve"> Benka documents </w:t>
-      </w:r>
-      <w:r>
-        <w:rPr>
-          <w:rFonts w:ascii="Times New Roman" w:hAnsi="Times New Roman" w:cs="Times New Roman"/>
-        </w:rPr>
-        <w:lastRenderedPageBreak/>
-        <w:t>the same linkage in the 1558 mining-town synod and the 1580 regulations.</w:t>
+        <w:t> Benka documents the same linkage in the 1558 mining-town synod and the 1580 regulations.</w:t>
       </w:r>
       <w:hyperlink r:id="rId36" w:anchor="fn30" w:history="1">
         <w:r>
@@ -7361,7 +10628,13 @@
         <w:rPr>
           <w:rFonts w:ascii="Times New Roman" w:hAnsi="Times New Roman" w:cs="Times New Roman"/>
         </w:rPr>
-        <w:t>'s sustained treatment of confession-as-Eucharistic-preparation is therefore not merely a pastoral provision but a confessional positioning. The same theology of communion that the printed </w:t>
+        <w:t>’</w:t>
+      </w:r>
+      <w:r>
+        <w:rPr>
+          <w:rFonts w:ascii="Times New Roman" w:hAnsi="Times New Roman" w:cs="Times New Roman"/>
+        </w:rPr>
+        <w:t>s sustained treatment of confession-as-Eucharistic-preparation is therefore not merely a pastoral provision but a confessional positioning. The same theology of communion that the printed </w:t>
       </w:r>
       <w:r>
         <w:rPr>
@@ -7385,7 +10658,19 @@
         <w:rPr>
           <w:rFonts w:ascii="Times New Roman" w:hAnsi="Times New Roman" w:cs="Times New Roman"/>
         </w:rPr>
-        <w:t> had articulated in moderate terms is, in the manuscript supplement, embedded in a disciplinary practice — confession before communion — that polemically marks the rite as Lutheran against both Catholic and Reformed alternatives. The register shift extends across the rite's disciplinary structure as well as its dogmatic articulation.</w:t>
+        <w:t> had articulated in moderate terms is, in the manuscript supplement, embedded in a disciplinary practice — confession before communion — that polemically marks the rite as Lutheran against both Catholic and Reformed alternatives. The register shift extends across the rite</w:t>
+      </w:r>
+      <w:r>
+        <w:rPr>
+          <w:rFonts w:ascii="Times New Roman" w:hAnsi="Times New Roman" w:cs="Times New Roman"/>
+        </w:rPr>
+        <w:t>’</w:t>
+      </w:r>
+      <w:r>
+        <w:rPr>
+          <w:rFonts w:ascii="Times New Roman" w:hAnsi="Times New Roman" w:cs="Times New Roman"/>
+        </w:rPr>
+        <w:t>s disciplinary structure as well as its dogmatic articulation.</w:t>
       </w:r>
     </w:p>
     <w:p>
@@ -7475,6 +10760,7 @@
         <w:rPr>
           <w:rFonts w:ascii="Times New Roman" w:hAnsi="Times New Roman" w:cs="Times New Roman"/>
         </w:rPr>
+        <w:lastRenderedPageBreak/>
         <w:t xml:space="preserve">What this stratification means for the broader </w:t>
       </w:r>
       <w:proofErr w:type="spellStart"/>
@@ -7623,7 +10909,19 @@
         <w:rPr>
           <w:rFonts w:ascii="Times New Roman" w:hAnsi="Times New Roman" w:cs="Times New Roman"/>
         </w:rPr>
-        <w:t> says are not in tension; they are the same theological commitment articulated in different registers. The interpretive task is therefore not to adjudicate between the two witnesses but to read them as a structured spectrum — to ask why a single liturgical use accommodated both, and what the accommodation reveals about the period's confessional work.</w:t>
+        <w:t> says are not in tension; they are the same theological commitment articulated in different registers. The interpretive task is therefore not to adjudicate between the two witnesses but to read them as a structured spectrum — to ask why a single liturgical use accommodated both, and what the accommodation reveals about the period</w:t>
+      </w:r>
+      <w:r>
+        <w:rPr>
+          <w:rFonts w:ascii="Times New Roman" w:hAnsi="Times New Roman" w:cs="Times New Roman"/>
+        </w:rPr>
+        <w:t>’</w:t>
+      </w:r>
+      <w:r>
+        <w:rPr>
+          <w:rFonts w:ascii="Times New Roman" w:hAnsi="Times New Roman" w:cs="Times New Roman"/>
+        </w:rPr>
+        <w:t>s confessional work.</w:t>
       </w:r>
     </w:p>
     <w:p>
@@ -7709,14 +11007,7 @@
         <w:rPr>
           <w:rFonts w:ascii="Times New Roman" w:hAnsi="Times New Roman" w:cs="Times New Roman"/>
         </w:rPr>
-        <w:t xml:space="preserve"> hold the same Eucharistic doctrine is not to flatten the difference between them. It is to identify what </w:t>
-      </w:r>
-      <w:r>
-        <w:rPr>
-          <w:rFonts w:ascii="Times New Roman" w:hAnsi="Times New Roman" w:cs="Times New Roman"/>
-        </w:rPr>
-        <w:lastRenderedPageBreak/>
-        <w:t>the difference </w:t>
+        <w:t> hold the same Eucharistic doctrine is not to flatten the difference between them. It is to identify what the difference </w:t>
       </w:r>
       <w:r>
         <w:rPr>
@@ -7777,7 +11068,13 @@
         <w:rPr>
           <w:rFonts w:ascii="Times New Roman" w:hAnsi="Times New Roman" w:cs="Times New Roman"/>
         </w:rPr>
-        <w:t>'s</w:t>
+        <w:t>’</w:t>
+      </w:r>
+      <w:r>
+        <w:rPr>
+          <w:rFonts w:ascii="Times New Roman" w:hAnsi="Times New Roman" w:cs="Times New Roman"/>
+        </w:rPr>
+        <w:t>s</w:t>
       </w:r>
       <w:proofErr w:type="spellEnd"/>
       <w:r>
@@ -7823,7 +11120,13 @@
         <w:rPr>
           <w:rFonts w:ascii="Times New Roman" w:hAnsi="Times New Roman" w:cs="Times New Roman"/>
         </w:rPr>
-        <w:t>'s</w:t>
+        <w:t>’</w:t>
+      </w:r>
+      <w:r>
+        <w:rPr>
+          <w:rFonts w:ascii="Times New Roman" w:hAnsi="Times New Roman" w:cs="Times New Roman"/>
+        </w:rPr>
+        <w:t>s</w:t>
       </w:r>
       <w:proofErr w:type="gramEnd"/>
       <w:r>
@@ -7864,7 +11167,31 @@
         <w:rPr>
           <w:rFonts w:ascii="Times New Roman" w:hAnsi="Times New Roman" w:cs="Times New Roman"/>
         </w:rPr>
-        <w:t> and on the "in, with, and under" formula is therefore not theological reticence but pastoral pragmatism — a register choice, made by Wittenberg-ordained compilers, that allowed the printed agenda to function across a wider range of Lutheran pastoral situations than a sharper register would have admitted. The shape of the </w:t>
+        <w:t xml:space="preserve"> and on the </w:t>
+      </w:r>
+      <w:r>
+        <w:rPr>
+          <w:rFonts w:ascii="Times New Roman" w:hAnsi="Times New Roman" w:cs="Times New Roman"/>
+        </w:rPr>
+        <w:t>“</w:t>
+      </w:r>
+      <w:r>
+        <w:rPr>
+          <w:rFonts w:ascii="Times New Roman" w:hAnsi="Times New Roman" w:cs="Times New Roman"/>
+        </w:rPr>
+        <w:t>in, with, and under</w:t>
+      </w:r>
+      <w:r>
+        <w:rPr>
+          <w:rFonts w:ascii="Times New Roman" w:hAnsi="Times New Roman" w:cs="Times New Roman"/>
+        </w:rPr>
+        <w:t>”</w:t>
+      </w:r>
+      <w:r>
+        <w:rPr>
+          <w:rFonts w:ascii="Times New Roman" w:hAnsi="Times New Roman" w:cs="Times New Roman"/>
+        </w:rPr>
+        <w:t xml:space="preserve"> formula is therefore not theological reticence but pastoral pragmatism — a register choice, made by Wittenberg-ordained compilers, that allowed the printed agenda to function across a wider range of Lutheran pastoral situations than a sharper register would have admitted. The shape of the </w:t>
       </w:r>
       <w:proofErr w:type="spellStart"/>
       <w:r>
@@ -7888,7 +11215,25 @@
         <w:rPr>
           <w:rFonts w:ascii="Times New Roman" w:hAnsi="Times New Roman" w:cs="Times New Roman"/>
         </w:rPr>
-        <w:t>'s register, by contrast, is sharper Upper-Hungarian Lutheran. It is the register of a manuscript supplement composed for local use in the mining-town milieu, in 1585, four years after the Formula of Concord's territorial reception through the Book of Concord (1580) had begun to consolidate confessional discipline in the German Lutheran territories. The </w:t>
+        <w:t>’</w:t>
+      </w:r>
+      <w:r>
+        <w:rPr>
+          <w:rFonts w:ascii="Times New Roman" w:hAnsi="Times New Roman" w:cs="Times New Roman"/>
+        </w:rPr>
+        <w:t>s register, by contrast, is sharper Upper-Hungarian Lutheran. It is the register of a manuscript supplement composed for local use in the mining-town milieu, in 1585, four years after the Formula of Concord</w:t>
+      </w:r>
+      <w:r>
+        <w:rPr>
+          <w:rFonts w:ascii="Times New Roman" w:hAnsi="Times New Roman" w:cs="Times New Roman"/>
+        </w:rPr>
+        <w:t>’</w:t>
+      </w:r>
+      <w:r>
+        <w:rPr>
+          <w:rFonts w:ascii="Times New Roman" w:hAnsi="Times New Roman" w:cs="Times New Roman"/>
+        </w:rPr>
+        <w:t>s territorial reception through the Book of Concord (1580) had begun to consolidate confessional discipline in the German Lutheran territories. The </w:t>
       </w:r>
       <w:proofErr w:type="spellStart"/>
       <w:r>
@@ -7912,7 +11257,13 @@
         <w:rPr>
           <w:rFonts w:ascii="Times New Roman" w:hAnsi="Times New Roman" w:cs="Times New Roman"/>
         </w:rPr>
-        <w:t>'s explicit </w:t>
+        <w:t>’</w:t>
+      </w:r>
+      <w:r>
+        <w:rPr>
+          <w:rFonts w:ascii="Times New Roman" w:hAnsi="Times New Roman" w:cs="Times New Roman"/>
+        </w:rPr>
+        <w:t>s explicit </w:t>
       </w:r>
       <w:proofErr w:type="spellStart"/>
       <w:r>
@@ -7979,7 +11330,13 @@
         <w:rPr>
           <w:rFonts w:ascii="Times New Roman" w:hAnsi="Times New Roman" w:cs="Times New Roman"/>
         </w:rPr>
-        <w:t>'s</w:t>
+        <w:t>’</w:t>
+      </w:r>
+      <w:r>
+        <w:rPr>
+          <w:rFonts w:ascii="Times New Roman" w:hAnsi="Times New Roman" w:cs="Times New Roman"/>
+        </w:rPr>
+        <w:t>s</w:t>
       </w:r>
       <w:proofErr w:type="spellEnd"/>
       <w:r>
@@ -8094,7 +11451,31 @@
         <w:rPr>
           <w:rFonts w:ascii="Times New Roman" w:hAnsi="Times New Roman" w:cs="Times New Roman"/>
         </w:rPr>
-        <w:t>, "let the law of prayer establish the law of belief", attributed to Prosper of Aquitaine — assumes a single voice in liturgy that establishes the corresponding belief.</w:t>
+        <w:t xml:space="preserve">, </w:t>
+      </w:r>
+      <w:r>
+        <w:rPr>
+          <w:rFonts w:ascii="Times New Roman" w:hAnsi="Times New Roman" w:cs="Times New Roman"/>
+        </w:rPr>
+        <w:t>“</w:t>
+      </w:r>
+      <w:r>
+        <w:rPr>
+          <w:rFonts w:ascii="Times New Roman" w:hAnsi="Times New Roman" w:cs="Times New Roman"/>
+        </w:rPr>
+        <w:t>let the law of prayer establish the law of belief</w:t>
+      </w:r>
+      <w:r>
+        <w:rPr>
+          <w:rFonts w:ascii="Times New Roman" w:hAnsi="Times New Roman" w:cs="Times New Roman"/>
+        </w:rPr>
+        <w:t>”</w:t>
+      </w:r>
+      <w:r>
+        <w:rPr>
+          <w:rFonts w:ascii="Times New Roman" w:hAnsi="Times New Roman" w:cs="Times New Roman"/>
+        </w:rPr>
+        <w:t>, attributed to Prosper of Aquitaine — assumes a single voice in liturgy that establishes the corresponding belief.</w:t>
       </w:r>
       <w:hyperlink r:id="rId37" w:anchor="fn31" w:history="1">
         <w:r>
@@ -8135,7 +11516,14 @@
         <w:rPr>
           <w:rFonts w:ascii="Times New Roman" w:hAnsi="Times New Roman" w:cs="Times New Roman"/>
         </w:rPr>
-        <w:t> of the mining-town Lutheran community in 1585. Both established, in their distinct ways, the corresponding </w:t>
+        <w:t xml:space="preserve"> of the </w:t>
+      </w:r>
+      <w:r>
+        <w:rPr>
+          <w:rFonts w:ascii="Times New Roman" w:hAnsi="Times New Roman" w:cs="Times New Roman"/>
+        </w:rPr>
+        <w:lastRenderedPageBreak/>
+        <w:t>mining-town Lutheran community in 1585. Both established, in their distinct ways, the corresponding </w:t>
       </w:r>
       <w:r>
         <w:rPr>
@@ -8173,7 +11561,19 @@
         <w:rPr>
           <w:rFonts w:ascii="Times New Roman" w:hAnsi="Times New Roman" w:cs="Times New Roman"/>
         </w:rPr>
-        <w:t xml:space="preserve">This has implications for how the period's confessional sharpening should be understood. The standard narrative of </w:t>
+        <w:t>This has implications for how the period</w:t>
+      </w:r>
+      <w:r>
+        <w:rPr>
+          <w:rFonts w:ascii="Times New Roman" w:hAnsi="Times New Roman" w:cs="Times New Roman"/>
+        </w:rPr>
+        <w:t>’</w:t>
+      </w:r>
+      <w:r>
+        <w:rPr>
+          <w:rFonts w:ascii="Times New Roman" w:hAnsi="Times New Roman" w:cs="Times New Roman"/>
+        </w:rPr>
+        <w:t xml:space="preserve">s confessional sharpening should be understood. The standard narrative of </w:t>
       </w:r>
       <w:proofErr w:type="spellStart"/>
       <w:r>
@@ -8204,7 +11604,13 @@
         <w:rPr>
           <w:rFonts w:ascii="Times New Roman" w:hAnsi="Times New Roman" w:cs="Times New Roman"/>
         </w:rPr>
-        <w:t> The codex extends this picture in an instructive direction. Confessional consolidation is also the work of register intensification within liturgical practice — and that work is observable at the granularity of a single physical codex, in the four-year gap between a printed pastoral resource and its hand-written local supplement, in the lexical move from "</w:t>
+        <w:t xml:space="preserve"> The codex extends this picture in an instructive direction. Confessional consolidation is also the work of register intensification within liturgical practice — and that work is observable at the granularity of a single physical codex, in the four-year gap between a printed pastoral resource and its hand-written local supplement, in the lexical move from </w:t>
+      </w:r>
+      <w:r>
+        <w:rPr>
+          <w:rFonts w:ascii="Times New Roman" w:hAnsi="Times New Roman" w:cs="Times New Roman"/>
+        </w:rPr>
+        <w:t>“</w:t>
       </w:r>
       <w:proofErr w:type="spellStart"/>
       <w:r>
@@ -8232,7 +11638,19 @@
         <w:rPr>
           <w:rFonts w:ascii="Times New Roman" w:hAnsi="Times New Roman" w:cs="Times New Roman"/>
         </w:rPr>
-        <w:t>" to "</w:t>
+        <w:t>”</w:t>
+      </w:r>
+      <w:r>
+        <w:rPr>
+          <w:rFonts w:ascii="Times New Roman" w:hAnsi="Times New Roman" w:cs="Times New Roman"/>
+        </w:rPr>
+        <w:t xml:space="preserve"> to </w:t>
+      </w:r>
+      <w:r>
+        <w:rPr>
+          <w:rFonts w:ascii="Times New Roman" w:hAnsi="Times New Roman" w:cs="Times New Roman"/>
+        </w:rPr>
+        <w:t>“</w:t>
       </w:r>
       <w:proofErr w:type="spellStart"/>
       <w:r>
@@ -8246,7 +11664,19 @@
         <w:rPr>
           <w:rFonts w:ascii="Times New Roman" w:hAnsi="Times New Roman" w:cs="Times New Roman"/>
         </w:rPr>
-        <w:t xml:space="preserve"> a Krew Syna Božijho", in the introduction of </w:t>
+        <w:t xml:space="preserve"> a Krew Syna Božijho</w:t>
+      </w:r>
+      <w:r>
+        <w:rPr>
+          <w:rFonts w:ascii="Times New Roman" w:hAnsi="Times New Roman" w:cs="Times New Roman"/>
+        </w:rPr>
+        <w:t>”</w:t>
+      </w:r>
+      <w:r>
+        <w:rPr>
+          <w:rFonts w:ascii="Times New Roman" w:hAnsi="Times New Roman" w:cs="Times New Roman"/>
+        </w:rPr>
+        <w:t>, in the introduction of </w:t>
       </w:r>
       <w:proofErr w:type="spellStart"/>
       <w:r>
@@ -8342,14 +11772,31 @@
         <w:rPr>
           <w:rFonts w:ascii="Times New Roman" w:hAnsi="Times New Roman" w:cs="Times New Roman"/>
         </w:rPr>
-        <w:t xml:space="preserve"> stratification shows, then, is not that Lutheranism between 1581 and 1585 was developing a new doctrine of the Eucharist — it was not — but that the same Lutheran doctrine was being expressed at different registers within a single </w:t>
-      </w:r>
-      <w:r>
-        <w:rPr>
-          <w:rFonts w:ascii="Times New Roman" w:hAnsi="Times New Roman" w:cs="Times New Roman"/>
-        </w:rPr>
-        <w:lastRenderedPageBreak/>
-        <w:t xml:space="preserve">regional confessional community, with the manuscript supplement intensifying what the printed agenda had left moderate. This is confessional consolidation as register shift. It operates not at the cross-confessional boundary but within the Lutheran orbit itself. It is visible only at the codex level, where the bound co-presence of print and manuscript records the early users' practice of moving between registers. And it is invisible at the level of the period's normative documents — the Formula of Concord, the </w:t>
+        <w:t> stratification shows, then, is not that Lutheranism between 1581 and 1585 was developing a new doctrine of the Eucharist — it was not — but that the same Lutheran doctrine was being expressed at different registers within a single regional confessional community, with the manuscript supplement intensifying what the printed agenda had left moderate. This is confessional consolidation as register shift. It operates not at the cross-confessional boundary but within the Lutheran orbit itself. It is visible only at the codex level, where the bound co-presence of print and manuscript records the early users</w:t>
+      </w:r>
+      <w:r>
+        <w:rPr>
+          <w:rFonts w:ascii="Times New Roman" w:hAnsi="Times New Roman" w:cs="Times New Roman"/>
+        </w:rPr>
+        <w:t>’</w:t>
+      </w:r>
+      <w:r>
+        <w:rPr>
+          <w:rFonts w:ascii="Times New Roman" w:hAnsi="Times New Roman" w:cs="Times New Roman"/>
+        </w:rPr>
+        <w:t xml:space="preserve"> practice of moving between registers. And it is invisible at the level of the period</w:t>
+      </w:r>
+      <w:r>
+        <w:rPr>
+          <w:rFonts w:ascii="Times New Roman" w:hAnsi="Times New Roman" w:cs="Times New Roman"/>
+        </w:rPr>
+        <w:t>’</w:t>
+      </w:r>
+      <w:r>
+        <w:rPr>
+          <w:rFonts w:ascii="Times New Roman" w:hAnsi="Times New Roman" w:cs="Times New Roman"/>
+        </w:rPr>
+        <w:t xml:space="preserve">s normative documents — the Formula of Concord, the </w:t>
       </w:r>
       <w:proofErr w:type="spellStart"/>
       <w:r>
@@ -8386,7 +11833,13 @@
         <w:rPr>
           <w:rFonts w:ascii="Times New Roman" w:hAnsi="Times New Roman" w:cs="Times New Roman"/>
         </w:rPr>
-        <w:t>'s</w:t>
+        <w:t>’</w:t>
+      </w:r>
+      <w:r>
+        <w:rPr>
+          <w:rFonts w:ascii="Times New Roman" w:hAnsi="Times New Roman" w:cs="Times New Roman"/>
+        </w:rPr>
+        <w:t>s</w:t>
       </w:r>
       <w:proofErr w:type="spellEnd"/>
       <w:r>
@@ -8588,7 +12041,19 @@
         <w:rPr>
           <w:rFonts w:ascii="Times New Roman" w:hAnsi="Times New Roman" w:cs="Times New Roman"/>
         </w:rPr>
-        <w:t xml:space="preserve"> does not survive a careful reading of the Czech text. The CB's Eucharistic article uses the formula </w:t>
+        <w:t xml:space="preserve"> does not survive a careful reading of the Czech text. The CB</w:t>
+      </w:r>
+      <w:r>
+        <w:rPr>
+          <w:rFonts w:ascii="Times New Roman" w:hAnsi="Times New Roman" w:cs="Times New Roman"/>
+        </w:rPr>
+        <w:t>’</w:t>
+      </w:r>
+      <w:r>
+        <w:rPr>
+          <w:rFonts w:ascii="Times New Roman" w:hAnsi="Times New Roman" w:cs="Times New Roman"/>
+        </w:rPr>
+        <w:t>s Eucharistic article uses the formula </w:t>
       </w:r>
       <w:proofErr w:type="spellStart"/>
       <w:r>
@@ -8712,7 +12177,31 @@
         <w:rPr>
           <w:rFonts w:ascii="Times New Roman" w:hAnsi="Times New Roman" w:cs="Times New Roman"/>
         </w:rPr>
-        <w:t> — "spiritually and substantially, by faith and also by mouth" — which explicitly affirms both substantial presence and oral reception (the Lutheran distinctives) and spiritual reception by faith (the Reformed emphasis).</w:t>
+        <w:t xml:space="preserve"> — </w:t>
+      </w:r>
+      <w:r>
+        <w:rPr>
+          <w:rFonts w:ascii="Times New Roman" w:hAnsi="Times New Roman" w:cs="Times New Roman"/>
+        </w:rPr>
+        <w:t>“</w:t>
+      </w:r>
+      <w:r>
+        <w:rPr>
+          <w:rFonts w:ascii="Times New Roman" w:hAnsi="Times New Roman" w:cs="Times New Roman"/>
+        </w:rPr>
+        <w:t>spiritually and substantially, by faith and also by mouth</w:t>
+      </w:r>
+      <w:r>
+        <w:rPr>
+          <w:rFonts w:ascii="Times New Roman" w:hAnsi="Times New Roman" w:cs="Times New Roman"/>
+        </w:rPr>
+        <w:t>”</w:t>
+      </w:r>
+      <w:r>
+        <w:rPr>
+          <w:rFonts w:ascii="Times New Roman" w:hAnsi="Times New Roman" w:cs="Times New Roman"/>
+        </w:rPr>
+        <w:t xml:space="preserve"> — which explicitly affirms both substantial presence and oral reception (the Lutheran distinctives) and spiritual reception by faith (the Reformed emphasis).</w:t>
       </w:r>
       <w:hyperlink r:id="rId40" w:anchor="fn34" w:history="1">
         <w:r>
@@ -8757,7 +12246,19 @@
         <w:rPr>
           <w:rFonts w:ascii="Times New Roman" w:hAnsi="Times New Roman" w:cs="Times New Roman"/>
         </w:rPr>
-        <w:t>. The CB's irenic register was the achievement of the 1575 compromise, not a confessional concession to either side.</w:t>
+        <w:t>. The CB</w:t>
+      </w:r>
+      <w:r>
+        <w:rPr>
+          <w:rFonts w:ascii="Times New Roman" w:hAnsi="Times New Roman" w:cs="Times New Roman"/>
+        </w:rPr>
+        <w:t>’</w:t>
+      </w:r>
+      <w:r>
+        <w:rPr>
+          <w:rFonts w:ascii="Times New Roman" w:hAnsi="Times New Roman" w:cs="Times New Roman"/>
+        </w:rPr>
+        <w:t>s irenic register was the achievement of the 1575 compromise, not a confessional concession to either side.</w:t>
       </w:r>
     </w:p>
     <w:p>
@@ -8805,7 +12306,26 @@
         <w:rPr>
           <w:rFonts w:ascii="Times New Roman" w:hAnsi="Times New Roman" w:cs="Times New Roman"/>
         </w:rPr>
-        <w:t>. The very test the Formula of Concord makes the Lutheran boundary marker against Reformed Eucharistic theology in 1577 is absent from the CB's 1575 articulation. The silence is the same silence the </w:t>
+        <w:t xml:space="preserve">. The very test the Formula of Concord makes the Lutheran boundary marker against Reformed Eucharistic theology in </w:t>
+      </w:r>
+      <w:r>
+        <w:rPr>
+          <w:rFonts w:ascii="Times New Roman" w:hAnsi="Times New Roman" w:cs="Times New Roman"/>
+        </w:rPr>
+        <w:lastRenderedPageBreak/>
+        <w:t>1577 is absent from the CB</w:t>
+      </w:r>
+      <w:r>
+        <w:rPr>
+          <w:rFonts w:ascii="Times New Roman" w:hAnsi="Times New Roman" w:cs="Times New Roman"/>
+        </w:rPr>
+        <w:t>’</w:t>
+      </w:r>
+      <w:r>
+        <w:rPr>
+          <w:rFonts w:ascii="Times New Roman" w:hAnsi="Times New Roman" w:cs="Times New Roman"/>
+        </w:rPr>
+        <w:t>s 1575 articulation. The silence is the same silence the </w:t>
       </w:r>
       <w:proofErr w:type="gramStart"/>
       <w:r>
@@ -9050,7 +12570,13 @@
         <w:rPr>
           <w:rFonts w:ascii="Times New Roman" w:hAnsi="Times New Roman" w:cs="Times New Roman"/>
         </w:rPr>
-        <w:t>'s</w:t>
+        <w:t>’</w:t>
+      </w:r>
+      <w:r>
+        <w:rPr>
+          <w:rFonts w:ascii="Times New Roman" w:hAnsi="Times New Roman" w:cs="Times New Roman"/>
+        </w:rPr>
+        <w:t>s</w:t>
       </w:r>
       <w:proofErr w:type="spellEnd"/>
       <w:r>
@@ -9085,14 +12611,7 @@
         <w:rPr>
           <w:rFonts w:ascii="Times New Roman" w:hAnsi="Times New Roman" w:cs="Times New Roman"/>
         </w:rPr>
-        <w:t xml:space="preserve"> inaccurate but conceptually misleading. It misses the very thing that makes the CB an interesting document — its deliberate both/and register, its silence on the </w:t>
-      </w:r>
-      <w:r>
-        <w:rPr>
-          <w:rFonts w:ascii="Times New Roman" w:hAnsi="Times New Roman" w:cs="Times New Roman"/>
-        </w:rPr>
-        <w:lastRenderedPageBreak/>
-        <w:t>post-1577 confessional markers that did not yet exist when it was drafted, and its kinship in register strategy with the moderate Lutheran liturgical documents that would follow it in the same broader regional setting.</w:t>
+        <w:t xml:space="preserve"> inaccurate but conceptually misleading. It misses the very thing that makes the CB an interesting document — its deliberate both/and register, its silence on the post-1577 confessional markers that did not yet exist when it was drafted, and its kinship in register strategy with the moderate Lutheran liturgical documents that would follow it in the same broader regional setting.</w:t>
       </w:r>
     </w:p>
     <w:p>
@@ -9108,7 +12627,23 @@
           <w:b/>
           <w:bCs/>
         </w:rPr>
-        <w:t>The Cithara Sanctorum's editorial method</w:t>
+        <w:t>The Cithara Sanctorum</w:t>
+      </w:r>
+      <w:r>
+        <w:rPr>
+          <w:rFonts w:ascii="Times New Roman" w:hAnsi="Times New Roman" w:cs="Times New Roman"/>
+          <w:b/>
+          <w:bCs/>
+        </w:rPr>
+        <w:t>’</w:t>
+      </w:r>
+      <w:r>
+        <w:rPr>
+          <w:rFonts w:ascii="Times New Roman" w:hAnsi="Times New Roman" w:cs="Times New Roman"/>
+          <w:b/>
+          <w:bCs/>
+        </w:rPr>
+        <w:t>s editorial method</w:t>
       </w:r>
     </w:p>
     <w:p>
@@ -9123,7 +12658,19 @@
         <w:rPr>
           <w:rFonts w:ascii="Times New Roman" w:hAnsi="Times New Roman" w:cs="Times New Roman"/>
         </w:rPr>
-        <w:t>Tranovský's</w:t>
+        <w:t>Tranovský</w:t>
+      </w:r>
+      <w:r>
+        <w:rPr>
+          <w:rFonts w:ascii="Times New Roman" w:hAnsi="Times New Roman" w:cs="Times New Roman"/>
+        </w:rPr>
+        <w:t>’</w:t>
+      </w:r>
+      <w:r>
+        <w:rPr>
+          <w:rFonts w:ascii="Times New Roman" w:hAnsi="Times New Roman" w:cs="Times New Roman"/>
+        </w:rPr>
+        <w:t>s</w:t>
       </w:r>
       <w:proofErr w:type="spellEnd"/>
       <w:r>
@@ -9241,7 +12788,13 @@
         <w:rPr>
           <w:rFonts w:ascii="Times New Roman" w:hAnsi="Times New Roman" w:cs="Times New Roman"/>
         </w:rPr>
-        <w:t xml:space="preserve">'s anonymous scribe had performed a half-century earlier at a smaller intra-confessional crossing. Both are </w:t>
+        <w:t>’</w:t>
+      </w:r>
+      <w:r>
+        <w:rPr>
+          <w:rFonts w:ascii="Times New Roman" w:hAnsi="Times New Roman" w:cs="Times New Roman"/>
+        </w:rPr>
+        <w:t xml:space="preserve">s anonymous scribe had performed a half-century earlier at a smaller intra-confessional crossing. Both are </w:t>
       </w:r>
       <w:proofErr w:type="gramStart"/>
       <w:r>
@@ -9406,7 +12959,19 @@
         <w:rPr>
           <w:rFonts w:ascii="Times New Roman" w:hAnsi="Times New Roman" w:cs="Times New Roman"/>
         </w:rPr>
-        <w:t>. The record carries the trust signature FACTUAL / DOCUMENTED / VERIFIED — the strongest combination available in the dataset's three-axis epistemic-transparency framework — with a verification dossier documenting the warrant. The mention here gives readers a path to the underlying data and registers the open-scholarship infrastructure within which this finding was developed.</w:t>
+        <w:t>. The record carries the trust signature FACTUAL / DOCUMENTED / VERIFIED — the strongest combination available in the dataset</w:t>
+      </w:r>
+      <w:r>
+        <w:rPr>
+          <w:rFonts w:ascii="Times New Roman" w:hAnsi="Times New Roman" w:cs="Times New Roman"/>
+        </w:rPr>
+        <w:t>’</w:t>
+      </w:r>
+      <w:r>
+        <w:rPr>
+          <w:rFonts w:ascii="Times New Roman" w:hAnsi="Times New Roman" w:cs="Times New Roman"/>
+        </w:rPr>
+        <w:t>s three-axis epistemic-transparency framework — with a verification dossier documenting the warrant. The mention here gives readers a path to the underlying data and registers the open-scholarship infrastructure within which this finding was developed.</w:t>
       </w:r>
     </w:p>
     <w:p>
@@ -9420,6 +12985,7 @@
         <w:rPr>
           <w:rFonts w:ascii="Times New Roman" w:hAnsi="Times New Roman" w:cs="Times New Roman"/>
         </w:rPr>
+        <w:lastRenderedPageBreak/>
         <w:t xml:space="preserve">Two directions for further work </w:t>
       </w:r>
       <w:proofErr w:type="gramStart"/>
@@ -9434,7 +13000,19 @@
         <w:rPr>
           <w:rFonts w:ascii="Times New Roman" w:hAnsi="Times New Roman" w:cs="Times New Roman"/>
         </w:rPr>
-        <w:t xml:space="preserve"> themselves. The first is internal to Benka's edition: a systematic textual comparison of the </w:t>
+        <w:t xml:space="preserve"> themselves. The first is internal to Benka</w:t>
+      </w:r>
+      <w:r>
+        <w:rPr>
+          <w:rFonts w:ascii="Times New Roman" w:hAnsi="Times New Roman" w:cs="Times New Roman"/>
+        </w:rPr>
+        <w:t>’</w:t>
+      </w:r>
+      <w:r>
+        <w:rPr>
+          <w:rFonts w:ascii="Times New Roman" w:hAnsi="Times New Roman" w:cs="Times New Roman"/>
+        </w:rPr>
+        <w:t>s edition: a systematic textual comparison of the </w:t>
       </w:r>
       <w:proofErr w:type="gramStart"/>
       <w:r>
@@ -9562,7 +13140,19 @@
         <w:rPr>
           <w:rFonts w:ascii="Times New Roman" w:hAnsi="Times New Roman" w:cs="Times New Roman"/>
         </w:rPr>
-        <w:t xml:space="preserve"> that the Bratislava codex preserves. Both directions, pursued together, would test whether the intra-codex confessional stratification documented here is a distinctive feature of one bound exemplar or a more widespread pattern in the period's liturgical-pastoral practice.</w:t>
+        <w:t xml:space="preserve"> that the Bratislava codex preserves. Both directions, pursued together, would test whether the intra-codex confessional stratification documented here is a distinctive feature of one bound exemplar or a more widespread pattern in the period</w:t>
+      </w:r>
+      <w:r>
+        <w:rPr>
+          <w:rFonts w:ascii="Times New Roman" w:hAnsi="Times New Roman" w:cs="Times New Roman"/>
+        </w:rPr>
+        <w:t>’</w:t>
+      </w:r>
+      <w:r>
+        <w:rPr>
+          <w:rFonts w:ascii="Times New Roman" w:hAnsi="Times New Roman" w:cs="Times New Roman"/>
+        </w:rPr>
+        <w:t>s liturgical-pastoral practice.</w:t>
       </w:r>
     </w:p>
     <w:p>
@@ -9656,14 +13246,7 @@
         <w:rPr>
           <w:rFonts w:ascii="Times New Roman" w:hAnsi="Times New Roman" w:cs="Times New Roman"/>
         </w:rPr>
-        <w:t xml:space="preserve"> 1585 preserves, in its bound co-presence of print and manuscript, two registers of the same Lutheran Eucharistic theology. The printed Czech agenda operates moderately, anchored in faith in the words of institution but silent on the polemical distinctives the post-Formula </w:t>
-      </w:r>
-      <w:r>
-        <w:rPr>
-          <w:rFonts w:ascii="Times New Roman" w:hAnsi="Times New Roman" w:cs="Times New Roman"/>
-        </w:rPr>
-        <w:lastRenderedPageBreak/>
-        <w:t>disciplinary atmosphere had begun to require. The manuscript Slovak supplement, written four years later in the mining-town milieu, articulates the same theology with explicit </w:t>
+        <w:t> 1585 preserves, in its bound co-presence of print and manuscript, two registers of the same Lutheran Eucharistic theology. The printed Czech agenda operates moderately, anchored in faith in the words of institution but silent on the polemical distinctives the post-Formula disciplinary atmosphere had begun to require. The manuscript Slovak supplement, written four years later in the mining-town milieu, articulates the same theology with explicit </w:t>
       </w:r>
       <w:proofErr w:type="spellStart"/>
       <w:r>
@@ -9725,7 +13308,19 @@
         <w:rPr>
           <w:rFonts w:ascii="Times New Roman" w:hAnsi="Times New Roman" w:cs="Times New Roman"/>
         </w:rPr>
-        <w:t xml:space="preserve"> thesis is the substance of this paper's contribution. Confessional sharpening, on the standard account, is the work performed </w:t>
+        <w:t xml:space="preserve"> thesis is the substance of this paper</w:t>
+      </w:r>
+      <w:r>
+        <w:rPr>
+          <w:rFonts w:ascii="Times New Roman" w:hAnsi="Times New Roman" w:cs="Times New Roman"/>
+        </w:rPr>
+        <w:t>’</w:t>
+      </w:r>
+      <w:r>
+        <w:rPr>
+          <w:rFonts w:ascii="Times New Roman" w:hAnsi="Times New Roman" w:cs="Times New Roman"/>
+        </w:rPr>
+        <w:t xml:space="preserve">s contribution. Confessional sharpening, on the standard account, is the work performed </w:t>
       </w:r>
       <w:proofErr w:type="gramStart"/>
       <w:r>
@@ -9767,14 +13362,32 @@
         <w:rPr>
           <w:rFonts w:ascii="Times New Roman" w:hAnsi="Times New Roman" w:cs="Times New Roman"/>
         </w:rPr>
-        <w:t xml:space="preserve">'s own editorial register, and what the same diagnostic might reveal when applied to </w:t>
-      </w:r>
-      <w:proofErr w:type="spellStart"/>
-      <w:r>
-        <w:rPr>
-          <w:rFonts w:ascii="Times New Roman" w:hAnsi="Times New Roman" w:cs="Times New Roman"/>
-        </w:rPr>
-        <w:t>Tranovský's</w:t>
+        <w:t>’</w:t>
+      </w:r>
+      <w:r>
+        <w:rPr>
+          <w:rFonts w:ascii="Times New Roman" w:hAnsi="Times New Roman" w:cs="Times New Roman"/>
+        </w:rPr>
+        <w:t xml:space="preserve">s own editorial register, and what the same diagnostic might reveal when applied to </w:t>
+      </w:r>
+      <w:proofErr w:type="spellStart"/>
+      <w:r>
+        <w:rPr>
+          <w:rFonts w:ascii="Times New Roman" w:hAnsi="Times New Roman" w:cs="Times New Roman"/>
+        </w:rPr>
+        <w:t>Tranovský</w:t>
+      </w:r>
+      <w:r>
+        <w:rPr>
+          <w:rFonts w:ascii="Times New Roman" w:hAnsi="Times New Roman" w:cs="Times New Roman"/>
+        </w:rPr>
+        <w:t>’</w:t>
+      </w:r>
+      <w:r>
+        <w:rPr>
+          <w:rFonts w:ascii="Times New Roman" w:hAnsi="Times New Roman" w:cs="Times New Roman"/>
+        </w:rPr>
+        <w:t>s</w:t>
       </w:r>
       <w:proofErr w:type="spellEnd"/>
       <w:r>
@@ -9889,6 +13502,7 @@
         <w:rPr>
           <w:rFonts w:ascii="Times New Roman" w:hAnsi="Times New Roman" w:cs="Times New Roman"/>
         </w:rPr>
+        <w:lastRenderedPageBreak/>
         <w:t>This work was supported by the Slovak Research and Development Agency under the Contract no. APVV-24-0484. </w:t>
       </w:r>
       <w:hyperlink r:id="rId43" w:anchor="fnref1" w:history="1">
@@ -9974,7 +13588,19 @@
         <w:rPr>
           <w:rFonts w:ascii="Times New Roman" w:hAnsi="Times New Roman" w:cs="Times New Roman"/>
         </w:rPr>
-        <w:t>Tranovský's</w:t>
+        <w:t>Tranovský</w:t>
+      </w:r>
+      <w:r>
+        <w:rPr>
+          <w:rFonts w:ascii="Times New Roman" w:hAnsi="Times New Roman" w:cs="Times New Roman"/>
+        </w:rPr>
+        <w:t>’</w:t>
+      </w:r>
+      <w:r>
+        <w:rPr>
+          <w:rFonts w:ascii="Times New Roman" w:hAnsi="Times New Roman" w:cs="Times New Roman"/>
+        </w:rPr>
+        <w:t>s</w:t>
       </w:r>
       <w:proofErr w:type="spellEnd"/>
       <w:r>
@@ -10508,14 +14134,7 @@
         <w:rPr>
           <w:rFonts w:ascii="Times New Roman" w:hAnsi="Times New Roman" w:cs="Times New Roman"/>
         </w:rPr>
-        <w:t>ISBN 978-80-223-5971-</w:t>
-      </w:r>
-      <w:r>
-        <w:rPr>
-          <w:rFonts w:ascii="Times New Roman" w:hAnsi="Times New Roman" w:cs="Times New Roman"/>
-        </w:rPr>
-        <w:lastRenderedPageBreak/>
-        <w:t xml:space="preserve">9 (print); 978-80-223-6072-2 (online). The edition is freely available under a CC BY-SA 4.0 </w:t>
+        <w:t xml:space="preserve">ISBN 978-80-223-5971-9 (print); 978-80-223-6072-2 (online). The edition is freely available under a CC BY-SA 4.0 </w:t>
       </w:r>
       <w:proofErr w:type="spellStart"/>
       <w:r>
@@ -10760,7 +14379,19 @@
         <w:rPr>
           <w:rFonts w:ascii="Times New Roman" w:hAnsi="Times New Roman" w:cs="Times New Roman"/>
         </w:rPr>
-        <w:t>The verbatim quotations from both witnesses, with Benka's analytical observations, will be examined in detail in §§3–4 below. </w:t>
+        <w:t>The verbatim quotations from both witnesses, with Benka</w:t>
+      </w:r>
+      <w:r>
+        <w:rPr>
+          <w:rFonts w:ascii="Times New Roman" w:hAnsi="Times New Roman" w:cs="Times New Roman"/>
+        </w:rPr>
+        <w:t>’</w:t>
+      </w:r>
+      <w:r>
+        <w:rPr>
+          <w:rFonts w:ascii="Times New Roman" w:hAnsi="Times New Roman" w:cs="Times New Roman"/>
+        </w:rPr>
+        <w:t>s analytical observations, will be examined in detail in §§3–4 below. </w:t>
       </w:r>
       <w:hyperlink r:id="rId48" w:anchor="fnref6" w:history="1">
         <w:r>
@@ -10943,7 +14574,19 @@
         <w:rPr>
           <w:rFonts w:ascii="Times New Roman" w:hAnsi="Times New Roman" w:cs="Times New Roman"/>
         </w:rPr>
-        <w:t>, 2024, pp. 10 – 90 (Benka's historical introduction); the editorial reconstruction of the codex is described in detail at pp. 104 – 106. </w:t>
+        <w:t>, 2024, pp. 10 – 90 (Benka</w:t>
+      </w:r>
+      <w:r>
+        <w:rPr>
+          <w:rFonts w:ascii="Times New Roman" w:hAnsi="Times New Roman" w:cs="Times New Roman"/>
+        </w:rPr>
+        <w:t>’</w:t>
+      </w:r>
+      <w:r>
+        <w:rPr>
+          <w:rFonts w:ascii="Times New Roman" w:hAnsi="Times New Roman" w:cs="Times New Roman"/>
+        </w:rPr>
+        <w:t>s historical introduction); the editorial reconstruction of the codex is described in detail at pp. 104 – 106. </w:t>
       </w:r>
       <w:hyperlink r:id="rId49" w:anchor="fnref7" w:history="1">
         <w:r>
@@ -11173,14 +14816,32 @@
         <w:rPr>
           <w:rFonts w:ascii="Times New Roman" w:hAnsi="Times New Roman" w:cs="Times New Roman"/>
         </w:rPr>
-        <w:t>'s</w:t>
-      </w:r>
-      <w:proofErr w:type="spellEnd"/>
-      <w:r>
-        <w:rPr>
-          <w:rFonts w:ascii="Times New Roman" w:hAnsi="Times New Roman" w:cs="Times New Roman"/>
-        </w:rPr>
-        <w:t xml:space="preserve"> preface (the preface itself is reproduced at pp. 108 – 112 of the edition). The Czech-language formulation Benka highlights is "ani </w:t>
+        <w:t>’</w:t>
+      </w:r>
+      <w:r>
+        <w:rPr>
+          <w:rFonts w:ascii="Times New Roman" w:hAnsi="Times New Roman" w:cs="Times New Roman"/>
+        </w:rPr>
+        <w:t>s</w:t>
+      </w:r>
+      <w:proofErr w:type="spellEnd"/>
+      <w:r>
+        <w:rPr>
+          <w:rFonts w:ascii="Times New Roman" w:hAnsi="Times New Roman" w:cs="Times New Roman"/>
+        </w:rPr>
+        <w:t xml:space="preserve"> preface (the preface itself is reproduced at pp. 108 – 112 of the edition). The Czech-language formulation Benka highlights is </w:t>
+      </w:r>
+      <w:r>
+        <w:rPr>
+          <w:rFonts w:ascii="Times New Roman" w:hAnsi="Times New Roman" w:cs="Times New Roman"/>
+        </w:rPr>
+        <w:t>“</w:t>
+      </w:r>
+      <w:r>
+        <w:rPr>
+          <w:rFonts w:ascii="Times New Roman" w:hAnsi="Times New Roman" w:cs="Times New Roman"/>
+        </w:rPr>
+        <w:t xml:space="preserve">ani </w:t>
       </w:r>
       <w:proofErr w:type="spellStart"/>
       <w:r>
@@ -11208,7 +14869,13 @@
         <w:rPr>
           <w:rFonts w:ascii="Times New Roman" w:hAnsi="Times New Roman" w:cs="Times New Roman"/>
         </w:rPr>
-        <w:t>" (p. 15 of the introductory study). </w:t>
+        <w:t>”</w:t>
+      </w:r>
+      <w:r>
+        <w:rPr>
+          <w:rFonts w:ascii="Times New Roman" w:hAnsi="Times New Roman" w:cs="Times New Roman"/>
+        </w:rPr>
+        <w:t xml:space="preserve"> (p. 15 of the introductory study). </w:t>
       </w:r>
       <w:hyperlink r:id="rId50" w:anchor="fnref8" w:history="1">
         <w:r>
@@ -11502,7 +15169,19 @@
         <w:rPr>
           <w:rFonts w:ascii="Times New Roman" w:hAnsi="Times New Roman" w:cs="Times New Roman"/>
         </w:rPr>
-        <w:t>, 2024, pp. 77 – 78, where Benka discusses Georg Creutzer's handbook for identifying hidden Calvinists, in which the denial of </w:t>
+        <w:t>, 2024, pp. 77 – 78, where Benka discusses Georg Creutzer</w:t>
+      </w:r>
+      <w:r>
+        <w:rPr>
+          <w:rFonts w:ascii="Times New Roman" w:hAnsi="Times New Roman" w:cs="Times New Roman"/>
+        </w:rPr>
+        <w:t>’</w:t>
+      </w:r>
+      <w:r>
+        <w:rPr>
+          <w:rFonts w:ascii="Times New Roman" w:hAnsi="Times New Roman" w:cs="Times New Roman"/>
+        </w:rPr>
+        <w:t>s handbook for identifying hidden Calvinists, in which the denial of </w:t>
       </w:r>
       <w:proofErr w:type="spellStart"/>
       <w:r>
@@ -11573,6 +15252,7 @@
           <w:rFonts w:ascii="Times New Roman" w:hAnsi="Times New Roman" w:cs="Times New Roman"/>
           <w:lang w:val="de-DE"/>
         </w:rPr>
+        <w:lastRenderedPageBreak/>
         <w:t>CSEPREGI, Z.: Die Confessio Pentapolitana: Fragen nach Autorschaft und Datierung. In: KÓNYA, P. (ed.): </w:t>
       </w:r>
       <w:r>
@@ -11642,7 +15322,25 @@
           <w:iCs/>
           <w:lang w:val="de-DE"/>
         </w:rPr>
-        <w:t xml:space="preserve">…" </w:t>
+        <w:t>…</w:t>
+      </w:r>
+      <w:r>
+        <w:rPr>
+          <w:rFonts w:ascii="Times New Roman" w:hAnsi="Times New Roman" w:cs="Times New Roman"/>
+          <w:i/>
+          <w:iCs/>
+          <w:lang w:val="de-DE"/>
+        </w:rPr>
+        <w:t>”</w:t>
+      </w:r>
+      <w:r>
+        <w:rPr>
+          <w:rFonts w:ascii="Times New Roman" w:hAnsi="Times New Roman" w:cs="Times New Roman"/>
+          <w:i/>
+          <w:iCs/>
+          <w:lang w:val="de-DE"/>
+        </w:rPr>
+        <w:t xml:space="preserve"> </w:t>
       </w:r>
       <w:proofErr w:type="spellStart"/>
       <w:r>
@@ -12465,9 +16163,8 @@
           <w:iCs/>
           <w:lang w:val="de-DE"/>
         </w:rPr>
-        <w:t xml:space="preserve">…" </w:t>
-      </w:r>
-      <w:proofErr w:type="spellStart"/>
+        <w:t>…</w:t>
+      </w:r>
       <w:r>
         <w:rPr>
           <w:rFonts w:ascii="Times New Roman" w:hAnsi="Times New Roman" w:cs="Times New Roman"/>
@@ -12475,6 +16172,25 @@
           <w:iCs/>
           <w:lang w:val="de-DE"/>
         </w:rPr>
+        <w:t>”</w:t>
+      </w:r>
+      <w:r>
+        <w:rPr>
+          <w:rFonts w:ascii="Times New Roman" w:hAnsi="Times New Roman" w:cs="Times New Roman"/>
+          <w:i/>
+          <w:iCs/>
+          <w:lang w:val="de-DE"/>
+        </w:rPr>
+        <w:t xml:space="preserve"> </w:t>
+      </w:r>
+      <w:proofErr w:type="spellStart"/>
+      <w:r>
+        <w:rPr>
+          <w:rFonts w:ascii="Times New Roman" w:hAnsi="Times New Roman" w:cs="Times New Roman"/>
+          <w:i/>
+          <w:iCs/>
+          <w:lang w:val="de-DE"/>
+        </w:rPr>
         <w:t>Štúdie</w:t>
       </w:r>
       <w:proofErr w:type="spellEnd"/>
@@ -12773,7 +16489,19 @@
         <w:rPr>
           <w:rFonts w:ascii="Times New Roman" w:hAnsi="Times New Roman" w:cs="Times New Roman"/>
         </w:rPr>
-        <w:t>, 2009, pp. 73 – 85, here pp. 73 – 76. This corrects an older protestant-historiographical reading that took the 1548 diet's measures as constituting a </w:t>
+        <w:t>, 2009, pp. 73 – 85, here pp. 73 – 76. This corrects an older protestant-historiographical reading that took the 1548 diet</w:t>
+      </w:r>
+      <w:r>
+        <w:rPr>
+          <w:rFonts w:ascii="Times New Roman" w:hAnsi="Times New Roman" w:cs="Times New Roman"/>
+        </w:rPr>
+        <w:t>’</w:t>
+      </w:r>
+      <w:r>
+        <w:rPr>
+          <w:rFonts w:ascii="Times New Roman" w:hAnsi="Times New Roman" w:cs="Times New Roman"/>
+        </w:rPr>
+        <w:t>s measures as constituting a </w:t>
       </w:r>
       <w:r>
         <w:rPr>
@@ -12787,14 +16515,7 @@
         <w:rPr>
           <w:rFonts w:ascii="Times New Roman" w:hAnsi="Times New Roman" w:cs="Times New Roman"/>
         </w:rPr>
-        <w:t xml:space="preserve"> toleration of the Augsburg Confession; Csepregi shows that the diet aimed </w:t>
-      </w:r>
-      <w:r>
-        <w:rPr>
-          <w:rFonts w:ascii="Times New Roman" w:hAnsi="Times New Roman" w:cs="Times New Roman"/>
-        </w:rPr>
-        <w:lastRenderedPageBreak/>
-        <w:t>at </w:t>
+        <w:t> toleration of the Augsburg Confession; Csepregi shows that the diet aimed at </w:t>
       </w:r>
       <w:proofErr w:type="spellStart"/>
       <w:r>
@@ -13363,7 +17084,19 @@
         <w:rPr>
           <w:rFonts w:ascii="Times New Roman" w:hAnsi="Times New Roman" w:cs="Times New Roman"/>
         </w:rPr>
-        <w:t>The structural homology with the Lutheran Mass-orders of the German lands is discussed in Benka's introductory study at pp. 60 – 70. </w:t>
+        <w:t>The structural homology with the Lutheran Mass-orders of the German lands is discussed in Benka</w:t>
+      </w:r>
+      <w:r>
+        <w:rPr>
+          <w:rFonts w:ascii="Times New Roman" w:hAnsi="Times New Roman" w:cs="Times New Roman"/>
+        </w:rPr>
+        <w:t>’</w:t>
+      </w:r>
+      <w:r>
+        <w:rPr>
+          <w:rFonts w:ascii="Times New Roman" w:hAnsi="Times New Roman" w:cs="Times New Roman"/>
+        </w:rPr>
+        <w:t>s introductory study at pp. 60 – 70. </w:t>
       </w:r>
       <w:hyperlink r:id="rId57" w:anchor="fnref15" w:history="1">
         <w:r>
@@ -13399,7 +17132,19 @@
         <w:rPr>
           <w:rFonts w:ascii="Times New Roman" w:hAnsi="Times New Roman" w:cs="Times New Roman"/>
         </w:rPr>
-        <w:t>For Luther's terminological retention, see LUTHER, M.: </w:t>
+        <w:t>For Luther</w:t>
+      </w:r>
+      <w:r>
+        <w:rPr>
+          <w:rFonts w:ascii="Times New Roman" w:hAnsi="Times New Roman" w:cs="Times New Roman"/>
+        </w:rPr>
+        <w:t>’</w:t>
+      </w:r>
+      <w:r>
+        <w:rPr>
+          <w:rFonts w:ascii="Times New Roman" w:hAnsi="Times New Roman" w:cs="Times New Roman"/>
+        </w:rPr>
+        <w:t>s terminological retention, see LUTHER, M.: </w:t>
       </w:r>
       <w:r>
         <w:rPr>
@@ -13521,7 +17266,13 @@
         <w:rPr>
           <w:rFonts w:ascii="Times New Roman" w:hAnsi="Times New Roman" w:cs="Times New Roman"/>
         </w:rPr>
-        <w:t>'s</w:t>
+        <w:t>’</w:t>
+      </w:r>
+      <w:r>
+        <w:rPr>
+          <w:rFonts w:ascii="Times New Roman" w:hAnsi="Times New Roman" w:cs="Times New Roman"/>
+        </w:rPr>
+        <w:t>s</w:t>
       </w:r>
       <w:proofErr w:type="spellEnd"/>
       <w:r>
@@ -13772,7 +17523,19 @@
         <w:rPr>
           <w:rFonts w:ascii="Times New Roman" w:hAnsi="Times New Roman" w:cs="Times New Roman"/>
         </w:rPr>
-        <w:t xml:space="preserve">The translation is mine. An exactly parallel formula immediately follows for the cup: "Toho </w:t>
+        <w:t xml:space="preserve">The translation is mine. An exactly parallel formula immediately follows for the cup: </w:t>
+      </w:r>
+      <w:r>
+        <w:rPr>
+          <w:rFonts w:ascii="Times New Roman" w:hAnsi="Times New Roman" w:cs="Times New Roman"/>
+        </w:rPr>
+        <w:t>“</w:t>
+      </w:r>
+      <w:r>
+        <w:rPr>
+          <w:rFonts w:ascii="Times New Roman" w:hAnsi="Times New Roman" w:cs="Times New Roman"/>
+        </w:rPr>
+        <w:t xml:space="preserve">Toho </w:t>
       </w:r>
       <w:proofErr w:type="spellStart"/>
       <w:r>
@@ -13884,7 +17647,37 @@
         <w:rPr>
           <w:rFonts w:ascii="Times New Roman" w:hAnsi="Times New Roman" w:cs="Times New Roman"/>
         </w:rPr>
-        <w:t>" ("For sure proof and testimony of this, I give you my Blood for drink"), p. 143. </w:t>
+        <w:t>”</w:t>
+      </w:r>
+      <w:r>
+        <w:rPr>
+          <w:rFonts w:ascii="Times New Roman" w:hAnsi="Times New Roman" w:cs="Times New Roman"/>
+        </w:rPr>
+        <w:t xml:space="preserve"> (</w:t>
+      </w:r>
+      <w:r>
+        <w:rPr>
+          <w:rFonts w:ascii="Times New Roman" w:hAnsi="Times New Roman" w:cs="Times New Roman"/>
+        </w:rPr>
+        <w:t>“</w:t>
+      </w:r>
+      <w:r>
+        <w:rPr>
+          <w:rFonts w:ascii="Times New Roman" w:hAnsi="Times New Roman" w:cs="Times New Roman"/>
+        </w:rPr>
+        <w:t>For sure proof and testimony of this, I give you my Blood for drink</w:t>
+      </w:r>
+      <w:r>
+        <w:rPr>
+          <w:rFonts w:ascii="Times New Roman" w:hAnsi="Times New Roman" w:cs="Times New Roman"/>
+        </w:rPr>
+        <w:t>”</w:t>
+      </w:r>
+      <w:r>
+        <w:rPr>
+          <w:rFonts w:ascii="Times New Roman" w:hAnsi="Times New Roman" w:cs="Times New Roman"/>
+        </w:rPr>
+        <w:t>), p. 143. </w:t>
       </w:r>
       <w:hyperlink r:id="rId59" w:anchor="fnref17" w:history="1">
         <w:r>
@@ -14105,6 +17898,7 @@
           <w:rFonts w:ascii="Times New Roman" w:hAnsi="Times New Roman" w:cs="Times New Roman"/>
           <w:lang w:val="pt-PT"/>
         </w:rPr>
+        <w:lastRenderedPageBreak/>
         <w:t>BENKA, P. (ed.): </w:t>
       </w:r>
       <w:r>
@@ -14476,21 +18270,13 @@
         <w:rPr>
           <w:rFonts w:ascii="Times New Roman" w:hAnsi="Times New Roman" w:cs="Times New Roman"/>
         </w:rPr>
-        <w:t xml:space="preserve">, 2024, pp. 149 – 150 (Form 2 of the Thanksgiving). </w:t>
-      </w:r>
-      <w:proofErr w:type="gramStart"/>
-      <w:r>
-        <w:rPr>
-          <w:rFonts w:ascii="Times New Roman" w:hAnsi="Times New Roman" w:cs="Times New Roman"/>
-        </w:rPr>
-        <w:t>Form</w:t>
-      </w:r>
-      <w:proofErr w:type="gramEnd"/>
-      <w:r>
-        <w:rPr>
-          <w:rFonts w:ascii="Times New Roman" w:hAnsi="Times New Roman" w:cs="Times New Roman"/>
-        </w:rPr>
-        <w:t xml:space="preserve"> 1 of the Thanksgiving (p. 149) speaks more generically of "</w:t>
+        <w:t xml:space="preserve">, 2024, pp. 149 – 150 (Form 2 of the Thanksgiving). Form 1 of the Thanksgiving (p. 149) speaks more generically of </w:t>
+      </w:r>
+      <w:r>
+        <w:rPr>
+          <w:rFonts w:ascii="Times New Roman" w:hAnsi="Times New Roman" w:cs="Times New Roman"/>
+        </w:rPr>
+        <w:t>“</w:t>
       </w:r>
       <w:proofErr w:type="spellStart"/>
       <w:r>
@@ -14532,21 +18318,37 @@
         <w:rPr>
           <w:rFonts w:ascii="Times New Roman" w:hAnsi="Times New Roman" w:cs="Times New Roman"/>
         </w:rPr>
-        <w:t>" ("these salvific gifts</w:t>
-      </w:r>
-      <w:proofErr w:type="gramStart"/>
-      <w:r>
-        <w:rPr>
-          <w:rFonts w:ascii="Times New Roman" w:hAnsi="Times New Roman" w:cs="Times New Roman"/>
-        </w:rPr>
-        <w:t>") —</w:t>
-      </w:r>
-      <w:proofErr w:type="gramEnd"/>
-      <w:r>
-        <w:rPr>
-          <w:rFonts w:ascii="Times New Roman" w:hAnsi="Times New Roman" w:cs="Times New Roman"/>
-        </w:rPr>
-        <w:t xml:space="preserve"> even more open in its identification of what has been received. </w:t>
+        <w:t>”</w:t>
+      </w:r>
+      <w:r>
+        <w:rPr>
+          <w:rFonts w:ascii="Times New Roman" w:hAnsi="Times New Roman" w:cs="Times New Roman"/>
+        </w:rPr>
+        <w:t xml:space="preserve"> (</w:t>
+      </w:r>
+      <w:r>
+        <w:rPr>
+          <w:rFonts w:ascii="Times New Roman" w:hAnsi="Times New Roman" w:cs="Times New Roman"/>
+        </w:rPr>
+        <w:t>“</w:t>
+      </w:r>
+      <w:r>
+        <w:rPr>
+          <w:rFonts w:ascii="Times New Roman" w:hAnsi="Times New Roman" w:cs="Times New Roman"/>
+        </w:rPr>
+        <w:t>these salvific gifts</w:t>
+      </w:r>
+      <w:r>
+        <w:rPr>
+          <w:rFonts w:ascii="Times New Roman" w:hAnsi="Times New Roman" w:cs="Times New Roman"/>
+        </w:rPr>
+        <w:t>”</w:t>
+      </w:r>
+      <w:r>
+        <w:rPr>
+          <w:rFonts w:ascii="Times New Roman" w:hAnsi="Times New Roman" w:cs="Times New Roman"/>
+        </w:rPr>
+        <w:t>) — even more open in its identification of what has been received. </w:t>
       </w:r>
       <w:hyperlink r:id="rId63" w:anchor="fnref21" w:history="1">
         <w:r>
@@ -14805,7 +18607,19 @@
         <w:rPr>
           <w:rFonts w:ascii="Times New Roman" w:hAnsi="Times New Roman" w:cs="Times New Roman"/>
         </w:rPr>
-        <w:t xml:space="preserve"> 105 of Benka's editorial methodology. </w:t>
+        <w:t xml:space="preserve"> 105 of Benka</w:t>
+      </w:r>
+      <w:r>
+        <w:rPr>
+          <w:rFonts w:ascii="Times New Roman" w:hAnsi="Times New Roman" w:cs="Times New Roman"/>
+        </w:rPr>
+        <w:t>’</w:t>
+      </w:r>
+      <w:r>
+        <w:rPr>
+          <w:rFonts w:ascii="Times New Roman" w:hAnsi="Times New Roman" w:cs="Times New Roman"/>
+        </w:rPr>
+        <w:t>s editorial methodology. </w:t>
       </w:r>
       <w:hyperlink r:id="rId64" w:anchor="fnref22" w:history="1">
         <w:r>
@@ -14955,14 +18769,19 @@
         <w:rPr>
           <w:rFonts w:ascii="Times New Roman" w:hAnsi="Times New Roman" w:cs="Times New Roman"/>
         </w:rPr>
-        <w:t xml:space="preserve">Benka discusses Georg Creutzer's </w:t>
-      </w:r>
-      <w:r>
-        <w:rPr>
-          <w:rFonts w:ascii="Times New Roman" w:hAnsi="Times New Roman" w:cs="Times New Roman"/>
-        </w:rPr>
-        <w:lastRenderedPageBreak/>
-        <w:t>handbook, in which the denial of </w:t>
+        <w:t>Benka discusses Georg Creutzer</w:t>
+      </w:r>
+      <w:r>
+        <w:rPr>
+          <w:rFonts w:ascii="Times New Roman" w:hAnsi="Times New Roman" w:cs="Times New Roman"/>
+        </w:rPr>
+        <w:t>’</w:t>
+      </w:r>
+      <w:r>
+        <w:rPr>
+          <w:rFonts w:ascii="Times New Roman" w:hAnsi="Times New Roman" w:cs="Times New Roman"/>
+        </w:rPr>
+        <w:t>s handbook, in which the denial of </w:t>
       </w:r>
       <w:proofErr w:type="spellStart"/>
       <w:r>
@@ -15214,7 +19033,13 @@
         <w:rPr>
           <w:rFonts w:ascii="Times New Roman" w:hAnsi="Times New Roman" w:cs="Times New Roman"/>
         </w:rPr>
-        <w:t>. St. Louis: Concordia Publishing House, 1921, pp. 971 – 1015. The corresponding Latin formula of FC SD VII reads: "</w:t>
+        <w:t xml:space="preserve">. St. Louis: Concordia Publishing House, 1921, pp. 971 – 1015. The corresponding Latin formula of FC SD VII reads: </w:t>
+      </w:r>
+      <w:r>
+        <w:rPr>
+          <w:rFonts w:ascii="Times New Roman" w:hAnsi="Times New Roman" w:cs="Times New Roman"/>
+        </w:rPr>
+        <w:t>“</w:t>
       </w:r>
       <w:proofErr w:type="spellStart"/>
       <w:r>
@@ -15446,7 +19271,13 @@
         <w:rPr>
           <w:rFonts w:ascii="Times New Roman" w:hAnsi="Times New Roman" w:cs="Times New Roman"/>
         </w:rPr>
-        <w:t>" (Triglot ed., p. 990, §16). </w:t>
+        <w:t>”</w:t>
+      </w:r>
+      <w:r>
+        <w:rPr>
+          <w:rFonts w:ascii="Times New Roman" w:hAnsi="Times New Roman" w:cs="Times New Roman"/>
+        </w:rPr>
+        <w:t xml:space="preserve"> (Triglot ed., p. 990, §16). </w:t>
       </w:r>
       <w:hyperlink r:id="rId67" w:anchor="fnref25" w:history="1">
         <w:r>
@@ -15754,7 +19585,19 @@
         <w:rPr>
           <w:rFonts w:ascii="Times New Roman" w:hAnsi="Times New Roman" w:cs="Times New Roman"/>
         </w:rPr>
-        <w:t>. Brill's Companions to the Christian Tradition 11. Leiden: Brill, 2008. </w:t>
+        <w:t>. Brill</w:t>
+      </w:r>
+      <w:r>
+        <w:rPr>
+          <w:rFonts w:ascii="Times New Roman" w:hAnsi="Times New Roman" w:cs="Times New Roman"/>
+        </w:rPr>
+        <w:t>’</w:t>
+      </w:r>
+      <w:r>
+        <w:rPr>
+          <w:rFonts w:ascii="Times New Roman" w:hAnsi="Times New Roman" w:cs="Times New Roman"/>
+        </w:rPr>
+        <w:t>s Companions to the Christian Tradition 11. Leiden: Brill, 2008. </w:t>
       </w:r>
       <w:hyperlink r:id="rId69" w:anchor="fnref27" w:history="1">
         <w:r>
@@ -16103,7 +19946,19 @@
         <w:rPr>
           <w:rFonts w:ascii="Times New Roman" w:hAnsi="Times New Roman" w:cs="Times New Roman"/>
         </w:rPr>
-        <w:t>Bystrica's</w:t>
+        <w:t>Bystrica</w:t>
+      </w:r>
+      <w:r>
+        <w:rPr>
+          <w:rFonts w:ascii="Times New Roman" w:hAnsi="Times New Roman" w:cs="Times New Roman"/>
+        </w:rPr>
+        <w:t>’</w:t>
+      </w:r>
+      <w:r>
+        <w:rPr>
+          <w:rFonts w:ascii="Times New Roman" w:hAnsi="Times New Roman" w:cs="Times New Roman"/>
+        </w:rPr>
+        <w:t>s</w:t>
       </w:r>
       <w:proofErr w:type="spellEnd"/>
       <w:r>
@@ -16147,6 +20002,7 @@
           <w:rFonts w:ascii="Times New Roman" w:hAnsi="Times New Roman" w:cs="Times New Roman"/>
           <w:lang w:val="pt-PT"/>
         </w:rPr>
+        <w:lastRenderedPageBreak/>
         <w:t>BENKA, P. (ed.): </w:t>
       </w:r>
       <w:r>
@@ -16254,7 +20110,13 @@
         <w:rPr>
           <w:rFonts w:ascii="Times New Roman" w:hAnsi="Times New Roman" w:cs="Times New Roman"/>
         </w:rPr>
-        <w:t>'s confession and Eucharistic-preparation material). </w:t>
+        <w:t>’</w:t>
+      </w:r>
+      <w:r>
+        <w:rPr>
+          <w:rFonts w:ascii="Times New Roman" w:hAnsi="Times New Roman" w:cs="Times New Roman"/>
+        </w:rPr>
+        <w:t>s confession and Eucharistic-preparation material). </w:t>
       </w:r>
       <w:hyperlink r:id="rId71" w:anchor="fnref29" w:history="1">
         <w:r>
@@ -16810,15 +20672,7 @@
           <w:rFonts w:ascii="Times New Roman" w:hAnsi="Times New Roman" w:cs="Times New Roman"/>
           <w:lang w:val="de-DE"/>
         </w:rPr>
-        <w:t xml:space="preserve">, vol. 246 (1988), pp. </w:t>
-      </w:r>
-      <w:r>
-        <w:rPr>
-          <w:rFonts w:ascii="Times New Roman" w:hAnsi="Times New Roman" w:cs="Times New Roman"/>
-          <w:lang w:val="de-DE"/>
-        </w:rPr>
-        <w:lastRenderedPageBreak/>
-        <w:t>1 – 45; REINHARD, W.: Zwang zur Konfessionalisierung? Prolegomena zu einer Theorie des konfessionellen Zeitalters. In: </w:t>
+        <w:t>, vol. 246 (1988), pp. 1 – 45; REINHARD, W.: Zwang zur Konfessionalisierung? Prolegomena zu einer Theorie des konfessionellen Zeitalters. In: </w:t>
       </w:r>
       <w:r>
         <w:rPr>
@@ -16904,7 +20758,31 @@
         <w:rPr>
           <w:rFonts w:ascii="Times New Roman" w:hAnsi="Times New Roman" w:cs="Times New Roman"/>
         </w:rPr>
-        <w:t>, see, e.g., the "Bohemian Confession" entry in older editions of the </w:t>
+        <w:t xml:space="preserve">, see, e.g., the </w:t>
+      </w:r>
+      <w:r>
+        <w:rPr>
+          <w:rFonts w:ascii="Times New Roman" w:hAnsi="Times New Roman" w:cs="Times New Roman"/>
+        </w:rPr>
+        <w:t>“</w:t>
+      </w:r>
+      <w:r>
+        <w:rPr>
+          <w:rFonts w:ascii="Times New Roman" w:hAnsi="Times New Roman" w:cs="Times New Roman"/>
+        </w:rPr>
+        <w:t>Bohemian Confession</w:t>
+      </w:r>
+      <w:r>
+        <w:rPr>
+          <w:rFonts w:ascii="Times New Roman" w:hAnsi="Times New Roman" w:cs="Times New Roman"/>
+        </w:rPr>
+        <w:t>”</w:t>
+      </w:r>
+      <w:r>
+        <w:rPr>
+          <w:rFonts w:ascii="Times New Roman" w:hAnsi="Times New Roman" w:cs="Times New Roman"/>
+        </w:rPr>
+        <w:t xml:space="preserve"> entry in older editions of the </w:t>
       </w:r>
       <w:proofErr w:type="spellStart"/>
       <w:r>
@@ -16942,7 +20820,19 @@
         <w:rPr>
           <w:rFonts w:ascii="Times New Roman" w:hAnsi="Times New Roman" w:cs="Times New Roman"/>
         </w:rPr>
-        <w:t>, and its philological refutation through close reading of the CB's Eucharistic article, is reserved for the forthcoming TEPALIT chapter. </w:t>
+        <w:t>, and its philological refutation through close reading of the CB</w:t>
+      </w:r>
+      <w:r>
+        <w:rPr>
+          <w:rFonts w:ascii="Times New Roman" w:hAnsi="Times New Roman" w:cs="Times New Roman"/>
+        </w:rPr>
+        <w:t>’</w:t>
+      </w:r>
+      <w:r>
+        <w:rPr>
+          <w:rFonts w:ascii="Times New Roman" w:hAnsi="Times New Roman" w:cs="Times New Roman"/>
+        </w:rPr>
+        <w:t>s Eucharistic article, is reserved for the forthcoming TEPALIT chapter. </w:t>
       </w:r>
       <w:hyperlink r:id="rId75" w:anchor="fnref33" w:history="1">
         <w:r>
@@ -17135,7 +21025,13 @@
         <w:rPr>
           <w:rFonts w:ascii="Times New Roman" w:hAnsi="Times New Roman" w:cs="Times New Roman"/>
         </w:rPr>
-        <w:t>'s</w:t>
+        <w:t>’</w:t>
+      </w:r>
+      <w:r>
+        <w:rPr>
+          <w:rFonts w:ascii="Times New Roman" w:hAnsi="Times New Roman" w:cs="Times New Roman"/>
+        </w:rPr>
+        <w:t>s</w:t>
       </w:r>
       <w:proofErr w:type="spellEnd"/>
       <w:r>
@@ -17493,7 +21389,19 @@
         <w:rPr>
           <w:rFonts w:ascii="Times New Roman" w:hAnsi="Times New Roman" w:cs="Times New Roman"/>
         </w:rPr>
-        <w:t>Tranovský's</w:t>
+        <w:t>Tranovský</w:t>
+      </w:r>
+      <w:r>
+        <w:rPr>
+          <w:rFonts w:ascii="Times New Roman" w:hAnsi="Times New Roman" w:cs="Times New Roman"/>
+        </w:rPr>
+        <w:t>’</w:t>
+      </w:r>
+      <w:r>
+        <w:rPr>
+          <w:rFonts w:ascii="Times New Roman" w:hAnsi="Times New Roman" w:cs="Times New Roman"/>
+        </w:rPr>
+        <w:t>s</w:t>
       </w:r>
       <w:proofErr w:type="spellEnd"/>
       <w:r>
@@ -18399,7 +22307,6 @@
   <w:style w:type="character" w:default="1" w:styleId="DefaultParagraphFont">
     <w:name w:val="Default Paragraph Font"/>
     <w:uiPriority w:val="1"/>
-    <w:semiHidden/>
     <w:unhideWhenUsed/>
   </w:style>
   <w:style w:type="table" w:default="1" w:styleId="TableNormal">
